--- a/assets/pdfs/Tirtha_Das_Banerjee_CV.docx
+++ b/assets/pdfs/Tirtha_Das_Banerjee_CV.docx
@@ -681,41 +681,62 @@
         <w:rPr>
           <w:rFonts w:ascii="Times New Roman" w:hAnsi="Times New Roman" w:cs="Times New Roman"/>
         </w:rPr>
-        <w:t xml:space="preserve">PI: </w:t>
-      </w:r>
-      <w:r>
-        <w:rPr>
-          <w:rFonts w:ascii="Times New Roman" w:hAnsi="Times New Roman" w:cs="Times New Roman"/>
-        </w:rPr>
-        <w:t>Prof</w:t>
-      </w:r>
-      <w:r>
-        <w:rPr>
-          <w:rFonts w:ascii="Times New Roman" w:hAnsi="Times New Roman" w:cs="Times New Roman"/>
-        </w:rPr>
-        <w:t>.</w:t>
-      </w:r>
-      <w:r>
-        <w:rPr>
-          <w:rFonts w:ascii="Times New Roman" w:hAnsi="Times New Roman" w:cs="Times New Roman"/>
-        </w:rPr>
-        <w:t xml:space="preserve"> Antόnia Monteiro</w:t>
-      </w:r>
-    </w:p>
-    <w:p>
-      <w:pPr>
-        <w:pStyle w:val="Default"/>
-        <w:jc w:val="both"/>
-        <w:rPr>
-          <w:rFonts w:ascii="Times New Roman" w:hAnsi="Times New Roman" w:cs="Times New Roman"/>
-        </w:rPr>
-      </w:pPr>
-      <w:r>
-        <w:rPr>
-          <w:rFonts w:ascii="Times New Roman" w:hAnsi="Times New Roman" w:cs="Times New Roman"/>
-        </w:rPr>
-        <w:t xml:space="preserve">Joining Date: </w:t>
-      </w:r>
+        <w:t>Role: 1) Development of HCR based spatial antibody-CRE detection technology.</w:t>
+      </w:r>
+    </w:p>
+    <w:p>
+      <w:pPr>
+        <w:pStyle w:val="Default"/>
+        <w:jc w:val="both"/>
+        <w:rPr>
+          <w:rFonts w:ascii="Times New Roman" w:hAnsi="Times New Roman" w:cs="Times New Roman"/>
+        </w:rPr>
+      </w:pPr>
+      <w:r>
+        <w:rPr>
+          <w:rFonts w:ascii="Times New Roman" w:hAnsi="Times New Roman" w:cs="Times New Roman"/>
+        </w:rPr>
+        <w:t>2) Integration of single cell, LCM-seq, and spatial mRNA technologies to answer the development and evolution of serial homologs.</w:t>
+      </w:r>
+    </w:p>
+    <w:p>
+      <w:pPr>
+        <w:pStyle w:val="Default"/>
+        <w:jc w:val="both"/>
+        <w:rPr>
+          <w:rFonts w:ascii="Times New Roman" w:hAnsi="Times New Roman" w:cs="Times New Roman"/>
+        </w:rPr>
+      </w:pPr>
+      <w:r>
+        <w:rPr>
+          <w:rFonts w:ascii="Times New Roman" w:hAnsi="Times New Roman" w:cs="Times New Roman"/>
+        </w:rPr>
+        <w:t>3) Exploring the combined role of reaction-diffusion and positional information in biological pattern formation.</w:t>
+      </w:r>
+    </w:p>
+    <w:p>
+      <w:pPr>
+        <w:pStyle w:val="Default"/>
+        <w:jc w:val="both"/>
+        <w:rPr>
+          <w:rFonts w:ascii="Times New Roman" w:hAnsi="Times New Roman" w:cs="Times New Roman"/>
+        </w:rPr>
+      </w:pPr>
+      <w:r>
+        <w:rPr>
+          <w:rFonts w:ascii="Times New Roman" w:hAnsi="Times New Roman" w:cs="Times New Roman"/>
+        </w:rPr>
+        <w:t>4) Identify the key Wnt signaling network genes in pattern formation during different stages of insect wing development.</w:t>
+      </w:r>
+    </w:p>
+    <w:p>
+      <w:pPr>
+        <w:pStyle w:val="Default"/>
+        <w:jc w:val="both"/>
+        <w:rPr>
+          <w:rFonts w:ascii="Times New Roman" w:hAnsi="Times New Roman" w:cs="Times New Roman"/>
+        </w:rPr>
+      </w:pPr>
       <w:r>
         <w:rPr>
           <w:rFonts w:ascii="Times New Roman" w:hAnsi="Times New Roman" w:cs="Times New Roman"/>
@@ -805,47 +826,47 @@
         <w:rPr>
           <w:rFonts w:ascii="Times New Roman" w:hAnsi="Times New Roman" w:cs="Times New Roman"/>
         </w:rPr>
-        <w:t xml:space="preserve">PI: Associate </w:t>
-      </w:r>
-      <w:r>
-        <w:rPr>
-          <w:rFonts w:ascii="Times New Roman" w:hAnsi="Times New Roman" w:cs="Times New Roman"/>
-        </w:rPr>
-        <w:t>Prof</w:t>
-      </w:r>
-      <w:r>
-        <w:rPr>
-          <w:rFonts w:ascii="Times New Roman" w:hAnsi="Times New Roman" w:cs="Times New Roman"/>
-        </w:rPr>
-        <w:t>.</w:t>
-      </w:r>
-      <w:r>
-        <w:rPr>
-          <w:rFonts w:ascii="Times New Roman" w:hAnsi="Times New Roman" w:cs="Times New Roman"/>
-        </w:rPr>
-        <w:t xml:space="preserve"> A</w:t>
-      </w:r>
-      <w:r>
-        <w:rPr>
-          <w:rFonts w:ascii="Times New Roman" w:hAnsi="Times New Roman" w:cs="Times New Roman"/>
-        </w:rPr>
-        <w:t>jay Sriram Mathuru</w:t>
-      </w:r>
-    </w:p>
-    <w:p>
-      <w:pPr>
-        <w:pStyle w:val="Default"/>
-        <w:jc w:val="both"/>
-        <w:rPr>
-          <w:rFonts w:ascii="Times New Roman" w:hAnsi="Times New Roman" w:cs="Times New Roman"/>
-        </w:rPr>
-      </w:pPr>
-      <w:r>
-        <w:rPr>
-          <w:rFonts w:ascii="Times New Roman" w:hAnsi="Times New Roman" w:cs="Times New Roman"/>
-        </w:rPr>
-        <w:t xml:space="preserve">Joining Date: </w:t>
-      </w:r>
+        <w:t>Role: 1) Development of AI driven automation systems for neurobehavioral assays.</w:t>
+      </w:r>
+    </w:p>
+    <w:p>
+      <w:pPr>
+        <w:pStyle w:val="Default"/>
+        <w:jc w:val="both"/>
+        <w:rPr>
+          <w:rFonts w:ascii="Times New Roman" w:hAnsi="Times New Roman" w:cs="Times New Roman"/>
+        </w:rPr>
+      </w:pPr>
+      <w:r>
+        <w:rPr>
+          <w:rFonts w:ascii="Times New Roman" w:hAnsi="Times New Roman" w:cs="Times New Roman"/>
+        </w:rPr>
+        <w:t>2) Development of a portable spectroscope for detection of cortisol levels in aquaculture.</w:t>
+      </w:r>
+    </w:p>
+    <w:p>
+      <w:pPr>
+        <w:pStyle w:val="Default"/>
+        <w:jc w:val="both"/>
+        <w:rPr>
+          <w:rFonts w:ascii="Times New Roman" w:hAnsi="Times New Roman" w:cs="Times New Roman"/>
+        </w:rPr>
+      </w:pPr>
+      <w:r>
+        <w:rPr>
+          <w:rFonts w:ascii="Times New Roman" w:hAnsi="Times New Roman" w:cs="Times New Roman"/>
+        </w:rPr>
+        <w:t>3) Implementation of next generation multiplex mRNA profiling technology.</w:t>
+      </w:r>
+    </w:p>
+    <w:p>
+      <w:pPr>
+        <w:pStyle w:val="Default"/>
+        <w:jc w:val="both"/>
+        <w:rPr>
+          <w:rFonts w:ascii="Times New Roman" w:hAnsi="Times New Roman" w:cs="Times New Roman"/>
+        </w:rPr>
+      </w:pPr>
       <w:r>
         <w:rPr>
           <w:rFonts w:ascii="Times New Roman" w:hAnsi="Times New Roman" w:cs="Times New Roman"/>
@@ -1964,6 +1985,7 @@
           <w:rFonts w:ascii="Times New Roman" w:hAnsi="Times New Roman" w:cs="Times New Roman"/>
           <w:bCs/>
         </w:rPr>
+        <w:lastRenderedPageBreak/>
         <w:t>*</w:t>
       </w:r>
       <w:r>
@@ -1994,6 +2016,7 @@
         <w:jc w:val="both"/>
         <w:rPr>
           <w:rFonts w:ascii="Times New Roman" w:hAnsi="Times New Roman" w:cs="Times New Roman"/>
+          <w:bCs/>
         </w:rPr>
       </w:pPr>
     </w:p>
@@ -2013,6 +2036,681 @@
           <w:b/>
           <w:u w:val="single"/>
         </w:rPr>
+        <w:t>Technologies developed</w:t>
+      </w:r>
+    </w:p>
+    <w:p>
+      <w:pPr>
+        <w:pStyle w:val="Default"/>
+        <w:jc w:val="both"/>
+        <w:rPr>
+          <w:rFonts w:ascii="Times New Roman" w:hAnsi="Times New Roman" w:cs="Times New Roman"/>
+          <w:bCs/>
+        </w:rPr>
+      </w:pPr>
+      <w:r>
+        <w:rPr>
+          <w:rFonts w:ascii="Times New Roman" w:hAnsi="Times New Roman" w:cs="Times New Roman"/>
+          <w:b/>
+        </w:rPr>
+        <w:t>RAM-FISH</w:t>
+      </w:r>
+      <w:r>
+        <w:rPr>
+          <w:rFonts w:ascii="Times New Roman" w:hAnsi="Times New Roman" w:cs="Times New Roman"/>
+          <w:bCs/>
+        </w:rPr>
+        <w:t xml:space="preserve">: </w:t>
+      </w:r>
+      <w:r>
+        <w:rPr>
+          <w:rFonts w:ascii="Times New Roman" w:hAnsi="Times New Roman" w:cs="Times New Roman"/>
+          <w:bCs/>
+        </w:rPr>
+        <w:t xml:space="preserve">Spatial mRNA profiling </w:t>
+      </w:r>
+      <w:r>
+        <w:rPr>
+          <w:rFonts w:ascii="Times New Roman" w:hAnsi="Times New Roman" w:cs="Times New Roman"/>
+          <w:bCs/>
+        </w:rPr>
+        <w:t>technology that allows multiplexing (~30 genes) in complex biological systems such as whole mount organs of butterflies and zebrafish.</w:t>
+      </w:r>
+    </w:p>
+    <w:p>
+      <w:pPr>
+        <w:pStyle w:val="Default"/>
+        <w:jc w:val="both"/>
+        <w:rPr>
+          <w:rFonts w:ascii="Times New Roman" w:hAnsi="Times New Roman" w:cs="Times New Roman"/>
+          <w:bCs/>
+        </w:rPr>
+      </w:pPr>
+    </w:p>
+    <w:p>
+      <w:pPr>
+        <w:pStyle w:val="Default"/>
+        <w:jc w:val="both"/>
+        <w:rPr>
+          <w:rFonts w:ascii="Times New Roman" w:hAnsi="Times New Roman" w:cs="Times New Roman"/>
+          <w:b/>
+          <w:u w:val="single"/>
+        </w:rPr>
+      </w:pPr>
+      <w:r>
+        <w:rPr>
+          <w:rFonts w:ascii="Times New Roman" w:hAnsi="Times New Roman" w:cs="Times New Roman"/>
+          <w:b/>
+          <w:u w:val="single"/>
+        </w:rPr>
+        <w:t xml:space="preserve">Technologies currently under </w:t>
+      </w:r>
+      <w:r>
+        <w:rPr>
+          <w:rFonts w:ascii="Times New Roman" w:hAnsi="Times New Roman" w:cs="Times New Roman"/>
+          <w:b/>
+          <w:u w:val="single"/>
+        </w:rPr>
+        <w:t>development</w:t>
+      </w:r>
+    </w:p>
+    <w:p>
+      <w:pPr>
+        <w:pStyle w:val="Default"/>
+        <w:jc w:val="both"/>
+        <w:rPr>
+          <w:rFonts w:ascii="Times New Roman" w:hAnsi="Times New Roman" w:cs="Times New Roman"/>
+          <w:bCs/>
+        </w:rPr>
+      </w:pPr>
+      <w:r>
+        <w:rPr>
+          <w:rFonts w:ascii="Times New Roman" w:hAnsi="Times New Roman" w:cs="Times New Roman"/>
+          <w:b/>
+        </w:rPr>
+        <w:t>NanoPulse</w:t>
+      </w:r>
+      <w:r>
+        <w:rPr>
+          <w:rFonts w:ascii="Times New Roman" w:hAnsi="Times New Roman" w:cs="Times New Roman"/>
+          <w:bCs/>
+        </w:rPr>
+        <w:t xml:space="preserve">: A nanolitre scale microinjection system for CRISPR-Cas9 and embryonic research application. Developing in collaboration with students from </w:t>
+      </w:r>
+      <w:proofErr w:type="spellStart"/>
+      <w:r>
+        <w:rPr>
+          <w:rFonts w:ascii="Times New Roman" w:hAnsi="Times New Roman" w:cs="Times New Roman"/>
+          <w:bCs/>
+        </w:rPr>
+        <w:t>Raffels</w:t>
+      </w:r>
+      <w:proofErr w:type="spellEnd"/>
+      <w:r>
+        <w:rPr>
+          <w:rFonts w:ascii="Times New Roman" w:hAnsi="Times New Roman" w:cs="Times New Roman"/>
+          <w:bCs/>
+        </w:rPr>
+        <w:t xml:space="preserve"> institution, Singapore.</w:t>
+      </w:r>
+    </w:p>
+    <w:p>
+      <w:pPr>
+        <w:pStyle w:val="Default"/>
+        <w:jc w:val="both"/>
+        <w:rPr>
+          <w:rFonts w:ascii="Times New Roman" w:hAnsi="Times New Roman" w:cs="Times New Roman"/>
+          <w:bCs/>
+        </w:rPr>
+      </w:pPr>
+      <w:proofErr w:type="spellStart"/>
+      <w:r>
+        <w:rPr>
+          <w:rFonts w:ascii="Times New Roman" w:hAnsi="Times New Roman" w:cs="Times New Roman"/>
+          <w:b/>
+        </w:rPr>
+        <w:t>Corn_AI</w:t>
+      </w:r>
+      <w:proofErr w:type="spellEnd"/>
+      <w:r>
+        <w:rPr>
+          <w:rFonts w:ascii="Times New Roman" w:hAnsi="Times New Roman" w:cs="Times New Roman"/>
+          <w:bCs/>
+        </w:rPr>
+        <w:t>: A computer vision and AI powered system for smart crop system for maximum yield.</w:t>
+      </w:r>
+    </w:p>
+    <w:p>
+      <w:pPr>
+        <w:pStyle w:val="Default"/>
+        <w:jc w:val="both"/>
+        <w:rPr>
+          <w:rFonts w:ascii="Times New Roman" w:hAnsi="Times New Roman" w:cs="Times New Roman"/>
+          <w:bCs/>
+        </w:rPr>
+      </w:pPr>
+      <w:proofErr w:type="spellStart"/>
+      <w:r>
+        <w:rPr>
+          <w:rFonts w:ascii="Times New Roman" w:hAnsi="Times New Roman" w:cs="Times New Roman"/>
+          <w:b/>
+        </w:rPr>
+        <w:t>Multiplex_AI</w:t>
+      </w:r>
+      <w:proofErr w:type="spellEnd"/>
+      <w:r>
+        <w:rPr>
+          <w:rFonts w:ascii="Times New Roman" w:hAnsi="Times New Roman" w:cs="Times New Roman"/>
+          <w:bCs/>
+        </w:rPr>
+        <w:t>: An AI pipeline to process multiplex-FISH data to detect signal quality, non-specific signals, and signals in abnormal tissue types.</w:t>
+      </w:r>
+    </w:p>
+    <w:p>
+      <w:pPr>
+        <w:pStyle w:val="Default"/>
+        <w:jc w:val="both"/>
+        <w:rPr>
+          <w:rFonts w:ascii="Times New Roman" w:hAnsi="Times New Roman" w:cs="Times New Roman"/>
+          <w:bCs/>
+        </w:rPr>
+      </w:pPr>
+      <w:proofErr w:type="spellStart"/>
+      <w:r>
+        <w:rPr>
+          <w:rFonts w:ascii="Times New Roman" w:hAnsi="Times New Roman" w:cs="Times New Roman"/>
+          <w:b/>
+        </w:rPr>
+        <w:t>AquaSentinel_AI</w:t>
+      </w:r>
+      <w:proofErr w:type="spellEnd"/>
+      <w:r>
+        <w:rPr>
+          <w:rFonts w:ascii="Times New Roman" w:hAnsi="Times New Roman" w:cs="Times New Roman"/>
+          <w:bCs/>
+        </w:rPr>
+        <w:t>: AI and computer vision powered closed loop hardware system for neurobehavioral assays.</w:t>
+      </w:r>
+    </w:p>
+    <w:p>
+      <w:pPr>
+        <w:pStyle w:val="Default"/>
+        <w:jc w:val="both"/>
+        <w:rPr>
+          <w:rFonts w:ascii="Times New Roman" w:hAnsi="Times New Roman" w:cs="Times New Roman"/>
+          <w:bCs/>
+        </w:rPr>
+      </w:pPr>
+    </w:p>
+    <w:p>
+      <w:pPr>
+        <w:pStyle w:val="Default"/>
+        <w:jc w:val="both"/>
+        <w:rPr>
+          <w:rFonts w:ascii="Times New Roman" w:hAnsi="Times New Roman" w:cs="Times New Roman"/>
+          <w:b/>
+          <w:u w:val="single"/>
+        </w:rPr>
+      </w:pPr>
+      <w:r>
+        <w:rPr>
+          <w:rFonts w:ascii="Times New Roman" w:hAnsi="Times New Roman" w:cs="Times New Roman"/>
+          <w:b/>
+          <w:u w:val="single"/>
+        </w:rPr>
+        <w:t>Awards and Scholarships</w:t>
+      </w:r>
+    </w:p>
+    <w:p>
+      <w:pPr>
+        <w:pStyle w:val="Default"/>
+        <w:jc w:val="both"/>
+        <w:rPr>
+          <w:rFonts w:ascii="Times New Roman" w:hAnsi="Times New Roman" w:cs="Times New Roman"/>
+          <w:bCs/>
+        </w:rPr>
+      </w:pPr>
+      <w:r>
+        <w:rPr>
+          <w:rFonts w:ascii="Times New Roman" w:hAnsi="Times New Roman" w:cs="Times New Roman"/>
+          <w:bCs/>
+        </w:rPr>
+        <w:t>Inspiring Research Mentor Award, 2025. Awarded by NUS High School of Math and Science.</w:t>
+      </w:r>
+    </w:p>
+    <w:p>
+      <w:pPr>
+        <w:pStyle w:val="Default"/>
+        <w:jc w:val="both"/>
+        <w:rPr>
+          <w:rFonts w:ascii="Times New Roman" w:hAnsi="Times New Roman" w:cs="Times New Roman"/>
+          <w:bCs/>
+        </w:rPr>
+      </w:pPr>
+      <w:r>
+        <w:rPr>
+          <w:rFonts w:ascii="Times New Roman" w:hAnsi="Times New Roman" w:cs="Times New Roman"/>
+          <w:bCs/>
+        </w:rPr>
+        <w:t>Young Researcher Award, Asia Evo-Devo-2021</w:t>
+      </w:r>
+      <w:r>
+        <w:rPr>
+          <w:rFonts w:ascii="Times New Roman" w:hAnsi="Times New Roman" w:cs="Times New Roman"/>
+          <w:bCs/>
+        </w:rPr>
+        <w:t>. Awarded by Asia Evo-devo 2021.</w:t>
+      </w:r>
+    </w:p>
+    <w:p>
+      <w:pPr>
+        <w:pStyle w:val="Default"/>
+        <w:jc w:val="both"/>
+        <w:rPr>
+          <w:rFonts w:ascii="Times New Roman" w:hAnsi="Times New Roman" w:cs="Times New Roman"/>
+          <w:bCs/>
+        </w:rPr>
+      </w:pPr>
+      <w:r>
+        <w:rPr>
+          <w:rFonts w:ascii="Times New Roman" w:hAnsi="Times New Roman" w:cs="Times New Roman"/>
+          <w:bCs/>
+        </w:rPr>
+        <w:t>Yale-NUS scholarship (2016-2020)</w:t>
+      </w:r>
+      <w:r>
+        <w:rPr>
+          <w:rFonts w:ascii="Times New Roman" w:hAnsi="Times New Roman" w:cs="Times New Roman"/>
+          <w:bCs/>
+        </w:rPr>
+        <w:t>. Awarded by Yale University and NUS.</w:t>
+      </w:r>
+    </w:p>
+    <w:p>
+      <w:pPr>
+        <w:pStyle w:val="Default"/>
+        <w:jc w:val="both"/>
+        <w:rPr>
+          <w:rFonts w:ascii="Times New Roman" w:hAnsi="Times New Roman" w:cs="Times New Roman"/>
+          <w:bCs/>
+        </w:rPr>
+      </w:pPr>
+    </w:p>
+    <w:p>
+      <w:pPr>
+        <w:pStyle w:val="Default"/>
+        <w:jc w:val="both"/>
+        <w:rPr>
+          <w:rFonts w:ascii="Times New Roman" w:hAnsi="Times New Roman" w:cs="Times New Roman"/>
+          <w:b/>
+          <w:u w:val="single"/>
+        </w:rPr>
+      </w:pPr>
+      <w:r>
+        <w:rPr>
+          <w:rFonts w:ascii="Times New Roman" w:hAnsi="Times New Roman" w:cs="Times New Roman"/>
+          <w:b/>
+          <w:u w:val="single"/>
+        </w:rPr>
+        <w:t xml:space="preserve">Grants </w:t>
+      </w:r>
+      <w:r>
+        <w:rPr>
+          <w:rFonts w:ascii="Times New Roman" w:hAnsi="Times New Roman" w:cs="Times New Roman"/>
+          <w:b/>
+          <w:u w:val="single"/>
+        </w:rPr>
+        <w:t>Awarded</w:t>
+      </w:r>
+    </w:p>
+    <w:p>
+      <w:pPr>
+        <w:pStyle w:val="Default"/>
+        <w:jc w:val="both"/>
+        <w:rPr>
+          <w:rFonts w:ascii="Times New Roman" w:hAnsi="Times New Roman" w:cs="Times New Roman"/>
+          <w:b/>
+          <w:u w:val="single"/>
+        </w:rPr>
+      </w:pPr>
+      <w:r>
+        <w:rPr>
+          <w:rFonts w:ascii="Times New Roman" w:hAnsi="Times New Roman" w:cs="Times New Roman"/>
+        </w:rPr>
+        <w:t xml:space="preserve">Integrating Reaction-Diffusion and Positional-Information in patterning the wing veins of </w:t>
+      </w:r>
+      <w:r>
+        <w:rPr>
+          <w:rFonts w:ascii="Times New Roman" w:hAnsi="Times New Roman" w:cs="Times New Roman"/>
+          <w:i/>
+          <w:iCs/>
+        </w:rPr>
+        <w:t>Bicyclus anynana</w:t>
+      </w:r>
+      <w:r>
+        <w:rPr>
+          <w:rFonts w:ascii="Times New Roman" w:hAnsi="Times New Roman" w:cs="Times New Roman"/>
+        </w:rPr>
+        <w:t xml:space="preserve"> butterflies.</w:t>
+      </w:r>
+      <w:r>
+        <w:rPr>
+          <w:rFonts w:ascii="Times New Roman" w:hAnsi="Times New Roman" w:cs="Times New Roman"/>
+        </w:rPr>
+        <w:t xml:space="preserve"> (MOE Tier 1, primarily written, PI: </w:t>
+      </w:r>
+      <w:r>
+        <w:rPr>
+          <w:rFonts w:ascii="Times New Roman" w:hAnsi="Times New Roman" w:cs="Times New Roman"/>
+          <w:bCs/>
+        </w:rPr>
+        <w:t>Antόnia Monteiro).</w:t>
+      </w:r>
+    </w:p>
+    <w:p>
+      <w:pPr>
+        <w:pStyle w:val="Default"/>
+        <w:jc w:val="both"/>
+        <w:rPr>
+          <w:rFonts w:ascii="Times New Roman" w:hAnsi="Times New Roman" w:cs="Times New Roman"/>
+          <w:bCs/>
+        </w:rPr>
+      </w:pPr>
+    </w:p>
+    <w:p>
+      <w:pPr>
+        <w:pStyle w:val="Default"/>
+        <w:jc w:val="both"/>
+        <w:rPr>
+          <w:rFonts w:ascii="Times New Roman" w:hAnsi="Times New Roman" w:cs="Times New Roman"/>
+          <w:bCs/>
+        </w:rPr>
+      </w:pPr>
+      <w:r>
+        <w:rPr>
+          <w:rFonts w:ascii="Times New Roman" w:hAnsi="Times New Roman" w:cs="Times New Roman"/>
+          <w:bCs/>
+        </w:rPr>
+        <w:t>Investigating a transcriptional role of primary cilia in striatal neural computation</w:t>
+      </w:r>
+      <w:r>
+        <w:rPr>
+          <w:rFonts w:ascii="Times New Roman" w:hAnsi="Times New Roman" w:cs="Times New Roman"/>
+          <w:bCs/>
+        </w:rPr>
+        <w:t xml:space="preserve"> </w:t>
+      </w:r>
+      <w:r>
+        <w:rPr>
+          <w:rFonts w:ascii="Times New Roman" w:hAnsi="Times New Roman" w:cs="Times New Roman"/>
+          <w:bCs/>
+        </w:rPr>
+        <w:t>mediating cognitive flexibility</w:t>
+      </w:r>
+      <w:r>
+        <w:rPr>
+          <w:rFonts w:ascii="Times New Roman" w:hAnsi="Times New Roman" w:cs="Times New Roman"/>
+          <w:bCs/>
+        </w:rPr>
+        <w:t>. (MOE Tier 2, as collaborator, PI: Siew Cheng Phua).</w:t>
+      </w:r>
+    </w:p>
+    <w:p>
+      <w:pPr>
+        <w:pStyle w:val="Default"/>
+        <w:jc w:val="both"/>
+        <w:rPr>
+          <w:rFonts w:ascii="Times New Roman" w:hAnsi="Times New Roman" w:cs="Times New Roman"/>
+          <w:bCs/>
+        </w:rPr>
+      </w:pPr>
+    </w:p>
+    <w:p>
+      <w:pPr>
+        <w:pStyle w:val="Default"/>
+        <w:jc w:val="both"/>
+        <w:rPr>
+          <w:rFonts w:ascii="Times New Roman" w:hAnsi="Times New Roman" w:cs="Times New Roman"/>
+          <w:bCs/>
+        </w:rPr>
+      </w:pPr>
+      <w:r>
+        <w:rPr>
+          <w:rFonts w:ascii="Times New Roman" w:hAnsi="Times New Roman" w:cs="Times New Roman"/>
+          <w:bCs/>
+        </w:rPr>
+        <w:t>The evolution of novel complex traits from preexisting traits: Identifying shared cellular identities and gene regulation across traits</w:t>
+      </w:r>
+      <w:r>
+        <w:rPr>
+          <w:rFonts w:ascii="Times New Roman" w:hAnsi="Times New Roman" w:cs="Times New Roman"/>
+          <w:bCs/>
+        </w:rPr>
+        <w:t>. (MOE Tier 2, co-written with Antόnia Monteiro and Suriya Narayanan Murugeshan).</w:t>
+      </w:r>
+    </w:p>
+    <w:p>
+      <w:pPr>
+        <w:pStyle w:val="Default"/>
+        <w:jc w:val="both"/>
+        <w:rPr>
+          <w:rFonts w:ascii="Times New Roman" w:hAnsi="Times New Roman" w:cs="Times New Roman"/>
+          <w:bCs/>
+        </w:rPr>
+      </w:pPr>
+    </w:p>
+    <w:p>
+      <w:pPr>
+        <w:pStyle w:val="Default"/>
+        <w:jc w:val="both"/>
+        <w:rPr>
+          <w:rFonts w:ascii="Times New Roman" w:hAnsi="Times New Roman" w:cs="Times New Roman"/>
+          <w:b/>
+          <w:u w:val="single"/>
+        </w:rPr>
+      </w:pPr>
+      <w:r>
+        <w:rPr>
+          <w:rFonts w:ascii="Times New Roman" w:hAnsi="Times New Roman" w:cs="Times New Roman"/>
+          <w:b/>
+          <w:u w:val="single"/>
+        </w:rPr>
+        <w:t>Skills and expertise</w:t>
+      </w:r>
+    </w:p>
+    <w:p>
+      <w:pPr>
+        <w:pStyle w:val="NoSpacing"/>
+        <w:jc w:val="both"/>
+        <w:rPr>
+          <w:rFonts w:ascii="Times New Roman" w:hAnsi="Times New Roman" w:cs="Times New Roman"/>
+          <w:sz w:val="24"/>
+          <w:szCs w:val="24"/>
+        </w:rPr>
+      </w:pPr>
+      <w:r>
+        <w:rPr>
+          <w:rFonts w:ascii="Times New Roman" w:hAnsi="Times New Roman" w:cs="Times New Roman"/>
+          <w:sz w:val="24"/>
+          <w:szCs w:val="24"/>
+        </w:rPr>
+        <w:t xml:space="preserve">Spatial biology, </w:t>
+      </w:r>
+      <w:r>
+        <w:rPr>
+          <w:rFonts w:ascii="Times New Roman" w:hAnsi="Times New Roman" w:cs="Times New Roman"/>
+          <w:sz w:val="24"/>
+          <w:szCs w:val="24"/>
+        </w:rPr>
+        <w:t>Laser Capture Microdissection, Multiplex-FISH, Single cell and bulk RNA-Seq, CRISPR-Cas9, immunohistochemistry, qPCR, gene cloning, western blotting, microbial gene and protein expression, and advanced bioinformatics.</w:t>
+      </w:r>
+    </w:p>
+    <w:p>
+      <w:pPr>
+        <w:pStyle w:val="NoSpacing"/>
+        <w:jc w:val="both"/>
+        <w:rPr>
+          <w:rFonts w:ascii="Times New Roman" w:hAnsi="Times New Roman" w:cs="Times New Roman"/>
+          <w:sz w:val="24"/>
+          <w:szCs w:val="24"/>
+        </w:rPr>
+      </w:pPr>
+    </w:p>
+    <w:p>
+      <w:pPr>
+        <w:pStyle w:val="NoSpacing"/>
+        <w:jc w:val="both"/>
+        <w:rPr>
+          <w:rFonts w:ascii="Times New Roman" w:hAnsi="Times New Roman" w:cs="Times New Roman"/>
+          <w:b/>
+          <w:bCs/>
+          <w:sz w:val="24"/>
+          <w:szCs w:val="24"/>
+          <w:u w:val="single"/>
+        </w:rPr>
+      </w:pPr>
+      <w:r>
+        <w:rPr>
+          <w:rFonts w:ascii="Times New Roman" w:hAnsi="Times New Roman" w:cs="Times New Roman"/>
+          <w:b/>
+          <w:bCs/>
+          <w:sz w:val="24"/>
+          <w:szCs w:val="24"/>
+          <w:u w:val="single"/>
+        </w:rPr>
+        <w:t>Programming language</w:t>
+      </w:r>
+    </w:p>
+    <w:p>
+      <w:pPr>
+        <w:pStyle w:val="NoSpacing"/>
+        <w:jc w:val="both"/>
+        <w:rPr>
+          <w:rFonts w:ascii="Times New Roman" w:hAnsi="Times New Roman" w:cs="Times New Roman"/>
+          <w:sz w:val="24"/>
+          <w:szCs w:val="24"/>
+        </w:rPr>
+      </w:pPr>
+      <w:r>
+        <w:rPr>
+          <w:rFonts w:ascii="Times New Roman" w:hAnsi="Times New Roman" w:cs="Times New Roman"/>
+          <w:sz w:val="24"/>
+          <w:szCs w:val="24"/>
+        </w:rPr>
+        <w:t>C++, html, and Python</w:t>
+      </w:r>
+    </w:p>
+    <w:p>
+      <w:pPr>
+        <w:pStyle w:val="NoSpacing"/>
+        <w:jc w:val="both"/>
+        <w:rPr>
+          <w:rFonts w:ascii="Times New Roman" w:hAnsi="Times New Roman" w:cs="Times New Roman"/>
+          <w:sz w:val="24"/>
+          <w:szCs w:val="24"/>
+        </w:rPr>
+      </w:pPr>
+    </w:p>
+    <w:p>
+      <w:pPr>
+        <w:pStyle w:val="NoSpacing"/>
+        <w:jc w:val="both"/>
+        <w:rPr>
+          <w:rFonts w:ascii="Times New Roman" w:hAnsi="Times New Roman" w:cs="Times New Roman"/>
+          <w:b/>
+          <w:sz w:val="24"/>
+          <w:szCs w:val="24"/>
+          <w:u w:val="single"/>
+        </w:rPr>
+      </w:pPr>
+      <w:r>
+        <w:rPr>
+          <w:rFonts w:ascii="Times New Roman" w:hAnsi="Times New Roman" w:cs="Times New Roman"/>
+          <w:b/>
+          <w:sz w:val="24"/>
+          <w:szCs w:val="24"/>
+          <w:u w:val="single"/>
+        </w:rPr>
+        <w:t xml:space="preserve">Area of Interest </w:t>
+      </w:r>
+    </w:p>
+    <w:p>
+      <w:pPr>
+        <w:pStyle w:val="Default"/>
+        <w:jc w:val="both"/>
+        <w:rPr>
+          <w:rFonts w:ascii="Times New Roman" w:hAnsi="Times New Roman" w:cs="Times New Roman"/>
+          <w:bCs/>
+        </w:rPr>
+      </w:pPr>
+      <w:r>
+        <w:rPr>
+          <w:rFonts w:ascii="Times New Roman" w:hAnsi="Times New Roman" w:cs="Times New Roman"/>
+          <w:bCs/>
+        </w:rPr>
+        <w:t>Developmental Biology, Evolutionary Biology,</w:t>
+      </w:r>
+      <w:r>
+        <w:rPr>
+          <w:rFonts w:ascii="Times New Roman" w:hAnsi="Times New Roman" w:cs="Times New Roman"/>
+          <w:bCs/>
+        </w:rPr>
+        <w:t xml:space="preserve"> Microbiology,</w:t>
+      </w:r>
+      <w:r>
+        <w:rPr>
+          <w:rFonts w:ascii="Times New Roman" w:hAnsi="Times New Roman" w:cs="Times New Roman"/>
+          <w:bCs/>
+        </w:rPr>
+        <w:t xml:space="preserve"> Artificial Intelligence, Robotics,</w:t>
+      </w:r>
+      <w:r>
+        <w:rPr>
+          <w:rFonts w:ascii="Times New Roman" w:hAnsi="Times New Roman" w:cs="Times New Roman"/>
+          <w:bCs/>
+        </w:rPr>
+        <w:t xml:space="preserve"> Molecular Biology, </w:t>
+      </w:r>
+      <w:r>
+        <w:rPr>
+          <w:rFonts w:ascii="Times New Roman" w:hAnsi="Times New Roman" w:cs="Times New Roman"/>
+          <w:bCs/>
+        </w:rPr>
+        <w:t>and Spatial Biology</w:t>
+      </w:r>
+      <w:r>
+        <w:rPr>
+          <w:rFonts w:ascii="Times New Roman" w:hAnsi="Times New Roman" w:cs="Times New Roman"/>
+          <w:bCs/>
+        </w:rPr>
+        <w:t>.</w:t>
+      </w:r>
+    </w:p>
+    <w:p>
+      <w:pPr>
+        <w:pStyle w:val="Default"/>
+        <w:jc w:val="both"/>
+        <w:rPr>
+          <w:rFonts w:ascii="Times New Roman" w:hAnsi="Times New Roman" w:cs="Times New Roman"/>
+        </w:rPr>
+      </w:pPr>
+    </w:p>
+    <w:p>
+      <w:pPr>
+        <w:pStyle w:val="Default"/>
+        <w:jc w:val="both"/>
+        <w:rPr>
+          <w:rFonts w:ascii="Times New Roman" w:hAnsi="Times New Roman" w:cs="Times New Roman"/>
+          <w:b/>
+          <w:u w:val="single"/>
+        </w:rPr>
+      </w:pPr>
+      <w:r>
+        <w:rPr>
+          <w:rFonts w:ascii="Times New Roman" w:hAnsi="Times New Roman" w:cs="Times New Roman"/>
+          <w:b/>
+          <w:u w:val="single"/>
+        </w:rPr>
         <w:t>Publication</w:t>
       </w:r>
       <w:r>
@@ -2132,23 +2830,7 @@
           <w:rFonts w:ascii="Times New Roman" w:hAnsi="Times New Roman" w:cs="Times New Roman"/>
           <w:bCs/>
         </w:rPr>
-        <w:t xml:space="preserve">. </w:t>
-      </w:r>
-      <w:proofErr w:type="spellStart"/>
-      <w:r>
-        <w:rPr>
-          <w:rFonts w:ascii="Times New Roman" w:hAnsi="Times New Roman" w:cs="Times New Roman"/>
-          <w:bCs/>
-        </w:rPr>
-        <w:t>doi</w:t>
-      </w:r>
-      <w:proofErr w:type="spellEnd"/>
-      <w:r>
-        <w:rPr>
-          <w:rFonts w:ascii="Times New Roman" w:hAnsi="Times New Roman" w:cs="Times New Roman"/>
-          <w:bCs/>
-        </w:rPr>
-        <w:t xml:space="preserve">: </w:t>
+        <w:t xml:space="preserve">. doi: </w:t>
       </w:r>
       <w:r>
         <w:rPr>
@@ -2182,7 +2864,6 @@
           <w:rFonts w:ascii="Times New Roman" w:hAnsi="Times New Roman" w:cs="Times New Roman"/>
           <w:b/>
         </w:rPr>
-        <w:lastRenderedPageBreak/>
         <w:t>Banerjee TD</w:t>
       </w:r>
       <w:r>
@@ -2273,21 +2954,12 @@
         </w:rPr>
         <w:t xml:space="preserve"> July 2023 issue. </w:t>
       </w:r>
-      <w:proofErr w:type="spellStart"/>
-      <w:r>
-        <w:rPr>
-          <w:rFonts w:ascii="Times New Roman" w:hAnsi="Times New Roman" w:cs="Times New Roman"/>
-          <w:bCs/>
-        </w:rPr>
-        <w:t>doi</w:t>
-      </w:r>
-      <w:proofErr w:type="spellEnd"/>
-      <w:r>
-        <w:rPr>
-          <w:rFonts w:ascii="Times New Roman" w:hAnsi="Times New Roman" w:cs="Times New Roman"/>
-          <w:bCs/>
-        </w:rPr>
-        <w:t>: 10.1126/</w:t>
+      <w:r>
+        <w:rPr>
+          <w:rFonts w:ascii="Times New Roman" w:hAnsi="Times New Roman" w:cs="Times New Roman"/>
+          <w:bCs/>
+        </w:rPr>
+        <w:t>doi: 10.1126/</w:t>
       </w:r>
       <w:proofErr w:type="gramStart"/>
       <w:r>
@@ -2371,21 +3043,7 @@
         <w:rPr>
           <w:bCs/>
         </w:rPr>
-        <w:t xml:space="preserve"> </w:t>
-      </w:r>
-      <w:proofErr w:type="spellStart"/>
-      <w:r>
-        <w:rPr>
-          <w:bCs/>
-        </w:rPr>
-        <w:t>doi</w:t>
-      </w:r>
-      <w:proofErr w:type="spellEnd"/>
-      <w:r>
-        <w:rPr>
-          <w:bCs/>
-        </w:rPr>
-        <w:t xml:space="preserve">: </w:t>
+        <w:t xml:space="preserve"> doi: </w:t>
       </w:r>
       <w:r>
         <w:rPr>
@@ -2482,21 +3140,7 @@
         <w:rPr>
           <w:bCs/>
         </w:rPr>
-        <w:t xml:space="preserve">. </w:t>
-      </w:r>
-      <w:proofErr w:type="spellStart"/>
-      <w:r>
-        <w:rPr>
-          <w:bCs/>
-        </w:rPr>
-        <w:t>doi</w:t>
-      </w:r>
-      <w:proofErr w:type="spellEnd"/>
-      <w:r>
-        <w:rPr>
-          <w:bCs/>
-        </w:rPr>
-        <w:t xml:space="preserve">: </w:t>
+        <w:t xml:space="preserve">. doi: </w:t>
       </w:r>
       <w:r>
         <w:rPr>
@@ -2649,21 +3293,7 @@
         <w:rPr>
           <w:bCs/>
         </w:rPr>
-        <w:t xml:space="preserve"> </w:t>
-      </w:r>
-      <w:proofErr w:type="spellStart"/>
-      <w:r>
-        <w:rPr>
-          <w:bCs/>
-        </w:rPr>
-        <w:t>doi</w:t>
-      </w:r>
-      <w:proofErr w:type="spellEnd"/>
-      <w:r>
-        <w:rPr>
-          <w:bCs/>
-        </w:rPr>
-        <w:t xml:space="preserve">: </w:t>
+        <w:t xml:space="preserve"> doi: </w:t>
       </w:r>
       <w:r>
         <w:rPr>
@@ -2927,21 +3557,7 @@
         <w:rPr>
           <w:bCs/>
         </w:rPr>
-        <w:t xml:space="preserve"> </w:t>
-      </w:r>
-      <w:proofErr w:type="spellStart"/>
-      <w:r>
-        <w:rPr>
-          <w:bCs/>
-        </w:rPr>
-        <w:t>doi</w:t>
-      </w:r>
-      <w:proofErr w:type="spellEnd"/>
-      <w:r>
-        <w:rPr>
-          <w:bCs/>
-        </w:rPr>
-        <w:t xml:space="preserve">: </w:t>
+        <w:t xml:space="preserve"> doi: </w:t>
       </w:r>
       <w:r>
         <w:rPr>
@@ -3033,21 +3649,7 @@
         <w:rPr>
           <w:bCs/>
         </w:rPr>
-        <w:t xml:space="preserve"> </w:t>
-      </w:r>
-      <w:proofErr w:type="spellStart"/>
-      <w:r>
-        <w:rPr>
-          <w:bCs/>
-        </w:rPr>
-        <w:t>doi</w:t>
-      </w:r>
-      <w:proofErr w:type="spellEnd"/>
-      <w:r>
-        <w:rPr>
-          <w:bCs/>
-        </w:rPr>
-        <w:t xml:space="preserve">: </w:t>
+        <w:t xml:space="preserve"> doi: </w:t>
       </w:r>
       <w:r>
         <w:rPr>
@@ -3237,21 +3839,7 @@
         <w:rPr>
           <w:bCs/>
         </w:rPr>
-        <w:t xml:space="preserve"> </w:t>
-      </w:r>
-      <w:proofErr w:type="spellStart"/>
-      <w:r>
-        <w:rPr>
-          <w:bCs/>
-        </w:rPr>
-        <w:t>doi</w:t>
-      </w:r>
-      <w:proofErr w:type="spellEnd"/>
-      <w:r>
-        <w:rPr>
-          <w:bCs/>
-        </w:rPr>
-        <w:t xml:space="preserve">: </w:t>
+        <w:t xml:space="preserve"> doi: </w:t>
       </w:r>
       <w:r>
         <w:rPr>
@@ -3358,13 +3946,84 @@
         </w:rPr>
         <w:t xml:space="preserve">. </w:t>
       </w:r>
+      <w:r>
+        <w:rPr>
+          <w:rFonts w:ascii="Times New Roman" w:hAnsi="Times New Roman" w:cs="Times New Roman"/>
+          <w:bCs/>
+        </w:rPr>
+        <w:t xml:space="preserve">doi: </w:t>
+      </w:r>
+      <w:r>
+        <w:rPr>
+          <w:rFonts w:ascii="Times New Roman" w:hAnsi="Times New Roman" w:cs="Times New Roman"/>
+          <w:bCs/>
+        </w:rPr>
+        <w:t>10.1016/j.celrep.2022.111052</w:t>
+      </w:r>
+    </w:p>
+    <w:p>
+      <w:pPr>
+        <w:pStyle w:val="Default"/>
+        <w:jc w:val="both"/>
+        <w:rPr>
+          <w:rFonts w:ascii="Times New Roman" w:hAnsi="Times New Roman" w:cs="Times New Roman"/>
+          <w:bCs/>
+        </w:rPr>
+      </w:pPr>
+    </w:p>
+    <w:p>
+      <w:pPr>
+        <w:pStyle w:val="Default"/>
+        <w:jc w:val="both"/>
+        <w:rPr>
+          <w:rFonts w:ascii="Times New Roman" w:hAnsi="Times New Roman" w:cs="Times New Roman"/>
+          <w:bCs/>
+        </w:rPr>
+      </w:pPr>
+      <w:r>
+        <w:rPr>
+          <w:rFonts w:ascii="Times New Roman" w:hAnsi="Times New Roman" w:cs="Times New Roman"/>
+          <w:b/>
+        </w:rPr>
+        <w:t>Banerjee TD</w:t>
+      </w:r>
+      <w:r>
+        <w:rPr>
+          <w:rFonts w:ascii="Times New Roman" w:hAnsi="Times New Roman" w:cs="Times New Roman"/>
+          <w:b/>
+          <w:vertAlign w:val="superscript"/>
+        </w:rPr>
+        <w:t>#</w:t>
+      </w:r>
+      <w:r>
+        <w:rPr>
+          <w:rFonts w:ascii="Times New Roman" w:hAnsi="Times New Roman" w:cs="Times New Roman"/>
+          <w:bCs/>
+        </w:rPr>
+        <w:t xml:space="preserve"> and Monteiro A</w:t>
+      </w:r>
+      <w:r>
+        <w:rPr>
+          <w:rFonts w:ascii="Times New Roman" w:hAnsi="Times New Roman" w:cs="Times New Roman"/>
+          <w:bCs/>
+          <w:vertAlign w:val="superscript"/>
+        </w:rPr>
+        <w:t>#</w:t>
+      </w:r>
+      <w:r>
+        <w:rPr>
+          <w:rFonts w:ascii="Times New Roman" w:hAnsi="Times New Roman" w:cs="Times New Roman"/>
+          <w:bCs/>
+        </w:rPr>
+        <w:t xml:space="preserve">, Reuse of a wing venation gene-regulatory subnetwork in patterning the eyespot rings of butterflies. </w:t>
+      </w:r>
       <w:proofErr w:type="spellStart"/>
       <w:r>
         <w:rPr>
           <w:rFonts w:ascii="Times New Roman" w:hAnsi="Times New Roman" w:cs="Times New Roman"/>
-          <w:bCs/>
-        </w:rPr>
-        <w:t>doi</w:t>
+          <w:b/>
+        </w:rPr>
+        <w:t>bioRxiv</w:t>
       </w:r>
       <w:proofErr w:type="spellEnd"/>
       <w:r>
@@ -3372,46 +4031,26 @@
           <w:rFonts w:ascii="Times New Roman" w:hAnsi="Times New Roman" w:cs="Times New Roman"/>
           <w:bCs/>
         </w:rPr>
-        <w:t xml:space="preserve">: </w:t>
-      </w:r>
-      <w:r>
-        <w:rPr>
-          <w:rFonts w:ascii="Times New Roman" w:hAnsi="Times New Roman" w:cs="Times New Roman"/>
-          <w:bCs/>
-        </w:rPr>
-        <w:t>10.1016/j.celrep.2022.111052</w:t>
-      </w:r>
-    </w:p>
-    <w:p>
-      <w:pPr>
-        <w:pStyle w:val="Default"/>
-        <w:jc w:val="both"/>
-        <w:rPr>
-          <w:rFonts w:ascii="Times New Roman" w:hAnsi="Times New Roman" w:cs="Times New Roman"/>
-          <w:bCs/>
-        </w:rPr>
-      </w:pPr>
-    </w:p>
-    <w:p>
-      <w:pPr>
-        <w:pStyle w:val="Default"/>
-        <w:jc w:val="both"/>
-        <w:rPr>
-          <w:rFonts w:ascii="Times New Roman" w:hAnsi="Times New Roman" w:cs="Times New Roman"/>
-          <w:bCs/>
-        </w:rPr>
-      </w:pPr>
-      <w:r>
-        <w:rPr>
-          <w:rFonts w:ascii="Times New Roman" w:hAnsi="Times New Roman" w:cs="Times New Roman"/>
-          <w:b/>
-        </w:rPr>
-        <w:t>Banerjee TD</w:t>
-      </w:r>
-      <w:r>
-        <w:rPr>
-          <w:rFonts w:ascii="Times New Roman" w:hAnsi="Times New Roman" w:cs="Times New Roman"/>
-          <w:b/>
+        <w:t xml:space="preserve"> (2023)</w:t>
+      </w:r>
+      <w:r>
+        <w:rPr>
+          <w:rFonts w:ascii="Times New Roman" w:hAnsi="Times New Roman" w:cs="Times New Roman"/>
+          <w:bCs/>
+        </w:rPr>
+        <w:t xml:space="preserve">. </w:t>
+      </w:r>
+      <w:r>
+        <w:rPr>
+          <w:rFonts w:ascii="Times New Roman" w:hAnsi="Times New Roman" w:cs="Times New Roman"/>
+          <w:bCs/>
+        </w:rPr>
+        <w:t>(</w:t>
+      </w:r>
+      <w:r>
+        <w:rPr>
+          <w:rFonts w:ascii="Times New Roman" w:hAnsi="Times New Roman" w:cs="Times New Roman"/>
+          <w:bCs/>
           <w:vertAlign w:val="superscript"/>
         </w:rPr>
         <w:t>#</w:t>
@@ -3421,66 +4060,6 @@
           <w:rFonts w:ascii="Times New Roman" w:hAnsi="Times New Roman" w:cs="Times New Roman"/>
           <w:bCs/>
         </w:rPr>
-        <w:t xml:space="preserve"> and Monteiro A</w:t>
-      </w:r>
-      <w:r>
-        <w:rPr>
-          <w:rFonts w:ascii="Times New Roman" w:hAnsi="Times New Roman" w:cs="Times New Roman"/>
-          <w:bCs/>
-          <w:vertAlign w:val="superscript"/>
-        </w:rPr>
-        <w:t>#</w:t>
-      </w:r>
-      <w:r>
-        <w:rPr>
-          <w:rFonts w:ascii="Times New Roman" w:hAnsi="Times New Roman" w:cs="Times New Roman"/>
-          <w:bCs/>
-        </w:rPr>
-        <w:t xml:space="preserve">, Reuse of a wing venation gene-regulatory subnetwork in patterning the eyespot rings of butterflies. </w:t>
-      </w:r>
-      <w:proofErr w:type="spellStart"/>
-      <w:r>
-        <w:rPr>
-          <w:rFonts w:ascii="Times New Roman" w:hAnsi="Times New Roman" w:cs="Times New Roman"/>
-          <w:b/>
-        </w:rPr>
-        <w:t>bioRxiv</w:t>
-      </w:r>
-      <w:proofErr w:type="spellEnd"/>
-      <w:r>
-        <w:rPr>
-          <w:rFonts w:ascii="Times New Roman" w:hAnsi="Times New Roman" w:cs="Times New Roman"/>
-          <w:bCs/>
-        </w:rPr>
-        <w:t xml:space="preserve"> (2023)</w:t>
-      </w:r>
-      <w:r>
-        <w:rPr>
-          <w:rFonts w:ascii="Times New Roman" w:hAnsi="Times New Roman" w:cs="Times New Roman"/>
-          <w:bCs/>
-        </w:rPr>
-        <w:t xml:space="preserve">. </w:t>
-      </w:r>
-      <w:r>
-        <w:rPr>
-          <w:rFonts w:ascii="Times New Roman" w:hAnsi="Times New Roman" w:cs="Times New Roman"/>
-          <w:bCs/>
-        </w:rPr>
-        <w:t>(</w:t>
-      </w:r>
-      <w:r>
-        <w:rPr>
-          <w:rFonts w:ascii="Times New Roman" w:hAnsi="Times New Roman" w:cs="Times New Roman"/>
-          <w:bCs/>
-          <w:vertAlign w:val="superscript"/>
-        </w:rPr>
-        <w:t>#</w:t>
-      </w:r>
-      <w:r>
-        <w:rPr>
-          <w:rFonts w:ascii="Times New Roman" w:hAnsi="Times New Roman" w:cs="Times New Roman"/>
-          <w:bCs/>
-        </w:rPr>
         <w:t>Co-corresponding author)</w:t>
       </w:r>
       <w:r>
@@ -3488,23 +4067,7 @@
           <w:rFonts w:ascii="Times New Roman" w:hAnsi="Times New Roman" w:cs="Times New Roman"/>
           <w:bCs/>
         </w:rPr>
-        <w:t xml:space="preserve"> </w:t>
-      </w:r>
-      <w:proofErr w:type="spellStart"/>
-      <w:r>
-        <w:rPr>
-          <w:rFonts w:ascii="Times New Roman" w:hAnsi="Times New Roman" w:cs="Times New Roman"/>
-          <w:bCs/>
-        </w:rPr>
-        <w:t>doi</w:t>
-      </w:r>
-      <w:proofErr w:type="spellEnd"/>
-      <w:r>
-        <w:rPr>
-          <w:rFonts w:ascii="Times New Roman" w:hAnsi="Times New Roman" w:cs="Times New Roman"/>
-          <w:bCs/>
-        </w:rPr>
-        <w:t>:</w:t>
+        <w:t xml:space="preserve"> doi:</w:t>
       </w:r>
       <w:r>
         <w:rPr>
@@ -3794,23 +4357,7 @@
           <w:rFonts w:ascii="Times New Roman" w:hAnsi="Times New Roman" w:cs="Times New Roman"/>
           <w:bCs/>
         </w:rPr>
-        <w:t xml:space="preserve">. </w:t>
-      </w:r>
-      <w:proofErr w:type="spellStart"/>
-      <w:r>
-        <w:rPr>
-          <w:rFonts w:ascii="Times New Roman" w:hAnsi="Times New Roman" w:cs="Times New Roman"/>
-          <w:bCs/>
-        </w:rPr>
-        <w:t>doi</w:t>
-      </w:r>
-      <w:proofErr w:type="spellEnd"/>
-      <w:r>
-        <w:rPr>
-          <w:rFonts w:ascii="Times New Roman" w:hAnsi="Times New Roman" w:cs="Times New Roman"/>
-          <w:bCs/>
-        </w:rPr>
-        <w:t xml:space="preserve">: </w:t>
+        <w:t xml:space="preserve">. doi: </w:t>
       </w:r>
       <w:r>
         <w:rPr>
@@ -3918,23 +4465,7 @@
           <w:rFonts w:ascii="Times New Roman" w:hAnsi="Times New Roman" w:cs="Times New Roman"/>
           <w:bCs/>
         </w:rPr>
-        <w:t xml:space="preserve"> (2022), </w:t>
-      </w:r>
-      <w:proofErr w:type="spellStart"/>
-      <w:r>
-        <w:rPr>
-          <w:rFonts w:ascii="Times New Roman" w:hAnsi="Times New Roman" w:cs="Times New Roman"/>
-          <w:bCs/>
-        </w:rPr>
-        <w:t>doi</w:t>
-      </w:r>
-      <w:proofErr w:type="spellEnd"/>
-      <w:r>
-        <w:rPr>
-          <w:rFonts w:ascii="Times New Roman" w:hAnsi="Times New Roman" w:cs="Times New Roman"/>
-          <w:bCs/>
-        </w:rPr>
-        <w:t xml:space="preserve">: 10.1016/j.celrep.2022.111052.  </w:t>
+        <w:t xml:space="preserve"> (2022), doi: 10.1016/j.celrep.2022.111052.  </w:t>
       </w:r>
     </w:p>
     <w:p>
@@ -4041,23 +4572,7 @@
           <w:rFonts w:ascii="Times New Roman" w:hAnsi="Times New Roman" w:cs="Times New Roman"/>
           <w:bCs/>
         </w:rPr>
-        <w:t xml:space="preserve">. </w:t>
-      </w:r>
-      <w:proofErr w:type="spellStart"/>
-      <w:r>
-        <w:rPr>
-          <w:rFonts w:ascii="Times New Roman" w:hAnsi="Times New Roman" w:cs="Times New Roman"/>
-          <w:bCs/>
-        </w:rPr>
-        <w:t>doi</w:t>
-      </w:r>
-      <w:proofErr w:type="spellEnd"/>
-      <w:r>
-        <w:rPr>
-          <w:rFonts w:ascii="Times New Roman" w:hAnsi="Times New Roman" w:cs="Times New Roman"/>
-          <w:bCs/>
-        </w:rPr>
-        <w:t xml:space="preserve">: </w:t>
+        <w:t xml:space="preserve">. doi: </w:t>
       </w:r>
       <w:r>
         <w:rPr>
@@ -4460,47 +4975,39 @@
         </w:rPr>
         <w:t xml:space="preserve">. </w:t>
       </w:r>
-      <w:proofErr w:type="spellStart"/>
-      <w:r>
-        <w:rPr>
-          <w:rFonts w:ascii="Times New Roman" w:hAnsi="Times New Roman" w:cs="Times New Roman"/>
-          <w:bCs/>
-        </w:rPr>
-        <w:t>doi</w:t>
-      </w:r>
-      <w:proofErr w:type="spellEnd"/>
-      <w:r>
-        <w:rPr>
-          <w:rFonts w:ascii="Times New Roman" w:hAnsi="Times New Roman" w:cs="Times New Roman"/>
-          <w:bCs/>
-        </w:rPr>
-        <w:t>: 10.3389/fevo.2020.00227.</w:t>
-      </w:r>
-    </w:p>
-    <w:p>
-      <w:pPr>
-        <w:pStyle w:val="Default"/>
-        <w:jc w:val="both"/>
-        <w:rPr>
-          <w:rFonts w:ascii="Times New Roman" w:hAnsi="Times New Roman" w:cs="Times New Roman"/>
-          <w:bCs/>
-        </w:rPr>
-      </w:pPr>
-    </w:p>
-    <w:p>
-      <w:pPr>
-        <w:pStyle w:val="Default"/>
-        <w:jc w:val="both"/>
-        <w:rPr>
-          <w:rFonts w:ascii="Times New Roman" w:hAnsi="Times New Roman" w:cs="Times New Roman"/>
-          <w:bCs/>
-        </w:rPr>
-      </w:pPr>
-      <w:r>
-        <w:rPr>
-          <w:rFonts w:ascii="Times New Roman" w:hAnsi="Times New Roman" w:cs="Times New Roman"/>
-          <w:b/>
-        </w:rPr>
+      <w:r>
+        <w:rPr>
+          <w:rFonts w:ascii="Times New Roman" w:hAnsi="Times New Roman" w:cs="Times New Roman"/>
+          <w:bCs/>
+        </w:rPr>
+        <w:t>doi: 10.3389/fevo.2020.00227.</w:t>
+      </w:r>
+    </w:p>
+    <w:p>
+      <w:pPr>
+        <w:pStyle w:val="Default"/>
+        <w:jc w:val="both"/>
+        <w:rPr>
+          <w:rFonts w:ascii="Times New Roman" w:hAnsi="Times New Roman" w:cs="Times New Roman"/>
+          <w:bCs/>
+        </w:rPr>
+      </w:pPr>
+    </w:p>
+    <w:p>
+      <w:pPr>
+        <w:pStyle w:val="Default"/>
+        <w:jc w:val="both"/>
+        <w:rPr>
+          <w:rFonts w:ascii="Times New Roman" w:hAnsi="Times New Roman" w:cs="Times New Roman"/>
+          <w:bCs/>
+        </w:rPr>
+      </w:pPr>
+      <w:r>
+        <w:rPr>
+          <w:rFonts w:ascii="Times New Roman" w:hAnsi="Times New Roman" w:cs="Times New Roman"/>
+          <w:b/>
+        </w:rPr>
+        <w:lastRenderedPageBreak/>
         <w:t>Banerjee TD</w:t>
       </w:r>
       <w:r>
@@ -4613,13 +5120,54 @@
         </w:rPr>
         <w:t xml:space="preserve">. </w:t>
       </w:r>
+      <w:r>
+        <w:rPr>
+          <w:rFonts w:ascii="Times New Roman" w:hAnsi="Times New Roman" w:cs="Times New Roman"/>
+          <w:bCs/>
+        </w:rPr>
+        <w:t>doi: 10.3390/mps3010005.</w:t>
+      </w:r>
+      <w:r>
+        <w:rPr>
+          <w:rFonts w:ascii="Times New Roman" w:hAnsi="Times New Roman" w:cs="Times New Roman"/>
+          <w:bCs/>
+        </w:rPr>
+        <w:tab/>
+      </w:r>
+    </w:p>
+    <w:p>
+      <w:pPr>
+        <w:pStyle w:val="Default"/>
+        <w:jc w:val="both"/>
+        <w:rPr>
+          <w:rFonts w:ascii="Times New Roman" w:hAnsi="Times New Roman" w:cs="Times New Roman"/>
+          <w:bCs/>
+        </w:rPr>
+      </w:pPr>
+    </w:p>
+    <w:p>
+      <w:pPr>
+        <w:pStyle w:val="Default"/>
+        <w:jc w:val="both"/>
+        <w:rPr>
+          <w:rFonts w:ascii="Times New Roman" w:hAnsi="Times New Roman" w:cs="Times New Roman"/>
+          <w:bCs/>
+        </w:rPr>
+      </w:pPr>
+      <w:r>
+        <w:rPr>
+          <w:rFonts w:ascii="Times New Roman" w:hAnsi="Times New Roman" w:cs="Times New Roman"/>
+          <w:bCs/>
+        </w:rPr>
+        <w:t xml:space="preserve">Connahs H, Tlili S, van </w:t>
+      </w:r>
       <w:proofErr w:type="spellStart"/>
       <w:r>
         <w:rPr>
           <w:rFonts w:ascii="Times New Roman" w:hAnsi="Times New Roman" w:cs="Times New Roman"/>
           <w:bCs/>
         </w:rPr>
-        <w:t>doi</w:t>
+        <w:t>Creij</w:t>
       </w:r>
       <w:proofErr w:type="spellEnd"/>
       <w:r>
@@ -4627,56 +5175,6 @@
           <w:rFonts w:ascii="Times New Roman" w:hAnsi="Times New Roman" w:cs="Times New Roman"/>
           <w:bCs/>
         </w:rPr>
-        <w:t>: 10.3390/mps3010005.</w:t>
-      </w:r>
-      <w:r>
-        <w:rPr>
-          <w:rFonts w:ascii="Times New Roman" w:hAnsi="Times New Roman" w:cs="Times New Roman"/>
-          <w:bCs/>
-        </w:rPr>
-        <w:tab/>
-      </w:r>
-    </w:p>
-    <w:p>
-      <w:pPr>
-        <w:pStyle w:val="Default"/>
-        <w:jc w:val="both"/>
-        <w:rPr>
-          <w:rFonts w:ascii="Times New Roman" w:hAnsi="Times New Roman" w:cs="Times New Roman"/>
-          <w:bCs/>
-        </w:rPr>
-      </w:pPr>
-    </w:p>
-    <w:p>
-      <w:pPr>
-        <w:pStyle w:val="Default"/>
-        <w:jc w:val="both"/>
-        <w:rPr>
-          <w:rFonts w:ascii="Times New Roman" w:hAnsi="Times New Roman" w:cs="Times New Roman"/>
-          <w:bCs/>
-        </w:rPr>
-      </w:pPr>
-      <w:r>
-        <w:rPr>
-          <w:rFonts w:ascii="Times New Roman" w:hAnsi="Times New Roman" w:cs="Times New Roman"/>
-          <w:bCs/>
-        </w:rPr>
-        <w:t xml:space="preserve">Connahs H, Tlili S, van </w:t>
-      </w:r>
-      <w:proofErr w:type="spellStart"/>
-      <w:r>
-        <w:rPr>
-          <w:rFonts w:ascii="Times New Roman" w:hAnsi="Times New Roman" w:cs="Times New Roman"/>
-          <w:bCs/>
-        </w:rPr>
-        <w:t>Creij</w:t>
-      </w:r>
-      <w:proofErr w:type="spellEnd"/>
-      <w:r>
-        <w:rPr>
-          <w:rFonts w:ascii="Times New Roman" w:hAnsi="Times New Roman" w:cs="Times New Roman"/>
-          <w:bCs/>
-        </w:rPr>
         <w:t xml:space="preserve"> J, Loo TYJ, </w:t>
       </w:r>
       <w:r>
@@ -4705,23 +5203,7 @@
           <w:rFonts w:ascii="Times New Roman" w:hAnsi="Times New Roman" w:cs="Times New Roman"/>
           <w:bCs/>
         </w:rPr>
-        <w:t xml:space="preserve">, 146, 1–12. </w:t>
-      </w:r>
-      <w:proofErr w:type="spellStart"/>
-      <w:r>
-        <w:rPr>
-          <w:rFonts w:ascii="Times New Roman" w:hAnsi="Times New Roman" w:cs="Times New Roman"/>
-          <w:bCs/>
-        </w:rPr>
-        <w:t>doi</w:t>
-      </w:r>
-      <w:proofErr w:type="spellEnd"/>
-      <w:r>
-        <w:rPr>
-          <w:rFonts w:ascii="Times New Roman" w:hAnsi="Times New Roman" w:cs="Times New Roman"/>
-          <w:bCs/>
-        </w:rPr>
-        <w:t>: 10.1242/dev.169367</w:t>
+        <w:t>, 146, 1–12. doi: 10.1242/dev.169367</w:t>
       </w:r>
     </w:p>
     <w:p>
@@ -4829,23 +5311,7 @@
           <w:rFonts w:ascii="Times New Roman" w:hAnsi="Times New Roman" w:cs="Times New Roman"/>
           <w:bCs/>
         </w:rPr>
-        <w:t xml:space="preserve">. </w:t>
-      </w:r>
-      <w:proofErr w:type="spellStart"/>
-      <w:r>
-        <w:rPr>
-          <w:rFonts w:ascii="Times New Roman" w:hAnsi="Times New Roman" w:cs="Times New Roman"/>
-          <w:bCs/>
-        </w:rPr>
-        <w:t>doi</w:t>
-      </w:r>
-      <w:proofErr w:type="spellEnd"/>
-      <w:r>
-        <w:rPr>
-          <w:rFonts w:ascii="Times New Roman" w:hAnsi="Times New Roman" w:cs="Times New Roman"/>
-          <w:bCs/>
-        </w:rPr>
-        <w:t>: 10.3390/mps1020016</w:t>
+        <w:t>. doi: 10.3390/mps1020016</w:t>
       </w:r>
       <w:r>
         <w:rPr>
@@ -4960,23 +5426,7 @@
           <w:rFonts w:ascii="Times New Roman" w:hAnsi="Times New Roman" w:cs="Times New Roman"/>
           <w:bCs/>
         </w:rPr>
-        <w:t xml:space="preserve"> 109, 374–382. </w:t>
-      </w:r>
-      <w:proofErr w:type="spellStart"/>
-      <w:r>
-        <w:rPr>
-          <w:rFonts w:ascii="Times New Roman" w:hAnsi="Times New Roman" w:cs="Times New Roman"/>
-          <w:bCs/>
-        </w:rPr>
-        <w:t>doi</w:t>
-      </w:r>
-      <w:proofErr w:type="spellEnd"/>
-      <w:r>
-        <w:rPr>
-          <w:rFonts w:ascii="Times New Roman" w:hAnsi="Times New Roman" w:cs="Times New Roman"/>
-          <w:bCs/>
-        </w:rPr>
-        <w:t>: 10.1016/j.ygeno.2017.06.002</w:t>
+        <w:t xml:space="preserve"> 109, 374–382. doi: 10.1016/j.ygeno.2017.06.002</w:t>
       </w:r>
     </w:p>
     <w:p>
@@ -5074,23 +5524,7 @@
           <w:rFonts w:ascii="Times New Roman" w:hAnsi="Times New Roman" w:cs="Times New Roman"/>
           <w:bCs/>
         </w:rPr>
-        <w:t xml:space="preserve"> ,3, 2011– 2012. </w:t>
-      </w:r>
-      <w:proofErr w:type="spellStart"/>
-      <w:r>
-        <w:rPr>
-          <w:rFonts w:ascii="Times New Roman" w:hAnsi="Times New Roman" w:cs="Times New Roman"/>
-          <w:bCs/>
-        </w:rPr>
-        <w:t>doi</w:t>
-      </w:r>
-      <w:proofErr w:type="spellEnd"/>
-      <w:r>
-        <w:rPr>
-          <w:rFonts w:ascii="Times New Roman" w:hAnsi="Times New Roman" w:cs="Times New Roman"/>
-          <w:bCs/>
-        </w:rPr>
-        <w:t>: 10.1128/genomeA.01321-15</w:t>
+        <w:t xml:space="preserve"> ,3, 2011– 2012. doi: 10.1128/genomeA.01321-15</w:t>
       </w:r>
     </w:p>
     <w:p>
@@ -5166,23 +5600,7 @@
           <w:rFonts w:ascii="Times New Roman" w:hAnsi="Times New Roman" w:cs="Times New Roman"/>
           <w:bCs/>
         </w:rPr>
-        <w:t xml:space="preserve"> 188, 14–23. </w:t>
-      </w:r>
-      <w:proofErr w:type="spellStart"/>
-      <w:r>
-        <w:rPr>
-          <w:rFonts w:ascii="Times New Roman" w:hAnsi="Times New Roman" w:cs="Times New Roman"/>
-          <w:bCs/>
-        </w:rPr>
-        <w:t>doi</w:t>
-      </w:r>
-      <w:proofErr w:type="spellEnd"/>
-      <w:r>
-        <w:rPr>
-          <w:rFonts w:ascii="Times New Roman" w:hAnsi="Times New Roman" w:cs="Times New Roman"/>
-          <w:bCs/>
-        </w:rPr>
-        <w:t>: 10.1016/j.biortech.2015.02.039</w:t>
+        <w:t xml:space="preserve"> 188, 14–23. doi: 10.1016/j.biortech.2015.02.039</w:t>
       </w:r>
     </w:p>
     <w:p>
@@ -5241,551 +5659,6 @@
           <w:rFonts w:ascii="Times New Roman" w:hAnsi="Times New Roman" w:cs="Times New Roman"/>
         </w:rPr>
         <w:t xml:space="preserve">2) Development of smart AI powered feeding systems for aging model systems (Killifish). </w:t>
-      </w:r>
-    </w:p>
-    <w:p>
-      <w:pPr>
-        <w:pStyle w:val="Default"/>
-        <w:jc w:val="both"/>
-        <w:rPr>
-          <w:rFonts w:ascii="Times New Roman" w:hAnsi="Times New Roman" w:cs="Times New Roman"/>
-          <w:bCs/>
-        </w:rPr>
-      </w:pPr>
-    </w:p>
-    <w:p>
-      <w:pPr>
-        <w:pStyle w:val="Default"/>
-        <w:jc w:val="both"/>
-        <w:rPr>
-          <w:rFonts w:ascii="Times New Roman" w:hAnsi="Times New Roman" w:cs="Times New Roman"/>
-          <w:b/>
-          <w:u w:val="single"/>
-        </w:rPr>
-      </w:pPr>
-      <w:r>
-        <w:rPr>
-          <w:rFonts w:ascii="Times New Roman" w:hAnsi="Times New Roman" w:cs="Times New Roman"/>
-          <w:b/>
-          <w:u w:val="single"/>
-        </w:rPr>
-        <w:t>Technologies developed</w:t>
-      </w:r>
-    </w:p>
-    <w:p>
-      <w:pPr>
-        <w:pStyle w:val="Default"/>
-        <w:jc w:val="both"/>
-        <w:rPr>
-          <w:rFonts w:ascii="Times New Roman" w:hAnsi="Times New Roman" w:cs="Times New Roman"/>
-          <w:bCs/>
-        </w:rPr>
-      </w:pPr>
-      <w:r>
-        <w:rPr>
-          <w:rFonts w:ascii="Times New Roman" w:hAnsi="Times New Roman" w:cs="Times New Roman"/>
-          <w:b/>
-        </w:rPr>
-        <w:t>RAM-FISH</w:t>
-      </w:r>
-      <w:r>
-        <w:rPr>
-          <w:rFonts w:ascii="Times New Roman" w:hAnsi="Times New Roman" w:cs="Times New Roman"/>
-          <w:bCs/>
-        </w:rPr>
-        <w:t xml:space="preserve">: </w:t>
-      </w:r>
-      <w:r>
-        <w:rPr>
-          <w:rFonts w:ascii="Times New Roman" w:hAnsi="Times New Roman" w:cs="Times New Roman"/>
-          <w:bCs/>
-        </w:rPr>
-        <w:t xml:space="preserve">Spatial mRNA profiling </w:t>
-      </w:r>
-      <w:r>
-        <w:rPr>
-          <w:rFonts w:ascii="Times New Roman" w:hAnsi="Times New Roman" w:cs="Times New Roman"/>
-          <w:bCs/>
-        </w:rPr>
-        <w:t>technology that allows multiplexing (~30 genes) in complex biological systems such as whole mount organs of butterflies and zebrafish.</w:t>
-      </w:r>
-    </w:p>
-    <w:p>
-      <w:pPr>
-        <w:pStyle w:val="Default"/>
-        <w:jc w:val="both"/>
-        <w:rPr>
-          <w:rFonts w:ascii="Times New Roman" w:hAnsi="Times New Roman" w:cs="Times New Roman"/>
-          <w:bCs/>
-        </w:rPr>
-      </w:pPr>
-    </w:p>
-    <w:p>
-      <w:pPr>
-        <w:pStyle w:val="Default"/>
-        <w:jc w:val="both"/>
-        <w:rPr>
-          <w:rFonts w:ascii="Times New Roman" w:hAnsi="Times New Roman" w:cs="Times New Roman"/>
-          <w:b/>
-          <w:u w:val="single"/>
-        </w:rPr>
-      </w:pPr>
-      <w:r>
-        <w:rPr>
-          <w:rFonts w:ascii="Times New Roman" w:hAnsi="Times New Roman" w:cs="Times New Roman"/>
-          <w:b/>
-          <w:u w:val="single"/>
-        </w:rPr>
-        <w:t xml:space="preserve">Technologies currently under </w:t>
-      </w:r>
-      <w:r>
-        <w:rPr>
-          <w:rFonts w:ascii="Times New Roman" w:hAnsi="Times New Roman" w:cs="Times New Roman"/>
-          <w:b/>
-          <w:u w:val="single"/>
-        </w:rPr>
-        <w:t>development</w:t>
-      </w:r>
-    </w:p>
-    <w:p>
-      <w:pPr>
-        <w:pStyle w:val="Default"/>
-        <w:jc w:val="both"/>
-        <w:rPr>
-          <w:rFonts w:ascii="Times New Roman" w:hAnsi="Times New Roman" w:cs="Times New Roman"/>
-          <w:bCs/>
-        </w:rPr>
-      </w:pPr>
-      <w:proofErr w:type="spellStart"/>
-      <w:r>
-        <w:rPr>
-          <w:rFonts w:ascii="Times New Roman" w:hAnsi="Times New Roman" w:cs="Times New Roman"/>
-          <w:b/>
-        </w:rPr>
-        <w:t>NanoPulse</w:t>
-      </w:r>
-      <w:proofErr w:type="spellEnd"/>
-      <w:r>
-        <w:rPr>
-          <w:rFonts w:ascii="Times New Roman" w:hAnsi="Times New Roman" w:cs="Times New Roman"/>
-          <w:bCs/>
-        </w:rPr>
-        <w:t>: A nanolitre scale microinjection system for CRISPR-Cas9 and embryonic research application.</w:t>
-      </w:r>
-      <w:r>
-        <w:rPr>
-          <w:rFonts w:ascii="Times New Roman" w:hAnsi="Times New Roman" w:cs="Times New Roman"/>
-          <w:bCs/>
-        </w:rPr>
-        <w:t xml:space="preserve"> Developing in collaboration with</w:t>
-      </w:r>
-      <w:r>
-        <w:rPr>
-          <w:rFonts w:ascii="Times New Roman" w:hAnsi="Times New Roman" w:cs="Times New Roman"/>
-          <w:bCs/>
-        </w:rPr>
-        <w:t xml:space="preserve"> students from</w:t>
-      </w:r>
-      <w:r>
-        <w:rPr>
-          <w:rFonts w:ascii="Times New Roman" w:hAnsi="Times New Roman" w:cs="Times New Roman"/>
-          <w:bCs/>
-        </w:rPr>
-        <w:t xml:space="preserve"> </w:t>
-      </w:r>
-      <w:proofErr w:type="spellStart"/>
-      <w:r>
-        <w:rPr>
-          <w:rFonts w:ascii="Times New Roman" w:hAnsi="Times New Roman" w:cs="Times New Roman"/>
-          <w:bCs/>
-        </w:rPr>
-        <w:t>Raffels</w:t>
-      </w:r>
-      <w:proofErr w:type="spellEnd"/>
-      <w:r>
-        <w:rPr>
-          <w:rFonts w:ascii="Times New Roman" w:hAnsi="Times New Roman" w:cs="Times New Roman"/>
-          <w:bCs/>
-        </w:rPr>
-        <w:t xml:space="preserve"> institution</w:t>
-      </w:r>
-      <w:r>
-        <w:rPr>
-          <w:rFonts w:ascii="Times New Roman" w:hAnsi="Times New Roman" w:cs="Times New Roman"/>
-          <w:bCs/>
-        </w:rPr>
-        <w:t>, Singapore</w:t>
-      </w:r>
-      <w:r>
-        <w:rPr>
-          <w:rFonts w:ascii="Times New Roman" w:hAnsi="Times New Roman" w:cs="Times New Roman"/>
-          <w:bCs/>
-        </w:rPr>
-        <w:t>.</w:t>
-      </w:r>
-    </w:p>
-    <w:p>
-      <w:pPr>
-        <w:pStyle w:val="Default"/>
-        <w:jc w:val="both"/>
-        <w:rPr>
-          <w:rFonts w:ascii="Times New Roman" w:hAnsi="Times New Roman" w:cs="Times New Roman"/>
-          <w:bCs/>
-        </w:rPr>
-      </w:pPr>
-      <w:proofErr w:type="spellStart"/>
-      <w:r>
-        <w:rPr>
-          <w:rFonts w:ascii="Times New Roman" w:hAnsi="Times New Roman" w:cs="Times New Roman"/>
-          <w:b/>
-        </w:rPr>
-        <w:t>Corn_AI</w:t>
-      </w:r>
-      <w:proofErr w:type="spellEnd"/>
-      <w:r>
-        <w:rPr>
-          <w:rFonts w:ascii="Times New Roman" w:hAnsi="Times New Roman" w:cs="Times New Roman"/>
-          <w:bCs/>
-        </w:rPr>
-        <w:t>: A computer vision and AI powered system for smart crop system for maximum yield.</w:t>
-      </w:r>
-    </w:p>
-    <w:p>
-      <w:pPr>
-        <w:pStyle w:val="Default"/>
-        <w:jc w:val="both"/>
-        <w:rPr>
-          <w:rFonts w:ascii="Times New Roman" w:hAnsi="Times New Roman" w:cs="Times New Roman"/>
-          <w:bCs/>
-        </w:rPr>
-      </w:pPr>
-      <w:proofErr w:type="spellStart"/>
-      <w:r>
-        <w:rPr>
-          <w:rFonts w:ascii="Times New Roman" w:hAnsi="Times New Roman" w:cs="Times New Roman"/>
-          <w:b/>
-        </w:rPr>
-        <w:t>Multiplex_</w:t>
-      </w:r>
-      <w:r>
-        <w:rPr>
-          <w:rFonts w:ascii="Times New Roman" w:hAnsi="Times New Roman" w:cs="Times New Roman"/>
-          <w:b/>
-        </w:rPr>
-        <w:t>AI</w:t>
-      </w:r>
-      <w:proofErr w:type="spellEnd"/>
-      <w:r>
-        <w:rPr>
-          <w:rFonts w:ascii="Times New Roman" w:hAnsi="Times New Roman" w:cs="Times New Roman"/>
-          <w:bCs/>
-        </w:rPr>
-        <w:t>: An AI pipeline to process multiplex-FISH data to detect signal quality, non-specific signals, and signals in abnormal tissue types.</w:t>
-      </w:r>
-    </w:p>
-    <w:p>
-      <w:pPr>
-        <w:pStyle w:val="Default"/>
-        <w:jc w:val="both"/>
-        <w:rPr>
-          <w:rFonts w:ascii="Times New Roman" w:hAnsi="Times New Roman" w:cs="Times New Roman"/>
-          <w:bCs/>
-        </w:rPr>
-      </w:pPr>
-      <w:proofErr w:type="spellStart"/>
-      <w:r>
-        <w:rPr>
-          <w:rFonts w:ascii="Times New Roman" w:hAnsi="Times New Roman" w:cs="Times New Roman"/>
-          <w:b/>
-        </w:rPr>
-        <w:t>Aqua</w:t>
-      </w:r>
-      <w:r>
-        <w:rPr>
-          <w:rFonts w:ascii="Times New Roman" w:hAnsi="Times New Roman" w:cs="Times New Roman"/>
-          <w:b/>
-        </w:rPr>
-        <w:t>Sentinel_</w:t>
-      </w:r>
-      <w:r>
-        <w:rPr>
-          <w:rFonts w:ascii="Times New Roman" w:hAnsi="Times New Roman" w:cs="Times New Roman"/>
-          <w:b/>
-        </w:rPr>
-        <w:t>AI</w:t>
-      </w:r>
-      <w:proofErr w:type="spellEnd"/>
-      <w:r>
-        <w:rPr>
-          <w:rFonts w:ascii="Times New Roman" w:hAnsi="Times New Roman" w:cs="Times New Roman"/>
-          <w:bCs/>
-        </w:rPr>
-        <w:t xml:space="preserve">: </w:t>
-      </w:r>
-      <w:r>
-        <w:rPr>
-          <w:rFonts w:ascii="Times New Roman" w:hAnsi="Times New Roman" w:cs="Times New Roman"/>
-          <w:bCs/>
-        </w:rPr>
-        <w:t>AI and computer vision powered closed loop hardware system for neurobehavioral assays.</w:t>
-      </w:r>
-    </w:p>
-    <w:p>
-      <w:pPr>
-        <w:pStyle w:val="Default"/>
-        <w:jc w:val="both"/>
-        <w:rPr>
-          <w:rFonts w:ascii="Times New Roman" w:hAnsi="Times New Roman" w:cs="Times New Roman"/>
-          <w:bCs/>
-        </w:rPr>
-      </w:pPr>
-    </w:p>
-    <w:p>
-      <w:pPr>
-        <w:pStyle w:val="Default"/>
-        <w:jc w:val="both"/>
-        <w:rPr>
-          <w:rFonts w:ascii="Times New Roman" w:hAnsi="Times New Roman" w:cs="Times New Roman"/>
-          <w:b/>
-          <w:u w:val="single"/>
-        </w:rPr>
-      </w:pPr>
-      <w:r>
-        <w:rPr>
-          <w:rFonts w:ascii="Times New Roman" w:hAnsi="Times New Roman" w:cs="Times New Roman"/>
-          <w:b/>
-          <w:u w:val="single"/>
-        </w:rPr>
-        <w:t>Awards and Scholarships</w:t>
-      </w:r>
-    </w:p>
-    <w:p>
-      <w:pPr>
-        <w:pStyle w:val="Default"/>
-        <w:jc w:val="both"/>
-        <w:rPr>
-          <w:rFonts w:ascii="Times New Roman" w:hAnsi="Times New Roman" w:cs="Times New Roman"/>
-          <w:bCs/>
-        </w:rPr>
-      </w:pPr>
-      <w:r>
-        <w:rPr>
-          <w:rFonts w:ascii="Times New Roman" w:hAnsi="Times New Roman" w:cs="Times New Roman"/>
-          <w:bCs/>
-        </w:rPr>
-        <w:t>Inspiring Research Mentor Award, 2025. Awarded by NUS High School of Math and Science.</w:t>
-      </w:r>
-    </w:p>
-    <w:p>
-      <w:pPr>
-        <w:pStyle w:val="Default"/>
-        <w:jc w:val="both"/>
-        <w:rPr>
-          <w:rFonts w:ascii="Times New Roman" w:hAnsi="Times New Roman" w:cs="Times New Roman"/>
-          <w:bCs/>
-        </w:rPr>
-      </w:pPr>
-      <w:r>
-        <w:rPr>
-          <w:rFonts w:ascii="Times New Roman" w:hAnsi="Times New Roman" w:cs="Times New Roman"/>
-          <w:bCs/>
-        </w:rPr>
-        <w:t>Young Researcher Award, Asia Evo-Devo-2021</w:t>
-      </w:r>
-      <w:r>
-        <w:rPr>
-          <w:rFonts w:ascii="Times New Roman" w:hAnsi="Times New Roman" w:cs="Times New Roman"/>
-          <w:bCs/>
-        </w:rPr>
-        <w:t>. Awarded by Asia Evo-devo 2021.</w:t>
-      </w:r>
-    </w:p>
-    <w:p>
-      <w:pPr>
-        <w:pStyle w:val="Default"/>
-        <w:jc w:val="both"/>
-        <w:rPr>
-          <w:rFonts w:ascii="Times New Roman" w:hAnsi="Times New Roman" w:cs="Times New Roman"/>
-          <w:bCs/>
-        </w:rPr>
-      </w:pPr>
-      <w:r>
-        <w:rPr>
-          <w:rFonts w:ascii="Times New Roman" w:hAnsi="Times New Roman" w:cs="Times New Roman"/>
-          <w:bCs/>
-        </w:rPr>
-        <w:t>Yale-NUS scholarship (2016-2020)</w:t>
-      </w:r>
-      <w:r>
-        <w:rPr>
-          <w:rFonts w:ascii="Times New Roman" w:hAnsi="Times New Roman" w:cs="Times New Roman"/>
-          <w:bCs/>
-        </w:rPr>
-        <w:t>. Awarded by Yale University and NUS.</w:t>
-      </w:r>
-    </w:p>
-    <w:p>
-      <w:pPr>
-        <w:pStyle w:val="Default"/>
-        <w:jc w:val="both"/>
-        <w:rPr>
-          <w:rFonts w:ascii="Times New Roman" w:hAnsi="Times New Roman" w:cs="Times New Roman"/>
-          <w:bCs/>
-        </w:rPr>
-      </w:pPr>
-    </w:p>
-    <w:p>
-      <w:pPr>
-        <w:pStyle w:val="Default"/>
-        <w:jc w:val="both"/>
-        <w:rPr>
-          <w:rFonts w:ascii="Times New Roman" w:hAnsi="Times New Roman" w:cs="Times New Roman"/>
-          <w:b/>
-          <w:u w:val="single"/>
-        </w:rPr>
-      </w:pPr>
-      <w:r>
-        <w:rPr>
-          <w:rFonts w:ascii="Times New Roman" w:hAnsi="Times New Roman" w:cs="Times New Roman"/>
-          <w:b/>
-          <w:u w:val="single"/>
-        </w:rPr>
-        <w:t xml:space="preserve">Grants </w:t>
-      </w:r>
-      <w:r>
-        <w:rPr>
-          <w:rFonts w:ascii="Times New Roman" w:hAnsi="Times New Roman" w:cs="Times New Roman"/>
-          <w:b/>
-          <w:u w:val="single"/>
-        </w:rPr>
-        <w:t>Awarded</w:t>
-      </w:r>
-    </w:p>
-    <w:p>
-      <w:pPr>
-        <w:pStyle w:val="Default"/>
-        <w:jc w:val="both"/>
-        <w:rPr>
-          <w:rFonts w:ascii="Times New Roman" w:hAnsi="Times New Roman" w:cs="Times New Roman"/>
-          <w:b/>
-          <w:u w:val="single"/>
-        </w:rPr>
-      </w:pPr>
-      <w:r>
-        <w:rPr>
-          <w:rFonts w:ascii="Times New Roman" w:hAnsi="Times New Roman" w:cs="Times New Roman"/>
-        </w:rPr>
-        <w:t xml:space="preserve">Integrating Reaction-Diffusion and Positional-Information in patterning the wing veins of </w:t>
-      </w:r>
-      <w:r>
-        <w:rPr>
-          <w:rFonts w:ascii="Times New Roman" w:hAnsi="Times New Roman" w:cs="Times New Roman"/>
-          <w:i/>
-          <w:iCs/>
-        </w:rPr>
-        <w:t>Bicyclus anynana</w:t>
-      </w:r>
-      <w:r>
-        <w:rPr>
-          <w:rFonts w:ascii="Times New Roman" w:hAnsi="Times New Roman" w:cs="Times New Roman"/>
-        </w:rPr>
-        <w:t xml:space="preserve"> butterflies.</w:t>
-      </w:r>
-      <w:r>
-        <w:rPr>
-          <w:rFonts w:ascii="Times New Roman" w:hAnsi="Times New Roman" w:cs="Times New Roman"/>
-        </w:rPr>
-        <w:t xml:space="preserve"> (MOE Tier 1, primarily written, PI: </w:t>
-      </w:r>
-      <w:r>
-        <w:rPr>
-          <w:rFonts w:ascii="Times New Roman" w:hAnsi="Times New Roman" w:cs="Times New Roman"/>
-          <w:bCs/>
-        </w:rPr>
-        <w:t>Antόnia Monteiro).</w:t>
-      </w:r>
-    </w:p>
-    <w:p>
-      <w:pPr>
-        <w:pStyle w:val="Default"/>
-        <w:jc w:val="both"/>
-        <w:rPr>
-          <w:rFonts w:ascii="Times New Roman" w:hAnsi="Times New Roman" w:cs="Times New Roman"/>
-          <w:bCs/>
-        </w:rPr>
-      </w:pPr>
-    </w:p>
-    <w:p>
-      <w:pPr>
-        <w:pStyle w:val="Default"/>
-        <w:jc w:val="both"/>
-        <w:rPr>
-          <w:rFonts w:ascii="Times New Roman" w:hAnsi="Times New Roman" w:cs="Times New Roman"/>
-          <w:bCs/>
-        </w:rPr>
-      </w:pPr>
-      <w:r>
-        <w:rPr>
-          <w:rFonts w:ascii="Times New Roman" w:hAnsi="Times New Roman" w:cs="Times New Roman"/>
-          <w:bCs/>
-        </w:rPr>
-        <w:lastRenderedPageBreak/>
-        <w:t>Investigating a transcriptional role of primary cilia in striatal neural computation</w:t>
-      </w:r>
-      <w:r>
-        <w:rPr>
-          <w:rFonts w:ascii="Times New Roman" w:hAnsi="Times New Roman" w:cs="Times New Roman"/>
-          <w:bCs/>
-        </w:rPr>
-        <w:t xml:space="preserve"> </w:t>
-      </w:r>
-      <w:r>
-        <w:rPr>
-          <w:rFonts w:ascii="Times New Roman" w:hAnsi="Times New Roman" w:cs="Times New Roman"/>
-          <w:bCs/>
-        </w:rPr>
-        <w:t>mediating cognitive flexibility</w:t>
-      </w:r>
-      <w:r>
-        <w:rPr>
-          <w:rFonts w:ascii="Times New Roman" w:hAnsi="Times New Roman" w:cs="Times New Roman"/>
-          <w:bCs/>
-        </w:rPr>
-        <w:t>. (MOE Tier 2, as collaborator, PI: Siew Cheng Phua).</w:t>
-      </w:r>
-    </w:p>
-    <w:p>
-      <w:pPr>
-        <w:pStyle w:val="Default"/>
-        <w:jc w:val="both"/>
-        <w:rPr>
-          <w:rFonts w:ascii="Times New Roman" w:hAnsi="Times New Roman" w:cs="Times New Roman"/>
-          <w:bCs/>
-        </w:rPr>
-      </w:pPr>
-    </w:p>
-    <w:p>
-      <w:pPr>
-        <w:pStyle w:val="Default"/>
-        <w:jc w:val="both"/>
-        <w:rPr>
-          <w:rFonts w:ascii="Times New Roman" w:hAnsi="Times New Roman" w:cs="Times New Roman"/>
-          <w:bCs/>
-        </w:rPr>
-      </w:pPr>
-      <w:r>
-        <w:rPr>
-          <w:rFonts w:ascii="Times New Roman" w:hAnsi="Times New Roman" w:cs="Times New Roman"/>
-          <w:bCs/>
-        </w:rPr>
-        <w:t>The evolution of novel complex traits from preexisting traits: Identifying shared cellular identities and gene regulation across traits</w:t>
-      </w:r>
-      <w:r>
-        <w:rPr>
-          <w:rFonts w:ascii="Times New Roman" w:hAnsi="Times New Roman" w:cs="Times New Roman"/>
-          <w:bCs/>
-        </w:rPr>
-        <w:t>. (MOE Tier 2, co-written with Antόnia Monteiro and Suriya Narayanan Murugeshan).</w:t>
       </w:r>
     </w:p>
     <w:p>
@@ -6393,6 +6266,7 @@
         <w:rPr>
           <w:rFonts w:ascii="Times New Roman" w:hAnsi="Times New Roman" w:cs="Times New Roman"/>
         </w:rPr>
+        <w:lastRenderedPageBreak/>
         <w:t xml:space="preserve">Senior </w:t>
       </w:r>
       <w:r>
@@ -7000,246 +6874,6 @@
           <w:bCs/>
         </w:rPr>
         <w:t>.</w:t>
-      </w:r>
-    </w:p>
-    <w:p>
-      <w:pPr>
-        <w:pStyle w:val="Default"/>
-        <w:jc w:val="both"/>
-        <w:rPr>
-          <w:rFonts w:ascii="Times New Roman" w:hAnsi="Times New Roman" w:cs="Times New Roman"/>
-          <w:b/>
-          <w:u w:val="single"/>
-        </w:rPr>
-      </w:pPr>
-    </w:p>
-    <w:p>
-      <w:pPr>
-        <w:pStyle w:val="Default"/>
-        <w:jc w:val="both"/>
-        <w:rPr>
-          <w:rFonts w:ascii="Times New Roman" w:hAnsi="Times New Roman" w:cs="Times New Roman"/>
-          <w:b/>
-          <w:u w:val="single"/>
-        </w:rPr>
-      </w:pPr>
-      <w:r>
-        <w:rPr>
-          <w:rFonts w:ascii="Times New Roman" w:hAnsi="Times New Roman" w:cs="Times New Roman"/>
-          <w:b/>
-          <w:u w:val="single"/>
-        </w:rPr>
-        <w:t xml:space="preserve">Skills </w:t>
-      </w:r>
-      <w:r>
-        <w:rPr>
-          <w:rFonts w:ascii="Times New Roman" w:hAnsi="Times New Roman" w:cs="Times New Roman"/>
-          <w:b/>
-          <w:u w:val="single"/>
-        </w:rPr>
-        <w:t>and expertise</w:t>
-      </w:r>
-    </w:p>
-    <w:p>
-      <w:pPr>
-        <w:pStyle w:val="NoSpacing"/>
-        <w:jc w:val="both"/>
-        <w:rPr>
-          <w:rFonts w:ascii="Times New Roman" w:hAnsi="Times New Roman" w:cs="Times New Roman"/>
-          <w:sz w:val="24"/>
-          <w:szCs w:val="24"/>
-        </w:rPr>
-      </w:pPr>
-      <w:r>
-        <w:rPr>
-          <w:rFonts w:ascii="Times New Roman" w:hAnsi="Times New Roman" w:cs="Times New Roman"/>
-          <w:sz w:val="24"/>
-          <w:szCs w:val="24"/>
-        </w:rPr>
-        <w:t xml:space="preserve">Spatial </w:t>
-      </w:r>
-      <w:r>
-        <w:rPr>
-          <w:rFonts w:ascii="Times New Roman" w:hAnsi="Times New Roman" w:cs="Times New Roman"/>
-          <w:sz w:val="24"/>
-          <w:szCs w:val="24"/>
-        </w:rPr>
-        <w:t>biology</w:t>
-      </w:r>
-      <w:r>
-        <w:rPr>
-          <w:rFonts w:ascii="Times New Roman" w:hAnsi="Times New Roman" w:cs="Times New Roman"/>
-          <w:sz w:val="24"/>
-          <w:szCs w:val="24"/>
-        </w:rPr>
-        <w:t xml:space="preserve">, </w:t>
-      </w:r>
-      <w:r>
-        <w:rPr>
-          <w:rFonts w:ascii="Times New Roman" w:hAnsi="Times New Roman" w:cs="Times New Roman"/>
-          <w:sz w:val="24"/>
-          <w:szCs w:val="24"/>
-        </w:rPr>
-        <w:t>Laser Capture Microdissection,</w:t>
-      </w:r>
-      <w:r>
-        <w:rPr>
-          <w:rFonts w:ascii="Times New Roman" w:hAnsi="Times New Roman" w:cs="Times New Roman"/>
-          <w:sz w:val="24"/>
-          <w:szCs w:val="24"/>
-        </w:rPr>
-        <w:t xml:space="preserve"> </w:t>
-      </w:r>
-      <w:r>
-        <w:rPr>
-          <w:rFonts w:ascii="Times New Roman" w:hAnsi="Times New Roman" w:cs="Times New Roman"/>
-          <w:sz w:val="24"/>
-          <w:szCs w:val="24"/>
-        </w:rPr>
-        <w:t xml:space="preserve">Multiplex-FISH, </w:t>
-      </w:r>
-      <w:r>
-        <w:rPr>
-          <w:rFonts w:ascii="Times New Roman" w:hAnsi="Times New Roman" w:cs="Times New Roman"/>
-          <w:sz w:val="24"/>
-          <w:szCs w:val="24"/>
-        </w:rPr>
-        <w:t xml:space="preserve">Single cell and bulk RNA-Seq, </w:t>
-      </w:r>
-      <w:r>
-        <w:rPr>
-          <w:rFonts w:ascii="Times New Roman" w:hAnsi="Times New Roman" w:cs="Times New Roman"/>
-          <w:sz w:val="24"/>
-          <w:szCs w:val="24"/>
-        </w:rPr>
-        <w:t>CRISPR-Cas9, immunohistochemistry,</w:t>
-      </w:r>
-      <w:r>
-        <w:rPr>
-          <w:rFonts w:ascii="Times New Roman" w:hAnsi="Times New Roman" w:cs="Times New Roman"/>
-          <w:sz w:val="24"/>
-          <w:szCs w:val="24"/>
-        </w:rPr>
-        <w:t xml:space="preserve"> </w:t>
-      </w:r>
-      <w:r>
-        <w:rPr>
-          <w:rFonts w:ascii="Times New Roman" w:hAnsi="Times New Roman" w:cs="Times New Roman"/>
-          <w:sz w:val="24"/>
-          <w:szCs w:val="24"/>
-        </w:rPr>
-        <w:t>qPCR,</w:t>
-      </w:r>
-      <w:r>
-        <w:rPr>
-          <w:rFonts w:ascii="Times New Roman" w:hAnsi="Times New Roman" w:cs="Times New Roman"/>
-          <w:sz w:val="24"/>
-          <w:szCs w:val="24"/>
-        </w:rPr>
-        <w:t xml:space="preserve"> </w:t>
-      </w:r>
-      <w:r>
-        <w:rPr>
-          <w:rFonts w:ascii="Times New Roman" w:hAnsi="Times New Roman" w:cs="Times New Roman"/>
-          <w:sz w:val="24"/>
-          <w:szCs w:val="24"/>
-        </w:rPr>
-        <w:t xml:space="preserve">gene </w:t>
-      </w:r>
-      <w:r>
-        <w:rPr>
-          <w:rFonts w:ascii="Times New Roman" w:hAnsi="Times New Roman" w:cs="Times New Roman"/>
-          <w:sz w:val="24"/>
-          <w:szCs w:val="24"/>
-        </w:rPr>
-        <w:t xml:space="preserve">cloning, western blotting, microbial gene and protein expression, and </w:t>
-      </w:r>
-      <w:r>
-        <w:rPr>
-          <w:rFonts w:ascii="Times New Roman" w:hAnsi="Times New Roman" w:cs="Times New Roman"/>
-          <w:sz w:val="24"/>
-          <w:szCs w:val="24"/>
-        </w:rPr>
-        <w:t xml:space="preserve">advanced </w:t>
-      </w:r>
-      <w:r>
-        <w:rPr>
-          <w:rFonts w:ascii="Times New Roman" w:hAnsi="Times New Roman" w:cs="Times New Roman"/>
-          <w:sz w:val="24"/>
-          <w:szCs w:val="24"/>
-        </w:rPr>
-        <w:t>bioinformatics.</w:t>
-      </w:r>
-    </w:p>
-    <w:p>
-      <w:pPr>
-        <w:pStyle w:val="NoSpacing"/>
-        <w:jc w:val="both"/>
-        <w:rPr>
-          <w:rFonts w:ascii="Times New Roman" w:hAnsi="Times New Roman" w:cs="Times New Roman"/>
-          <w:sz w:val="24"/>
-          <w:szCs w:val="24"/>
-        </w:rPr>
-      </w:pPr>
-    </w:p>
-    <w:p>
-      <w:pPr>
-        <w:pStyle w:val="NoSpacing"/>
-        <w:jc w:val="both"/>
-        <w:rPr>
-          <w:rFonts w:ascii="Times New Roman" w:hAnsi="Times New Roman" w:cs="Times New Roman"/>
-          <w:b/>
-          <w:bCs/>
-          <w:sz w:val="24"/>
-          <w:szCs w:val="24"/>
-          <w:u w:val="single"/>
-        </w:rPr>
-      </w:pPr>
-      <w:r>
-        <w:rPr>
-          <w:rFonts w:ascii="Times New Roman" w:hAnsi="Times New Roman" w:cs="Times New Roman"/>
-          <w:b/>
-          <w:bCs/>
-          <w:sz w:val="24"/>
-          <w:szCs w:val="24"/>
-          <w:u w:val="single"/>
-        </w:rPr>
-        <w:t>Programming language</w:t>
-      </w:r>
-    </w:p>
-    <w:p>
-      <w:pPr>
-        <w:pStyle w:val="NoSpacing"/>
-        <w:jc w:val="both"/>
-        <w:rPr>
-          <w:rFonts w:ascii="Times New Roman" w:hAnsi="Times New Roman" w:cs="Times New Roman"/>
-          <w:sz w:val="24"/>
-          <w:szCs w:val="24"/>
-        </w:rPr>
-      </w:pPr>
-      <w:r>
-        <w:rPr>
-          <w:rFonts w:ascii="Times New Roman" w:hAnsi="Times New Roman" w:cs="Times New Roman"/>
-          <w:sz w:val="24"/>
-          <w:szCs w:val="24"/>
-        </w:rPr>
-        <w:t>C++</w:t>
-      </w:r>
-      <w:r>
-        <w:rPr>
-          <w:rFonts w:ascii="Times New Roman" w:hAnsi="Times New Roman" w:cs="Times New Roman"/>
-          <w:sz w:val="24"/>
-          <w:szCs w:val="24"/>
-        </w:rPr>
-        <w:t>, html,</w:t>
-      </w:r>
-      <w:r>
-        <w:rPr>
-          <w:rFonts w:ascii="Times New Roman" w:hAnsi="Times New Roman" w:cs="Times New Roman"/>
-          <w:sz w:val="24"/>
-          <w:szCs w:val="24"/>
-        </w:rPr>
-        <w:t xml:space="preserve"> and Python</w:t>
       </w:r>
     </w:p>
     <w:p>
@@ -7380,17 +7014,6 @@
     </w:p>
     <w:p>
       <w:pPr>
-        <w:pStyle w:val="NoSpacing"/>
-        <w:jc w:val="both"/>
-        <w:rPr>
-          <w:rFonts w:ascii="Times New Roman" w:hAnsi="Times New Roman" w:cs="Times New Roman"/>
-          <w:sz w:val="24"/>
-          <w:szCs w:val="24"/>
-        </w:rPr>
-      </w:pPr>
-    </w:p>
-    <w:p>
-      <w:pPr>
         <w:pStyle w:val="Default"/>
         <w:jc w:val="both"/>
         <w:rPr>
@@ -8339,7 +7962,6 @@
           <w:rFonts w:ascii="Times New Roman" w:hAnsi="Times New Roman" w:cs="Times New Roman"/>
           <w:bCs/>
         </w:rPr>
-        <w:lastRenderedPageBreak/>
         <w:t xml:space="preserve">Master Student: Ms. Zhang Yu. </w:t>
       </w:r>
     </w:p>
@@ -8956,8 +8578,7 @@
         <w:jc w:val="both"/>
         <w:rPr>
           <w:rFonts w:ascii="Times New Roman" w:hAnsi="Times New Roman" w:cs="Times New Roman"/>
-          <w:b/>
-          <w:u w:val="single"/>
+          <w:bCs/>
         </w:rPr>
       </w:pPr>
     </w:p>
@@ -8981,91 +8602,8 @@
           <w:szCs w:val="24"/>
           <w:u w:val="single"/>
         </w:rPr>
-        <w:t xml:space="preserve">Area of Interest </w:t>
-      </w:r>
-    </w:p>
-    <w:p>
-      <w:pPr>
-        <w:pStyle w:val="Default"/>
-        <w:jc w:val="both"/>
-        <w:rPr>
-          <w:rFonts w:ascii="Times New Roman" w:hAnsi="Times New Roman" w:cs="Times New Roman"/>
-          <w:bCs/>
-        </w:rPr>
-      </w:pPr>
-      <w:r>
-        <w:rPr>
-          <w:rFonts w:ascii="Times New Roman" w:hAnsi="Times New Roman" w:cs="Times New Roman"/>
-          <w:bCs/>
-        </w:rPr>
-        <w:t xml:space="preserve">Developmental Biology, </w:t>
-      </w:r>
-      <w:r>
-        <w:rPr>
-          <w:rFonts w:ascii="Times New Roman" w:hAnsi="Times New Roman" w:cs="Times New Roman"/>
-          <w:bCs/>
-        </w:rPr>
-        <w:t>Evolutionary Biology,</w:t>
-      </w:r>
-      <w:r>
-        <w:rPr>
-          <w:rFonts w:ascii="Times New Roman" w:hAnsi="Times New Roman" w:cs="Times New Roman"/>
-          <w:bCs/>
-        </w:rPr>
-        <w:t xml:space="preserve"> </w:t>
-      </w:r>
-      <w:r>
-        <w:rPr>
-          <w:rFonts w:ascii="Times New Roman" w:hAnsi="Times New Roman" w:cs="Times New Roman"/>
-          <w:bCs/>
-        </w:rPr>
-        <w:t>Artificial Intelligence</w:t>
-      </w:r>
-      <w:r>
-        <w:rPr>
-          <w:rFonts w:ascii="Times New Roman" w:hAnsi="Times New Roman" w:cs="Times New Roman"/>
-          <w:bCs/>
-        </w:rPr>
-        <w:t>, Robotics,</w:t>
-      </w:r>
-      <w:r>
-        <w:rPr>
-          <w:rFonts w:ascii="Times New Roman" w:hAnsi="Times New Roman" w:cs="Times New Roman"/>
-          <w:bCs/>
-        </w:rPr>
-        <w:t xml:space="preserve"> </w:t>
-      </w:r>
-      <w:r>
-        <w:rPr>
-          <w:rFonts w:ascii="Times New Roman" w:hAnsi="Times New Roman" w:cs="Times New Roman"/>
-          <w:bCs/>
-        </w:rPr>
-        <w:t xml:space="preserve">Molecular Biology, </w:t>
-      </w:r>
-      <w:r>
-        <w:rPr>
-          <w:rFonts w:ascii="Times New Roman" w:hAnsi="Times New Roman" w:cs="Times New Roman"/>
-          <w:bCs/>
-        </w:rPr>
-        <w:t>and Spatial Biology</w:t>
-      </w:r>
-      <w:r>
-        <w:rPr>
-          <w:rFonts w:ascii="Times New Roman" w:hAnsi="Times New Roman" w:cs="Times New Roman"/>
-          <w:bCs/>
-        </w:rPr>
-        <w:t>.</w:t>
-      </w:r>
-    </w:p>
-    <w:p>
-      <w:pPr>
-        <w:pStyle w:val="Default"/>
-        <w:jc w:val="both"/>
-        <w:rPr>
-          <w:rFonts w:ascii="Times New Roman" w:hAnsi="Times New Roman" w:cs="Times New Roman"/>
-          <w:bCs/>
-        </w:rPr>
-      </w:pPr>
+        <w:t xml:space="preserve">Hobbies </w:t>
+      </w:r>
     </w:p>
     <w:p>
       <w:pPr>
@@ -9082,18 +8620,634 @@
       <w:r>
         <w:rPr>
           <w:rFonts w:ascii="Times New Roman" w:hAnsi="Times New Roman" w:cs="Times New Roman"/>
+          <w:sz w:val="24"/>
+          <w:szCs w:val="24"/>
+        </w:rPr>
+        <w:t xml:space="preserve">Microelectronics, </w:t>
+      </w:r>
+      <w:r>
+        <w:rPr>
+          <w:rFonts w:ascii="Times New Roman" w:hAnsi="Times New Roman" w:cs="Times New Roman"/>
+          <w:sz w:val="24"/>
+          <w:szCs w:val="24"/>
+        </w:rPr>
+        <w:t xml:space="preserve">aquarium, </w:t>
+      </w:r>
+      <w:r>
+        <w:rPr>
+          <w:rFonts w:ascii="Times New Roman" w:hAnsi="Times New Roman" w:cs="Times New Roman"/>
+          <w:sz w:val="24"/>
+          <w:szCs w:val="24"/>
+        </w:rPr>
+        <w:t>c</w:t>
+      </w:r>
+      <w:r>
+        <w:rPr>
+          <w:rFonts w:ascii="Times New Roman" w:hAnsi="Times New Roman" w:cs="Times New Roman"/>
+          <w:sz w:val="24"/>
+          <w:szCs w:val="24"/>
+        </w:rPr>
+        <w:t xml:space="preserve">ycling, </w:t>
+      </w:r>
+      <w:r>
+        <w:rPr>
+          <w:rFonts w:ascii="Times New Roman" w:hAnsi="Times New Roman" w:cs="Times New Roman"/>
+          <w:sz w:val="24"/>
+          <w:szCs w:val="24"/>
+        </w:rPr>
+        <w:t xml:space="preserve">computer hardware, </w:t>
+      </w:r>
+      <w:r>
+        <w:rPr>
+          <w:rFonts w:ascii="Times New Roman" w:hAnsi="Times New Roman" w:cs="Times New Roman"/>
+          <w:sz w:val="24"/>
+          <w:szCs w:val="24"/>
+        </w:rPr>
+        <w:t>guitar</w:t>
+      </w:r>
+      <w:r>
+        <w:rPr>
+          <w:rFonts w:ascii="Times New Roman" w:hAnsi="Times New Roman" w:cs="Times New Roman"/>
+          <w:sz w:val="24"/>
+          <w:szCs w:val="24"/>
+        </w:rPr>
+        <w:t>,</w:t>
+      </w:r>
+      <w:r>
+        <w:rPr>
+          <w:rFonts w:ascii="Times New Roman" w:hAnsi="Times New Roman" w:cs="Times New Roman"/>
+          <w:sz w:val="24"/>
+          <w:szCs w:val="24"/>
+        </w:rPr>
+        <w:t xml:space="preserve"> gym,</w:t>
+      </w:r>
+      <w:r>
+        <w:rPr>
+          <w:rFonts w:ascii="Times New Roman" w:hAnsi="Times New Roman" w:cs="Times New Roman"/>
+          <w:sz w:val="24"/>
+          <w:szCs w:val="24"/>
+        </w:rPr>
+        <w:t xml:space="preserve"> </w:t>
+      </w:r>
+      <w:r>
+        <w:rPr>
+          <w:rFonts w:ascii="Times New Roman" w:hAnsi="Times New Roman" w:cs="Times New Roman"/>
+          <w:sz w:val="24"/>
+          <w:szCs w:val="24"/>
+        </w:rPr>
+        <w:t>running, tennis, badminton, and photography.</w:t>
+      </w:r>
+    </w:p>
+    <w:p>
+      <w:pPr>
+        <w:pStyle w:val="Default"/>
+        <w:jc w:val="both"/>
+        <w:rPr>
+          <w:rFonts w:ascii="Times New Roman" w:hAnsi="Times New Roman" w:cs="Times New Roman"/>
+          <w:b/>
+          <w:u w:val="single"/>
+        </w:rPr>
+      </w:pPr>
+    </w:p>
+    <w:p>
+      <w:pPr>
+        <w:pStyle w:val="Default"/>
+        <w:jc w:val="both"/>
+        <w:rPr>
+          <w:rFonts w:ascii="Times New Roman" w:hAnsi="Times New Roman" w:cs="Times New Roman"/>
+          <w:b/>
+          <w:u w:val="single"/>
+        </w:rPr>
+      </w:pPr>
+      <w:r>
+        <w:rPr>
+          <w:rFonts w:ascii="Times New Roman" w:hAnsi="Times New Roman" w:cs="Times New Roman"/>
+          <w:b/>
+          <w:u w:val="single"/>
+        </w:rPr>
+        <w:t>Other R</w:t>
+      </w:r>
+      <w:r>
+        <w:rPr>
+          <w:rFonts w:ascii="Times New Roman" w:hAnsi="Times New Roman" w:cs="Times New Roman"/>
+          <w:b/>
+          <w:u w:val="single"/>
+        </w:rPr>
+        <w:t>esearch</w:t>
+      </w:r>
+      <w:r>
+        <w:rPr>
+          <w:rFonts w:ascii="Times New Roman" w:hAnsi="Times New Roman" w:cs="Times New Roman"/>
+          <w:b/>
+          <w:u w:val="single"/>
+        </w:rPr>
+        <w:t>/</w:t>
+      </w:r>
+      <w:r>
+        <w:rPr>
+          <w:rFonts w:ascii="Times New Roman" w:hAnsi="Times New Roman" w:cs="Times New Roman"/>
+          <w:b/>
+          <w:u w:val="single"/>
+        </w:rPr>
+        <w:t xml:space="preserve">Industry </w:t>
+      </w:r>
+      <w:r>
+        <w:rPr>
+          <w:rFonts w:ascii="Times New Roman" w:hAnsi="Times New Roman" w:cs="Times New Roman"/>
+          <w:b/>
+          <w:u w:val="single"/>
+        </w:rPr>
+        <w:t>Experience and Projects Undertaken</w:t>
+      </w:r>
+    </w:p>
+    <w:p>
+      <w:pPr>
+        <w:pStyle w:val="Default"/>
+        <w:jc w:val="both"/>
+        <w:rPr>
+          <w:rFonts w:ascii="Times New Roman" w:hAnsi="Times New Roman" w:cs="Times New Roman"/>
+        </w:rPr>
+      </w:pPr>
+      <w:r>
+        <w:rPr>
+          <w:rFonts w:ascii="Times New Roman" w:hAnsi="Times New Roman" w:cs="Times New Roman"/>
+        </w:rPr>
+        <w:t xml:space="preserve">Summer Intern at the Lab of Microbiology, East India Pharmaceuticals Works Ltd., Durgapur Plant. Worked on detection and analysis of </w:t>
+      </w:r>
+      <w:r>
+        <w:rPr>
+          <w:rFonts w:ascii="Times New Roman" w:hAnsi="Times New Roman" w:cs="Times New Roman"/>
+          <w:i/>
+        </w:rPr>
+        <w:t xml:space="preserve">S. </w:t>
+      </w:r>
+      <w:proofErr w:type="spellStart"/>
+      <w:r>
+        <w:rPr>
+          <w:rFonts w:ascii="Times New Roman" w:hAnsi="Times New Roman" w:cs="Times New Roman"/>
+          <w:i/>
+        </w:rPr>
+        <w:t>abony</w:t>
+      </w:r>
+      <w:proofErr w:type="spellEnd"/>
+      <w:r>
+        <w:rPr>
+          <w:rFonts w:ascii="Times New Roman" w:hAnsi="Times New Roman" w:cs="Times New Roman"/>
+          <w:i/>
+        </w:rPr>
+        <w:t>, E.</w:t>
+      </w:r>
+      <w:r>
+        <w:rPr>
+          <w:rFonts w:ascii="Times New Roman" w:hAnsi="Times New Roman" w:cs="Times New Roman"/>
+          <w:i/>
+        </w:rPr>
+        <w:t xml:space="preserve"> </w:t>
+      </w:r>
+      <w:r>
+        <w:rPr>
+          <w:rFonts w:ascii="Times New Roman" w:hAnsi="Times New Roman" w:cs="Times New Roman"/>
+          <w:i/>
+        </w:rPr>
+        <w:t>coli, P. aeruginosa</w:t>
+      </w:r>
+      <w:r>
+        <w:rPr>
+          <w:rFonts w:ascii="Times New Roman" w:hAnsi="Times New Roman" w:cs="Times New Roman"/>
+          <w:i/>
+        </w:rPr>
+        <w:t>,</w:t>
+      </w:r>
+      <w:r>
+        <w:rPr>
+          <w:rFonts w:ascii="Times New Roman" w:hAnsi="Times New Roman" w:cs="Times New Roman"/>
+        </w:rPr>
+        <w:t xml:space="preserve"> and </w:t>
+      </w:r>
+      <w:r>
+        <w:rPr>
+          <w:rFonts w:ascii="Times New Roman" w:hAnsi="Times New Roman" w:cs="Times New Roman"/>
+          <w:i/>
+        </w:rPr>
+        <w:t xml:space="preserve">S. aureus </w:t>
+      </w:r>
+      <w:r>
+        <w:rPr>
+          <w:rFonts w:ascii="Times New Roman" w:hAnsi="Times New Roman" w:cs="Times New Roman"/>
+        </w:rPr>
+        <w:t xml:space="preserve">in water samples. </w:t>
+      </w:r>
+    </w:p>
+    <w:p>
+      <w:pPr>
+        <w:pStyle w:val="Default"/>
+        <w:jc w:val="both"/>
+        <w:rPr>
+          <w:rFonts w:ascii="Times New Roman" w:hAnsi="Times New Roman" w:cs="Times New Roman"/>
+        </w:rPr>
+      </w:pPr>
+    </w:p>
+    <w:p>
+      <w:pPr>
+        <w:pStyle w:val="Default"/>
+        <w:jc w:val="both"/>
+        <w:rPr>
+          <w:rFonts w:ascii="Times New Roman" w:hAnsi="Times New Roman" w:cs="Times New Roman"/>
+        </w:rPr>
+      </w:pPr>
+      <w:r>
+        <w:rPr>
+          <w:rFonts w:ascii="Times New Roman" w:hAnsi="Times New Roman" w:cs="Times New Roman"/>
+        </w:rPr>
+        <w:t xml:space="preserve">Winter Research Intern 2013, Department of Biotechnology, Indian Institute of Technology – Kharagpur (2013-14). ‘Utilization of Petroleum Hydrocarbon and Oxidation of </w:t>
+      </w:r>
+      <w:proofErr w:type="gramStart"/>
+      <w:r>
+        <w:rPr>
+          <w:rFonts w:ascii="Times New Roman" w:hAnsi="Times New Roman" w:cs="Times New Roman"/>
+        </w:rPr>
+        <w:t>As(</w:t>
+      </w:r>
+      <w:proofErr w:type="gramEnd"/>
+      <w:r>
+        <w:rPr>
+          <w:rFonts w:ascii="Times New Roman" w:hAnsi="Times New Roman" w:cs="Times New Roman"/>
+        </w:rPr>
+        <w:t>III) by Bacterial Strains Isolated from Arsenic Contaminated Sites in West Bengal (India)’.</w:t>
+      </w:r>
+    </w:p>
+    <w:p>
+      <w:pPr>
+        <w:pStyle w:val="Default"/>
+        <w:jc w:val="both"/>
+        <w:rPr>
+          <w:rFonts w:ascii="Times New Roman" w:hAnsi="Times New Roman" w:cs="Times New Roman"/>
+        </w:rPr>
+      </w:pPr>
+    </w:p>
+    <w:p>
+      <w:pPr>
+        <w:pStyle w:val="Default"/>
+        <w:jc w:val="both"/>
+        <w:rPr>
+          <w:rFonts w:ascii="Times New Roman" w:hAnsi="Times New Roman" w:cs="Times New Roman"/>
+        </w:rPr>
+      </w:pPr>
+      <w:r>
+        <w:rPr>
+          <w:rFonts w:ascii="Times New Roman" w:hAnsi="Times New Roman" w:cs="Times New Roman"/>
+        </w:rPr>
+        <w:t xml:space="preserve">Summer </w:t>
+      </w:r>
+      <w:r>
+        <w:rPr>
+          <w:rFonts w:ascii="Times New Roman" w:hAnsi="Times New Roman" w:cs="Times New Roman"/>
+        </w:rPr>
+        <w:t xml:space="preserve">Research </w:t>
+      </w:r>
+      <w:r>
+        <w:rPr>
+          <w:rFonts w:ascii="Times New Roman" w:hAnsi="Times New Roman" w:cs="Times New Roman"/>
+        </w:rPr>
+        <w:t>Intern 2014, Department of Biological Sciences, National University of Singapore. Project title</w:t>
+      </w:r>
+      <w:r>
+        <w:rPr>
+          <w:rFonts w:ascii="Times New Roman" w:hAnsi="Times New Roman" w:cs="Times New Roman"/>
+        </w:rPr>
+        <w:t xml:space="preserve"> ‘</w:t>
+      </w:r>
+      <w:r>
+        <w:rPr>
+          <w:rFonts w:ascii="Times New Roman" w:hAnsi="Times New Roman" w:cs="Times New Roman"/>
+        </w:rPr>
+        <w:t xml:space="preserve">A Study on Expression of </w:t>
+      </w:r>
+      <w:r>
+        <w:rPr>
+          <w:rFonts w:ascii="Times New Roman" w:hAnsi="Times New Roman" w:cs="Times New Roman"/>
+          <w:i/>
+        </w:rPr>
+        <w:t>engrailed</w:t>
+      </w:r>
+      <w:r>
+        <w:rPr>
+          <w:rFonts w:ascii="Times New Roman" w:hAnsi="Times New Roman" w:cs="Times New Roman"/>
+        </w:rPr>
+        <w:t xml:space="preserve"> and </w:t>
+      </w:r>
+      <w:r>
+        <w:rPr>
+          <w:rFonts w:ascii="Times New Roman" w:hAnsi="Times New Roman" w:cs="Times New Roman"/>
+          <w:i/>
+        </w:rPr>
+        <w:t>spalt</w:t>
+      </w:r>
+      <w:r>
+        <w:rPr>
+          <w:rFonts w:ascii="Times New Roman" w:hAnsi="Times New Roman" w:cs="Times New Roman"/>
+        </w:rPr>
+        <w:t xml:space="preserve"> in Developing Wings of African Butterfly </w:t>
+      </w:r>
+      <w:r>
+        <w:rPr>
+          <w:rFonts w:ascii="Times New Roman" w:hAnsi="Times New Roman" w:cs="Times New Roman"/>
+          <w:i/>
+        </w:rPr>
+        <w:t>Bicyclus anynana</w:t>
+      </w:r>
+      <w:r>
+        <w:rPr>
+          <w:rFonts w:ascii="Times New Roman" w:hAnsi="Times New Roman" w:cs="Times New Roman"/>
+        </w:rPr>
+        <w:t>’</w:t>
+      </w:r>
+      <w:r>
+        <w:rPr>
+          <w:rFonts w:ascii="Times New Roman" w:hAnsi="Times New Roman" w:cs="Times New Roman"/>
+        </w:rPr>
+        <w:t>.</w:t>
+      </w:r>
+    </w:p>
+    <w:p>
+      <w:pPr>
+        <w:pStyle w:val="Default"/>
+        <w:jc w:val="both"/>
+        <w:rPr>
+          <w:rFonts w:ascii="Times New Roman" w:hAnsi="Times New Roman" w:cs="Times New Roman"/>
+        </w:rPr>
+      </w:pPr>
+    </w:p>
+    <w:p>
+      <w:pPr>
+        <w:pStyle w:val="Default"/>
+        <w:jc w:val="both"/>
+        <w:rPr>
+          <w:rFonts w:ascii="Times New Roman" w:hAnsi="Times New Roman" w:cs="Times New Roman"/>
+          <w:b/>
+        </w:rPr>
+      </w:pPr>
+      <w:r>
+        <w:rPr>
+          <w:rFonts w:ascii="Times New Roman" w:hAnsi="Times New Roman" w:cs="Times New Roman"/>
+          <w:b/>
+          <w:u w:val="single"/>
+        </w:rPr>
+        <w:t>Other</w:t>
+      </w:r>
+      <w:r>
+        <w:rPr>
+          <w:rFonts w:ascii="Times New Roman" w:hAnsi="Times New Roman" w:cs="Times New Roman"/>
+          <w:b/>
+          <w:u w:val="single"/>
+        </w:rPr>
+        <w:t xml:space="preserve"> Participations</w:t>
+      </w:r>
+      <w:r>
+        <w:rPr>
+          <w:rFonts w:ascii="Times New Roman" w:hAnsi="Times New Roman" w:cs="Times New Roman"/>
+          <w:b/>
+          <w:u w:val="single"/>
+        </w:rPr>
+        <w:t xml:space="preserve"> and awards</w:t>
+      </w:r>
+    </w:p>
+    <w:p>
+      <w:pPr>
+        <w:pStyle w:val="Default"/>
+        <w:jc w:val="both"/>
+        <w:rPr>
+          <w:rFonts w:ascii="Times New Roman" w:hAnsi="Times New Roman" w:cs="Times New Roman"/>
+        </w:rPr>
+      </w:pPr>
+      <w:r>
+        <w:rPr>
+          <w:rFonts w:ascii="Times New Roman" w:hAnsi="Times New Roman" w:cs="Times New Roman"/>
+        </w:rPr>
+        <w:t>Genomics, Metagenomics and Metabolic Engineering</w:t>
+      </w:r>
+      <w:r>
+        <w:rPr>
+          <w:rFonts w:ascii="Times New Roman" w:hAnsi="Times New Roman" w:cs="Times New Roman"/>
+        </w:rPr>
+        <w:t>:</w:t>
+      </w:r>
+      <w:r>
+        <w:rPr>
+          <w:rFonts w:ascii="Times New Roman" w:hAnsi="Times New Roman" w:cs="Times New Roman"/>
+        </w:rPr>
+        <w:t xml:space="preserve"> </w:t>
+      </w:r>
+      <w:r>
+        <w:rPr>
+          <w:rFonts w:ascii="Times New Roman" w:hAnsi="Times New Roman" w:cs="Times New Roman"/>
+        </w:rPr>
+        <w:t>W</w:t>
+      </w:r>
+      <w:r>
+        <w:rPr>
+          <w:rFonts w:ascii="Times New Roman" w:hAnsi="Times New Roman" w:cs="Times New Roman"/>
+        </w:rPr>
+        <w:t xml:space="preserve">orkshop </w:t>
+      </w:r>
+      <w:r>
+        <w:rPr>
+          <w:rFonts w:ascii="Times New Roman" w:hAnsi="Times New Roman" w:cs="Times New Roman"/>
+        </w:rPr>
+        <w:t>organized by Indian Institute of Technology – Kharagpur</w:t>
+      </w:r>
+      <w:r>
+        <w:rPr>
+          <w:rFonts w:ascii="Times New Roman" w:hAnsi="Times New Roman" w:cs="Times New Roman"/>
+        </w:rPr>
+        <w:t>, India</w:t>
+      </w:r>
+      <w:r>
+        <w:rPr>
+          <w:rFonts w:ascii="Times New Roman" w:hAnsi="Times New Roman" w:cs="Times New Roman"/>
+        </w:rPr>
+        <w:t>’</w:t>
+      </w:r>
+      <w:r>
+        <w:rPr>
+          <w:rFonts w:ascii="Times New Roman" w:hAnsi="Times New Roman" w:cs="Times New Roman"/>
+        </w:rPr>
+        <w:t xml:space="preserve">; </w:t>
+      </w:r>
+      <w:r>
+        <w:rPr>
+          <w:rFonts w:ascii="Times New Roman" w:hAnsi="Times New Roman" w:cs="Times New Roman"/>
+        </w:rPr>
+        <w:t xml:space="preserve">December 2014. </w:t>
+      </w:r>
+    </w:p>
+    <w:p>
+      <w:pPr>
+        <w:pStyle w:val="Default"/>
+        <w:jc w:val="both"/>
+        <w:rPr>
+          <w:rFonts w:ascii="Times New Roman" w:hAnsi="Times New Roman" w:cs="Times New Roman"/>
+        </w:rPr>
+      </w:pPr>
+      <w:r>
+        <w:rPr>
+          <w:rFonts w:ascii="Times New Roman" w:hAnsi="Times New Roman" w:cs="Times New Roman"/>
+        </w:rPr>
+        <w:t xml:space="preserve"> </w:t>
+      </w:r>
+    </w:p>
+    <w:p>
+      <w:pPr>
+        <w:pStyle w:val="Default"/>
+        <w:jc w:val="both"/>
+        <w:rPr>
+          <w:rFonts w:ascii="Times New Roman" w:hAnsi="Times New Roman" w:cs="Times New Roman"/>
+          <w:b/>
+        </w:rPr>
+      </w:pPr>
+      <w:proofErr w:type="spellStart"/>
+      <w:r>
+        <w:rPr>
+          <w:rFonts w:ascii="Times New Roman" w:hAnsi="Times New Roman" w:cs="Times New Roman"/>
+        </w:rPr>
+        <w:lastRenderedPageBreak/>
+        <w:t>EduHeal</w:t>
+      </w:r>
+      <w:proofErr w:type="spellEnd"/>
+      <w:r>
+        <w:rPr>
+          <w:rFonts w:ascii="Times New Roman" w:hAnsi="Times New Roman" w:cs="Times New Roman"/>
+        </w:rPr>
+        <w:t xml:space="preserve"> Foundation Interactive Olympiad</w:t>
+      </w:r>
+      <w:r>
+        <w:rPr>
+          <w:rFonts w:ascii="Times New Roman" w:hAnsi="Times New Roman" w:cs="Times New Roman"/>
+        </w:rPr>
+        <w:t xml:space="preserve"> </w:t>
+      </w:r>
+      <w:r>
+        <w:rPr>
+          <w:rFonts w:ascii="Times New Roman" w:hAnsi="Times New Roman" w:cs="Times New Roman"/>
+        </w:rPr>
+        <w:t>(National Biotechnology Olympiad) 2009 and secure</w:t>
+      </w:r>
+      <w:r>
+        <w:rPr>
+          <w:rFonts w:ascii="Times New Roman" w:hAnsi="Times New Roman" w:cs="Times New Roman"/>
+        </w:rPr>
+        <w:t>d</w:t>
+      </w:r>
+      <w:r>
+        <w:rPr>
+          <w:rFonts w:ascii="Times New Roman" w:hAnsi="Times New Roman" w:cs="Times New Roman"/>
+        </w:rPr>
+        <w:t xml:space="preserve"> National Rank-389</w:t>
+      </w:r>
+      <w:r>
+        <w:rPr>
+          <w:rFonts w:ascii="Times New Roman" w:hAnsi="Times New Roman" w:cs="Times New Roman"/>
+          <w:b/>
+        </w:rPr>
+        <w:t>.</w:t>
+      </w:r>
+    </w:p>
+    <w:p>
+      <w:pPr>
+        <w:pStyle w:val="Default"/>
+        <w:jc w:val="both"/>
+        <w:rPr>
+          <w:rFonts w:ascii="Times New Roman" w:hAnsi="Times New Roman" w:cs="Times New Roman"/>
+        </w:rPr>
+      </w:pPr>
+    </w:p>
+    <w:p>
+      <w:pPr>
+        <w:pStyle w:val="Default"/>
+        <w:jc w:val="both"/>
+        <w:rPr>
+          <w:rFonts w:ascii="Times New Roman" w:hAnsi="Times New Roman" w:cs="Times New Roman"/>
+        </w:rPr>
+      </w:pPr>
+      <w:r>
+        <w:rPr>
+          <w:rFonts w:ascii="Times New Roman" w:hAnsi="Times New Roman" w:cs="Times New Roman"/>
+        </w:rPr>
+        <w:t>Advance Fu</w:t>
+      </w:r>
+      <w:r>
+        <w:rPr>
+          <w:rFonts w:ascii="Times New Roman" w:hAnsi="Times New Roman" w:cs="Times New Roman"/>
+        </w:rPr>
+        <w:t xml:space="preserve">nctional Material at CSIR-CMERI, </w:t>
+      </w:r>
+      <w:r>
+        <w:rPr>
+          <w:rFonts w:ascii="Times New Roman" w:hAnsi="Times New Roman" w:cs="Times New Roman"/>
+        </w:rPr>
+        <w:t>Durgapur on 24</w:t>
+      </w:r>
+      <w:r>
+        <w:rPr>
+          <w:rFonts w:ascii="Times New Roman" w:hAnsi="Times New Roman" w:cs="Times New Roman"/>
+          <w:vertAlign w:val="superscript"/>
+        </w:rPr>
+        <w:t>th</w:t>
+      </w:r>
+      <w:r>
+        <w:rPr>
+          <w:rFonts w:ascii="Times New Roman" w:hAnsi="Times New Roman" w:cs="Times New Roman"/>
+        </w:rPr>
+        <w:t xml:space="preserve"> Jan 2013.</w:t>
+      </w:r>
+    </w:p>
+    <w:p>
+      <w:pPr>
+        <w:pStyle w:val="Default"/>
+        <w:jc w:val="both"/>
+        <w:rPr>
+          <w:rFonts w:ascii="Times New Roman" w:hAnsi="Times New Roman" w:cs="Times New Roman"/>
+        </w:rPr>
+      </w:pPr>
+    </w:p>
+    <w:p>
+      <w:pPr>
+        <w:pStyle w:val="Default"/>
+        <w:jc w:val="both"/>
+        <w:rPr>
+          <w:rFonts w:ascii="Times New Roman" w:hAnsi="Times New Roman" w:cs="Times New Roman"/>
+        </w:rPr>
+      </w:pPr>
+      <w:r>
+        <w:rPr>
+          <w:rFonts w:ascii="Times New Roman" w:hAnsi="Times New Roman" w:cs="Times New Roman"/>
+        </w:rPr>
+        <w:t>Won numerous awards in academics during school days.</w:t>
+      </w:r>
+    </w:p>
+    <w:p>
+      <w:pPr>
+        <w:pStyle w:val="Default"/>
+        <w:ind w:left="502"/>
+        <w:jc w:val="both"/>
+        <w:rPr>
+          <w:rFonts w:ascii="Times New Roman" w:hAnsi="Times New Roman" w:cs="Times New Roman"/>
+        </w:rPr>
+      </w:pPr>
+    </w:p>
+    <w:p>
+      <w:pPr>
+        <w:pStyle w:val="NoSpacing"/>
+        <w:jc w:val="both"/>
+        <w:rPr>
+          <w:rFonts w:ascii="Times New Roman" w:hAnsi="Times New Roman" w:cs="Times New Roman"/>
           <w:b/>
           <w:sz w:val="24"/>
           <w:szCs w:val="24"/>
           <w:u w:val="single"/>
         </w:rPr>
-        <w:t xml:space="preserve">Hobbies </w:t>
-      </w:r>
-    </w:p>
-    <w:p>
-      <w:pPr>
-        <w:pStyle w:val="NoSpacing"/>
-        <w:jc w:val="both"/>
+      </w:pPr>
+      <w:r>
         <w:rPr>
           <w:rFonts w:ascii="Times New Roman" w:hAnsi="Times New Roman" w:cs="Times New Roman"/>
           <w:b/>
@@ -9101,645 +9255,6 @@
           <w:szCs w:val="24"/>
           <w:u w:val="single"/>
         </w:rPr>
-      </w:pPr>
-      <w:r>
-        <w:rPr>
-          <w:rFonts w:ascii="Times New Roman" w:hAnsi="Times New Roman" w:cs="Times New Roman"/>
-          <w:sz w:val="24"/>
-          <w:szCs w:val="24"/>
-        </w:rPr>
-        <w:t xml:space="preserve">Microelectronics, </w:t>
-      </w:r>
-      <w:r>
-        <w:rPr>
-          <w:rFonts w:ascii="Times New Roman" w:hAnsi="Times New Roman" w:cs="Times New Roman"/>
-          <w:sz w:val="24"/>
-          <w:szCs w:val="24"/>
-        </w:rPr>
-        <w:t xml:space="preserve">aquarium, </w:t>
-      </w:r>
-      <w:r>
-        <w:rPr>
-          <w:rFonts w:ascii="Times New Roman" w:hAnsi="Times New Roman" w:cs="Times New Roman"/>
-          <w:sz w:val="24"/>
-          <w:szCs w:val="24"/>
-        </w:rPr>
-        <w:t>c</w:t>
-      </w:r>
-      <w:r>
-        <w:rPr>
-          <w:rFonts w:ascii="Times New Roman" w:hAnsi="Times New Roman" w:cs="Times New Roman"/>
-          <w:sz w:val="24"/>
-          <w:szCs w:val="24"/>
-        </w:rPr>
-        <w:t xml:space="preserve">ycling, </w:t>
-      </w:r>
-      <w:r>
-        <w:rPr>
-          <w:rFonts w:ascii="Times New Roman" w:hAnsi="Times New Roman" w:cs="Times New Roman"/>
-          <w:sz w:val="24"/>
-          <w:szCs w:val="24"/>
-        </w:rPr>
-        <w:t xml:space="preserve">computer hardware, </w:t>
-      </w:r>
-      <w:r>
-        <w:rPr>
-          <w:rFonts w:ascii="Times New Roman" w:hAnsi="Times New Roman" w:cs="Times New Roman"/>
-          <w:sz w:val="24"/>
-          <w:szCs w:val="24"/>
-        </w:rPr>
-        <w:t>guitar</w:t>
-      </w:r>
-      <w:r>
-        <w:rPr>
-          <w:rFonts w:ascii="Times New Roman" w:hAnsi="Times New Roman" w:cs="Times New Roman"/>
-          <w:sz w:val="24"/>
-          <w:szCs w:val="24"/>
-        </w:rPr>
-        <w:t>,</w:t>
-      </w:r>
-      <w:r>
-        <w:rPr>
-          <w:rFonts w:ascii="Times New Roman" w:hAnsi="Times New Roman" w:cs="Times New Roman"/>
-          <w:sz w:val="24"/>
-          <w:szCs w:val="24"/>
-        </w:rPr>
-        <w:t xml:space="preserve"> gym,</w:t>
-      </w:r>
-      <w:r>
-        <w:rPr>
-          <w:rFonts w:ascii="Times New Roman" w:hAnsi="Times New Roman" w:cs="Times New Roman"/>
-          <w:sz w:val="24"/>
-          <w:szCs w:val="24"/>
-        </w:rPr>
-        <w:t xml:space="preserve"> </w:t>
-      </w:r>
-      <w:r>
-        <w:rPr>
-          <w:rFonts w:ascii="Times New Roman" w:hAnsi="Times New Roman" w:cs="Times New Roman"/>
-          <w:sz w:val="24"/>
-          <w:szCs w:val="24"/>
-        </w:rPr>
-        <w:t>running, tennis, badminton, and photography.</w:t>
-      </w:r>
-    </w:p>
-    <w:p>
-      <w:pPr>
-        <w:pStyle w:val="Default"/>
-        <w:jc w:val="both"/>
-        <w:rPr>
-          <w:rFonts w:ascii="Times New Roman" w:hAnsi="Times New Roman" w:cs="Times New Roman"/>
-          <w:b/>
-          <w:u w:val="single"/>
-        </w:rPr>
-      </w:pPr>
-    </w:p>
-    <w:p>
-      <w:pPr>
-        <w:pStyle w:val="Default"/>
-        <w:jc w:val="both"/>
-        <w:rPr>
-          <w:rFonts w:ascii="Times New Roman" w:hAnsi="Times New Roman" w:cs="Times New Roman"/>
-          <w:b/>
-          <w:u w:val="single"/>
-        </w:rPr>
-      </w:pPr>
-      <w:r>
-        <w:rPr>
-          <w:rFonts w:ascii="Times New Roman" w:hAnsi="Times New Roman" w:cs="Times New Roman"/>
-          <w:b/>
-          <w:u w:val="single"/>
-        </w:rPr>
-        <w:t>Other R</w:t>
-      </w:r>
-      <w:r>
-        <w:rPr>
-          <w:rFonts w:ascii="Times New Roman" w:hAnsi="Times New Roman" w:cs="Times New Roman"/>
-          <w:b/>
-          <w:u w:val="single"/>
-        </w:rPr>
-        <w:t>esearch</w:t>
-      </w:r>
-      <w:r>
-        <w:rPr>
-          <w:rFonts w:ascii="Times New Roman" w:hAnsi="Times New Roman" w:cs="Times New Roman"/>
-          <w:b/>
-          <w:u w:val="single"/>
-        </w:rPr>
-        <w:t>/</w:t>
-      </w:r>
-      <w:r>
-        <w:rPr>
-          <w:rFonts w:ascii="Times New Roman" w:hAnsi="Times New Roman" w:cs="Times New Roman"/>
-          <w:b/>
-          <w:u w:val="single"/>
-        </w:rPr>
-        <w:t xml:space="preserve">Industry </w:t>
-      </w:r>
-      <w:r>
-        <w:rPr>
-          <w:rFonts w:ascii="Times New Roman" w:hAnsi="Times New Roman" w:cs="Times New Roman"/>
-          <w:b/>
-          <w:u w:val="single"/>
-        </w:rPr>
-        <w:t>Experience and Projects Undertaken</w:t>
-      </w:r>
-    </w:p>
-    <w:p>
-      <w:pPr>
-        <w:pStyle w:val="Default"/>
-        <w:jc w:val="both"/>
-        <w:rPr>
-          <w:rFonts w:ascii="Times New Roman" w:hAnsi="Times New Roman" w:cs="Times New Roman"/>
-        </w:rPr>
-      </w:pPr>
-      <w:r>
-        <w:rPr>
-          <w:rFonts w:ascii="Times New Roman" w:hAnsi="Times New Roman" w:cs="Times New Roman"/>
-        </w:rPr>
-        <w:t xml:space="preserve">Summer Intern at the Lab of Microbiology, East India Pharmaceuticals Works Ltd., Durgapur Plant. Worked on detection and analysis of </w:t>
-      </w:r>
-      <w:r>
-        <w:rPr>
-          <w:rFonts w:ascii="Times New Roman" w:hAnsi="Times New Roman" w:cs="Times New Roman"/>
-          <w:i/>
-        </w:rPr>
-        <w:t xml:space="preserve">S. </w:t>
-      </w:r>
-      <w:proofErr w:type="spellStart"/>
-      <w:r>
-        <w:rPr>
-          <w:rFonts w:ascii="Times New Roman" w:hAnsi="Times New Roman" w:cs="Times New Roman"/>
-          <w:i/>
-        </w:rPr>
-        <w:t>abony</w:t>
-      </w:r>
-      <w:proofErr w:type="spellEnd"/>
-      <w:r>
-        <w:rPr>
-          <w:rFonts w:ascii="Times New Roman" w:hAnsi="Times New Roman" w:cs="Times New Roman"/>
-          <w:i/>
-        </w:rPr>
-        <w:t>, E.</w:t>
-      </w:r>
-      <w:r>
-        <w:rPr>
-          <w:rFonts w:ascii="Times New Roman" w:hAnsi="Times New Roman" w:cs="Times New Roman"/>
-          <w:i/>
-        </w:rPr>
-        <w:t xml:space="preserve"> </w:t>
-      </w:r>
-      <w:r>
-        <w:rPr>
-          <w:rFonts w:ascii="Times New Roman" w:hAnsi="Times New Roman" w:cs="Times New Roman"/>
-          <w:i/>
-        </w:rPr>
-        <w:t>coli, P. aeruginosa</w:t>
-      </w:r>
-      <w:r>
-        <w:rPr>
-          <w:rFonts w:ascii="Times New Roman" w:hAnsi="Times New Roman" w:cs="Times New Roman"/>
-          <w:i/>
-        </w:rPr>
-        <w:t>,</w:t>
-      </w:r>
-      <w:r>
-        <w:rPr>
-          <w:rFonts w:ascii="Times New Roman" w:hAnsi="Times New Roman" w:cs="Times New Roman"/>
-        </w:rPr>
-        <w:t xml:space="preserve"> and </w:t>
-      </w:r>
-      <w:r>
-        <w:rPr>
-          <w:rFonts w:ascii="Times New Roman" w:hAnsi="Times New Roman" w:cs="Times New Roman"/>
-          <w:i/>
-        </w:rPr>
-        <w:t xml:space="preserve">S. aureus </w:t>
-      </w:r>
-      <w:r>
-        <w:rPr>
-          <w:rFonts w:ascii="Times New Roman" w:hAnsi="Times New Roman" w:cs="Times New Roman"/>
-        </w:rPr>
-        <w:t xml:space="preserve">in water samples. </w:t>
-      </w:r>
-    </w:p>
-    <w:p>
-      <w:pPr>
-        <w:pStyle w:val="Default"/>
-        <w:jc w:val="both"/>
-        <w:rPr>
-          <w:rFonts w:ascii="Times New Roman" w:hAnsi="Times New Roman" w:cs="Times New Roman"/>
-        </w:rPr>
-      </w:pPr>
-    </w:p>
-    <w:p>
-      <w:pPr>
-        <w:pStyle w:val="Default"/>
-        <w:jc w:val="both"/>
-        <w:rPr>
-          <w:rFonts w:ascii="Times New Roman" w:hAnsi="Times New Roman" w:cs="Times New Roman"/>
-        </w:rPr>
-      </w:pPr>
-      <w:r>
-        <w:rPr>
-          <w:rFonts w:ascii="Times New Roman" w:hAnsi="Times New Roman" w:cs="Times New Roman"/>
-        </w:rPr>
-        <w:t xml:space="preserve">Winter Research Intern 2013, Department of Biotechnology, Indian Institute of Technology – Kharagpur (2013-14). ‘Utilization of Petroleum Hydrocarbon and Oxidation of </w:t>
-      </w:r>
-      <w:proofErr w:type="gramStart"/>
-      <w:r>
-        <w:rPr>
-          <w:rFonts w:ascii="Times New Roman" w:hAnsi="Times New Roman" w:cs="Times New Roman"/>
-        </w:rPr>
-        <w:t>As(</w:t>
-      </w:r>
-      <w:proofErr w:type="gramEnd"/>
-      <w:r>
-        <w:rPr>
-          <w:rFonts w:ascii="Times New Roman" w:hAnsi="Times New Roman" w:cs="Times New Roman"/>
-        </w:rPr>
-        <w:t>III) by Bacterial Strains Isolated from Arsenic Contaminated Sites in West Bengal (India)’.</w:t>
-      </w:r>
-    </w:p>
-    <w:p>
-      <w:pPr>
-        <w:pStyle w:val="Default"/>
-        <w:jc w:val="both"/>
-        <w:rPr>
-          <w:rFonts w:ascii="Times New Roman" w:hAnsi="Times New Roman" w:cs="Times New Roman"/>
-        </w:rPr>
-      </w:pPr>
-    </w:p>
-    <w:p>
-      <w:pPr>
-        <w:pStyle w:val="Default"/>
-        <w:jc w:val="both"/>
-        <w:rPr>
-          <w:rFonts w:ascii="Times New Roman" w:hAnsi="Times New Roman" w:cs="Times New Roman"/>
-        </w:rPr>
-      </w:pPr>
-      <w:r>
-        <w:rPr>
-          <w:rFonts w:ascii="Times New Roman" w:hAnsi="Times New Roman" w:cs="Times New Roman"/>
-        </w:rPr>
-        <w:t xml:space="preserve">Summer </w:t>
-      </w:r>
-      <w:r>
-        <w:rPr>
-          <w:rFonts w:ascii="Times New Roman" w:hAnsi="Times New Roman" w:cs="Times New Roman"/>
-        </w:rPr>
-        <w:t xml:space="preserve">Research </w:t>
-      </w:r>
-      <w:r>
-        <w:rPr>
-          <w:rFonts w:ascii="Times New Roman" w:hAnsi="Times New Roman" w:cs="Times New Roman"/>
-        </w:rPr>
-        <w:t>Intern 2014, Department of Biological Sciences, National University of Singapore. Project title</w:t>
-      </w:r>
-      <w:r>
-        <w:rPr>
-          <w:rFonts w:ascii="Times New Roman" w:hAnsi="Times New Roman" w:cs="Times New Roman"/>
-        </w:rPr>
-        <w:t xml:space="preserve"> ‘</w:t>
-      </w:r>
-      <w:r>
-        <w:rPr>
-          <w:rFonts w:ascii="Times New Roman" w:hAnsi="Times New Roman" w:cs="Times New Roman"/>
-        </w:rPr>
-        <w:t xml:space="preserve">A Study on Expression of </w:t>
-      </w:r>
-      <w:r>
-        <w:rPr>
-          <w:rFonts w:ascii="Times New Roman" w:hAnsi="Times New Roman" w:cs="Times New Roman"/>
-          <w:i/>
-        </w:rPr>
-        <w:t>engrailed</w:t>
-      </w:r>
-      <w:r>
-        <w:rPr>
-          <w:rFonts w:ascii="Times New Roman" w:hAnsi="Times New Roman" w:cs="Times New Roman"/>
-        </w:rPr>
-        <w:t xml:space="preserve"> and </w:t>
-      </w:r>
-      <w:r>
-        <w:rPr>
-          <w:rFonts w:ascii="Times New Roman" w:hAnsi="Times New Roman" w:cs="Times New Roman"/>
-          <w:i/>
-        </w:rPr>
-        <w:t>spalt</w:t>
-      </w:r>
-      <w:r>
-        <w:rPr>
-          <w:rFonts w:ascii="Times New Roman" w:hAnsi="Times New Roman" w:cs="Times New Roman"/>
-        </w:rPr>
-        <w:t xml:space="preserve"> in Developing Wings of African Butterfly </w:t>
-      </w:r>
-      <w:r>
-        <w:rPr>
-          <w:rFonts w:ascii="Times New Roman" w:hAnsi="Times New Roman" w:cs="Times New Roman"/>
-          <w:i/>
-        </w:rPr>
-        <w:t>Bicyclus anynana</w:t>
-      </w:r>
-      <w:r>
-        <w:rPr>
-          <w:rFonts w:ascii="Times New Roman" w:hAnsi="Times New Roman" w:cs="Times New Roman"/>
-        </w:rPr>
-        <w:t>’</w:t>
-      </w:r>
-      <w:r>
-        <w:rPr>
-          <w:rFonts w:ascii="Times New Roman" w:hAnsi="Times New Roman" w:cs="Times New Roman"/>
-        </w:rPr>
-        <w:t>.</w:t>
-      </w:r>
-    </w:p>
-    <w:p>
-      <w:pPr>
-        <w:pStyle w:val="Default"/>
-        <w:jc w:val="both"/>
-        <w:rPr>
-          <w:rFonts w:ascii="Times New Roman" w:hAnsi="Times New Roman" w:cs="Times New Roman"/>
-        </w:rPr>
-      </w:pPr>
-    </w:p>
-    <w:p>
-      <w:pPr>
-        <w:pStyle w:val="Default"/>
-        <w:jc w:val="both"/>
-        <w:rPr>
-          <w:rFonts w:ascii="Times New Roman" w:hAnsi="Times New Roman" w:cs="Times New Roman"/>
-          <w:b/>
-        </w:rPr>
-      </w:pPr>
-      <w:r>
-        <w:rPr>
-          <w:rFonts w:ascii="Times New Roman" w:hAnsi="Times New Roman" w:cs="Times New Roman"/>
-          <w:b/>
-          <w:u w:val="single"/>
-        </w:rPr>
-        <w:t>Other</w:t>
-      </w:r>
-      <w:r>
-        <w:rPr>
-          <w:rFonts w:ascii="Times New Roman" w:hAnsi="Times New Roman" w:cs="Times New Roman"/>
-          <w:b/>
-          <w:u w:val="single"/>
-        </w:rPr>
-        <w:t xml:space="preserve"> Participations</w:t>
-      </w:r>
-      <w:r>
-        <w:rPr>
-          <w:rFonts w:ascii="Times New Roman" w:hAnsi="Times New Roman" w:cs="Times New Roman"/>
-          <w:b/>
-          <w:u w:val="single"/>
-        </w:rPr>
-        <w:t xml:space="preserve"> and awards</w:t>
-      </w:r>
-    </w:p>
-    <w:p>
-      <w:pPr>
-        <w:pStyle w:val="Default"/>
-        <w:jc w:val="both"/>
-        <w:rPr>
-          <w:rFonts w:ascii="Times New Roman" w:hAnsi="Times New Roman" w:cs="Times New Roman"/>
-        </w:rPr>
-      </w:pPr>
-      <w:r>
-        <w:rPr>
-          <w:rFonts w:ascii="Times New Roman" w:hAnsi="Times New Roman" w:cs="Times New Roman"/>
-        </w:rPr>
-        <w:t>Genomics, Metagenomics and Metabolic Engineering</w:t>
-      </w:r>
-      <w:r>
-        <w:rPr>
-          <w:rFonts w:ascii="Times New Roman" w:hAnsi="Times New Roman" w:cs="Times New Roman"/>
-        </w:rPr>
-        <w:t>:</w:t>
-      </w:r>
-      <w:r>
-        <w:rPr>
-          <w:rFonts w:ascii="Times New Roman" w:hAnsi="Times New Roman" w:cs="Times New Roman"/>
-        </w:rPr>
-        <w:t xml:space="preserve"> </w:t>
-      </w:r>
-      <w:r>
-        <w:rPr>
-          <w:rFonts w:ascii="Times New Roman" w:hAnsi="Times New Roman" w:cs="Times New Roman"/>
-        </w:rPr>
-        <w:t>W</w:t>
-      </w:r>
-      <w:r>
-        <w:rPr>
-          <w:rFonts w:ascii="Times New Roman" w:hAnsi="Times New Roman" w:cs="Times New Roman"/>
-        </w:rPr>
-        <w:t xml:space="preserve">orkshop </w:t>
-      </w:r>
-      <w:r>
-        <w:rPr>
-          <w:rFonts w:ascii="Times New Roman" w:hAnsi="Times New Roman" w:cs="Times New Roman"/>
-        </w:rPr>
-        <w:t>organized by Indian Institute of Technology – Kharagpur</w:t>
-      </w:r>
-      <w:r>
-        <w:rPr>
-          <w:rFonts w:ascii="Times New Roman" w:hAnsi="Times New Roman" w:cs="Times New Roman"/>
-        </w:rPr>
-        <w:t>, India</w:t>
-      </w:r>
-      <w:r>
-        <w:rPr>
-          <w:rFonts w:ascii="Times New Roman" w:hAnsi="Times New Roman" w:cs="Times New Roman"/>
-        </w:rPr>
-        <w:t>’</w:t>
-      </w:r>
-      <w:r>
-        <w:rPr>
-          <w:rFonts w:ascii="Times New Roman" w:hAnsi="Times New Roman" w:cs="Times New Roman"/>
-        </w:rPr>
-        <w:t xml:space="preserve">; </w:t>
-      </w:r>
-      <w:r>
-        <w:rPr>
-          <w:rFonts w:ascii="Times New Roman" w:hAnsi="Times New Roman" w:cs="Times New Roman"/>
-        </w:rPr>
-        <w:t xml:space="preserve">December 2014. </w:t>
-      </w:r>
-    </w:p>
-    <w:p>
-      <w:pPr>
-        <w:pStyle w:val="Default"/>
-        <w:jc w:val="both"/>
-        <w:rPr>
-          <w:rFonts w:ascii="Times New Roman" w:hAnsi="Times New Roman" w:cs="Times New Roman"/>
-        </w:rPr>
-      </w:pPr>
-      <w:r>
-        <w:rPr>
-          <w:rFonts w:ascii="Times New Roman" w:hAnsi="Times New Roman" w:cs="Times New Roman"/>
-        </w:rPr>
-        <w:t xml:space="preserve"> </w:t>
-      </w:r>
-    </w:p>
-    <w:p>
-      <w:pPr>
-        <w:pStyle w:val="Default"/>
-        <w:jc w:val="both"/>
-        <w:rPr>
-          <w:rFonts w:ascii="Times New Roman" w:hAnsi="Times New Roman" w:cs="Times New Roman"/>
-          <w:b/>
-        </w:rPr>
-      </w:pPr>
-      <w:proofErr w:type="spellStart"/>
-      <w:r>
-        <w:rPr>
-          <w:rFonts w:ascii="Times New Roman" w:hAnsi="Times New Roman" w:cs="Times New Roman"/>
-        </w:rPr>
-        <w:t>EduHeal</w:t>
-      </w:r>
-      <w:proofErr w:type="spellEnd"/>
-      <w:r>
-        <w:rPr>
-          <w:rFonts w:ascii="Times New Roman" w:hAnsi="Times New Roman" w:cs="Times New Roman"/>
-        </w:rPr>
-        <w:t xml:space="preserve"> Foundation Interactive Olympiad</w:t>
-      </w:r>
-      <w:r>
-        <w:rPr>
-          <w:rFonts w:ascii="Times New Roman" w:hAnsi="Times New Roman" w:cs="Times New Roman"/>
-        </w:rPr>
-        <w:t xml:space="preserve"> </w:t>
-      </w:r>
-      <w:r>
-        <w:rPr>
-          <w:rFonts w:ascii="Times New Roman" w:hAnsi="Times New Roman" w:cs="Times New Roman"/>
-        </w:rPr>
-        <w:t>(National Biotechnology Olympiad) 2009 and secure</w:t>
-      </w:r>
-      <w:r>
-        <w:rPr>
-          <w:rFonts w:ascii="Times New Roman" w:hAnsi="Times New Roman" w:cs="Times New Roman"/>
-        </w:rPr>
-        <w:t>d</w:t>
-      </w:r>
-      <w:r>
-        <w:rPr>
-          <w:rFonts w:ascii="Times New Roman" w:hAnsi="Times New Roman" w:cs="Times New Roman"/>
-        </w:rPr>
-        <w:t xml:space="preserve"> National Rank-389</w:t>
-      </w:r>
-      <w:r>
-        <w:rPr>
-          <w:rFonts w:ascii="Times New Roman" w:hAnsi="Times New Roman" w:cs="Times New Roman"/>
-          <w:b/>
-        </w:rPr>
-        <w:t>.</w:t>
-      </w:r>
-    </w:p>
-    <w:p>
-      <w:pPr>
-        <w:pStyle w:val="Default"/>
-        <w:jc w:val="both"/>
-        <w:rPr>
-          <w:rFonts w:ascii="Times New Roman" w:hAnsi="Times New Roman" w:cs="Times New Roman"/>
-        </w:rPr>
-      </w:pPr>
-    </w:p>
-    <w:p>
-      <w:pPr>
-        <w:pStyle w:val="Default"/>
-        <w:jc w:val="both"/>
-        <w:rPr>
-          <w:rFonts w:ascii="Times New Roman" w:hAnsi="Times New Roman" w:cs="Times New Roman"/>
-        </w:rPr>
-      </w:pPr>
-      <w:r>
-        <w:rPr>
-          <w:rFonts w:ascii="Times New Roman" w:hAnsi="Times New Roman" w:cs="Times New Roman"/>
-        </w:rPr>
-        <w:t>Advance Fu</w:t>
-      </w:r>
-      <w:r>
-        <w:rPr>
-          <w:rFonts w:ascii="Times New Roman" w:hAnsi="Times New Roman" w:cs="Times New Roman"/>
-        </w:rPr>
-        <w:t xml:space="preserve">nctional Material at CSIR-CMERI, </w:t>
-      </w:r>
-      <w:r>
-        <w:rPr>
-          <w:rFonts w:ascii="Times New Roman" w:hAnsi="Times New Roman" w:cs="Times New Roman"/>
-        </w:rPr>
-        <w:t>Durgapur on 24</w:t>
-      </w:r>
-      <w:r>
-        <w:rPr>
-          <w:rFonts w:ascii="Times New Roman" w:hAnsi="Times New Roman" w:cs="Times New Roman"/>
-          <w:vertAlign w:val="superscript"/>
-        </w:rPr>
-        <w:t>th</w:t>
-      </w:r>
-      <w:r>
-        <w:rPr>
-          <w:rFonts w:ascii="Times New Roman" w:hAnsi="Times New Roman" w:cs="Times New Roman"/>
-        </w:rPr>
-        <w:t xml:space="preserve"> Jan 2013.</w:t>
-      </w:r>
-    </w:p>
-    <w:p>
-      <w:pPr>
-        <w:pStyle w:val="Default"/>
-        <w:jc w:val="both"/>
-        <w:rPr>
-          <w:rFonts w:ascii="Times New Roman" w:hAnsi="Times New Roman" w:cs="Times New Roman"/>
-        </w:rPr>
-      </w:pPr>
-    </w:p>
-    <w:p>
-      <w:pPr>
-        <w:pStyle w:val="Default"/>
-        <w:jc w:val="both"/>
-        <w:rPr>
-          <w:rFonts w:ascii="Times New Roman" w:hAnsi="Times New Roman" w:cs="Times New Roman"/>
-        </w:rPr>
-      </w:pPr>
-      <w:r>
-        <w:rPr>
-          <w:rFonts w:ascii="Times New Roman" w:hAnsi="Times New Roman" w:cs="Times New Roman"/>
-        </w:rPr>
-        <w:t>Won numerous awards in academics during school days.</w:t>
-      </w:r>
-    </w:p>
-    <w:p>
-      <w:pPr>
-        <w:pStyle w:val="Default"/>
-        <w:ind w:left="502"/>
-        <w:jc w:val="both"/>
-        <w:rPr>
-          <w:rFonts w:ascii="Times New Roman" w:hAnsi="Times New Roman" w:cs="Times New Roman"/>
-        </w:rPr>
-      </w:pPr>
-    </w:p>
-    <w:p>
-      <w:pPr>
-        <w:pStyle w:val="NoSpacing"/>
-        <w:jc w:val="both"/>
-        <w:rPr>
-          <w:rFonts w:ascii="Times New Roman" w:hAnsi="Times New Roman" w:cs="Times New Roman"/>
-          <w:b/>
-          <w:sz w:val="24"/>
-          <w:szCs w:val="24"/>
-          <w:u w:val="single"/>
-        </w:rPr>
-      </w:pPr>
-      <w:r>
-        <w:rPr>
-          <w:rFonts w:ascii="Times New Roman" w:hAnsi="Times New Roman" w:cs="Times New Roman"/>
-          <w:b/>
-          <w:sz w:val="24"/>
-          <w:szCs w:val="24"/>
-          <w:u w:val="single"/>
-        </w:rPr>
-        <w:lastRenderedPageBreak/>
         <w:t>Carrier Goal</w:t>
       </w:r>
     </w:p>

--- a/assets/pdfs/Tirtha_Das_Banerjee_CV.docx
+++ b/assets/pdfs/Tirtha_Das_Banerjee_CV.docx
@@ -681,7 +681,19 @@
         <w:rPr>
           <w:rFonts w:ascii="Times New Roman" w:hAnsi="Times New Roman" w:cs="Times New Roman"/>
         </w:rPr>
-        <w:t>Role: 1) Development of HCR based spatial antibody-CRE detection technology.</w:t>
+        <w:t>Role</w:t>
+      </w:r>
+      <w:r>
+        <w:rPr>
+          <w:rFonts w:ascii="Times New Roman" w:hAnsi="Times New Roman" w:cs="Times New Roman"/>
+        </w:rPr>
+        <w:t>s</w:t>
+      </w:r>
+      <w:r>
+        <w:rPr>
+          <w:rFonts w:ascii="Times New Roman" w:hAnsi="Times New Roman" w:cs="Times New Roman"/>
+        </w:rPr>
+        <w:t>: 1) Development of HCR based spatial antibody-CRE detection technology.</w:t>
       </w:r>
     </w:p>
     <w:p>
@@ -741,6 +753,27 @@
         <w:rPr>
           <w:rFonts w:ascii="Times New Roman" w:hAnsi="Times New Roman" w:cs="Times New Roman"/>
         </w:rPr>
+        <w:t>5</w:t>
+      </w:r>
+      <w:r>
+        <w:rPr>
+          <w:rFonts w:ascii="Times New Roman" w:hAnsi="Times New Roman" w:cs="Times New Roman"/>
+        </w:rPr>
+        <w:t>) Development of CORN-DRIVE.</w:t>
+      </w:r>
+    </w:p>
+    <w:p>
+      <w:pPr>
+        <w:pStyle w:val="Default"/>
+        <w:jc w:val="both"/>
+        <w:rPr>
+          <w:rFonts w:ascii="Times New Roman" w:hAnsi="Times New Roman" w:cs="Times New Roman"/>
+        </w:rPr>
+      </w:pPr>
+      <w:r>
+        <w:rPr>
+          <w:rFonts w:ascii="Times New Roman" w:hAnsi="Times New Roman" w:cs="Times New Roman"/>
+        </w:rPr>
         <w:t>3</w:t>
       </w:r>
       <w:r>
@@ -826,7 +859,19 @@
         <w:rPr>
           <w:rFonts w:ascii="Times New Roman" w:hAnsi="Times New Roman" w:cs="Times New Roman"/>
         </w:rPr>
-        <w:t>Role: 1) Development of AI driven automation systems for neurobehavioral assays.</w:t>
+        <w:t>Role</w:t>
+      </w:r>
+      <w:r>
+        <w:rPr>
+          <w:rFonts w:ascii="Times New Roman" w:hAnsi="Times New Roman" w:cs="Times New Roman"/>
+        </w:rPr>
+        <w:t>s</w:t>
+      </w:r>
+      <w:r>
+        <w:rPr>
+          <w:rFonts w:ascii="Times New Roman" w:hAnsi="Times New Roman" w:cs="Times New Roman"/>
+        </w:rPr>
+        <w:t>: 1) Development of AI driven automation systems for neurobehavioral assays.</w:t>
       </w:r>
     </w:p>
     <w:p>
@@ -1071,16 +1116,6 @@
         </w:rPr>
         <w:t>Qualification</w:t>
       </w:r>
-    </w:p>
-    <w:p>
-      <w:pPr>
-        <w:pStyle w:val="Default"/>
-        <w:jc w:val="both"/>
-        <w:rPr>
-          <w:rFonts w:ascii="Times New Roman" w:hAnsi="Times New Roman" w:cs="Times New Roman"/>
-          <w:u w:val="single"/>
-        </w:rPr>
-      </w:pPr>
     </w:p>
     <w:tbl>
       <w:tblPr>
@@ -2135,43 +2170,39 @@
           <w:rFonts w:ascii="Times New Roman" w:hAnsi="Times New Roman" w:cs="Times New Roman"/>
           <w:bCs/>
         </w:rPr>
-        <w:t xml:space="preserve">: A nanolitre scale microinjection system for CRISPR-Cas9 and embryonic research application. Developing in collaboration with students from </w:t>
-      </w:r>
-      <w:proofErr w:type="spellStart"/>
-      <w:r>
-        <w:rPr>
-          <w:rFonts w:ascii="Times New Roman" w:hAnsi="Times New Roman" w:cs="Times New Roman"/>
-          <w:bCs/>
-        </w:rPr>
-        <w:t>Raffels</w:t>
-      </w:r>
-      <w:proofErr w:type="spellEnd"/>
-      <w:r>
-        <w:rPr>
-          <w:rFonts w:ascii="Times New Roman" w:hAnsi="Times New Roman" w:cs="Times New Roman"/>
-          <w:bCs/>
-        </w:rPr>
-        <w:t xml:space="preserve"> institution, Singapore.</w:t>
-      </w:r>
-    </w:p>
-    <w:p>
-      <w:pPr>
-        <w:pStyle w:val="Default"/>
-        <w:jc w:val="both"/>
-        <w:rPr>
-          <w:rFonts w:ascii="Times New Roman" w:hAnsi="Times New Roman" w:cs="Times New Roman"/>
-          <w:bCs/>
-        </w:rPr>
-      </w:pPr>
-      <w:proofErr w:type="spellStart"/>
-      <w:r>
-        <w:rPr>
-          <w:rFonts w:ascii="Times New Roman" w:hAnsi="Times New Roman" w:cs="Times New Roman"/>
-          <w:b/>
-        </w:rPr>
-        <w:t>Corn_AI</w:t>
-      </w:r>
-      <w:proofErr w:type="spellEnd"/>
+        <w:t xml:space="preserve">: A nanolitre scale microinjection system for CRISPR-Cas9 and embryonic research application. Developing in collaboration with students from Raffels </w:t>
+      </w:r>
+      <w:r>
+        <w:rPr>
+          <w:rFonts w:ascii="Times New Roman" w:hAnsi="Times New Roman" w:cs="Times New Roman"/>
+          <w:bCs/>
+        </w:rPr>
+        <w:t>I</w:t>
+      </w:r>
+      <w:r>
+        <w:rPr>
+          <w:rFonts w:ascii="Times New Roman" w:hAnsi="Times New Roman" w:cs="Times New Roman"/>
+          <w:bCs/>
+        </w:rPr>
+        <w:t>nstitution, Singapore.</w:t>
+      </w:r>
+    </w:p>
+    <w:p>
+      <w:pPr>
+        <w:pStyle w:val="Default"/>
+        <w:jc w:val="both"/>
+        <w:rPr>
+          <w:rFonts w:ascii="Times New Roman" w:hAnsi="Times New Roman" w:cs="Times New Roman"/>
+          <w:bCs/>
+        </w:rPr>
+      </w:pPr>
+      <w:r>
+        <w:rPr>
+          <w:rFonts w:ascii="Times New Roman" w:hAnsi="Times New Roman" w:cs="Times New Roman"/>
+          <w:b/>
+        </w:rPr>
+        <w:t>CORN-DRIVE</w:t>
+      </w:r>
       <w:r>
         <w:rPr>
           <w:rFonts w:ascii="Times New Roman" w:hAnsi="Times New Roman" w:cs="Times New Roman"/>
@@ -2189,7 +2220,58 @@
           <w:bCs/>
         </w:rPr>
       </w:pPr>
-      <w:proofErr w:type="spellStart"/>
+      <w:r>
+        <w:rPr>
+          <w:rFonts w:ascii="Times New Roman" w:hAnsi="Times New Roman" w:cs="Times New Roman"/>
+          <w:b/>
+        </w:rPr>
+        <w:t>FISHER</w:t>
+      </w:r>
+      <w:r>
+        <w:rPr>
+          <w:rFonts w:ascii="Times New Roman" w:hAnsi="Times New Roman" w:cs="Times New Roman"/>
+          <w:bCs/>
+        </w:rPr>
+        <w:t xml:space="preserve">: </w:t>
+      </w:r>
+      <w:r>
+        <w:rPr>
+          <w:rFonts w:ascii="Times New Roman" w:hAnsi="Times New Roman" w:cs="Times New Roman"/>
+          <w:bCs/>
+        </w:rPr>
+        <w:t>C</w:t>
+      </w:r>
+      <w:r>
+        <w:rPr>
+          <w:rFonts w:ascii="Times New Roman" w:hAnsi="Times New Roman" w:cs="Times New Roman"/>
+          <w:bCs/>
+        </w:rPr>
+        <w:t>omputer vision powered closed loop hardware system for neurobehavioral assays</w:t>
+      </w:r>
+      <w:r>
+        <w:rPr>
+          <w:rFonts w:ascii="Times New Roman" w:hAnsi="Times New Roman" w:cs="Times New Roman"/>
+          <w:bCs/>
+        </w:rPr>
+        <w:t>, associative learning, and drug delivery</w:t>
+      </w:r>
+      <w:r>
+        <w:rPr>
+          <w:rFonts w:ascii="Times New Roman" w:hAnsi="Times New Roman" w:cs="Times New Roman"/>
+          <w:bCs/>
+        </w:rPr>
+        <w:t>.</w:t>
+      </w:r>
+    </w:p>
+    <w:p>
+      <w:pPr>
+        <w:pStyle w:val="Default"/>
+        <w:jc w:val="both"/>
+        <w:rPr>
+          <w:rFonts w:ascii="Times New Roman" w:hAnsi="Times New Roman" w:cs="Times New Roman"/>
+          <w:bCs/>
+        </w:rPr>
+      </w:pPr>
       <w:r>
         <w:rPr>
           <w:rFonts w:ascii="Times New Roman" w:hAnsi="Times New Roman" w:cs="Times New Roman"/>
@@ -2197,39 +2279,12 @@
         </w:rPr>
         <w:t>Multiplex_AI</w:t>
       </w:r>
-      <w:proofErr w:type="spellEnd"/>
       <w:r>
         <w:rPr>
           <w:rFonts w:ascii="Times New Roman" w:hAnsi="Times New Roman" w:cs="Times New Roman"/>
           <w:bCs/>
         </w:rPr>
         <w:t>: An AI pipeline to process multiplex-FISH data to detect signal quality, non-specific signals, and signals in abnormal tissue types.</w:t>
-      </w:r>
-    </w:p>
-    <w:p>
-      <w:pPr>
-        <w:pStyle w:val="Default"/>
-        <w:jc w:val="both"/>
-        <w:rPr>
-          <w:rFonts w:ascii="Times New Roman" w:hAnsi="Times New Roman" w:cs="Times New Roman"/>
-          <w:bCs/>
-        </w:rPr>
-      </w:pPr>
-      <w:proofErr w:type="spellStart"/>
-      <w:r>
-        <w:rPr>
-          <w:rFonts w:ascii="Times New Roman" w:hAnsi="Times New Roman" w:cs="Times New Roman"/>
-          <w:b/>
-        </w:rPr>
-        <w:t>AquaSentinel_AI</w:t>
-      </w:r>
-      <w:proofErr w:type="spellEnd"/>
-      <w:r>
-        <w:rPr>
-          <w:rFonts w:ascii="Times New Roman" w:hAnsi="Times New Roman" w:cs="Times New Roman"/>
-          <w:bCs/>
-        </w:rPr>
-        <w:t>: AI and computer vision powered closed loop hardware system for neurobehavioral assays.</w:t>
       </w:r>
     </w:p>
     <w:p>
@@ -2655,6 +2710,27 @@
           <w:rFonts w:ascii="Times New Roman" w:hAnsi="Times New Roman" w:cs="Times New Roman"/>
           <w:bCs/>
         </w:rPr>
+        <w:t xml:space="preserve"> </w:t>
+      </w:r>
+      <w:r>
+        <w:rPr>
+          <w:rFonts w:ascii="Times New Roman" w:hAnsi="Times New Roman" w:cs="Times New Roman"/>
+          <w:bCs/>
+        </w:rPr>
+        <w:t>Robotics</w:t>
+      </w:r>
+      <w:r>
+        <w:rPr>
+          <w:rFonts w:ascii="Times New Roman" w:hAnsi="Times New Roman" w:cs="Times New Roman"/>
+          <w:bCs/>
+        </w:rPr>
+        <w:t>,</w:t>
+      </w:r>
+      <w:r>
+        <w:rPr>
+          <w:rFonts w:ascii="Times New Roman" w:hAnsi="Times New Roman" w:cs="Times New Roman"/>
+          <w:bCs/>
+        </w:rPr>
         <w:t xml:space="preserve"> Microbiology,</w:t>
       </w:r>
       <w:r>
@@ -2662,7 +2738,14 @@
           <w:rFonts w:ascii="Times New Roman" w:hAnsi="Times New Roman" w:cs="Times New Roman"/>
           <w:bCs/>
         </w:rPr>
-        <w:t xml:space="preserve"> Artificial Intelligence, Robotics,</w:t>
+        <w:t xml:space="preserve"> Artificial Intelligence, </w:t>
+      </w:r>
+      <w:r>
+        <w:rPr>
+          <w:rFonts w:ascii="Times New Roman" w:hAnsi="Times New Roman" w:cs="Times New Roman"/>
+          <w:bCs/>
+        </w:rPr>
+        <w:t>Computer Vision,</w:t>
       </w:r>
       <w:r>
         <w:rPr>
@@ -2692,16 +2775,18 @@
         <w:jc w:val="both"/>
         <w:rPr>
           <w:rFonts w:ascii="Times New Roman" w:hAnsi="Times New Roman" w:cs="Times New Roman"/>
-        </w:rPr>
-      </w:pPr>
-    </w:p>
-    <w:p>
-      <w:pPr>
-        <w:pStyle w:val="Default"/>
-        <w:jc w:val="both"/>
-        <w:rPr>
-          <w:rFonts w:ascii="Times New Roman" w:hAnsi="Times New Roman" w:cs="Times New Roman"/>
-          <w:b/>
+          <w:bCs/>
+        </w:rPr>
+      </w:pPr>
+    </w:p>
+    <w:p>
+      <w:pPr>
+        <w:pStyle w:val="Default"/>
+        <w:jc w:val="both"/>
+        <w:rPr>
+          <w:rFonts w:ascii="Times New Roman" w:hAnsi="Times New Roman" w:cs="Times New Roman"/>
+          <w:b/>
+          <w:bCs/>
           <w:u w:val="single"/>
         </w:rPr>
       </w:pPr>
@@ -2709,8 +2794,575 @@
         <w:rPr>
           <w:rFonts w:ascii="Times New Roman" w:hAnsi="Times New Roman" w:cs="Times New Roman"/>
           <w:b/>
+          <w:bCs/>
           <w:u w:val="single"/>
         </w:rPr>
+        <w:t xml:space="preserve">Past </w:t>
+      </w:r>
+      <w:r>
+        <w:rPr>
+          <w:rFonts w:ascii="Times New Roman" w:hAnsi="Times New Roman" w:cs="Times New Roman"/>
+          <w:b/>
+          <w:bCs/>
+          <w:u w:val="single"/>
+        </w:rPr>
+        <w:t>Position</w:t>
+      </w:r>
+      <w:r>
+        <w:rPr>
+          <w:rFonts w:ascii="Times New Roman" w:hAnsi="Times New Roman" w:cs="Times New Roman"/>
+          <w:b/>
+          <w:bCs/>
+          <w:u w:val="single"/>
+        </w:rPr>
+        <w:t>s</w:t>
+      </w:r>
+    </w:p>
+    <w:p>
+      <w:pPr>
+        <w:pStyle w:val="Default"/>
+        <w:jc w:val="both"/>
+        <w:rPr>
+          <w:rFonts w:ascii="Times New Roman" w:hAnsi="Times New Roman" w:cs="Times New Roman"/>
+          <w:u w:val="single"/>
+        </w:rPr>
+      </w:pPr>
+      <w:r>
+        <w:rPr>
+          <w:rFonts w:ascii="Times New Roman" w:hAnsi="Times New Roman" w:cs="Times New Roman"/>
+          <w:u w:val="single"/>
+        </w:rPr>
+        <w:t>Industrial</w:t>
+      </w:r>
+    </w:p>
+    <w:p>
+      <w:pPr>
+        <w:pStyle w:val="Default"/>
+        <w:jc w:val="both"/>
+        <w:rPr>
+          <w:rFonts w:ascii="Times New Roman" w:hAnsi="Times New Roman" w:cs="Times New Roman"/>
+          <w:color w:val="auto"/>
+          <w:shd w:val="clear" w:color="auto" w:fill="FFFFFF"/>
+        </w:rPr>
+      </w:pPr>
+      <w:r>
+        <w:rPr>
+          <w:rFonts w:ascii="Times New Roman" w:hAnsi="Times New Roman" w:cs="Times New Roman"/>
+          <w:color w:val="auto"/>
+          <w:shd w:val="clear" w:color="auto" w:fill="FFFFFF"/>
+        </w:rPr>
+        <w:t>Orchid Chemicals and Pharmaceuticals Ltd., R&amp;D Center, Sholinganallur, Chennai, India</w:t>
+      </w:r>
+      <w:r>
+        <w:rPr>
+          <w:rFonts w:ascii="Times New Roman" w:hAnsi="Times New Roman" w:cs="Times New Roman"/>
+          <w:color w:val="auto"/>
+          <w:shd w:val="clear" w:color="auto" w:fill="FFFFFF"/>
+        </w:rPr>
+        <w:t xml:space="preserve"> (acquired by Pfitzer)</w:t>
+      </w:r>
+      <w:r>
+        <w:rPr>
+          <w:rFonts w:ascii="Times New Roman" w:hAnsi="Times New Roman" w:cs="Times New Roman"/>
+          <w:color w:val="auto"/>
+          <w:shd w:val="clear" w:color="auto" w:fill="FFFFFF"/>
+        </w:rPr>
+        <w:t xml:space="preserve">. </w:t>
+      </w:r>
+    </w:p>
+    <w:p>
+      <w:pPr>
+        <w:pStyle w:val="Default"/>
+        <w:jc w:val="both"/>
+        <w:rPr>
+          <w:rFonts w:ascii="Times New Roman" w:hAnsi="Times New Roman" w:cs="Times New Roman"/>
+          <w:color w:val="auto"/>
+          <w:shd w:val="clear" w:color="auto" w:fill="FFFFFF"/>
+        </w:rPr>
+      </w:pPr>
+      <w:r>
+        <w:rPr>
+          <w:rFonts w:ascii="Times New Roman" w:hAnsi="Times New Roman" w:cs="Times New Roman"/>
+          <w:color w:val="auto"/>
+          <w:shd w:val="clear" w:color="auto" w:fill="FFFFFF"/>
+        </w:rPr>
+        <w:t>Field of research: Large scale bacteria-based enzyme production</w:t>
+      </w:r>
+      <w:r>
+        <w:rPr>
+          <w:rFonts w:ascii="Times New Roman" w:hAnsi="Times New Roman" w:cs="Times New Roman"/>
+          <w:color w:val="auto"/>
+          <w:shd w:val="clear" w:color="auto" w:fill="FFFFFF"/>
+        </w:rPr>
+        <w:t xml:space="preserve"> in 200-500L bioreactors</w:t>
+      </w:r>
+      <w:r>
+        <w:rPr>
+          <w:rFonts w:ascii="Times New Roman" w:hAnsi="Times New Roman" w:cs="Times New Roman"/>
+          <w:color w:val="auto"/>
+          <w:shd w:val="clear" w:color="auto" w:fill="FFFFFF"/>
+        </w:rPr>
+        <w:t xml:space="preserve"> and recombinant DNA technology</w:t>
+      </w:r>
+      <w:r>
+        <w:rPr>
+          <w:rFonts w:ascii="Times New Roman" w:hAnsi="Times New Roman" w:cs="Times New Roman"/>
+          <w:color w:val="auto"/>
+          <w:shd w:val="clear" w:color="auto" w:fill="FFFFFF"/>
+        </w:rPr>
+        <w:t xml:space="preserve">. </w:t>
+      </w:r>
+    </w:p>
+    <w:p>
+      <w:pPr>
+        <w:pStyle w:val="Default"/>
+        <w:jc w:val="both"/>
+        <w:rPr>
+          <w:rFonts w:ascii="Times New Roman" w:hAnsi="Times New Roman" w:cs="Times New Roman"/>
+          <w:color w:val="auto"/>
+          <w:shd w:val="clear" w:color="auto" w:fill="FFFFFF"/>
+        </w:rPr>
+      </w:pPr>
+      <w:r>
+        <w:rPr>
+          <w:rFonts w:ascii="Times New Roman" w:hAnsi="Times New Roman" w:cs="Times New Roman"/>
+          <w:color w:val="auto"/>
+          <w:shd w:val="clear" w:color="auto" w:fill="FFFFFF"/>
+        </w:rPr>
+        <w:t>Date: August 2015-June 2016</w:t>
+      </w:r>
+    </w:p>
+    <w:p>
+      <w:pPr>
+        <w:pStyle w:val="Default"/>
+        <w:jc w:val="both"/>
+        <w:rPr>
+          <w:rFonts w:ascii="Times New Roman" w:hAnsi="Times New Roman" w:cs="Times New Roman"/>
+          <w:color w:val="auto"/>
+          <w:shd w:val="clear" w:color="auto" w:fill="FFFFFF"/>
+        </w:rPr>
+      </w:pPr>
+    </w:p>
+    <w:p>
+      <w:pPr>
+        <w:pStyle w:val="Default"/>
+        <w:jc w:val="both"/>
+        <w:rPr>
+          <w:rFonts w:ascii="Times New Roman" w:hAnsi="Times New Roman" w:cs="Times New Roman"/>
+          <w:color w:val="auto"/>
+          <w:u w:val="single"/>
+          <w:shd w:val="clear" w:color="auto" w:fill="FFFFFF"/>
+        </w:rPr>
+      </w:pPr>
+      <w:r>
+        <w:rPr>
+          <w:rFonts w:ascii="Times New Roman" w:hAnsi="Times New Roman" w:cs="Times New Roman"/>
+          <w:color w:val="auto"/>
+          <w:u w:val="single"/>
+          <w:shd w:val="clear" w:color="auto" w:fill="FFFFFF"/>
+        </w:rPr>
+        <w:t>Academic</w:t>
+      </w:r>
+    </w:p>
+    <w:p>
+      <w:pPr>
+        <w:pStyle w:val="Default"/>
+        <w:jc w:val="both"/>
+        <w:rPr>
+          <w:rFonts w:ascii="Times New Roman" w:hAnsi="Times New Roman" w:cs="Times New Roman"/>
+          <w:color w:val="auto"/>
+          <w:shd w:val="clear" w:color="auto" w:fill="FFFFFF"/>
+        </w:rPr>
+      </w:pPr>
+      <w:r>
+        <w:rPr>
+          <w:rFonts w:ascii="Times New Roman" w:hAnsi="Times New Roman" w:cs="Times New Roman"/>
+          <w:color w:val="auto"/>
+          <w:shd w:val="clear" w:color="auto" w:fill="FFFFFF"/>
+        </w:rPr>
+        <w:t xml:space="preserve">Research Scholar: Department of Civil Engineering, Curtin University, Perth, Western Australia. </w:t>
+      </w:r>
+    </w:p>
+    <w:p>
+      <w:pPr>
+        <w:pStyle w:val="Default"/>
+        <w:jc w:val="both"/>
+        <w:rPr>
+          <w:rFonts w:ascii="Times New Roman" w:hAnsi="Times New Roman" w:cs="Times New Roman"/>
+          <w:color w:val="auto"/>
+          <w:shd w:val="clear" w:color="auto" w:fill="FFFFFF"/>
+        </w:rPr>
+      </w:pPr>
+      <w:r>
+        <w:rPr>
+          <w:rFonts w:ascii="Times New Roman" w:hAnsi="Times New Roman" w:cs="Times New Roman"/>
+          <w:color w:val="auto"/>
+          <w:shd w:val="clear" w:color="auto" w:fill="FFFFFF"/>
+        </w:rPr>
+        <w:t>Project: Development of self-healing concrete using cyanobacteria.</w:t>
+      </w:r>
+    </w:p>
+    <w:p>
+      <w:pPr>
+        <w:pStyle w:val="Default"/>
+        <w:jc w:val="both"/>
+        <w:rPr>
+          <w:rFonts w:ascii="Times New Roman" w:hAnsi="Times New Roman" w:cs="Times New Roman"/>
+          <w:color w:val="auto"/>
+          <w:shd w:val="clear" w:color="auto" w:fill="FFFFFF"/>
+        </w:rPr>
+      </w:pPr>
+      <w:r>
+        <w:rPr>
+          <w:rFonts w:ascii="Times New Roman" w:hAnsi="Times New Roman" w:cs="Times New Roman"/>
+          <w:color w:val="auto"/>
+          <w:shd w:val="clear" w:color="auto" w:fill="FFFFFF"/>
+        </w:rPr>
+        <w:t>Date: January 2016-July 2016</w:t>
+      </w:r>
+    </w:p>
+    <w:p>
+      <w:pPr>
+        <w:pStyle w:val="Default"/>
+        <w:jc w:val="both"/>
+        <w:rPr>
+          <w:rFonts w:ascii="Times New Roman" w:hAnsi="Times New Roman" w:cs="Times New Roman"/>
+          <w:color w:val="auto"/>
+          <w:shd w:val="clear" w:color="auto" w:fill="FFFFFF"/>
+        </w:rPr>
+      </w:pPr>
+    </w:p>
+    <w:p>
+      <w:pPr>
+        <w:pStyle w:val="Default"/>
+        <w:jc w:val="both"/>
+        <w:rPr>
+          <w:rFonts w:ascii="Times New Roman" w:hAnsi="Times New Roman" w:cs="Times New Roman"/>
+        </w:rPr>
+      </w:pPr>
+      <w:r>
+        <w:rPr>
+          <w:rFonts w:ascii="Times New Roman" w:hAnsi="Times New Roman" w:cs="Times New Roman"/>
+        </w:rPr>
+        <w:t>Postdoctoral research Fellow: Department of Biological Sciences, National University of Singapore.</w:t>
+      </w:r>
+      <w:r>
+        <w:rPr>
+          <w:rFonts w:ascii="Times New Roman" w:hAnsi="Times New Roman" w:cs="Times New Roman"/>
+        </w:rPr>
+        <w:t xml:space="preserve"> </w:t>
+      </w:r>
+    </w:p>
+    <w:p>
+      <w:pPr>
+        <w:pStyle w:val="Default"/>
+        <w:jc w:val="both"/>
+        <w:rPr>
+          <w:rFonts w:ascii="Times New Roman" w:hAnsi="Times New Roman" w:cs="Times New Roman"/>
+        </w:rPr>
+      </w:pPr>
+      <w:r>
+        <w:rPr>
+          <w:rFonts w:ascii="Times New Roman" w:hAnsi="Times New Roman" w:cs="Times New Roman"/>
+        </w:rPr>
+        <w:t>Projects: 1) Evolution and Development of novel complex traits.</w:t>
+      </w:r>
+    </w:p>
+    <w:p>
+      <w:pPr>
+        <w:pStyle w:val="Default"/>
+        <w:jc w:val="both"/>
+        <w:rPr>
+          <w:rFonts w:ascii="Times New Roman" w:hAnsi="Times New Roman" w:cs="Times New Roman"/>
+        </w:rPr>
+      </w:pPr>
+      <w:r>
+        <w:rPr>
+          <w:rFonts w:ascii="Times New Roman" w:hAnsi="Times New Roman" w:cs="Times New Roman"/>
+        </w:rPr>
+        <w:t xml:space="preserve">               2) Development</w:t>
+      </w:r>
+      <w:r>
+        <w:rPr>
+          <w:rFonts w:ascii="Times New Roman" w:hAnsi="Times New Roman" w:cs="Times New Roman"/>
+        </w:rPr>
+        <w:t xml:space="preserve"> and application</w:t>
+      </w:r>
+      <w:r>
+        <w:rPr>
+          <w:rFonts w:ascii="Times New Roman" w:hAnsi="Times New Roman" w:cs="Times New Roman"/>
+        </w:rPr>
+        <w:t xml:space="preserve"> of spatial transcriptomics technologies (in collaboration with GIS-Singapore).</w:t>
+      </w:r>
+    </w:p>
+    <w:p>
+      <w:pPr>
+        <w:pStyle w:val="Default"/>
+        <w:jc w:val="both"/>
+        <w:rPr>
+          <w:rFonts w:ascii="Times New Roman" w:hAnsi="Times New Roman" w:cs="Times New Roman"/>
+        </w:rPr>
+      </w:pPr>
+      <w:r>
+        <w:rPr>
+          <w:rFonts w:ascii="Times New Roman" w:hAnsi="Times New Roman" w:cs="Times New Roman"/>
+        </w:rPr>
+        <w:t>Date: November 2020</w:t>
+      </w:r>
+      <w:r>
+        <w:rPr>
+          <w:rFonts w:ascii="Times New Roman" w:hAnsi="Times New Roman" w:cs="Times New Roman"/>
+        </w:rPr>
+        <w:t>-June 2024</w:t>
+      </w:r>
+    </w:p>
+    <w:p>
+      <w:pPr>
+        <w:pStyle w:val="Default"/>
+        <w:jc w:val="both"/>
+        <w:rPr>
+          <w:rFonts w:ascii="Times New Roman" w:hAnsi="Times New Roman" w:cs="Times New Roman"/>
+          <w:color w:val="auto"/>
+          <w:shd w:val="clear" w:color="auto" w:fill="FFFFFF"/>
+        </w:rPr>
+      </w:pPr>
+    </w:p>
+    <w:p>
+      <w:pPr>
+        <w:pStyle w:val="Default"/>
+        <w:jc w:val="both"/>
+        <w:rPr>
+          <w:rFonts w:ascii="Times New Roman" w:hAnsi="Times New Roman" w:cs="Times New Roman"/>
+        </w:rPr>
+      </w:pPr>
+      <w:r>
+        <w:rPr>
+          <w:rFonts w:ascii="Times New Roman" w:hAnsi="Times New Roman" w:cs="Times New Roman"/>
+        </w:rPr>
+        <w:t xml:space="preserve">Senior </w:t>
+      </w:r>
+      <w:r>
+        <w:rPr>
+          <w:rFonts w:ascii="Times New Roman" w:hAnsi="Times New Roman" w:cs="Times New Roman"/>
+        </w:rPr>
+        <w:t>Postdoctoral research Fellow: Department of Biological Sciences, National University of Singapore.</w:t>
+      </w:r>
+      <w:r>
+        <w:rPr>
+          <w:rFonts w:ascii="Times New Roman" w:hAnsi="Times New Roman" w:cs="Times New Roman"/>
+        </w:rPr>
+        <w:t xml:space="preserve"> </w:t>
+      </w:r>
+    </w:p>
+    <w:p>
+      <w:pPr>
+        <w:pStyle w:val="Default"/>
+        <w:jc w:val="both"/>
+        <w:rPr>
+          <w:rFonts w:ascii="Times New Roman" w:hAnsi="Times New Roman" w:cs="Times New Roman"/>
+        </w:rPr>
+      </w:pPr>
+      <w:r>
+        <w:rPr>
+          <w:rFonts w:ascii="Times New Roman" w:hAnsi="Times New Roman" w:cs="Times New Roman"/>
+        </w:rPr>
+        <w:t>Project: Development</w:t>
+      </w:r>
+      <w:r>
+        <w:rPr>
+          <w:rFonts w:ascii="Times New Roman" w:hAnsi="Times New Roman" w:cs="Times New Roman"/>
+        </w:rPr>
+        <w:t xml:space="preserve"> and application</w:t>
+      </w:r>
+      <w:r>
+        <w:rPr>
+          <w:rFonts w:ascii="Times New Roman" w:hAnsi="Times New Roman" w:cs="Times New Roman"/>
+        </w:rPr>
+        <w:t xml:space="preserve"> of</w:t>
+      </w:r>
+      <w:r>
+        <w:rPr>
+          <w:rFonts w:ascii="Times New Roman" w:hAnsi="Times New Roman" w:cs="Times New Roman"/>
+        </w:rPr>
+        <w:t xml:space="preserve"> next generation</w:t>
+      </w:r>
+      <w:r>
+        <w:rPr>
+          <w:rFonts w:ascii="Times New Roman" w:hAnsi="Times New Roman" w:cs="Times New Roman"/>
+        </w:rPr>
+        <w:t xml:space="preserve"> spatial transcriptomics technologies.</w:t>
+      </w:r>
+    </w:p>
+    <w:p>
+      <w:pPr>
+        <w:pStyle w:val="Default"/>
+        <w:jc w:val="both"/>
+        <w:rPr>
+          <w:rFonts w:ascii="Times New Roman" w:hAnsi="Times New Roman" w:cs="Times New Roman"/>
+        </w:rPr>
+      </w:pPr>
+      <w:r>
+        <w:rPr>
+          <w:rFonts w:ascii="Times New Roman" w:hAnsi="Times New Roman" w:cs="Times New Roman"/>
+        </w:rPr>
+        <w:t xml:space="preserve">Date: </w:t>
+      </w:r>
+      <w:r>
+        <w:rPr>
+          <w:rFonts w:ascii="Times New Roman" w:hAnsi="Times New Roman" w:cs="Times New Roman"/>
+        </w:rPr>
+        <w:t>June</w:t>
+      </w:r>
+      <w:r>
+        <w:rPr>
+          <w:rFonts w:ascii="Times New Roman" w:hAnsi="Times New Roman" w:cs="Times New Roman"/>
+        </w:rPr>
+        <w:t xml:space="preserve"> 202</w:t>
+      </w:r>
+      <w:r>
+        <w:rPr>
+          <w:rFonts w:ascii="Times New Roman" w:hAnsi="Times New Roman" w:cs="Times New Roman"/>
+        </w:rPr>
+        <w:t>4-October 2024</w:t>
+      </w:r>
+    </w:p>
+    <w:p>
+      <w:pPr>
+        <w:pStyle w:val="Default"/>
+        <w:jc w:val="both"/>
+        <w:rPr>
+          <w:rFonts w:ascii="Times New Roman" w:hAnsi="Times New Roman" w:cs="Times New Roman"/>
+          <w:color w:val="auto"/>
+          <w:shd w:val="clear" w:color="auto" w:fill="FFFFFF"/>
+        </w:rPr>
+      </w:pPr>
+    </w:p>
+    <w:p>
+      <w:pPr>
+        <w:pStyle w:val="Default"/>
+        <w:jc w:val="both"/>
+        <w:rPr>
+          <w:rFonts w:ascii="Times New Roman" w:hAnsi="Times New Roman" w:cs="Times New Roman"/>
+        </w:rPr>
+      </w:pPr>
+      <w:r>
+        <w:rPr>
+          <w:rFonts w:ascii="Times New Roman" w:hAnsi="Times New Roman" w:cs="Times New Roman"/>
+        </w:rPr>
+        <w:t xml:space="preserve">Senior </w:t>
+      </w:r>
+      <w:r>
+        <w:rPr>
+          <w:rFonts w:ascii="Times New Roman" w:hAnsi="Times New Roman" w:cs="Times New Roman"/>
+        </w:rPr>
+        <w:t xml:space="preserve">Postdoctoral research Fellow: </w:t>
+      </w:r>
+      <w:r>
+        <w:rPr>
+          <w:rFonts w:ascii="Times New Roman" w:hAnsi="Times New Roman" w:cs="Times New Roman"/>
+        </w:rPr>
+        <w:t>Center for Life</w:t>
+      </w:r>
+      <w:r>
+        <w:rPr>
+          <w:rFonts w:ascii="Times New Roman" w:hAnsi="Times New Roman" w:cs="Times New Roman"/>
+        </w:rPr>
+        <w:t xml:space="preserve"> Sciences, National University of Singapore.</w:t>
+      </w:r>
+    </w:p>
+    <w:p>
+      <w:pPr>
+        <w:pStyle w:val="Default"/>
+        <w:jc w:val="both"/>
+        <w:rPr>
+          <w:rFonts w:ascii="Times New Roman" w:hAnsi="Times New Roman" w:cs="Times New Roman"/>
+        </w:rPr>
+      </w:pPr>
+      <w:r>
+        <w:rPr>
+          <w:rFonts w:ascii="Times New Roman" w:hAnsi="Times New Roman" w:cs="Times New Roman"/>
+        </w:rPr>
+        <w:t xml:space="preserve">Project: </w:t>
+      </w:r>
+      <w:r>
+        <w:rPr>
+          <w:rFonts w:ascii="Times New Roman" w:hAnsi="Times New Roman" w:cs="Times New Roman"/>
+          <w:i/>
+          <w:iCs/>
+        </w:rPr>
+        <w:t xml:space="preserve">chrna3 </w:t>
+      </w:r>
+      <w:r>
+        <w:rPr>
+          <w:rFonts w:ascii="Times New Roman" w:hAnsi="Times New Roman" w:cs="Times New Roman"/>
+        </w:rPr>
+        <w:t>modulates alcohol response in zebrafish</w:t>
+      </w:r>
+      <w:r>
+        <w:rPr>
+          <w:rFonts w:ascii="Times New Roman" w:hAnsi="Times New Roman" w:cs="Times New Roman"/>
+        </w:rPr>
+        <w:t xml:space="preserve">. </w:t>
+      </w:r>
+    </w:p>
+    <w:p>
+      <w:pPr>
+        <w:pStyle w:val="Default"/>
+        <w:jc w:val="both"/>
+        <w:rPr>
+          <w:rFonts w:ascii="Times New Roman" w:hAnsi="Times New Roman" w:cs="Times New Roman"/>
+        </w:rPr>
+      </w:pPr>
+      <w:r>
+        <w:rPr>
+          <w:rFonts w:ascii="Times New Roman" w:hAnsi="Times New Roman" w:cs="Times New Roman"/>
+        </w:rPr>
+        <w:t xml:space="preserve">Date: </w:t>
+      </w:r>
+      <w:r>
+        <w:rPr>
+          <w:rFonts w:ascii="Times New Roman" w:hAnsi="Times New Roman" w:cs="Times New Roman"/>
+        </w:rPr>
+        <w:t>October</w:t>
+      </w:r>
+      <w:r>
+        <w:rPr>
+          <w:rFonts w:ascii="Times New Roman" w:hAnsi="Times New Roman" w:cs="Times New Roman"/>
+        </w:rPr>
+        <w:t xml:space="preserve"> 202</w:t>
+      </w:r>
+      <w:r>
+        <w:rPr>
+          <w:rFonts w:ascii="Times New Roman" w:hAnsi="Times New Roman" w:cs="Times New Roman"/>
+        </w:rPr>
+        <w:t>4- January 2025</w:t>
+      </w:r>
+    </w:p>
+    <w:p>
+      <w:pPr>
+        <w:pStyle w:val="Default"/>
+        <w:jc w:val="both"/>
+        <w:rPr>
+          <w:rFonts w:ascii="Times New Roman" w:hAnsi="Times New Roman" w:cs="Times New Roman"/>
+        </w:rPr>
+      </w:pPr>
+    </w:p>
+    <w:p>
+      <w:pPr>
+        <w:pStyle w:val="Default"/>
+        <w:jc w:val="both"/>
+        <w:rPr>
+          <w:rFonts w:ascii="Times New Roman" w:hAnsi="Times New Roman" w:cs="Times New Roman"/>
+          <w:b/>
+          <w:u w:val="single"/>
+        </w:rPr>
+      </w:pPr>
+      <w:r>
+        <w:rPr>
+          <w:rFonts w:ascii="Times New Roman" w:hAnsi="Times New Roman" w:cs="Times New Roman"/>
+          <w:b/>
+          <w:u w:val="single"/>
+        </w:rPr>
         <w:t>Publication</w:t>
       </w:r>
       <w:r>
@@ -2959,23 +3611,7 @@
           <w:rFonts w:ascii="Times New Roman" w:hAnsi="Times New Roman" w:cs="Times New Roman"/>
           <w:bCs/>
         </w:rPr>
-        <w:t>doi: 10.1126/</w:t>
-      </w:r>
-      <w:proofErr w:type="gramStart"/>
-      <w:r>
-        <w:rPr>
-          <w:rFonts w:ascii="Times New Roman" w:hAnsi="Times New Roman" w:cs="Times New Roman"/>
-          <w:bCs/>
-        </w:rPr>
-        <w:t>sciadv.adg</w:t>
-      </w:r>
-      <w:proofErr w:type="gramEnd"/>
-      <w:r>
-        <w:rPr>
-          <w:rFonts w:ascii="Times New Roman" w:hAnsi="Times New Roman" w:cs="Times New Roman"/>
-          <w:bCs/>
-        </w:rPr>
-        <w:t>3877.</w:t>
+        <w:t>doi: 10.1126/sciadv.adg3877.</w:t>
       </w:r>
     </w:p>
     <w:p>
@@ -3076,21 +3712,7 @@
         <w:rPr>
           <w:bCs/>
         </w:rPr>
-        <w:t xml:space="preserve">Raine, J., </w:t>
-      </w:r>
-      <w:proofErr w:type="spellStart"/>
-      <w:r>
-        <w:rPr>
-          <w:bCs/>
-        </w:rPr>
-        <w:t>Kibat</w:t>
-      </w:r>
-      <w:proofErr w:type="spellEnd"/>
-      <w:r>
-        <w:rPr>
-          <w:bCs/>
-        </w:rPr>
-        <w:t xml:space="preserve">, C., </w:t>
+        <w:t xml:space="preserve">Raine, J., Kibat, C., </w:t>
       </w:r>
       <w:r>
         <w:rPr>
@@ -3275,14 +3897,12 @@
         </w:rPr>
         <w:t xml:space="preserve"> </w:t>
       </w:r>
-      <w:proofErr w:type="spellStart"/>
       <w:r>
         <w:rPr>
           <w:b/>
         </w:rPr>
         <w:t>bioRxiv</w:t>
       </w:r>
-      <w:proofErr w:type="spellEnd"/>
       <w:r>
         <w:rPr>
           <w:bCs/>
@@ -3396,21 +4016,7 @@
         <w:rPr>
           <w:b/>
         </w:rPr>
-        <w:t xml:space="preserve">Methods </w:t>
-      </w:r>
-      <w:proofErr w:type="spellStart"/>
-      <w:r>
-        <w:rPr>
-          <w:b/>
-        </w:rPr>
-        <w:t>Protoc</w:t>
-      </w:r>
-      <w:proofErr w:type="spellEnd"/>
-      <w:r>
-        <w:rPr>
-          <w:b/>
-        </w:rPr>
-        <w:t xml:space="preserve">. </w:t>
+        <w:t xml:space="preserve">Methods Protoc. </w:t>
       </w:r>
       <w:r>
         <w:rPr>
@@ -3589,21 +4195,7 @@
         <w:rPr>
           <w:bCs/>
         </w:rPr>
-        <w:t xml:space="preserve">Goel, T., Raine, J., </w:t>
-      </w:r>
-      <w:proofErr w:type="spellStart"/>
-      <w:r>
-        <w:rPr>
-          <w:bCs/>
-        </w:rPr>
-        <w:t>Kibat</w:t>
-      </w:r>
-      <w:proofErr w:type="spellEnd"/>
-      <w:r>
-        <w:rPr>
-          <w:bCs/>
-        </w:rPr>
-        <w:t>, C., Collado, JW.,</w:t>
+        <w:t>Goel, T., Raine, J., Kibat, C., Collado, JW.,</w:t>
       </w:r>
       <w:r>
         <w:rPr>
@@ -3631,14 +4223,12 @@
         </w:rPr>
         <w:t xml:space="preserve"> in multi-substance preference and phenotypes comorbid with the development of substance dependence. </w:t>
       </w:r>
-      <w:proofErr w:type="spellStart"/>
       <w:r>
         <w:rPr>
           <w:b/>
         </w:rPr>
         <w:t>bioRxiv</w:t>
       </w:r>
-      <w:proofErr w:type="spellEnd"/>
       <w:r>
         <w:rPr>
           <w:bCs/>
@@ -3985,6 +4575,7 @@
           <w:rFonts w:ascii="Times New Roman" w:hAnsi="Times New Roman" w:cs="Times New Roman"/>
           <w:b/>
         </w:rPr>
+        <w:lastRenderedPageBreak/>
         <w:t>Banerjee TD</w:t>
       </w:r>
       <w:r>
@@ -4017,7 +4608,6 @@
         </w:rPr>
         <w:t xml:space="preserve">, Reuse of a wing venation gene-regulatory subnetwork in patterning the eyespot rings of butterflies. </w:t>
       </w:r>
-      <w:proofErr w:type="spellStart"/>
       <w:r>
         <w:rPr>
           <w:rFonts w:ascii="Times New Roman" w:hAnsi="Times New Roman" w:cs="Times New Roman"/>
@@ -4025,7 +4615,6 @@
         </w:rPr>
         <w:t>bioRxiv</w:t>
       </w:r>
-      <w:proofErr w:type="spellEnd"/>
       <w:r>
         <w:rPr>
           <w:rFonts w:ascii="Times New Roman" w:hAnsi="Times New Roman" w:cs="Times New Roman"/>
@@ -4636,7 +5225,6 @@
         </w:rPr>
         <w:t xml:space="preserve">. Distal-Less and Spalt Are Distal Organisers of Pierid Wing Patterns. </w:t>
       </w:r>
-      <w:proofErr w:type="spellStart"/>
       <w:r>
         <w:rPr>
           <w:rFonts w:ascii="Times New Roman" w:hAnsi="Times New Roman" w:cs="Times New Roman"/>
@@ -4658,7 +5246,6 @@
         </w:rPr>
         <w:t>evo</w:t>
       </w:r>
-      <w:proofErr w:type="spellEnd"/>
       <w:r>
         <w:rPr>
           <w:rFonts w:ascii="Times New Roman" w:hAnsi="Times New Roman" w:cs="Times New Roman"/>
@@ -5007,7 +5594,6 @@
           <w:rFonts w:ascii="Times New Roman" w:hAnsi="Times New Roman" w:cs="Times New Roman"/>
           <w:b/>
         </w:rPr>
-        <w:lastRenderedPageBreak/>
         <w:t>Banerjee TD</w:t>
       </w:r>
       <w:r>
@@ -5159,23 +5745,7 @@
           <w:rFonts w:ascii="Times New Roman" w:hAnsi="Times New Roman" w:cs="Times New Roman"/>
           <w:bCs/>
         </w:rPr>
-        <w:t xml:space="preserve">Connahs H, Tlili S, van </w:t>
-      </w:r>
-      <w:proofErr w:type="spellStart"/>
-      <w:r>
-        <w:rPr>
-          <w:rFonts w:ascii="Times New Roman" w:hAnsi="Times New Roman" w:cs="Times New Roman"/>
-          <w:bCs/>
-        </w:rPr>
-        <w:t>Creij</w:t>
-      </w:r>
-      <w:proofErr w:type="spellEnd"/>
-      <w:r>
-        <w:rPr>
-          <w:rFonts w:ascii="Times New Roman" w:hAnsi="Times New Roman" w:cs="Times New Roman"/>
-          <w:bCs/>
-        </w:rPr>
-        <w:t xml:space="preserve"> J, Loo TYJ, </w:t>
+        <w:t xml:space="preserve">Connahs H, Tlili S, van Creij J, Loo TYJ, </w:t>
       </w:r>
       <w:r>
         <w:rPr>
@@ -5376,7 +5946,6 @@
         </w:rPr>
         <w:t xml:space="preserve">, Mohapatra B, Roy A, Manna R, Sar P and Kazy SK (2017). Genome analysis of crude oil degrading </w:t>
       </w:r>
-      <w:proofErr w:type="spellStart"/>
       <w:r>
         <w:rPr>
           <w:rFonts w:ascii="Times New Roman" w:hAnsi="Times New Roman" w:cs="Times New Roman"/>
@@ -5384,9 +5953,70 @@
           <w:i/>
           <w:iCs/>
         </w:rPr>
-        <w:t>Franconibacter</w:t>
-      </w:r>
-      <w:proofErr w:type="spellEnd"/>
+        <w:t>Franconibacter pulveris</w:t>
+      </w:r>
+      <w:r>
+        <w:rPr>
+          <w:rFonts w:ascii="Times New Roman" w:hAnsi="Times New Roman" w:cs="Times New Roman"/>
+          <w:bCs/>
+        </w:rPr>
+        <w:t xml:space="preserve"> strain DJ34 revealed its genetic basis for hydrocarbon degradation and survival in oil contaminated environment. </w:t>
+      </w:r>
+      <w:r>
+        <w:rPr>
+          <w:rFonts w:ascii="Times New Roman" w:hAnsi="Times New Roman" w:cs="Times New Roman"/>
+          <w:b/>
+        </w:rPr>
+        <w:t>Genomics</w:t>
+      </w:r>
+      <w:r>
+        <w:rPr>
+          <w:rFonts w:ascii="Times New Roman" w:hAnsi="Times New Roman" w:cs="Times New Roman"/>
+          <w:bCs/>
+        </w:rPr>
+        <w:t xml:space="preserve"> 109, 374–382. doi: 10.1016/j.ygeno.2017.06.002</w:t>
+      </w:r>
+    </w:p>
+    <w:p>
+      <w:pPr>
+        <w:pStyle w:val="Default"/>
+        <w:jc w:val="both"/>
+        <w:rPr>
+          <w:rFonts w:ascii="Times New Roman" w:hAnsi="Times New Roman" w:cs="Times New Roman"/>
+          <w:bCs/>
+        </w:rPr>
+      </w:pPr>
+    </w:p>
+    <w:p>
+      <w:pPr>
+        <w:pStyle w:val="Default"/>
+        <w:jc w:val="both"/>
+        <w:rPr>
+          <w:rFonts w:ascii="Times New Roman" w:hAnsi="Times New Roman" w:cs="Times New Roman"/>
+          <w:bCs/>
+        </w:rPr>
+      </w:pPr>
+      <w:r>
+        <w:rPr>
+          <w:rFonts w:ascii="Times New Roman" w:hAnsi="Times New Roman" w:cs="Times New Roman"/>
+          <w:bCs/>
+        </w:rPr>
+        <w:t xml:space="preserve">Pal S, </w:t>
+      </w:r>
+      <w:r>
+        <w:rPr>
+          <w:rFonts w:ascii="Times New Roman" w:hAnsi="Times New Roman" w:cs="Times New Roman"/>
+          <w:b/>
+        </w:rPr>
+        <w:t>Banerjee TD</w:t>
+      </w:r>
+      <w:r>
+        <w:rPr>
+          <w:rFonts w:ascii="Times New Roman" w:hAnsi="Times New Roman" w:cs="Times New Roman"/>
+          <w:bCs/>
+        </w:rPr>
+        <w:t xml:space="preserve">, Roy A, Sar P and Kazy SK (2015) Genome Sequence of Hydrocarbon-Degrading </w:t>
+      </w:r>
       <w:r>
         <w:rPr>
           <w:rFonts w:ascii="Times New Roman" w:hAnsi="Times New Roman" w:cs="Times New Roman"/>
@@ -5394,358 +6024,166 @@
           <w:i/>
           <w:iCs/>
         </w:rPr>
+        <w:t xml:space="preserve">Cronobacter sp. </w:t>
+      </w:r>
+      <w:r>
+        <w:rPr>
+          <w:rFonts w:ascii="Times New Roman" w:hAnsi="Times New Roman" w:cs="Times New Roman"/>
+          <w:bCs/>
+        </w:rPr>
+        <w:t xml:space="preserve">Strain DJ34 Isolated from Crude Oil-Containing Sludge from the Duliajan. </w:t>
+      </w:r>
+      <w:r>
+        <w:rPr>
+          <w:rFonts w:ascii="Times New Roman" w:hAnsi="Times New Roman" w:cs="Times New Roman"/>
+          <w:b/>
+        </w:rPr>
+        <w:t>Genome Announcement</w:t>
+      </w:r>
+      <w:r>
+        <w:rPr>
+          <w:rFonts w:ascii="Times New Roman" w:hAnsi="Times New Roman" w:cs="Times New Roman"/>
+          <w:bCs/>
+        </w:rPr>
+        <w:t xml:space="preserve"> ,3, 2011– 2012. doi: 10.1128/genomeA.01321-15</w:t>
+      </w:r>
+    </w:p>
+    <w:p>
+      <w:pPr>
+        <w:pStyle w:val="Default"/>
+        <w:jc w:val="both"/>
+        <w:rPr>
+          <w:rFonts w:ascii="Times New Roman" w:hAnsi="Times New Roman" w:cs="Times New Roman"/>
+          <w:bCs/>
+        </w:rPr>
+      </w:pPr>
+    </w:p>
+    <w:p>
+      <w:pPr>
+        <w:pStyle w:val="Default"/>
+        <w:jc w:val="both"/>
+        <w:rPr>
+          <w:rFonts w:ascii="Times New Roman" w:hAnsi="Times New Roman" w:cs="Times New Roman"/>
+          <w:bCs/>
+        </w:rPr>
+      </w:pPr>
+      <w:r>
+        <w:rPr>
+          <w:rFonts w:ascii="Times New Roman" w:hAnsi="Times New Roman" w:cs="Times New Roman"/>
+          <w:bCs/>
+        </w:rPr>
+        <w:t xml:space="preserve">Paul D, Kazy SK, </w:t>
+      </w:r>
+      <w:r>
+        <w:rPr>
+          <w:rFonts w:ascii="Times New Roman" w:hAnsi="Times New Roman" w:cs="Times New Roman"/>
+          <w:b/>
+        </w:rPr>
+        <w:t>Banerjee TD</w:t>
+      </w:r>
+      <w:r>
+        <w:rPr>
+          <w:rFonts w:ascii="Times New Roman" w:hAnsi="Times New Roman" w:cs="Times New Roman"/>
+          <w:bCs/>
+        </w:rPr>
+        <w:t xml:space="preserve">, Gupta AK, Pal T and Sar P (2015) Arsenic biotransformation and release by bacteria indigenous to arsenic contaminated groundwater. </w:t>
+      </w:r>
+      <w:r>
+        <w:rPr>
+          <w:rFonts w:ascii="Times New Roman" w:hAnsi="Times New Roman" w:cs="Times New Roman"/>
+          <w:b/>
+        </w:rPr>
+        <w:t>Bioresour</w:t>
+      </w:r>
+      <w:r>
+        <w:rPr>
+          <w:rFonts w:ascii="Times New Roman" w:hAnsi="Times New Roman" w:cs="Times New Roman"/>
+          <w:b/>
+        </w:rPr>
+        <w:t>ce</w:t>
+      </w:r>
+      <w:r>
+        <w:rPr>
+          <w:rFonts w:ascii="Times New Roman" w:hAnsi="Times New Roman" w:cs="Times New Roman"/>
+          <w:b/>
+        </w:rPr>
+        <w:t xml:space="preserve"> Technol</w:t>
+      </w:r>
+      <w:r>
+        <w:rPr>
+          <w:rFonts w:ascii="Times New Roman" w:hAnsi="Times New Roman" w:cs="Times New Roman"/>
+          <w:b/>
+        </w:rPr>
+        <w:t>ogy</w:t>
+      </w:r>
+      <w:r>
+        <w:rPr>
+          <w:rFonts w:ascii="Times New Roman" w:hAnsi="Times New Roman" w:cs="Times New Roman"/>
+          <w:bCs/>
+        </w:rPr>
+        <w:t xml:space="preserve"> 188, 14–23. doi: 10.1016/j.biortech.2015.02.039</w:t>
+      </w:r>
+    </w:p>
+    <w:p>
+      <w:pPr>
+        <w:pStyle w:val="Default"/>
+        <w:jc w:val="both"/>
+        <w:rPr>
+          <w:rFonts w:ascii="Times New Roman" w:hAnsi="Times New Roman" w:cs="Times New Roman"/>
+          <w:bCs/>
+        </w:rPr>
+      </w:pPr>
+    </w:p>
+    <w:p>
+      <w:pPr>
+        <w:pStyle w:val="Default"/>
+        <w:jc w:val="both"/>
+        <w:rPr>
+          <w:rFonts w:ascii="Times New Roman" w:hAnsi="Times New Roman" w:cs="Times New Roman"/>
+          <w:b/>
+          <w:u w:val="single"/>
+        </w:rPr>
+      </w:pPr>
+      <w:r>
+        <w:rPr>
+          <w:rFonts w:ascii="Times New Roman" w:hAnsi="Times New Roman" w:cs="Times New Roman"/>
+          <w:b/>
+          <w:u w:val="single"/>
+        </w:rPr>
+        <w:t>Reviewe</w:t>
+      </w:r>
+      <w:r>
+        <w:rPr>
+          <w:rFonts w:ascii="Times New Roman" w:hAnsi="Times New Roman" w:cs="Times New Roman"/>
+          <w:b/>
+          <w:u w:val="single"/>
+        </w:rPr>
+        <w:t>d papers in the following journals</w:t>
+      </w:r>
+      <w:r>
+        <w:rPr>
+          <w:rFonts w:ascii="Times New Roman" w:hAnsi="Times New Roman" w:cs="Times New Roman"/>
+          <w:b/>
+          <w:u w:val="single"/>
+        </w:rPr>
         <w:t xml:space="preserve"> </w:t>
       </w:r>
-      <w:proofErr w:type="spellStart"/>
-      <w:r>
-        <w:rPr>
-          <w:rFonts w:ascii="Times New Roman" w:hAnsi="Times New Roman" w:cs="Times New Roman"/>
-          <w:bCs/>
-          <w:i/>
-          <w:iCs/>
-        </w:rPr>
-        <w:t>pulveris</w:t>
-      </w:r>
-      <w:proofErr w:type="spellEnd"/>
-      <w:r>
-        <w:rPr>
-          <w:rFonts w:ascii="Times New Roman" w:hAnsi="Times New Roman" w:cs="Times New Roman"/>
-          <w:bCs/>
-        </w:rPr>
-        <w:t xml:space="preserve"> strain DJ34 revealed its genetic basis for hydrocarbon degradation and survival in oil contaminated environment. </w:t>
-      </w:r>
-      <w:r>
-        <w:rPr>
-          <w:rFonts w:ascii="Times New Roman" w:hAnsi="Times New Roman" w:cs="Times New Roman"/>
-          <w:b/>
-        </w:rPr>
-        <w:t>Genomics</w:t>
-      </w:r>
-      <w:r>
-        <w:rPr>
-          <w:rFonts w:ascii="Times New Roman" w:hAnsi="Times New Roman" w:cs="Times New Roman"/>
-          <w:bCs/>
-        </w:rPr>
-        <w:t xml:space="preserve"> 109, 374–382. doi: 10.1016/j.ygeno.2017.06.002</w:t>
-      </w:r>
-    </w:p>
-    <w:p>
-      <w:pPr>
-        <w:pStyle w:val="Default"/>
-        <w:jc w:val="both"/>
-        <w:rPr>
-          <w:rFonts w:ascii="Times New Roman" w:hAnsi="Times New Roman" w:cs="Times New Roman"/>
-          <w:bCs/>
-        </w:rPr>
-      </w:pPr>
-    </w:p>
-    <w:p>
-      <w:pPr>
-        <w:pStyle w:val="Default"/>
-        <w:jc w:val="both"/>
-        <w:rPr>
-          <w:rFonts w:ascii="Times New Roman" w:hAnsi="Times New Roman" w:cs="Times New Roman"/>
-          <w:bCs/>
-        </w:rPr>
-      </w:pPr>
-      <w:r>
-        <w:rPr>
-          <w:rFonts w:ascii="Times New Roman" w:hAnsi="Times New Roman" w:cs="Times New Roman"/>
-          <w:bCs/>
-        </w:rPr>
-        <w:t xml:space="preserve">Pal S, </w:t>
-      </w:r>
-      <w:r>
-        <w:rPr>
-          <w:rFonts w:ascii="Times New Roman" w:hAnsi="Times New Roman" w:cs="Times New Roman"/>
-          <w:b/>
-        </w:rPr>
-        <w:t>Banerjee TD</w:t>
-      </w:r>
-      <w:r>
-        <w:rPr>
-          <w:rFonts w:ascii="Times New Roman" w:hAnsi="Times New Roman" w:cs="Times New Roman"/>
-          <w:bCs/>
-        </w:rPr>
-        <w:t xml:space="preserve">, Roy A, Sar P and Kazy SK (2015) Genome Sequence of Hydrocarbon-Degrading </w:t>
-      </w:r>
-      <w:proofErr w:type="spellStart"/>
-      <w:r>
-        <w:rPr>
-          <w:rFonts w:ascii="Times New Roman" w:hAnsi="Times New Roman" w:cs="Times New Roman"/>
-          <w:bCs/>
-          <w:i/>
-          <w:iCs/>
-        </w:rPr>
-        <w:t>Cronobacter</w:t>
-      </w:r>
-      <w:proofErr w:type="spellEnd"/>
-      <w:r>
-        <w:rPr>
-          <w:rFonts w:ascii="Times New Roman" w:hAnsi="Times New Roman" w:cs="Times New Roman"/>
-          <w:bCs/>
-          <w:i/>
-          <w:iCs/>
-        </w:rPr>
-        <w:t xml:space="preserve"> sp. </w:t>
-      </w:r>
-      <w:r>
-        <w:rPr>
-          <w:rFonts w:ascii="Times New Roman" w:hAnsi="Times New Roman" w:cs="Times New Roman"/>
-          <w:bCs/>
-        </w:rPr>
-        <w:t xml:space="preserve">Strain DJ34 Isolated from Crude Oil-Containing Sludge from the </w:t>
-      </w:r>
-      <w:proofErr w:type="spellStart"/>
-      <w:r>
-        <w:rPr>
-          <w:rFonts w:ascii="Times New Roman" w:hAnsi="Times New Roman" w:cs="Times New Roman"/>
-          <w:bCs/>
-        </w:rPr>
-        <w:t>Duliajan</w:t>
-      </w:r>
-      <w:proofErr w:type="spellEnd"/>
-      <w:r>
-        <w:rPr>
-          <w:rFonts w:ascii="Times New Roman" w:hAnsi="Times New Roman" w:cs="Times New Roman"/>
-          <w:bCs/>
-        </w:rPr>
-        <w:t xml:space="preserve">. </w:t>
-      </w:r>
-      <w:r>
-        <w:rPr>
-          <w:rFonts w:ascii="Times New Roman" w:hAnsi="Times New Roman" w:cs="Times New Roman"/>
-          <w:b/>
-        </w:rPr>
-        <w:t>Genome Announcement</w:t>
-      </w:r>
-      <w:r>
-        <w:rPr>
-          <w:rFonts w:ascii="Times New Roman" w:hAnsi="Times New Roman" w:cs="Times New Roman"/>
-          <w:bCs/>
-        </w:rPr>
-        <w:t xml:space="preserve"> ,3, 2011– 2012. doi: 10.1128/genomeA.01321-15</w:t>
-      </w:r>
-    </w:p>
-    <w:p>
-      <w:pPr>
-        <w:pStyle w:val="Default"/>
-        <w:jc w:val="both"/>
-        <w:rPr>
-          <w:rFonts w:ascii="Times New Roman" w:hAnsi="Times New Roman" w:cs="Times New Roman"/>
-          <w:bCs/>
-        </w:rPr>
-      </w:pPr>
-    </w:p>
-    <w:p>
-      <w:pPr>
-        <w:pStyle w:val="Default"/>
-        <w:jc w:val="both"/>
-        <w:rPr>
-          <w:rFonts w:ascii="Times New Roman" w:hAnsi="Times New Roman" w:cs="Times New Roman"/>
-          <w:bCs/>
-        </w:rPr>
-      </w:pPr>
-      <w:r>
-        <w:rPr>
-          <w:rFonts w:ascii="Times New Roman" w:hAnsi="Times New Roman" w:cs="Times New Roman"/>
-          <w:bCs/>
-        </w:rPr>
-        <w:t xml:space="preserve">Paul D, Kazy SK, </w:t>
-      </w:r>
-      <w:r>
-        <w:rPr>
-          <w:rFonts w:ascii="Times New Roman" w:hAnsi="Times New Roman" w:cs="Times New Roman"/>
-          <w:b/>
-        </w:rPr>
-        <w:t>Banerjee TD</w:t>
-      </w:r>
-      <w:r>
-        <w:rPr>
-          <w:rFonts w:ascii="Times New Roman" w:hAnsi="Times New Roman" w:cs="Times New Roman"/>
-          <w:bCs/>
-        </w:rPr>
-        <w:t xml:space="preserve">, Gupta AK, Pal T and Sar P (2015) Arsenic biotransformation and release by bacteria indigenous to arsenic contaminated groundwater. </w:t>
-      </w:r>
-      <w:r>
-        <w:rPr>
-          <w:rFonts w:ascii="Times New Roman" w:hAnsi="Times New Roman" w:cs="Times New Roman"/>
-          <w:b/>
-        </w:rPr>
-        <w:t>Bioresour</w:t>
-      </w:r>
-      <w:r>
-        <w:rPr>
-          <w:rFonts w:ascii="Times New Roman" w:hAnsi="Times New Roman" w:cs="Times New Roman"/>
-          <w:b/>
-        </w:rPr>
-        <w:t>ce</w:t>
-      </w:r>
-      <w:r>
-        <w:rPr>
-          <w:rFonts w:ascii="Times New Roman" w:hAnsi="Times New Roman" w:cs="Times New Roman"/>
-          <w:b/>
-        </w:rPr>
-        <w:t xml:space="preserve"> Technol</w:t>
-      </w:r>
-      <w:r>
-        <w:rPr>
-          <w:rFonts w:ascii="Times New Roman" w:hAnsi="Times New Roman" w:cs="Times New Roman"/>
-          <w:b/>
-        </w:rPr>
-        <w:t>ogy</w:t>
-      </w:r>
-      <w:r>
-        <w:rPr>
-          <w:rFonts w:ascii="Times New Roman" w:hAnsi="Times New Roman" w:cs="Times New Roman"/>
-          <w:bCs/>
-        </w:rPr>
-        <w:t xml:space="preserve"> 188, 14–23. doi: 10.1016/j.biortech.2015.02.039</w:t>
-      </w:r>
-    </w:p>
-    <w:p>
-      <w:pPr>
-        <w:pStyle w:val="Default"/>
-        <w:jc w:val="both"/>
-        <w:rPr>
-          <w:rFonts w:ascii="Times New Roman" w:hAnsi="Times New Roman" w:cs="Times New Roman"/>
-          <w:bCs/>
-        </w:rPr>
-      </w:pPr>
-    </w:p>
-    <w:p>
-      <w:pPr>
-        <w:pStyle w:val="Default"/>
-        <w:jc w:val="both"/>
-        <w:rPr>
-          <w:rFonts w:ascii="Times New Roman" w:hAnsi="Times New Roman" w:cs="Times New Roman"/>
-        </w:rPr>
-      </w:pPr>
-      <w:r>
-        <w:rPr>
-          <w:rFonts w:ascii="Times New Roman" w:hAnsi="Times New Roman" w:cs="Times New Roman"/>
-        </w:rPr>
-        <w:t xml:space="preserve">Project: </w:t>
-      </w:r>
-      <w:r>
-        <w:rPr>
-          <w:rFonts w:ascii="Times New Roman" w:hAnsi="Times New Roman" w:cs="Times New Roman"/>
-        </w:rPr>
-        <w:t>1) Development and implementation of next generation multiplex-FISH systems for applied zebrafish brain research</w:t>
-      </w:r>
-      <w:r>
-        <w:rPr>
-          <w:rFonts w:ascii="Times New Roman" w:hAnsi="Times New Roman" w:cs="Times New Roman"/>
-        </w:rPr>
-        <w:t>.</w:t>
-      </w:r>
-      <w:r>
-        <w:rPr>
-          <w:rFonts w:ascii="Times New Roman" w:hAnsi="Times New Roman" w:cs="Times New Roman"/>
-        </w:rPr>
-        <w:t xml:space="preserve"> </w:t>
-      </w:r>
-    </w:p>
-    <w:p>
-      <w:pPr>
-        <w:pStyle w:val="Default"/>
-        <w:jc w:val="both"/>
-        <w:rPr>
-          <w:rFonts w:ascii="Times New Roman" w:hAnsi="Times New Roman" w:cs="Times New Roman"/>
-        </w:rPr>
-      </w:pPr>
-      <w:r>
-        <w:rPr>
-          <w:rFonts w:ascii="Times New Roman" w:hAnsi="Times New Roman" w:cs="Times New Roman"/>
-        </w:rPr>
-        <w:t xml:space="preserve">2) Development of smart AI powered feeding systems for aging model systems (Killifish). </w:t>
-      </w:r>
-    </w:p>
-    <w:p>
-      <w:pPr>
-        <w:pStyle w:val="Default"/>
-        <w:jc w:val="both"/>
-        <w:rPr>
-          <w:rFonts w:ascii="Times New Roman" w:hAnsi="Times New Roman" w:cs="Times New Roman"/>
-          <w:bCs/>
-        </w:rPr>
-      </w:pPr>
-    </w:p>
-    <w:p>
-      <w:pPr>
-        <w:pStyle w:val="Default"/>
-        <w:jc w:val="both"/>
-        <w:rPr>
-          <w:rFonts w:ascii="Times New Roman" w:hAnsi="Times New Roman" w:cs="Times New Roman"/>
-          <w:b/>
-          <w:u w:val="single"/>
-        </w:rPr>
-      </w:pPr>
-      <w:r>
-        <w:rPr>
-          <w:rFonts w:ascii="Times New Roman" w:hAnsi="Times New Roman" w:cs="Times New Roman"/>
-          <w:b/>
-          <w:u w:val="single"/>
-        </w:rPr>
-        <w:t>Reviewe</w:t>
-      </w:r>
-      <w:r>
-        <w:rPr>
-          <w:rFonts w:ascii="Times New Roman" w:hAnsi="Times New Roman" w:cs="Times New Roman"/>
-          <w:b/>
-          <w:u w:val="single"/>
-        </w:rPr>
-        <w:t>d papers in the following journals</w:t>
-      </w:r>
-      <w:r>
-        <w:rPr>
-          <w:rFonts w:ascii="Times New Roman" w:hAnsi="Times New Roman" w:cs="Times New Roman"/>
-          <w:b/>
-          <w:u w:val="single"/>
-        </w:rPr>
-        <w:t xml:space="preserve"> </w:t>
-      </w:r>
-    </w:p>
-    <w:p>
-      <w:pPr>
-        <w:pStyle w:val="Default"/>
-        <w:jc w:val="both"/>
-        <w:rPr>
-          <w:rFonts w:ascii="Times New Roman" w:hAnsi="Times New Roman" w:cs="Times New Roman"/>
-          <w:bCs/>
-        </w:rPr>
-      </w:pPr>
-      <w:proofErr w:type="spellStart"/>
-      <w:r>
-        <w:rPr>
-          <w:rFonts w:ascii="Times New Roman" w:hAnsi="Times New Roman" w:cs="Times New Roman"/>
-          <w:bCs/>
-        </w:rPr>
-        <w:t>PloS</w:t>
-      </w:r>
-      <w:proofErr w:type="spellEnd"/>
-      <w:r>
-        <w:rPr>
-          <w:rFonts w:ascii="Times New Roman" w:hAnsi="Times New Roman" w:cs="Times New Roman"/>
-          <w:bCs/>
-        </w:rPr>
-        <w:t xml:space="preserve"> genetics, </w:t>
-      </w:r>
-      <w:proofErr w:type="spellStart"/>
-      <w:r>
-        <w:rPr>
-          <w:rFonts w:ascii="Times New Roman" w:hAnsi="Times New Roman" w:cs="Times New Roman"/>
-          <w:bCs/>
-        </w:rPr>
-        <w:t>eLife</w:t>
-      </w:r>
-      <w:proofErr w:type="spellEnd"/>
-      <w:r>
-        <w:rPr>
-          <w:rFonts w:ascii="Times New Roman" w:hAnsi="Times New Roman" w:cs="Times New Roman"/>
-          <w:bCs/>
-        </w:rPr>
-        <w:t>,</w:t>
+    </w:p>
+    <w:p>
+      <w:pPr>
+        <w:pStyle w:val="Default"/>
+        <w:jc w:val="both"/>
+        <w:rPr>
+          <w:rFonts w:ascii="Times New Roman" w:hAnsi="Times New Roman" w:cs="Times New Roman"/>
+          <w:bCs/>
+        </w:rPr>
+      </w:pPr>
+      <w:r>
+        <w:rPr>
+          <w:rFonts w:ascii="Times New Roman" w:hAnsi="Times New Roman" w:cs="Times New Roman"/>
+          <w:bCs/>
+        </w:rPr>
+        <w:t>PloS genetics, eLife,</w:t>
       </w:r>
       <w:r>
         <w:rPr>
@@ -5760,642 +6198,6 @@
           <w:bCs/>
         </w:rPr>
         <w:t>Insect sciences, Biology, and Molecules.</w:t>
-      </w:r>
-    </w:p>
-    <w:p>
-      <w:pPr>
-        <w:pStyle w:val="Default"/>
-        <w:jc w:val="both"/>
-        <w:rPr>
-          <w:rFonts w:ascii="Times New Roman" w:hAnsi="Times New Roman" w:cs="Times New Roman"/>
-          <w:bCs/>
-        </w:rPr>
-      </w:pPr>
-    </w:p>
-    <w:p>
-      <w:pPr>
-        <w:pStyle w:val="Default"/>
-        <w:jc w:val="both"/>
-        <w:rPr>
-          <w:rFonts w:ascii="Times New Roman" w:hAnsi="Times New Roman" w:cs="Times New Roman"/>
-          <w:b/>
-          <w:bCs/>
-          <w:u w:val="single"/>
-        </w:rPr>
-      </w:pPr>
-      <w:r>
-        <w:rPr>
-          <w:rFonts w:ascii="Times New Roman" w:hAnsi="Times New Roman" w:cs="Times New Roman"/>
-          <w:b/>
-          <w:bCs/>
-          <w:u w:val="single"/>
-        </w:rPr>
-        <w:t xml:space="preserve">Past </w:t>
-      </w:r>
-      <w:r>
-        <w:rPr>
-          <w:rFonts w:ascii="Times New Roman" w:hAnsi="Times New Roman" w:cs="Times New Roman"/>
-          <w:b/>
-          <w:bCs/>
-          <w:u w:val="single"/>
-        </w:rPr>
-        <w:t>Position</w:t>
-      </w:r>
-      <w:r>
-        <w:rPr>
-          <w:rFonts w:ascii="Times New Roman" w:hAnsi="Times New Roman" w:cs="Times New Roman"/>
-          <w:b/>
-          <w:bCs/>
-          <w:u w:val="single"/>
-        </w:rPr>
-        <w:t>s</w:t>
-      </w:r>
-    </w:p>
-    <w:p>
-      <w:pPr>
-        <w:pStyle w:val="Default"/>
-        <w:jc w:val="both"/>
-        <w:rPr>
-          <w:rFonts w:ascii="Times New Roman" w:hAnsi="Times New Roman" w:cs="Times New Roman"/>
-          <w:u w:val="single"/>
-        </w:rPr>
-      </w:pPr>
-      <w:r>
-        <w:rPr>
-          <w:rFonts w:ascii="Times New Roman" w:hAnsi="Times New Roman" w:cs="Times New Roman"/>
-          <w:u w:val="single"/>
-        </w:rPr>
-        <w:t>Industrial</w:t>
-      </w:r>
-    </w:p>
-    <w:p>
-      <w:pPr>
-        <w:pStyle w:val="Default"/>
-        <w:jc w:val="both"/>
-        <w:rPr>
-          <w:rFonts w:ascii="Times New Roman" w:hAnsi="Times New Roman" w:cs="Times New Roman"/>
-          <w:color w:val="auto"/>
-          <w:shd w:val="clear" w:color="auto" w:fill="FFFFFF"/>
-        </w:rPr>
-      </w:pPr>
-      <w:r>
-        <w:rPr>
-          <w:rFonts w:ascii="Times New Roman" w:hAnsi="Times New Roman" w:cs="Times New Roman"/>
-          <w:color w:val="auto"/>
-          <w:shd w:val="clear" w:color="auto" w:fill="FFFFFF"/>
-        </w:rPr>
-        <w:t>Orchid Chemicals and Pharmaceuticals Ltd., R&amp;D Center, Sholinganallur, Chennai, India</w:t>
-      </w:r>
-      <w:r>
-        <w:rPr>
-          <w:rFonts w:ascii="Times New Roman" w:hAnsi="Times New Roman" w:cs="Times New Roman"/>
-          <w:color w:val="auto"/>
-          <w:shd w:val="clear" w:color="auto" w:fill="FFFFFF"/>
-        </w:rPr>
-        <w:t xml:space="preserve"> (acquired by Pfitzer)</w:t>
-      </w:r>
-      <w:r>
-        <w:rPr>
-          <w:rFonts w:ascii="Times New Roman" w:hAnsi="Times New Roman" w:cs="Times New Roman"/>
-          <w:color w:val="auto"/>
-          <w:shd w:val="clear" w:color="auto" w:fill="FFFFFF"/>
-        </w:rPr>
-        <w:t xml:space="preserve">. </w:t>
-      </w:r>
-    </w:p>
-    <w:p>
-      <w:pPr>
-        <w:pStyle w:val="Default"/>
-        <w:jc w:val="both"/>
-        <w:rPr>
-          <w:rFonts w:ascii="Times New Roman" w:hAnsi="Times New Roman" w:cs="Times New Roman"/>
-          <w:color w:val="auto"/>
-          <w:shd w:val="clear" w:color="auto" w:fill="FFFFFF"/>
-        </w:rPr>
-      </w:pPr>
-      <w:r>
-        <w:rPr>
-          <w:rFonts w:ascii="Times New Roman" w:hAnsi="Times New Roman" w:cs="Times New Roman"/>
-          <w:color w:val="auto"/>
-          <w:shd w:val="clear" w:color="auto" w:fill="FFFFFF"/>
-        </w:rPr>
-        <w:t>Field of research: Large scale bacteria-based enzyme production and recombinant DNA technology.</w:t>
-      </w:r>
-    </w:p>
-    <w:p>
-      <w:pPr>
-        <w:pStyle w:val="Default"/>
-        <w:jc w:val="both"/>
-        <w:rPr>
-          <w:rFonts w:ascii="Times New Roman" w:hAnsi="Times New Roman" w:cs="Times New Roman"/>
-          <w:color w:val="auto"/>
-          <w:shd w:val="clear" w:color="auto" w:fill="FFFFFF"/>
-        </w:rPr>
-      </w:pPr>
-      <w:r>
-        <w:rPr>
-          <w:rFonts w:ascii="Times New Roman" w:hAnsi="Times New Roman" w:cs="Times New Roman"/>
-          <w:color w:val="auto"/>
-          <w:shd w:val="clear" w:color="auto" w:fill="FFFFFF"/>
-        </w:rPr>
-        <w:t>Date: August 2015-June 2016</w:t>
-      </w:r>
-    </w:p>
-    <w:p>
-      <w:pPr>
-        <w:pStyle w:val="Default"/>
-        <w:jc w:val="both"/>
-        <w:rPr>
-          <w:rFonts w:ascii="Times New Roman" w:hAnsi="Times New Roman" w:cs="Times New Roman"/>
-          <w:color w:val="auto"/>
-          <w:shd w:val="clear" w:color="auto" w:fill="FFFFFF"/>
-        </w:rPr>
-      </w:pPr>
-    </w:p>
-    <w:p>
-      <w:pPr>
-        <w:pStyle w:val="Default"/>
-        <w:jc w:val="both"/>
-        <w:rPr>
-          <w:rFonts w:ascii="Times New Roman" w:hAnsi="Times New Roman" w:cs="Times New Roman"/>
-          <w:color w:val="auto"/>
-          <w:u w:val="single"/>
-          <w:shd w:val="clear" w:color="auto" w:fill="FFFFFF"/>
-        </w:rPr>
-      </w:pPr>
-      <w:r>
-        <w:rPr>
-          <w:rFonts w:ascii="Times New Roman" w:hAnsi="Times New Roman" w:cs="Times New Roman"/>
-          <w:color w:val="auto"/>
-          <w:u w:val="single"/>
-          <w:shd w:val="clear" w:color="auto" w:fill="FFFFFF"/>
-        </w:rPr>
-        <w:t>Academic</w:t>
-      </w:r>
-    </w:p>
-    <w:p>
-      <w:pPr>
-        <w:pStyle w:val="Default"/>
-        <w:jc w:val="both"/>
-        <w:rPr>
-          <w:rFonts w:ascii="Times New Roman" w:hAnsi="Times New Roman" w:cs="Times New Roman"/>
-          <w:color w:val="auto"/>
-          <w:shd w:val="clear" w:color="auto" w:fill="FFFFFF"/>
-        </w:rPr>
-      </w:pPr>
-      <w:r>
-        <w:rPr>
-          <w:rFonts w:ascii="Times New Roman" w:hAnsi="Times New Roman" w:cs="Times New Roman"/>
-          <w:color w:val="auto"/>
-          <w:shd w:val="clear" w:color="auto" w:fill="FFFFFF"/>
-        </w:rPr>
-        <w:t xml:space="preserve">Research Scholar: Department of Civil Engineering, Curtin University, Perth, Western Australia. </w:t>
-      </w:r>
-    </w:p>
-    <w:p>
-      <w:pPr>
-        <w:pStyle w:val="Default"/>
-        <w:jc w:val="both"/>
-        <w:rPr>
-          <w:rFonts w:ascii="Times New Roman" w:hAnsi="Times New Roman" w:cs="Times New Roman"/>
-          <w:color w:val="auto"/>
-          <w:shd w:val="clear" w:color="auto" w:fill="FFFFFF"/>
-        </w:rPr>
-      </w:pPr>
-      <w:r>
-        <w:rPr>
-          <w:rFonts w:ascii="Times New Roman" w:hAnsi="Times New Roman" w:cs="Times New Roman"/>
-          <w:color w:val="auto"/>
-          <w:shd w:val="clear" w:color="auto" w:fill="FFFFFF"/>
-        </w:rPr>
-        <w:t>Project: Development of self-healing concrete using cyanobacteria.</w:t>
-      </w:r>
-    </w:p>
-    <w:p>
-      <w:pPr>
-        <w:pStyle w:val="Default"/>
-        <w:jc w:val="both"/>
-        <w:rPr>
-          <w:rFonts w:ascii="Times New Roman" w:hAnsi="Times New Roman" w:cs="Times New Roman"/>
-          <w:color w:val="auto"/>
-          <w:shd w:val="clear" w:color="auto" w:fill="FFFFFF"/>
-        </w:rPr>
-      </w:pPr>
-      <w:r>
-        <w:rPr>
-          <w:rFonts w:ascii="Times New Roman" w:hAnsi="Times New Roman" w:cs="Times New Roman"/>
-          <w:color w:val="auto"/>
-          <w:shd w:val="clear" w:color="auto" w:fill="FFFFFF"/>
-        </w:rPr>
-        <w:t>Date: January 2016-July 2016</w:t>
-      </w:r>
-    </w:p>
-    <w:p>
-      <w:pPr>
-        <w:pStyle w:val="Default"/>
-        <w:jc w:val="both"/>
-        <w:rPr>
-          <w:rFonts w:ascii="Times New Roman" w:hAnsi="Times New Roman" w:cs="Times New Roman"/>
-          <w:color w:val="auto"/>
-          <w:shd w:val="clear" w:color="auto" w:fill="FFFFFF"/>
-        </w:rPr>
-      </w:pPr>
-    </w:p>
-    <w:p>
-      <w:pPr>
-        <w:pStyle w:val="Default"/>
-        <w:jc w:val="both"/>
-        <w:rPr>
-          <w:rFonts w:ascii="Times New Roman" w:hAnsi="Times New Roman" w:cs="Times New Roman"/>
-        </w:rPr>
-      </w:pPr>
-      <w:r>
-        <w:rPr>
-          <w:rFonts w:ascii="Times New Roman" w:hAnsi="Times New Roman" w:cs="Times New Roman"/>
-        </w:rPr>
-        <w:t>Postdoctoral research Fellow: Department of Biological Sciences, National University of Singapore.</w:t>
-      </w:r>
-      <w:r>
-        <w:rPr>
-          <w:rFonts w:ascii="Times New Roman" w:hAnsi="Times New Roman" w:cs="Times New Roman"/>
-        </w:rPr>
-        <w:t xml:space="preserve"> PI: </w:t>
-      </w:r>
-      <w:r>
-        <w:rPr>
-          <w:rFonts w:ascii="Times New Roman" w:hAnsi="Times New Roman" w:cs="Times New Roman"/>
-        </w:rPr>
-        <w:t>Prof</w:t>
-      </w:r>
-      <w:r>
-        <w:rPr>
-          <w:rFonts w:ascii="Times New Roman" w:hAnsi="Times New Roman" w:cs="Times New Roman"/>
-        </w:rPr>
-        <w:t>.</w:t>
-      </w:r>
-      <w:r>
-        <w:rPr>
-          <w:rFonts w:ascii="Times New Roman" w:hAnsi="Times New Roman" w:cs="Times New Roman"/>
-        </w:rPr>
-        <w:t xml:space="preserve"> Antόnia Monteiro</w:t>
-      </w:r>
-    </w:p>
-    <w:p>
-      <w:pPr>
-        <w:pStyle w:val="Default"/>
-        <w:jc w:val="both"/>
-        <w:rPr>
-          <w:rFonts w:ascii="Times New Roman" w:hAnsi="Times New Roman" w:cs="Times New Roman"/>
-        </w:rPr>
-      </w:pPr>
-      <w:r>
-        <w:rPr>
-          <w:rFonts w:ascii="Times New Roman" w:hAnsi="Times New Roman" w:cs="Times New Roman"/>
-        </w:rPr>
-        <w:t>Projects: 1) Evolution and Development of novel complex traits.</w:t>
-      </w:r>
-    </w:p>
-    <w:p>
-      <w:pPr>
-        <w:pStyle w:val="Default"/>
-        <w:jc w:val="both"/>
-        <w:rPr>
-          <w:rFonts w:ascii="Times New Roman" w:hAnsi="Times New Roman" w:cs="Times New Roman"/>
-        </w:rPr>
-      </w:pPr>
-      <w:r>
-        <w:rPr>
-          <w:rFonts w:ascii="Times New Roman" w:hAnsi="Times New Roman" w:cs="Times New Roman"/>
-        </w:rPr>
-        <w:t xml:space="preserve">               2) Development</w:t>
-      </w:r>
-      <w:r>
-        <w:rPr>
-          <w:rFonts w:ascii="Times New Roman" w:hAnsi="Times New Roman" w:cs="Times New Roman"/>
-        </w:rPr>
-        <w:t xml:space="preserve"> and application</w:t>
-      </w:r>
-      <w:r>
-        <w:rPr>
-          <w:rFonts w:ascii="Times New Roman" w:hAnsi="Times New Roman" w:cs="Times New Roman"/>
-        </w:rPr>
-        <w:t xml:space="preserve"> of spatial transcriptomics technologies (in collaboration with GIS-Singapore).</w:t>
-      </w:r>
-    </w:p>
-    <w:p>
-      <w:pPr>
-        <w:pStyle w:val="Default"/>
-        <w:jc w:val="both"/>
-        <w:rPr>
-          <w:rFonts w:ascii="Times New Roman" w:hAnsi="Times New Roman" w:cs="Times New Roman"/>
-        </w:rPr>
-      </w:pPr>
-      <w:r>
-        <w:rPr>
-          <w:rFonts w:ascii="Times New Roman" w:hAnsi="Times New Roman" w:cs="Times New Roman"/>
-        </w:rPr>
-        <w:t>Date: November 2020</w:t>
-      </w:r>
-      <w:r>
-        <w:rPr>
-          <w:rFonts w:ascii="Times New Roman" w:hAnsi="Times New Roman" w:cs="Times New Roman"/>
-        </w:rPr>
-        <w:t>-June 2024</w:t>
-      </w:r>
-    </w:p>
-    <w:p>
-      <w:pPr>
-        <w:pStyle w:val="Default"/>
-        <w:jc w:val="both"/>
-        <w:rPr>
-          <w:rFonts w:ascii="Times New Roman" w:hAnsi="Times New Roman" w:cs="Times New Roman"/>
-          <w:color w:val="auto"/>
-          <w:shd w:val="clear" w:color="auto" w:fill="FFFFFF"/>
-        </w:rPr>
-      </w:pPr>
-    </w:p>
-    <w:p>
-      <w:pPr>
-        <w:pStyle w:val="Default"/>
-        <w:jc w:val="both"/>
-        <w:rPr>
-          <w:rFonts w:ascii="Times New Roman" w:hAnsi="Times New Roman" w:cs="Times New Roman"/>
-        </w:rPr>
-      </w:pPr>
-      <w:r>
-        <w:rPr>
-          <w:rFonts w:ascii="Times New Roman" w:hAnsi="Times New Roman" w:cs="Times New Roman"/>
-        </w:rPr>
-        <w:t xml:space="preserve">Senior </w:t>
-      </w:r>
-      <w:r>
-        <w:rPr>
-          <w:rFonts w:ascii="Times New Roman" w:hAnsi="Times New Roman" w:cs="Times New Roman"/>
-        </w:rPr>
-        <w:t>Postdoctoral research Fellow: Department of Biological Sciences, National University of Singapore.</w:t>
-      </w:r>
-      <w:r>
-        <w:rPr>
-          <w:rFonts w:ascii="Times New Roman" w:hAnsi="Times New Roman" w:cs="Times New Roman"/>
-        </w:rPr>
-        <w:t xml:space="preserve"> PI: </w:t>
-      </w:r>
-      <w:r>
-        <w:rPr>
-          <w:rFonts w:ascii="Times New Roman" w:hAnsi="Times New Roman" w:cs="Times New Roman"/>
-        </w:rPr>
-        <w:t>Prof</w:t>
-      </w:r>
-      <w:r>
-        <w:rPr>
-          <w:rFonts w:ascii="Times New Roman" w:hAnsi="Times New Roman" w:cs="Times New Roman"/>
-        </w:rPr>
-        <w:t>.</w:t>
-      </w:r>
-      <w:r>
-        <w:rPr>
-          <w:rFonts w:ascii="Times New Roman" w:hAnsi="Times New Roman" w:cs="Times New Roman"/>
-        </w:rPr>
-        <w:t xml:space="preserve"> Antόnia Monteiro</w:t>
-      </w:r>
-    </w:p>
-    <w:p>
-      <w:pPr>
-        <w:pStyle w:val="Default"/>
-        <w:jc w:val="both"/>
-        <w:rPr>
-          <w:rFonts w:ascii="Times New Roman" w:hAnsi="Times New Roman" w:cs="Times New Roman"/>
-        </w:rPr>
-      </w:pPr>
-      <w:r>
-        <w:rPr>
-          <w:rFonts w:ascii="Times New Roman" w:hAnsi="Times New Roman" w:cs="Times New Roman"/>
-        </w:rPr>
-        <w:t>Project: Development</w:t>
-      </w:r>
-      <w:r>
-        <w:rPr>
-          <w:rFonts w:ascii="Times New Roman" w:hAnsi="Times New Roman" w:cs="Times New Roman"/>
-        </w:rPr>
-        <w:t xml:space="preserve"> and application</w:t>
-      </w:r>
-      <w:r>
-        <w:rPr>
-          <w:rFonts w:ascii="Times New Roman" w:hAnsi="Times New Roman" w:cs="Times New Roman"/>
-        </w:rPr>
-        <w:t xml:space="preserve"> of</w:t>
-      </w:r>
-      <w:r>
-        <w:rPr>
-          <w:rFonts w:ascii="Times New Roman" w:hAnsi="Times New Roman" w:cs="Times New Roman"/>
-        </w:rPr>
-        <w:t xml:space="preserve"> next generation</w:t>
-      </w:r>
-      <w:r>
-        <w:rPr>
-          <w:rFonts w:ascii="Times New Roman" w:hAnsi="Times New Roman" w:cs="Times New Roman"/>
-        </w:rPr>
-        <w:t xml:space="preserve"> spatial transcriptomics technologies.</w:t>
-      </w:r>
-    </w:p>
-    <w:p>
-      <w:pPr>
-        <w:pStyle w:val="Default"/>
-        <w:jc w:val="both"/>
-        <w:rPr>
-          <w:rFonts w:ascii="Times New Roman" w:hAnsi="Times New Roman" w:cs="Times New Roman"/>
-        </w:rPr>
-      </w:pPr>
-      <w:r>
-        <w:rPr>
-          <w:rFonts w:ascii="Times New Roman" w:hAnsi="Times New Roman" w:cs="Times New Roman"/>
-        </w:rPr>
-        <w:t xml:space="preserve">Date: </w:t>
-      </w:r>
-      <w:r>
-        <w:rPr>
-          <w:rFonts w:ascii="Times New Roman" w:hAnsi="Times New Roman" w:cs="Times New Roman"/>
-        </w:rPr>
-        <w:t>June</w:t>
-      </w:r>
-      <w:r>
-        <w:rPr>
-          <w:rFonts w:ascii="Times New Roman" w:hAnsi="Times New Roman" w:cs="Times New Roman"/>
-        </w:rPr>
-        <w:t xml:space="preserve"> 202</w:t>
-      </w:r>
-      <w:r>
-        <w:rPr>
-          <w:rFonts w:ascii="Times New Roman" w:hAnsi="Times New Roman" w:cs="Times New Roman"/>
-        </w:rPr>
-        <w:t>4-Oct</w:t>
-      </w:r>
-      <w:r>
-        <w:rPr>
-          <w:rFonts w:ascii="Times New Roman" w:hAnsi="Times New Roman" w:cs="Times New Roman"/>
-        </w:rPr>
-        <w:t>ober</w:t>
-      </w:r>
-      <w:r>
-        <w:rPr>
-          <w:rFonts w:ascii="Times New Roman" w:hAnsi="Times New Roman" w:cs="Times New Roman"/>
-        </w:rPr>
-        <w:t xml:space="preserve"> 2024</w:t>
-      </w:r>
-    </w:p>
-    <w:p>
-      <w:pPr>
-        <w:pStyle w:val="Default"/>
-        <w:jc w:val="both"/>
-        <w:rPr>
-          <w:rFonts w:ascii="Times New Roman" w:hAnsi="Times New Roman" w:cs="Times New Roman"/>
-          <w:color w:val="auto"/>
-          <w:shd w:val="clear" w:color="auto" w:fill="FFFFFF"/>
-        </w:rPr>
-      </w:pPr>
-    </w:p>
-    <w:p>
-      <w:pPr>
-        <w:pStyle w:val="Default"/>
-        <w:jc w:val="both"/>
-        <w:rPr>
-          <w:rFonts w:ascii="Times New Roman" w:hAnsi="Times New Roman" w:cs="Times New Roman"/>
-        </w:rPr>
-      </w:pPr>
-      <w:r>
-        <w:rPr>
-          <w:rFonts w:ascii="Times New Roman" w:hAnsi="Times New Roman" w:cs="Times New Roman"/>
-        </w:rPr>
-        <w:lastRenderedPageBreak/>
-        <w:t xml:space="preserve">Senior </w:t>
-      </w:r>
-      <w:r>
-        <w:rPr>
-          <w:rFonts w:ascii="Times New Roman" w:hAnsi="Times New Roman" w:cs="Times New Roman"/>
-        </w:rPr>
-        <w:t xml:space="preserve">Postdoctoral research Fellow: </w:t>
-      </w:r>
-      <w:r>
-        <w:rPr>
-          <w:rFonts w:ascii="Times New Roman" w:hAnsi="Times New Roman" w:cs="Times New Roman"/>
-        </w:rPr>
-        <w:t>Center for Life</w:t>
-      </w:r>
-      <w:r>
-        <w:rPr>
-          <w:rFonts w:ascii="Times New Roman" w:hAnsi="Times New Roman" w:cs="Times New Roman"/>
-        </w:rPr>
-        <w:t xml:space="preserve"> Sciences, National University of Singapore.</w:t>
-      </w:r>
-    </w:p>
-    <w:p>
-      <w:pPr>
-        <w:pStyle w:val="Default"/>
-        <w:jc w:val="both"/>
-        <w:rPr>
-          <w:rFonts w:ascii="Times New Roman" w:hAnsi="Times New Roman" w:cs="Times New Roman"/>
-        </w:rPr>
-      </w:pPr>
-      <w:r>
-        <w:rPr>
-          <w:rFonts w:ascii="Times New Roman" w:hAnsi="Times New Roman" w:cs="Times New Roman"/>
-        </w:rPr>
-        <w:t xml:space="preserve">Project: </w:t>
-      </w:r>
-      <w:r>
-        <w:rPr>
-          <w:rFonts w:ascii="Times New Roman" w:hAnsi="Times New Roman" w:cs="Times New Roman"/>
-          <w:i/>
-          <w:iCs/>
-        </w:rPr>
-        <w:t xml:space="preserve">chrna3 </w:t>
-      </w:r>
-      <w:r>
-        <w:rPr>
-          <w:rFonts w:ascii="Times New Roman" w:hAnsi="Times New Roman" w:cs="Times New Roman"/>
-        </w:rPr>
-        <w:t>modulates alcohol response in zebrafish</w:t>
-      </w:r>
-      <w:r>
-        <w:rPr>
-          <w:rFonts w:ascii="Times New Roman" w:hAnsi="Times New Roman" w:cs="Times New Roman"/>
-        </w:rPr>
-        <w:t xml:space="preserve">. PI: Associate </w:t>
-      </w:r>
-      <w:r>
-        <w:rPr>
-          <w:rFonts w:ascii="Times New Roman" w:hAnsi="Times New Roman" w:cs="Times New Roman"/>
-        </w:rPr>
-        <w:t>Prof</w:t>
-      </w:r>
-      <w:r>
-        <w:rPr>
-          <w:rFonts w:ascii="Times New Roman" w:hAnsi="Times New Roman" w:cs="Times New Roman"/>
-        </w:rPr>
-        <w:t>.</w:t>
-      </w:r>
-      <w:r>
-        <w:rPr>
-          <w:rFonts w:ascii="Times New Roman" w:hAnsi="Times New Roman" w:cs="Times New Roman"/>
-        </w:rPr>
-        <w:t xml:space="preserve"> A</w:t>
-      </w:r>
-      <w:r>
-        <w:rPr>
-          <w:rFonts w:ascii="Times New Roman" w:hAnsi="Times New Roman" w:cs="Times New Roman"/>
-        </w:rPr>
-        <w:t>jay Sriram Mathuru.</w:t>
-      </w:r>
-    </w:p>
-    <w:p>
-      <w:pPr>
-        <w:pStyle w:val="Default"/>
-        <w:jc w:val="both"/>
-        <w:rPr>
-          <w:rFonts w:ascii="Times New Roman" w:hAnsi="Times New Roman" w:cs="Times New Roman"/>
-        </w:rPr>
-      </w:pPr>
-      <w:r>
-        <w:rPr>
-          <w:rFonts w:ascii="Times New Roman" w:hAnsi="Times New Roman" w:cs="Times New Roman"/>
-        </w:rPr>
-        <w:t xml:space="preserve">Date: </w:t>
-      </w:r>
-      <w:r>
-        <w:rPr>
-          <w:rFonts w:ascii="Times New Roman" w:hAnsi="Times New Roman" w:cs="Times New Roman"/>
-        </w:rPr>
-        <w:t>Oct</w:t>
-      </w:r>
-      <w:r>
-        <w:rPr>
-          <w:rFonts w:ascii="Times New Roman" w:hAnsi="Times New Roman" w:cs="Times New Roman"/>
-        </w:rPr>
-        <w:t>ober</w:t>
-      </w:r>
-      <w:r>
-        <w:rPr>
-          <w:rFonts w:ascii="Times New Roman" w:hAnsi="Times New Roman" w:cs="Times New Roman"/>
-        </w:rPr>
-        <w:t xml:space="preserve"> 202</w:t>
-      </w:r>
-      <w:r>
-        <w:rPr>
-          <w:rFonts w:ascii="Times New Roman" w:hAnsi="Times New Roman" w:cs="Times New Roman"/>
-        </w:rPr>
-        <w:t>4- Jan</w:t>
-      </w:r>
-      <w:r>
-        <w:rPr>
-          <w:rFonts w:ascii="Times New Roman" w:hAnsi="Times New Roman" w:cs="Times New Roman"/>
-        </w:rPr>
-        <w:t>uary</w:t>
-      </w:r>
-      <w:r>
-        <w:rPr>
-          <w:rFonts w:ascii="Times New Roman" w:hAnsi="Times New Roman" w:cs="Times New Roman"/>
-        </w:rPr>
-        <w:t xml:space="preserve"> 2025</w:t>
       </w:r>
     </w:p>
     <w:p>
@@ -6440,6 +6242,7 @@
         <w:rPr>
           <w:bCs/>
         </w:rPr>
+        <w:lastRenderedPageBreak/>
         <w:t>14th Zebrafish conference, Singapore</w:t>
       </w:r>
       <w:r>
@@ -6980,25 +6783,7 @@
           <w:sz w:val="24"/>
           <w:szCs w:val="24"/>
         </w:rPr>
-        <w:t xml:space="preserve"> </w:t>
-      </w:r>
-      <w:proofErr w:type="spellStart"/>
-      <w:r>
-        <w:rPr>
-          <w:rFonts w:ascii="Times New Roman" w:hAnsi="Times New Roman" w:cs="Times New Roman"/>
-          <w:sz w:val="24"/>
-          <w:szCs w:val="24"/>
-        </w:rPr>
-        <w:t>Github</w:t>
-      </w:r>
-      <w:proofErr w:type="spellEnd"/>
-      <w:r>
-        <w:rPr>
-          <w:rFonts w:ascii="Times New Roman" w:hAnsi="Times New Roman" w:cs="Times New Roman"/>
-          <w:sz w:val="24"/>
-          <w:szCs w:val="24"/>
-        </w:rPr>
-        <w:t xml:space="preserve">: </w:t>
+        <w:t xml:space="preserve"> Github: </w:t>
       </w:r>
       <w:hyperlink r:id="rId20" w:history="1">
         <w:r>
@@ -7222,23 +7007,7 @@
           <w:rFonts w:ascii="Times New Roman" w:hAnsi="Times New Roman" w:cs="Times New Roman"/>
           <w:bCs/>
         </w:rPr>
-        <w:t xml:space="preserve">Project: </w:t>
-      </w:r>
-      <w:proofErr w:type="spellStart"/>
-      <w:r>
-        <w:rPr>
-          <w:rFonts w:ascii="Times New Roman" w:hAnsi="Times New Roman" w:cs="Times New Roman"/>
-          <w:bCs/>
-        </w:rPr>
-        <w:t>Modeling</w:t>
-      </w:r>
-      <w:proofErr w:type="spellEnd"/>
-      <w:r>
-        <w:rPr>
-          <w:rFonts w:ascii="Times New Roman" w:hAnsi="Times New Roman" w:cs="Times New Roman"/>
-          <w:bCs/>
-        </w:rPr>
-        <w:t xml:space="preserve"> reaction-diffusion based mechanisms patterning the wing veins of </w:t>
+        <w:t xml:space="preserve">Project: Modeling reaction-diffusion based mechanisms patterning the wing veins of </w:t>
       </w:r>
       <w:r>
         <w:rPr>
@@ -7677,23 +7446,7 @@
           <w:rFonts w:ascii="Times New Roman" w:hAnsi="Times New Roman" w:cs="Times New Roman"/>
           <w:bCs/>
         </w:rPr>
-        <w:t xml:space="preserve">o-localization of </w:t>
-      </w:r>
-      <w:proofErr w:type="spellStart"/>
-      <w:r>
-        <w:rPr>
-          <w:rFonts w:ascii="Times New Roman" w:hAnsi="Times New Roman" w:cs="Times New Roman"/>
-          <w:bCs/>
-        </w:rPr>
-        <w:t>multipleeyespot</w:t>
-      </w:r>
-      <w:proofErr w:type="spellEnd"/>
-      <w:r>
-        <w:rPr>
-          <w:rFonts w:ascii="Times New Roman" w:hAnsi="Times New Roman" w:cs="Times New Roman"/>
-          <w:bCs/>
-        </w:rPr>
-        <w:t xml:space="preserve"> centre-specific m</w:t>
+        <w:t>o-localization of multipleeyespot centre-specific m</w:t>
       </w:r>
       <w:r>
         <w:rPr>
@@ -7707,23 +7460,7 @@
           <w:rFonts w:ascii="Times New Roman" w:hAnsi="Times New Roman" w:cs="Times New Roman"/>
           <w:bCs/>
         </w:rPr>
-        <w:t xml:space="preserve"> </w:t>
-      </w:r>
-      <w:proofErr w:type="spellStart"/>
-      <w:r>
-        <w:rPr>
-          <w:rFonts w:ascii="Times New Roman" w:hAnsi="Times New Roman" w:cs="Times New Roman"/>
-          <w:bCs/>
-        </w:rPr>
-        <w:t>andprotein</w:t>
-      </w:r>
-      <w:proofErr w:type="spellEnd"/>
-      <w:r>
-        <w:rPr>
-          <w:rFonts w:ascii="Times New Roman" w:hAnsi="Times New Roman" w:cs="Times New Roman"/>
-          <w:bCs/>
-        </w:rPr>
-        <w:t xml:space="preserve"> targets in larval wings of</w:t>
+        <w:t xml:space="preserve"> andprotein targets in larval wings of</w:t>
       </w:r>
     </w:p>
     <w:p>
@@ -7851,6 +7588,7 @@
           <w:rFonts w:ascii="Times New Roman" w:hAnsi="Times New Roman" w:cs="Times New Roman"/>
           <w:bCs/>
         </w:rPr>
+        <w:lastRenderedPageBreak/>
         <w:t xml:space="preserve">Project: Implementation of automated fluidics system for in-situ hybridization experiments in the larval and adult brains of </w:t>
       </w:r>
       <w:r>
@@ -7918,23 +7656,7 @@
           <w:rFonts w:ascii="Times New Roman" w:hAnsi="Times New Roman" w:cs="Times New Roman"/>
           <w:bCs/>
         </w:rPr>
-        <w:t xml:space="preserve">Project: Designing an optimized </w:t>
-      </w:r>
-      <w:proofErr w:type="spellStart"/>
-      <w:r>
-        <w:rPr>
-          <w:rFonts w:ascii="Times New Roman" w:hAnsi="Times New Roman" w:cs="Times New Roman"/>
-          <w:bCs/>
-        </w:rPr>
-        <w:t>autofeeder</w:t>
-      </w:r>
-      <w:proofErr w:type="spellEnd"/>
-      <w:r>
-        <w:rPr>
-          <w:rFonts w:ascii="Times New Roman" w:hAnsi="Times New Roman" w:cs="Times New Roman"/>
-          <w:bCs/>
-        </w:rPr>
-        <w:t xml:space="preserve"> for behavioral experimentation in Zebrafish.</w:t>
+        <w:t>Project: Designing an optimized autofeeder for behavioral experimentation in Zebrafish.</w:t>
       </w:r>
     </w:p>
     <w:p>
@@ -8091,21 +7813,12 @@
         </w:rPr>
         <w:t xml:space="preserve">: </w:t>
       </w:r>
-      <w:proofErr w:type="spellStart"/>
-      <w:r>
-        <w:rPr>
-          <w:rFonts w:ascii="Times New Roman" w:hAnsi="Times New Roman" w:cs="Times New Roman"/>
-          <w:bCs/>
-        </w:rPr>
-        <w:t>i</w:t>
-      </w:r>
-      <w:proofErr w:type="spellEnd"/>
-      <w:r>
-        <w:rPr>
-          <w:rFonts w:ascii="Times New Roman" w:hAnsi="Times New Roman" w:cs="Times New Roman"/>
-          <w:bCs/>
-        </w:rPr>
-        <w:t xml:space="preserve">) </w:t>
+      <w:r>
+        <w:rPr>
+          <w:rFonts w:ascii="Times New Roman" w:hAnsi="Times New Roman" w:cs="Times New Roman"/>
+          <w:bCs/>
+        </w:rPr>
+        <w:t xml:space="preserve">i) </w:t>
       </w:r>
       <w:r>
         <w:rPr>
@@ -8340,23 +8053,7 @@
           <w:rFonts w:ascii="Times New Roman" w:hAnsi="Times New Roman" w:cs="Times New Roman"/>
           <w:bCs/>
         </w:rPr>
-        <w:t>Report: The role of Homothorax (</w:t>
-      </w:r>
-      <w:proofErr w:type="spellStart"/>
-      <w:r>
-        <w:rPr>
-          <w:rFonts w:ascii="Times New Roman" w:hAnsi="Times New Roman" w:cs="Times New Roman"/>
-          <w:bCs/>
-        </w:rPr>
-        <w:t>Hth</w:t>
-      </w:r>
-      <w:proofErr w:type="spellEnd"/>
-      <w:r>
-        <w:rPr>
-          <w:rFonts w:ascii="Times New Roman" w:hAnsi="Times New Roman" w:cs="Times New Roman"/>
-          <w:bCs/>
-        </w:rPr>
-        <w:t xml:space="preserve">) and Dachshund (Dac) in the eyespot center formation in </w:t>
+        <w:t xml:space="preserve">Report: The role of Homothorax (Hth) and Dachshund (Dac) in the eyespot center formation in </w:t>
       </w:r>
       <w:r>
         <w:rPr>
@@ -8434,23 +8131,7 @@
           <w:rFonts w:ascii="Times New Roman" w:hAnsi="Times New Roman" w:cs="Times New Roman"/>
           <w:bCs/>
         </w:rPr>
-        <w:t xml:space="preserve">. Project: Reaction diffusion </w:t>
-      </w:r>
-      <w:proofErr w:type="spellStart"/>
-      <w:r>
-        <w:rPr>
-          <w:rFonts w:ascii="Times New Roman" w:hAnsi="Times New Roman" w:cs="Times New Roman"/>
-          <w:bCs/>
-        </w:rPr>
-        <w:t>modeling</w:t>
-      </w:r>
-      <w:proofErr w:type="spellEnd"/>
-      <w:r>
-        <w:rPr>
-          <w:rFonts w:ascii="Times New Roman" w:hAnsi="Times New Roman" w:cs="Times New Roman"/>
-          <w:bCs/>
-        </w:rPr>
-        <w:t xml:space="preserve"> on wing patterns of butterflies.</w:t>
+        <w:t>. Project: Reaction diffusion modeling on wing patterns of butterflies.</w:t>
       </w:r>
     </w:p>
     <w:p>
@@ -8779,182 +8460,258 @@
           <w:rFonts w:ascii="Times New Roman" w:hAnsi="Times New Roman" w:cs="Times New Roman"/>
           <w:i/>
         </w:rPr>
-        <w:t xml:space="preserve">S. </w:t>
-      </w:r>
-      <w:proofErr w:type="spellStart"/>
+        <w:t>S. abony, E.</w:t>
+      </w:r>
       <w:r>
         <w:rPr>
           <w:rFonts w:ascii="Times New Roman" w:hAnsi="Times New Roman" w:cs="Times New Roman"/>
           <w:i/>
         </w:rPr>
-        <w:t>abony</w:t>
-      </w:r>
-      <w:proofErr w:type="spellEnd"/>
+        <w:t xml:space="preserve"> </w:t>
+      </w:r>
       <w:r>
         <w:rPr>
           <w:rFonts w:ascii="Times New Roman" w:hAnsi="Times New Roman" w:cs="Times New Roman"/>
           <w:i/>
         </w:rPr>
-        <w:t>, E.</w:t>
+        <w:t>coli, P. aeruginosa</w:t>
       </w:r>
       <w:r>
         <w:rPr>
           <w:rFonts w:ascii="Times New Roman" w:hAnsi="Times New Roman" w:cs="Times New Roman"/>
           <w:i/>
         </w:rPr>
+        <w:t>,</w:t>
+      </w:r>
+      <w:r>
+        <w:rPr>
+          <w:rFonts w:ascii="Times New Roman" w:hAnsi="Times New Roman" w:cs="Times New Roman"/>
+        </w:rPr>
+        <w:t xml:space="preserve"> and </w:t>
+      </w:r>
+      <w:r>
+        <w:rPr>
+          <w:rFonts w:ascii="Times New Roman" w:hAnsi="Times New Roman" w:cs="Times New Roman"/>
+          <w:i/>
+        </w:rPr>
+        <w:t xml:space="preserve">S. aureus </w:t>
+      </w:r>
+      <w:r>
+        <w:rPr>
+          <w:rFonts w:ascii="Times New Roman" w:hAnsi="Times New Roman" w:cs="Times New Roman"/>
+        </w:rPr>
+        <w:t xml:space="preserve">in water samples. </w:t>
+      </w:r>
+    </w:p>
+    <w:p>
+      <w:pPr>
+        <w:pStyle w:val="Default"/>
+        <w:jc w:val="both"/>
+        <w:rPr>
+          <w:rFonts w:ascii="Times New Roman" w:hAnsi="Times New Roman" w:cs="Times New Roman"/>
+        </w:rPr>
+      </w:pPr>
+    </w:p>
+    <w:p>
+      <w:pPr>
+        <w:pStyle w:val="Default"/>
+        <w:jc w:val="both"/>
+        <w:rPr>
+          <w:rFonts w:ascii="Times New Roman" w:hAnsi="Times New Roman" w:cs="Times New Roman"/>
+        </w:rPr>
+      </w:pPr>
+      <w:r>
+        <w:rPr>
+          <w:rFonts w:ascii="Times New Roman" w:hAnsi="Times New Roman" w:cs="Times New Roman"/>
+        </w:rPr>
+        <w:t>Winter Research Intern 2013, Department of Biotechnology, Indian Institute of Technology – Kharagpur (2013-14). ‘Utilization of Petroleum Hydrocarbon and Oxidation of As(III) by Bacterial Strains Isolated from Arsenic Contaminated Sites in West Bengal (India)’.</w:t>
+      </w:r>
+    </w:p>
+    <w:p>
+      <w:pPr>
+        <w:pStyle w:val="Default"/>
+        <w:jc w:val="both"/>
+        <w:rPr>
+          <w:rFonts w:ascii="Times New Roman" w:hAnsi="Times New Roman" w:cs="Times New Roman"/>
+        </w:rPr>
+      </w:pPr>
+    </w:p>
+    <w:p>
+      <w:pPr>
+        <w:pStyle w:val="Default"/>
+        <w:jc w:val="both"/>
+        <w:rPr>
+          <w:rFonts w:ascii="Times New Roman" w:hAnsi="Times New Roman" w:cs="Times New Roman"/>
+        </w:rPr>
+      </w:pPr>
+      <w:r>
+        <w:rPr>
+          <w:rFonts w:ascii="Times New Roman" w:hAnsi="Times New Roman" w:cs="Times New Roman"/>
+        </w:rPr>
+        <w:t xml:space="preserve">Summer </w:t>
+      </w:r>
+      <w:r>
+        <w:rPr>
+          <w:rFonts w:ascii="Times New Roman" w:hAnsi="Times New Roman" w:cs="Times New Roman"/>
+        </w:rPr>
+        <w:t xml:space="preserve">Research </w:t>
+      </w:r>
+      <w:r>
+        <w:rPr>
+          <w:rFonts w:ascii="Times New Roman" w:hAnsi="Times New Roman" w:cs="Times New Roman"/>
+        </w:rPr>
+        <w:t>Intern 2014, Department of Biological Sciences, National University of Singapore. Project title</w:t>
+      </w:r>
+      <w:r>
+        <w:rPr>
+          <w:rFonts w:ascii="Times New Roman" w:hAnsi="Times New Roman" w:cs="Times New Roman"/>
+        </w:rPr>
+        <w:t xml:space="preserve"> ‘</w:t>
+      </w:r>
+      <w:r>
+        <w:rPr>
+          <w:rFonts w:ascii="Times New Roman" w:hAnsi="Times New Roman" w:cs="Times New Roman"/>
+        </w:rPr>
+        <w:t xml:space="preserve">A Study on Expression of </w:t>
+      </w:r>
+      <w:r>
+        <w:rPr>
+          <w:rFonts w:ascii="Times New Roman" w:hAnsi="Times New Roman" w:cs="Times New Roman"/>
+          <w:i/>
+        </w:rPr>
+        <w:t>engrailed</w:t>
+      </w:r>
+      <w:r>
+        <w:rPr>
+          <w:rFonts w:ascii="Times New Roman" w:hAnsi="Times New Roman" w:cs="Times New Roman"/>
+        </w:rPr>
+        <w:t xml:space="preserve"> and </w:t>
+      </w:r>
+      <w:r>
+        <w:rPr>
+          <w:rFonts w:ascii="Times New Roman" w:hAnsi="Times New Roman" w:cs="Times New Roman"/>
+          <w:i/>
+        </w:rPr>
+        <w:t>spalt</w:t>
+      </w:r>
+      <w:r>
+        <w:rPr>
+          <w:rFonts w:ascii="Times New Roman" w:hAnsi="Times New Roman" w:cs="Times New Roman"/>
+        </w:rPr>
+        <w:t xml:space="preserve"> in Developing Wings of African Butterfly </w:t>
+      </w:r>
+      <w:r>
+        <w:rPr>
+          <w:rFonts w:ascii="Times New Roman" w:hAnsi="Times New Roman" w:cs="Times New Roman"/>
+          <w:i/>
+        </w:rPr>
+        <w:t>Bicyclus anynana</w:t>
+      </w:r>
+      <w:r>
+        <w:rPr>
+          <w:rFonts w:ascii="Times New Roman" w:hAnsi="Times New Roman" w:cs="Times New Roman"/>
+        </w:rPr>
+        <w:t>’</w:t>
+      </w:r>
+      <w:r>
+        <w:rPr>
+          <w:rFonts w:ascii="Times New Roman" w:hAnsi="Times New Roman" w:cs="Times New Roman"/>
+        </w:rPr>
+        <w:t>.</w:t>
+      </w:r>
+    </w:p>
+    <w:p>
+      <w:pPr>
+        <w:pStyle w:val="Default"/>
+        <w:jc w:val="both"/>
+        <w:rPr>
+          <w:rFonts w:ascii="Times New Roman" w:hAnsi="Times New Roman" w:cs="Times New Roman"/>
+        </w:rPr>
+      </w:pPr>
+    </w:p>
+    <w:p>
+      <w:pPr>
+        <w:pStyle w:val="Default"/>
+        <w:jc w:val="both"/>
+        <w:rPr>
+          <w:rFonts w:ascii="Times New Roman" w:hAnsi="Times New Roman" w:cs="Times New Roman"/>
+          <w:b/>
+        </w:rPr>
+      </w:pPr>
+      <w:r>
+        <w:rPr>
+          <w:rFonts w:ascii="Times New Roman" w:hAnsi="Times New Roman" w:cs="Times New Roman"/>
+          <w:b/>
+          <w:u w:val="single"/>
+        </w:rPr>
+        <w:t>Other</w:t>
+      </w:r>
+      <w:r>
+        <w:rPr>
+          <w:rFonts w:ascii="Times New Roman" w:hAnsi="Times New Roman" w:cs="Times New Roman"/>
+          <w:b/>
+          <w:u w:val="single"/>
+        </w:rPr>
+        <w:t xml:space="preserve"> Participations</w:t>
+      </w:r>
+      <w:r>
+        <w:rPr>
+          <w:rFonts w:ascii="Times New Roman" w:hAnsi="Times New Roman" w:cs="Times New Roman"/>
+          <w:b/>
+          <w:u w:val="single"/>
+        </w:rPr>
+        <w:t xml:space="preserve"> and awards</w:t>
+      </w:r>
+    </w:p>
+    <w:p>
+      <w:pPr>
+        <w:pStyle w:val="Default"/>
+        <w:jc w:val="both"/>
+        <w:rPr>
+          <w:rFonts w:ascii="Times New Roman" w:hAnsi="Times New Roman" w:cs="Times New Roman"/>
+        </w:rPr>
+      </w:pPr>
+      <w:r>
+        <w:rPr>
+          <w:rFonts w:ascii="Times New Roman" w:hAnsi="Times New Roman" w:cs="Times New Roman"/>
+        </w:rPr>
+        <w:t>Genomics, Metagenomics and Metabolic Engineering</w:t>
+      </w:r>
+      <w:r>
+        <w:rPr>
+          <w:rFonts w:ascii="Times New Roman" w:hAnsi="Times New Roman" w:cs="Times New Roman"/>
+        </w:rPr>
+        <w:t>:</w:t>
+      </w:r>
+      <w:r>
+        <w:rPr>
+          <w:rFonts w:ascii="Times New Roman" w:hAnsi="Times New Roman" w:cs="Times New Roman"/>
+        </w:rPr>
         <w:t xml:space="preserve"> </w:t>
       </w:r>
       <w:r>
         <w:rPr>
           <w:rFonts w:ascii="Times New Roman" w:hAnsi="Times New Roman" w:cs="Times New Roman"/>
-          <w:i/>
-        </w:rPr>
-        <w:t>coli, P. aeruginosa</w:t>
-      </w:r>
-      <w:r>
-        <w:rPr>
-          <w:rFonts w:ascii="Times New Roman" w:hAnsi="Times New Roman" w:cs="Times New Roman"/>
-          <w:i/>
-        </w:rPr>
-        <w:t>,</w:t>
-      </w:r>
-      <w:r>
-        <w:rPr>
-          <w:rFonts w:ascii="Times New Roman" w:hAnsi="Times New Roman" w:cs="Times New Roman"/>
-        </w:rPr>
-        <w:t xml:space="preserve"> and </w:t>
-      </w:r>
-      <w:r>
-        <w:rPr>
-          <w:rFonts w:ascii="Times New Roman" w:hAnsi="Times New Roman" w:cs="Times New Roman"/>
-          <w:i/>
-        </w:rPr>
-        <w:t xml:space="preserve">S. aureus </w:t>
-      </w:r>
-      <w:r>
-        <w:rPr>
-          <w:rFonts w:ascii="Times New Roman" w:hAnsi="Times New Roman" w:cs="Times New Roman"/>
-        </w:rPr>
-        <w:t xml:space="preserve">in water samples. </w:t>
-      </w:r>
-    </w:p>
-    <w:p>
-      <w:pPr>
-        <w:pStyle w:val="Default"/>
-        <w:jc w:val="both"/>
-        <w:rPr>
-          <w:rFonts w:ascii="Times New Roman" w:hAnsi="Times New Roman" w:cs="Times New Roman"/>
-        </w:rPr>
-      </w:pPr>
-    </w:p>
-    <w:p>
-      <w:pPr>
-        <w:pStyle w:val="Default"/>
-        <w:jc w:val="both"/>
-        <w:rPr>
-          <w:rFonts w:ascii="Times New Roman" w:hAnsi="Times New Roman" w:cs="Times New Roman"/>
-        </w:rPr>
-      </w:pPr>
-      <w:r>
-        <w:rPr>
-          <w:rFonts w:ascii="Times New Roman" w:hAnsi="Times New Roman" w:cs="Times New Roman"/>
-        </w:rPr>
-        <w:t xml:space="preserve">Winter Research Intern 2013, Department of Biotechnology, Indian Institute of Technology – Kharagpur (2013-14). ‘Utilization of Petroleum Hydrocarbon and Oxidation of </w:t>
-      </w:r>
-      <w:proofErr w:type="gramStart"/>
-      <w:r>
-        <w:rPr>
-          <w:rFonts w:ascii="Times New Roman" w:hAnsi="Times New Roman" w:cs="Times New Roman"/>
-        </w:rPr>
-        <w:t>As(</w:t>
-      </w:r>
-      <w:proofErr w:type="gramEnd"/>
-      <w:r>
-        <w:rPr>
-          <w:rFonts w:ascii="Times New Roman" w:hAnsi="Times New Roman" w:cs="Times New Roman"/>
-        </w:rPr>
-        <w:t>III) by Bacterial Strains Isolated from Arsenic Contaminated Sites in West Bengal (India)’.</w:t>
-      </w:r>
-    </w:p>
-    <w:p>
-      <w:pPr>
-        <w:pStyle w:val="Default"/>
-        <w:jc w:val="both"/>
-        <w:rPr>
-          <w:rFonts w:ascii="Times New Roman" w:hAnsi="Times New Roman" w:cs="Times New Roman"/>
-        </w:rPr>
-      </w:pPr>
-    </w:p>
-    <w:p>
-      <w:pPr>
-        <w:pStyle w:val="Default"/>
-        <w:jc w:val="both"/>
-        <w:rPr>
-          <w:rFonts w:ascii="Times New Roman" w:hAnsi="Times New Roman" w:cs="Times New Roman"/>
-        </w:rPr>
-      </w:pPr>
-      <w:r>
-        <w:rPr>
-          <w:rFonts w:ascii="Times New Roman" w:hAnsi="Times New Roman" w:cs="Times New Roman"/>
-        </w:rPr>
-        <w:t xml:space="preserve">Summer </w:t>
-      </w:r>
-      <w:r>
-        <w:rPr>
-          <w:rFonts w:ascii="Times New Roman" w:hAnsi="Times New Roman" w:cs="Times New Roman"/>
-        </w:rPr>
-        <w:t xml:space="preserve">Research </w:t>
-      </w:r>
-      <w:r>
-        <w:rPr>
-          <w:rFonts w:ascii="Times New Roman" w:hAnsi="Times New Roman" w:cs="Times New Roman"/>
-        </w:rPr>
-        <w:t>Intern 2014, Department of Biological Sciences, National University of Singapore. Project title</w:t>
-      </w:r>
-      <w:r>
-        <w:rPr>
-          <w:rFonts w:ascii="Times New Roman" w:hAnsi="Times New Roman" w:cs="Times New Roman"/>
-        </w:rPr>
-        <w:t xml:space="preserve"> ‘</w:t>
-      </w:r>
-      <w:r>
-        <w:rPr>
-          <w:rFonts w:ascii="Times New Roman" w:hAnsi="Times New Roman" w:cs="Times New Roman"/>
-        </w:rPr>
-        <w:t xml:space="preserve">A Study on Expression of </w:t>
-      </w:r>
-      <w:r>
-        <w:rPr>
-          <w:rFonts w:ascii="Times New Roman" w:hAnsi="Times New Roman" w:cs="Times New Roman"/>
-          <w:i/>
-        </w:rPr>
-        <w:t>engrailed</w:t>
-      </w:r>
-      <w:r>
-        <w:rPr>
-          <w:rFonts w:ascii="Times New Roman" w:hAnsi="Times New Roman" w:cs="Times New Roman"/>
-        </w:rPr>
-        <w:t xml:space="preserve"> and </w:t>
-      </w:r>
-      <w:r>
-        <w:rPr>
-          <w:rFonts w:ascii="Times New Roman" w:hAnsi="Times New Roman" w:cs="Times New Roman"/>
-          <w:i/>
-        </w:rPr>
-        <w:t>spalt</w:t>
-      </w:r>
-      <w:r>
-        <w:rPr>
-          <w:rFonts w:ascii="Times New Roman" w:hAnsi="Times New Roman" w:cs="Times New Roman"/>
-        </w:rPr>
-        <w:t xml:space="preserve"> in Developing Wings of African Butterfly </w:t>
-      </w:r>
-      <w:r>
-        <w:rPr>
-          <w:rFonts w:ascii="Times New Roman" w:hAnsi="Times New Roman" w:cs="Times New Roman"/>
-          <w:i/>
-        </w:rPr>
-        <w:t>Bicyclus anynana</w:t>
+        </w:rPr>
+        <w:t>W</w:t>
+      </w:r>
+      <w:r>
+        <w:rPr>
+          <w:rFonts w:ascii="Times New Roman" w:hAnsi="Times New Roman" w:cs="Times New Roman"/>
+        </w:rPr>
+        <w:t xml:space="preserve">orkshop </w:t>
+      </w:r>
+      <w:r>
+        <w:rPr>
+          <w:rFonts w:ascii="Times New Roman" w:hAnsi="Times New Roman" w:cs="Times New Roman"/>
+        </w:rPr>
+        <w:t>organized by Indian Institute of Technology – Kharagpur</w:t>
+      </w:r>
+      <w:r>
+        <w:rPr>
+          <w:rFonts w:ascii="Times New Roman" w:hAnsi="Times New Roman" w:cs="Times New Roman"/>
+        </w:rPr>
+        <w:t>, India</w:t>
       </w:r>
       <w:r>
         <w:rPr>
@@ -8966,6 +8723,74 @@
         <w:rPr>
           <w:rFonts w:ascii="Times New Roman" w:hAnsi="Times New Roman" w:cs="Times New Roman"/>
         </w:rPr>
+        <w:t xml:space="preserve">; </w:t>
+      </w:r>
+      <w:r>
+        <w:rPr>
+          <w:rFonts w:ascii="Times New Roman" w:hAnsi="Times New Roman" w:cs="Times New Roman"/>
+        </w:rPr>
+        <w:t xml:space="preserve">December 2014. </w:t>
+      </w:r>
+    </w:p>
+    <w:p>
+      <w:pPr>
+        <w:pStyle w:val="Default"/>
+        <w:jc w:val="both"/>
+        <w:rPr>
+          <w:rFonts w:ascii="Times New Roman" w:hAnsi="Times New Roman" w:cs="Times New Roman"/>
+        </w:rPr>
+      </w:pPr>
+      <w:r>
+        <w:rPr>
+          <w:rFonts w:ascii="Times New Roman" w:hAnsi="Times New Roman" w:cs="Times New Roman"/>
+        </w:rPr>
+        <w:t xml:space="preserve"> </w:t>
+      </w:r>
+    </w:p>
+    <w:p>
+      <w:pPr>
+        <w:pStyle w:val="Default"/>
+        <w:jc w:val="both"/>
+        <w:rPr>
+          <w:rFonts w:ascii="Times New Roman" w:hAnsi="Times New Roman" w:cs="Times New Roman"/>
+          <w:b/>
+        </w:rPr>
+      </w:pPr>
+      <w:r>
+        <w:rPr>
+          <w:rFonts w:ascii="Times New Roman" w:hAnsi="Times New Roman" w:cs="Times New Roman"/>
+        </w:rPr>
+        <w:t>EduHeal Foundation Interactive Olympiad</w:t>
+      </w:r>
+      <w:r>
+        <w:rPr>
+          <w:rFonts w:ascii="Times New Roman" w:hAnsi="Times New Roman" w:cs="Times New Roman"/>
+        </w:rPr>
+        <w:t xml:space="preserve"> </w:t>
+      </w:r>
+      <w:r>
+        <w:rPr>
+          <w:rFonts w:ascii="Times New Roman" w:hAnsi="Times New Roman" w:cs="Times New Roman"/>
+        </w:rPr>
+        <w:t>(National Biotechnology Olympiad) 2009 and secure</w:t>
+      </w:r>
+      <w:r>
+        <w:rPr>
+          <w:rFonts w:ascii="Times New Roman" w:hAnsi="Times New Roman" w:cs="Times New Roman"/>
+        </w:rPr>
+        <w:t>d</w:t>
+      </w:r>
+      <w:r>
+        <w:rPr>
+          <w:rFonts w:ascii="Times New Roman" w:hAnsi="Times New Roman" w:cs="Times New Roman"/>
+        </w:rPr>
+        <w:t xml:space="preserve"> National Rank-389</w:t>
+      </w:r>
+      <w:r>
+        <w:rPr>
+          <w:rFonts w:ascii="Times New Roman" w:hAnsi="Times New Roman" w:cs="Times New Roman"/>
+          <w:b/>
+        </w:rPr>
         <w:t>.</w:t>
       </w:r>
     </w:p>
@@ -8984,244 +8809,62 @@
         <w:jc w:val="both"/>
         <w:rPr>
           <w:rFonts w:ascii="Times New Roman" w:hAnsi="Times New Roman" w:cs="Times New Roman"/>
-          <w:b/>
-        </w:rPr>
-      </w:pPr>
-      <w:r>
-        <w:rPr>
-          <w:rFonts w:ascii="Times New Roman" w:hAnsi="Times New Roman" w:cs="Times New Roman"/>
-          <w:b/>
-          <w:u w:val="single"/>
-        </w:rPr>
-        <w:t>Other</w:t>
-      </w:r>
-      <w:r>
-        <w:rPr>
-          <w:rFonts w:ascii="Times New Roman" w:hAnsi="Times New Roman" w:cs="Times New Roman"/>
-          <w:b/>
-          <w:u w:val="single"/>
-        </w:rPr>
-        <w:t xml:space="preserve"> Participations</w:t>
-      </w:r>
-      <w:r>
-        <w:rPr>
-          <w:rFonts w:ascii="Times New Roman" w:hAnsi="Times New Roman" w:cs="Times New Roman"/>
-          <w:b/>
-          <w:u w:val="single"/>
-        </w:rPr>
-        <w:t xml:space="preserve"> and awards</w:t>
-      </w:r>
-    </w:p>
-    <w:p>
-      <w:pPr>
-        <w:pStyle w:val="Default"/>
-        <w:jc w:val="both"/>
-        <w:rPr>
-          <w:rFonts w:ascii="Times New Roman" w:hAnsi="Times New Roman" w:cs="Times New Roman"/>
-        </w:rPr>
-      </w:pPr>
-      <w:r>
-        <w:rPr>
-          <w:rFonts w:ascii="Times New Roman" w:hAnsi="Times New Roman" w:cs="Times New Roman"/>
-        </w:rPr>
-        <w:t>Genomics, Metagenomics and Metabolic Engineering</w:t>
-      </w:r>
-      <w:r>
-        <w:rPr>
-          <w:rFonts w:ascii="Times New Roman" w:hAnsi="Times New Roman" w:cs="Times New Roman"/>
-        </w:rPr>
-        <w:t>:</w:t>
-      </w:r>
-      <w:r>
-        <w:rPr>
-          <w:rFonts w:ascii="Times New Roman" w:hAnsi="Times New Roman" w:cs="Times New Roman"/>
-        </w:rPr>
-        <w:t xml:space="preserve"> </w:t>
-      </w:r>
-      <w:r>
-        <w:rPr>
-          <w:rFonts w:ascii="Times New Roman" w:hAnsi="Times New Roman" w:cs="Times New Roman"/>
-        </w:rPr>
-        <w:t>W</w:t>
-      </w:r>
-      <w:r>
-        <w:rPr>
-          <w:rFonts w:ascii="Times New Roman" w:hAnsi="Times New Roman" w:cs="Times New Roman"/>
-        </w:rPr>
-        <w:t xml:space="preserve">orkshop </w:t>
-      </w:r>
-      <w:r>
-        <w:rPr>
-          <w:rFonts w:ascii="Times New Roman" w:hAnsi="Times New Roman" w:cs="Times New Roman"/>
-        </w:rPr>
-        <w:t>organized by Indian Institute of Technology – Kharagpur</w:t>
-      </w:r>
-      <w:r>
-        <w:rPr>
-          <w:rFonts w:ascii="Times New Roman" w:hAnsi="Times New Roman" w:cs="Times New Roman"/>
-        </w:rPr>
-        <w:t>, India</w:t>
-      </w:r>
-      <w:r>
-        <w:rPr>
-          <w:rFonts w:ascii="Times New Roman" w:hAnsi="Times New Roman" w:cs="Times New Roman"/>
-        </w:rPr>
-        <w:t>’</w:t>
-      </w:r>
-      <w:r>
-        <w:rPr>
-          <w:rFonts w:ascii="Times New Roman" w:hAnsi="Times New Roman" w:cs="Times New Roman"/>
-        </w:rPr>
-        <w:t xml:space="preserve">; </w:t>
-      </w:r>
-      <w:r>
-        <w:rPr>
-          <w:rFonts w:ascii="Times New Roman" w:hAnsi="Times New Roman" w:cs="Times New Roman"/>
-        </w:rPr>
-        <w:t xml:space="preserve">December 2014. </w:t>
-      </w:r>
-    </w:p>
-    <w:p>
-      <w:pPr>
-        <w:pStyle w:val="Default"/>
-        <w:jc w:val="both"/>
-        <w:rPr>
-          <w:rFonts w:ascii="Times New Roman" w:hAnsi="Times New Roman" w:cs="Times New Roman"/>
-        </w:rPr>
-      </w:pPr>
-      <w:r>
-        <w:rPr>
-          <w:rFonts w:ascii="Times New Roman" w:hAnsi="Times New Roman" w:cs="Times New Roman"/>
-        </w:rPr>
-        <w:t xml:space="preserve"> </w:t>
-      </w:r>
-    </w:p>
-    <w:p>
-      <w:pPr>
-        <w:pStyle w:val="Default"/>
-        <w:jc w:val="both"/>
-        <w:rPr>
-          <w:rFonts w:ascii="Times New Roman" w:hAnsi="Times New Roman" w:cs="Times New Roman"/>
-          <w:b/>
-        </w:rPr>
-      </w:pPr>
-      <w:proofErr w:type="spellStart"/>
+        </w:rPr>
+      </w:pPr>
+      <w:r>
+        <w:rPr>
+          <w:rFonts w:ascii="Times New Roman" w:hAnsi="Times New Roman" w:cs="Times New Roman"/>
+        </w:rPr>
+        <w:t>Advance Fu</w:t>
+      </w:r>
+      <w:r>
+        <w:rPr>
+          <w:rFonts w:ascii="Times New Roman" w:hAnsi="Times New Roman" w:cs="Times New Roman"/>
+        </w:rPr>
+        <w:t xml:space="preserve">nctional Material at CSIR-CMERI, </w:t>
+      </w:r>
+      <w:r>
+        <w:rPr>
+          <w:rFonts w:ascii="Times New Roman" w:hAnsi="Times New Roman" w:cs="Times New Roman"/>
+        </w:rPr>
+        <w:t>Durgapur on 24</w:t>
+      </w:r>
+      <w:r>
+        <w:rPr>
+          <w:rFonts w:ascii="Times New Roman" w:hAnsi="Times New Roman" w:cs="Times New Roman"/>
+          <w:vertAlign w:val="superscript"/>
+        </w:rPr>
+        <w:t>th</w:t>
+      </w:r>
+      <w:r>
+        <w:rPr>
+          <w:rFonts w:ascii="Times New Roman" w:hAnsi="Times New Roman" w:cs="Times New Roman"/>
+        </w:rPr>
+        <w:t xml:space="preserve"> Jan 2013.</w:t>
+      </w:r>
+    </w:p>
+    <w:p>
+      <w:pPr>
+        <w:pStyle w:val="Default"/>
+        <w:jc w:val="both"/>
+        <w:rPr>
+          <w:rFonts w:ascii="Times New Roman" w:hAnsi="Times New Roman" w:cs="Times New Roman"/>
+        </w:rPr>
+      </w:pPr>
+    </w:p>
+    <w:p>
+      <w:pPr>
+        <w:pStyle w:val="Default"/>
+        <w:jc w:val="both"/>
+        <w:rPr>
+          <w:rFonts w:ascii="Times New Roman" w:hAnsi="Times New Roman" w:cs="Times New Roman"/>
+        </w:rPr>
+      </w:pPr>
       <w:r>
         <w:rPr>
           <w:rFonts w:ascii="Times New Roman" w:hAnsi="Times New Roman" w:cs="Times New Roman"/>
         </w:rPr>
         <w:lastRenderedPageBreak/>
-        <w:t>EduHeal</w:t>
-      </w:r>
-      <w:proofErr w:type="spellEnd"/>
-      <w:r>
-        <w:rPr>
-          <w:rFonts w:ascii="Times New Roman" w:hAnsi="Times New Roman" w:cs="Times New Roman"/>
-        </w:rPr>
-        <w:t xml:space="preserve"> Foundation Interactive Olympiad</w:t>
-      </w:r>
-      <w:r>
-        <w:rPr>
-          <w:rFonts w:ascii="Times New Roman" w:hAnsi="Times New Roman" w:cs="Times New Roman"/>
-        </w:rPr>
-        <w:t xml:space="preserve"> </w:t>
-      </w:r>
-      <w:r>
-        <w:rPr>
-          <w:rFonts w:ascii="Times New Roman" w:hAnsi="Times New Roman" w:cs="Times New Roman"/>
-        </w:rPr>
-        <w:t>(National Biotechnology Olympiad) 2009 and secure</w:t>
-      </w:r>
-      <w:r>
-        <w:rPr>
-          <w:rFonts w:ascii="Times New Roman" w:hAnsi="Times New Roman" w:cs="Times New Roman"/>
-        </w:rPr>
-        <w:t>d</w:t>
-      </w:r>
-      <w:r>
-        <w:rPr>
-          <w:rFonts w:ascii="Times New Roman" w:hAnsi="Times New Roman" w:cs="Times New Roman"/>
-        </w:rPr>
-        <w:t xml:space="preserve"> National Rank-389</w:t>
-      </w:r>
-      <w:r>
-        <w:rPr>
-          <w:rFonts w:ascii="Times New Roman" w:hAnsi="Times New Roman" w:cs="Times New Roman"/>
-          <w:b/>
-        </w:rPr>
-        <w:t>.</w:t>
-      </w:r>
-    </w:p>
-    <w:p>
-      <w:pPr>
-        <w:pStyle w:val="Default"/>
-        <w:jc w:val="both"/>
-        <w:rPr>
-          <w:rFonts w:ascii="Times New Roman" w:hAnsi="Times New Roman" w:cs="Times New Roman"/>
-        </w:rPr>
-      </w:pPr>
-    </w:p>
-    <w:p>
-      <w:pPr>
-        <w:pStyle w:val="Default"/>
-        <w:jc w:val="both"/>
-        <w:rPr>
-          <w:rFonts w:ascii="Times New Roman" w:hAnsi="Times New Roman" w:cs="Times New Roman"/>
-        </w:rPr>
-      </w:pPr>
-      <w:r>
-        <w:rPr>
-          <w:rFonts w:ascii="Times New Roman" w:hAnsi="Times New Roman" w:cs="Times New Roman"/>
-        </w:rPr>
-        <w:t>Advance Fu</w:t>
-      </w:r>
-      <w:r>
-        <w:rPr>
-          <w:rFonts w:ascii="Times New Roman" w:hAnsi="Times New Roman" w:cs="Times New Roman"/>
-        </w:rPr>
-        <w:t xml:space="preserve">nctional Material at CSIR-CMERI, </w:t>
-      </w:r>
-      <w:r>
-        <w:rPr>
-          <w:rFonts w:ascii="Times New Roman" w:hAnsi="Times New Roman" w:cs="Times New Roman"/>
-        </w:rPr>
-        <w:t>Durgapur on 24</w:t>
-      </w:r>
-      <w:r>
-        <w:rPr>
-          <w:rFonts w:ascii="Times New Roman" w:hAnsi="Times New Roman" w:cs="Times New Roman"/>
-          <w:vertAlign w:val="superscript"/>
-        </w:rPr>
-        <w:t>th</w:t>
-      </w:r>
-      <w:r>
-        <w:rPr>
-          <w:rFonts w:ascii="Times New Roman" w:hAnsi="Times New Roman" w:cs="Times New Roman"/>
-        </w:rPr>
-        <w:t xml:space="preserve"> Jan 2013.</w:t>
-      </w:r>
-    </w:p>
-    <w:p>
-      <w:pPr>
-        <w:pStyle w:val="Default"/>
-        <w:jc w:val="both"/>
-        <w:rPr>
-          <w:rFonts w:ascii="Times New Roman" w:hAnsi="Times New Roman" w:cs="Times New Roman"/>
-        </w:rPr>
-      </w:pPr>
-    </w:p>
-    <w:p>
-      <w:pPr>
-        <w:pStyle w:val="Default"/>
-        <w:jc w:val="both"/>
-        <w:rPr>
-          <w:rFonts w:ascii="Times New Roman" w:hAnsi="Times New Roman" w:cs="Times New Roman"/>
-        </w:rPr>
-      </w:pPr>
-      <w:r>
-        <w:rPr>
-          <w:rFonts w:ascii="Times New Roman" w:hAnsi="Times New Roman" w:cs="Times New Roman"/>
-        </w:rPr>
         <w:t>Won numerous awards in academics during school days.</w:t>
       </w:r>
     </w:p>

--- a/assets/pdfs/Tirtha_Das_Banerjee_CV.docx
+++ b/assets/pdfs/Tirtha_Das_Banerjee_CV.docx
@@ -2859,7 +2859,7 @@
           <w:color w:val="auto"/>
           <w:shd w:val="clear" w:color="auto" w:fill="FFFFFF"/>
         </w:rPr>
-        <w:t xml:space="preserve"> (acquired by Pfitzer)</w:t>
+        <w:t xml:space="preserve"> (acquired by Pfizer)</w:t>
       </w:r>
       <w:r>
         <w:rPr>

--- a/assets/pdfs/Tirtha_Das_Banerjee_CV.docx
+++ b/assets/pdfs/Tirtha_Das_Banerjee_CV.docx
@@ -594,7 +594,7 @@
         <w:rPr>
           <w:rFonts w:ascii="Times New Roman" w:hAnsi="Times New Roman" w:cs="Times New Roman"/>
         </w:rPr>
-        <w:t>2</w:t>
+        <w:t>3</w:t>
       </w:r>
     </w:p>
     <w:p>
@@ -871,7 +871,19 @@
         <w:rPr>
           <w:rFonts w:ascii="Times New Roman" w:hAnsi="Times New Roman" w:cs="Times New Roman"/>
         </w:rPr>
-        <w:t>: 1) Development of AI driven automation systems for neurobehavioral assays.</w:t>
+        <w:t>: 1) Development of automation systems</w:t>
+      </w:r>
+      <w:r>
+        <w:rPr>
+          <w:rFonts w:ascii="Times New Roman" w:hAnsi="Times New Roman" w:cs="Times New Roman"/>
+        </w:rPr>
+        <w:t xml:space="preserve"> (FISHER)</w:t>
+      </w:r>
+      <w:r>
+        <w:rPr>
+          <w:rFonts w:ascii="Times New Roman" w:hAnsi="Times New Roman" w:cs="Times New Roman"/>
+        </w:rPr>
+        <w:t xml:space="preserve"> for neurobehavioral assays.</w:t>
       </w:r>
     </w:p>
     <w:p>
@@ -2111,6 +2123,220 @@
         </w:rPr>
         <w:t>technology that allows multiplexing (~30 genes) in complex biological systems such as whole mount organs of butterflies and zebrafish.</w:t>
       </w:r>
+      <w:r>
+        <w:rPr>
+          <w:rFonts w:ascii="Times New Roman" w:hAnsi="Times New Roman" w:cs="Times New Roman"/>
+          <w:bCs/>
+        </w:rPr>
+        <w:t xml:space="preserve"> Current users of systems: Monteiro Lab, Mathuru Lab, and Cheng Lab.</w:t>
+      </w:r>
+    </w:p>
+    <w:p>
+      <w:pPr>
+        <w:pStyle w:val="Default"/>
+        <w:jc w:val="both"/>
+        <w:rPr>
+          <w:rFonts w:ascii="Times New Roman" w:hAnsi="Times New Roman" w:cs="Times New Roman"/>
+          <w:bCs/>
+        </w:rPr>
+      </w:pPr>
+      <w:r>
+        <w:rPr>
+          <w:rFonts w:ascii="Times New Roman" w:hAnsi="Times New Roman" w:cs="Times New Roman"/>
+          <w:b/>
+        </w:rPr>
+        <w:t>NanoPulse</w:t>
+      </w:r>
+      <w:r>
+        <w:rPr>
+          <w:rFonts w:ascii="Times New Roman" w:hAnsi="Times New Roman" w:cs="Times New Roman"/>
+          <w:bCs/>
+        </w:rPr>
+        <w:t xml:space="preserve">: A nanolitre scale microinjection system for CRISPR-Cas9 and embryonic research application. </w:t>
+      </w:r>
+      <w:r>
+        <w:rPr>
+          <w:rFonts w:ascii="Times New Roman" w:hAnsi="Times New Roman" w:cs="Times New Roman"/>
+          <w:bCs/>
+        </w:rPr>
+        <w:t xml:space="preserve">Developed in collaboration with </w:t>
+      </w:r>
+      <w:r>
+        <w:rPr>
+          <w:rFonts w:ascii="Times New Roman" w:hAnsi="Times New Roman" w:cs="Times New Roman"/>
+          <w:bCs/>
+        </w:rPr>
+        <w:t>J</w:t>
+      </w:r>
+      <w:r>
+        <w:rPr>
+          <w:rFonts w:ascii="Times New Roman" w:hAnsi="Times New Roman" w:cs="Times New Roman"/>
+          <w:bCs/>
+        </w:rPr>
+        <w:t>aya</w:t>
+      </w:r>
+      <w:r>
+        <w:rPr>
+          <w:rFonts w:ascii="Times New Roman" w:hAnsi="Times New Roman" w:cs="Times New Roman"/>
+          <w:bCs/>
+        </w:rPr>
+        <w:t>V</w:t>
+      </w:r>
+      <w:r>
+        <w:rPr>
+          <w:rFonts w:ascii="Times New Roman" w:hAnsi="Times New Roman" w:cs="Times New Roman"/>
+          <w:bCs/>
+        </w:rPr>
+        <w:t xml:space="preserve">ardhan </w:t>
+      </w:r>
+      <w:r>
+        <w:rPr>
+          <w:rFonts w:ascii="Times New Roman" w:hAnsi="Times New Roman" w:cs="Times New Roman"/>
+          <w:bCs/>
+        </w:rPr>
+        <w:t>H</w:t>
+      </w:r>
+      <w:r>
+        <w:rPr>
+          <w:rFonts w:ascii="Times New Roman" w:hAnsi="Times New Roman" w:cs="Times New Roman"/>
+          <w:bCs/>
+        </w:rPr>
+        <w:t xml:space="preserve">arihar </w:t>
+      </w:r>
+      <w:r>
+        <w:rPr>
+          <w:rFonts w:ascii="Times New Roman" w:hAnsi="Times New Roman" w:cs="Times New Roman"/>
+          <w:bCs/>
+        </w:rPr>
+        <w:t>P</w:t>
+      </w:r>
+      <w:r>
+        <w:rPr>
+          <w:rFonts w:ascii="Times New Roman" w:hAnsi="Times New Roman" w:cs="Times New Roman"/>
+          <w:bCs/>
+        </w:rPr>
+        <w:t>rasad</w:t>
+      </w:r>
+      <w:r>
+        <w:rPr>
+          <w:rFonts w:ascii="Times New Roman" w:hAnsi="Times New Roman" w:cs="Times New Roman"/>
+          <w:bCs/>
+        </w:rPr>
+        <w:t xml:space="preserve"> and C</w:t>
+      </w:r>
+      <w:r>
+        <w:rPr>
+          <w:rFonts w:ascii="Times New Roman" w:hAnsi="Times New Roman" w:cs="Times New Roman"/>
+          <w:bCs/>
+        </w:rPr>
+        <w:t xml:space="preserve">han </w:t>
+      </w:r>
+      <w:r>
+        <w:rPr>
+          <w:rFonts w:ascii="Times New Roman" w:hAnsi="Times New Roman" w:cs="Times New Roman"/>
+          <w:bCs/>
+        </w:rPr>
+        <w:t>S</w:t>
+      </w:r>
+      <w:r>
+        <w:rPr>
+          <w:rFonts w:ascii="Times New Roman" w:hAnsi="Times New Roman" w:cs="Times New Roman"/>
+          <w:bCs/>
+        </w:rPr>
+        <w:t xml:space="preserve">um </w:t>
+      </w:r>
+      <w:r>
+        <w:rPr>
+          <w:rFonts w:ascii="Times New Roman" w:hAnsi="Times New Roman" w:cs="Times New Roman"/>
+          <w:bCs/>
+        </w:rPr>
+        <w:t>N</w:t>
+      </w:r>
+      <w:r>
+        <w:rPr>
+          <w:rFonts w:ascii="Times New Roman" w:hAnsi="Times New Roman" w:cs="Times New Roman"/>
+          <w:bCs/>
+        </w:rPr>
+        <w:t xml:space="preserve">gai </w:t>
+      </w:r>
+      <w:r>
+        <w:rPr>
+          <w:rFonts w:ascii="Times New Roman" w:hAnsi="Times New Roman" w:cs="Times New Roman"/>
+          <w:bCs/>
+        </w:rPr>
+        <w:t>J</w:t>
+      </w:r>
+      <w:r>
+        <w:rPr>
+          <w:rFonts w:ascii="Times New Roman" w:hAnsi="Times New Roman" w:cs="Times New Roman"/>
+          <w:bCs/>
+        </w:rPr>
+        <w:t>eff</w:t>
+      </w:r>
+      <w:r>
+        <w:rPr>
+          <w:rFonts w:ascii="Times New Roman" w:hAnsi="Times New Roman" w:cs="Times New Roman"/>
+          <w:bCs/>
+        </w:rPr>
+        <w:t xml:space="preserve"> </w:t>
+      </w:r>
+      <w:r>
+        <w:rPr>
+          <w:rFonts w:ascii="Times New Roman" w:hAnsi="Times New Roman" w:cs="Times New Roman"/>
+          <w:bCs/>
+        </w:rPr>
+        <w:t xml:space="preserve">from </w:t>
+      </w:r>
+      <w:r>
+        <w:rPr>
+          <w:rFonts w:ascii="Times New Roman" w:hAnsi="Times New Roman" w:cs="Times New Roman"/>
+          <w:bCs/>
+        </w:rPr>
+        <w:t>Raffles</w:t>
+      </w:r>
+      <w:r>
+        <w:rPr>
+          <w:rFonts w:ascii="Times New Roman" w:hAnsi="Times New Roman" w:cs="Times New Roman"/>
+          <w:bCs/>
+        </w:rPr>
+        <w:t xml:space="preserve"> Institution, Singapore.</w:t>
+      </w:r>
+      <w:r>
+        <w:rPr>
+          <w:rFonts w:ascii="Times New Roman" w:hAnsi="Times New Roman" w:cs="Times New Roman"/>
+          <w:bCs/>
+        </w:rPr>
+        <w:t xml:space="preserve"> Awarded Silver at the 26</w:t>
+      </w:r>
+      <w:r>
+        <w:rPr>
+          <w:rFonts w:ascii="Times New Roman" w:hAnsi="Times New Roman" w:cs="Times New Roman"/>
+          <w:bCs/>
+          <w:vertAlign w:val="superscript"/>
+        </w:rPr>
+        <w:t>th</w:t>
+      </w:r>
+      <w:r>
+        <w:rPr>
+          <w:rFonts w:ascii="Times New Roman" w:hAnsi="Times New Roman" w:cs="Times New Roman"/>
+          <w:bCs/>
+        </w:rPr>
+        <w:t xml:space="preserve"> Science and Engineering Fair, Singapore </w:t>
+      </w:r>
+      <w:r>
+        <w:rPr>
+          <w:rFonts w:ascii="Times New Roman" w:hAnsi="Times New Roman" w:cs="Times New Roman"/>
+          <w:bCs/>
+        </w:rPr>
+        <w:t>-</w:t>
+      </w:r>
+      <w:r>
+        <w:rPr>
+          <w:rFonts w:ascii="Times New Roman" w:hAnsi="Times New Roman" w:cs="Times New Roman"/>
+          <w:bCs/>
+        </w:rPr>
+        <w:t xml:space="preserve"> 2026.</w:t>
+      </w:r>
     </w:p>
     <w:p>
       <w:pPr>
@@ -2163,44 +2389,6 @@
           <w:rFonts w:ascii="Times New Roman" w:hAnsi="Times New Roman" w:cs="Times New Roman"/>
           <w:b/>
         </w:rPr>
-        <w:t>NanoPulse</w:t>
-      </w:r>
-      <w:r>
-        <w:rPr>
-          <w:rFonts w:ascii="Times New Roman" w:hAnsi="Times New Roman" w:cs="Times New Roman"/>
-          <w:bCs/>
-        </w:rPr>
-        <w:t xml:space="preserve">: A nanolitre scale microinjection system for CRISPR-Cas9 and embryonic research application. Developing in collaboration with students from Raffels </w:t>
-      </w:r>
-      <w:r>
-        <w:rPr>
-          <w:rFonts w:ascii="Times New Roman" w:hAnsi="Times New Roman" w:cs="Times New Roman"/>
-          <w:bCs/>
-        </w:rPr>
-        <w:t>I</w:t>
-      </w:r>
-      <w:r>
-        <w:rPr>
-          <w:rFonts w:ascii="Times New Roman" w:hAnsi="Times New Roman" w:cs="Times New Roman"/>
-          <w:bCs/>
-        </w:rPr>
-        <w:t>nstitution, Singapore.</w:t>
-      </w:r>
-    </w:p>
-    <w:p>
-      <w:pPr>
-        <w:pStyle w:val="Default"/>
-        <w:jc w:val="both"/>
-        <w:rPr>
-          <w:rFonts w:ascii="Times New Roman" w:hAnsi="Times New Roman" w:cs="Times New Roman"/>
-          <w:bCs/>
-        </w:rPr>
-      </w:pPr>
-      <w:r>
-        <w:rPr>
-          <w:rFonts w:ascii="Times New Roman" w:hAnsi="Times New Roman" w:cs="Times New Roman"/>
-          <w:b/>
-        </w:rPr>
         <w:t>CORN-DRIVE</w:t>
       </w:r>
       <w:r>
@@ -2272,6 +2460,7 @@
           <w:bCs/>
         </w:rPr>
       </w:pPr>
+      <w:proofErr w:type="spellStart"/>
       <w:r>
         <w:rPr>
           <w:rFonts w:ascii="Times New Roman" w:hAnsi="Times New Roman" w:cs="Times New Roman"/>
@@ -2279,6 +2468,7 @@
         </w:rPr>
         <w:t>Multiplex_AI</w:t>
       </w:r>
+      <w:proofErr w:type="spellEnd"/>
       <w:r>
         <w:rPr>
           <w:rFonts w:ascii="Times New Roman" w:hAnsi="Times New Roman" w:cs="Times New Roman"/>
@@ -2673,6 +2863,7 @@
         <w:rPr>
           <w:rFonts w:ascii="Times New Roman" w:hAnsi="Times New Roman" w:cs="Times New Roman"/>
           <w:b/>
+          <w:bCs/>
           <w:sz w:val="24"/>
           <w:szCs w:val="24"/>
           <w:u w:val="single"/>
@@ -2682,10 +2873,72 @@
         <w:rPr>
           <w:rFonts w:ascii="Times New Roman" w:hAnsi="Times New Roman" w:cs="Times New Roman"/>
           <w:b/>
+          <w:bCs/>
           <w:sz w:val="24"/>
           <w:szCs w:val="24"/>
           <w:u w:val="single"/>
         </w:rPr>
+        <w:t>Hardware and Microcontrollers</w:t>
+      </w:r>
+    </w:p>
+    <w:p>
+      <w:pPr>
+        <w:pStyle w:val="NoSpacing"/>
+        <w:jc w:val="both"/>
+        <w:rPr>
+          <w:rFonts w:ascii="Times New Roman" w:hAnsi="Times New Roman" w:cs="Times New Roman"/>
+          <w:sz w:val="24"/>
+          <w:szCs w:val="24"/>
+        </w:rPr>
+      </w:pPr>
+      <w:r>
+        <w:rPr>
+          <w:rFonts w:ascii="Times New Roman" w:hAnsi="Times New Roman" w:cs="Times New Roman"/>
+          <w:sz w:val="24"/>
+          <w:szCs w:val="24"/>
+        </w:rPr>
+        <w:t xml:space="preserve">Arduino (ATMega2560, ATMega328p), Esp32, AMB82-mini, </w:t>
+      </w:r>
+      <w:r>
+        <w:rPr>
+          <w:rFonts w:ascii="Times New Roman" w:hAnsi="Times New Roman" w:cs="Times New Roman"/>
+          <w:sz w:val="24"/>
+          <w:szCs w:val="24"/>
+        </w:rPr>
+        <w:t>STM32</w:t>
+      </w:r>
+    </w:p>
+    <w:p>
+      <w:pPr>
+        <w:pStyle w:val="NoSpacing"/>
+        <w:jc w:val="both"/>
+        <w:rPr>
+          <w:rFonts w:ascii="Times New Roman" w:hAnsi="Times New Roman" w:cs="Times New Roman"/>
+          <w:sz w:val="24"/>
+          <w:szCs w:val="24"/>
+        </w:rPr>
+      </w:pPr>
+    </w:p>
+    <w:p>
+      <w:pPr>
+        <w:pStyle w:val="NoSpacing"/>
+        <w:jc w:val="both"/>
+        <w:rPr>
+          <w:rFonts w:ascii="Times New Roman" w:hAnsi="Times New Roman" w:cs="Times New Roman"/>
+          <w:b/>
+          <w:sz w:val="24"/>
+          <w:szCs w:val="24"/>
+          <w:u w:val="single"/>
+        </w:rPr>
+      </w:pPr>
+      <w:r>
+        <w:rPr>
+          <w:rFonts w:ascii="Times New Roman" w:hAnsi="Times New Roman" w:cs="Times New Roman"/>
+          <w:b/>
+          <w:sz w:val="24"/>
+          <w:szCs w:val="24"/>
+          <w:u w:val="single"/>
+        </w:rPr>
         <w:t xml:space="preserve">Area of Interest </w:t>
       </w:r>
     </w:p>
@@ -2710,21 +2963,7 @@
           <w:rFonts w:ascii="Times New Roman" w:hAnsi="Times New Roman" w:cs="Times New Roman"/>
           <w:bCs/>
         </w:rPr>
-        <w:t xml:space="preserve"> </w:t>
-      </w:r>
-      <w:r>
-        <w:rPr>
-          <w:rFonts w:ascii="Times New Roman" w:hAnsi="Times New Roman" w:cs="Times New Roman"/>
-          <w:bCs/>
-        </w:rPr>
-        <w:t>Robotics</w:t>
-      </w:r>
-      <w:r>
-        <w:rPr>
-          <w:rFonts w:ascii="Times New Roman" w:hAnsi="Times New Roman" w:cs="Times New Roman"/>
-          <w:bCs/>
-        </w:rPr>
-        <w:t>,</w:t>
+        <w:t xml:space="preserve"> Robotics,</w:t>
       </w:r>
       <w:r>
         <w:rPr>
@@ -3380,9 +3619,32 @@
         <w:jc w:val="both"/>
         <w:rPr>
           <w:rFonts w:ascii="Times New Roman" w:hAnsi="Times New Roman" w:cs="Times New Roman"/>
-          <w:b/>
-        </w:rPr>
-      </w:pPr>
+          <w:bCs/>
+        </w:rPr>
+      </w:pPr>
+      <w:r>
+        <w:rPr>
+          <w:rFonts w:ascii="Times New Roman" w:hAnsi="Times New Roman" w:cs="Times New Roman"/>
+          <w:bCs/>
+        </w:rPr>
+        <w:t xml:space="preserve">Goel T, Raine J, </w:t>
+      </w:r>
+      <w:proofErr w:type="spellStart"/>
+      <w:r>
+        <w:rPr>
+          <w:rFonts w:ascii="Times New Roman" w:hAnsi="Times New Roman" w:cs="Times New Roman"/>
+          <w:bCs/>
+        </w:rPr>
+        <w:t>Kibat</w:t>
+      </w:r>
+      <w:proofErr w:type="spellEnd"/>
+      <w:r>
+        <w:rPr>
+          <w:rFonts w:ascii="Times New Roman" w:hAnsi="Times New Roman" w:cs="Times New Roman"/>
+          <w:bCs/>
+        </w:rPr>
+        <w:t xml:space="preserve"> C, Collado JW, </w:t>
+      </w:r>
       <w:r>
         <w:rPr>
           <w:rFonts w:ascii="Times New Roman" w:hAnsi="Times New Roman" w:cs="Times New Roman"/>
@@ -3393,6 +3655,123 @@
       <w:r>
         <w:rPr>
           <w:rFonts w:ascii="Times New Roman" w:hAnsi="Times New Roman" w:cs="Times New Roman"/>
+          <w:bCs/>
+        </w:rPr>
+        <w:t xml:space="preserve">, Mathuru AS </w:t>
+      </w:r>
+      <w:r>
+        <w:rPr>
+          <w:rFonts w:ascii="Times New Roman" w:hAnsi="Times New Roman" w:cs="Times New Roman"/>
+          <w:bCs/>
+        </w:rPr>
+        <w:t>(</w:t>
+      </w:r>
+      <w:r>
+        <w:rPr>
+          <w:rFonts w:ascii="Times New Roman" w:hAnsi="Times New Roman" w:cs="Times New Roman"/>
+          <w:bCs/>
+        </w:rPr>
+        <w:t>2026</w:t>
+      </w:r>
+      <w:r>
+        <w:rPr>
+          <w:rFonts w:ascii="Times New Roman" w:hAnsi="Times New Roman" w:cs="Times New Roman"/>
+          <w:bCs/>
+        </w:rPr>
+        <w:t>).</w:t>
+      </w:r>
+      <w:r>
+        <w:rPr>
+          <w:rFonts w:ascii="Times New Roman" w:hAnsi="Times New Roman" w:cs="Times New Roman"/>
+          <w:bCs/>
+        </w:rPr>
+        <w:t xml:space="preserve"> Disruption of </w:t>
+      </w:r>
+      <w:r>
+        <w:rPr>
+          <w:rFonts w:ascii="Times New Roman" w:hAnsi="Times New Roman" w:cs="Times New Roman"/>
+          <w:bCs/>
+          <w:i/>
+          <w:iCs/>
+        </w:rPr>
+        <w:t>chrna5</w:t>
+      </w:r>
+      <w:r>
+        <w:rPr>
+          <w:rFonts w:ascii="Times New Roman" w:hAnsi="Times New Roman" w:cs="Times New Roman"/>
+          <w:bCs/>
+        </w:rPr>
+        <w:t xml:space="preserve"> blunts aversion and adaptive transcriptomic responses to nicotine and alcohol. </w:t>
+      </w:r>
+      <w:proofErr w:type="spellStart"/>
+      <w:r>
+        <w:rPr>
+          <w:rFonts w:ascii="Times New Roman" w:hAnsi="Times New Roman" w:cs="Times New Roman"/>
+          <w:b/>
+        </w:rPr>
+        <w:t>iScience</w:t>
+      </w:r>
+      <w:proofErr w:type="spellEnd"/>
+      <w:r>
+        <w:rPr>
+          <w:rFonts w:ascii="Times New Roman" w:hAnsi="Times New Roman" w:cs="Times New Roman"/>
+          <w:bCs/>
+        </w:rPr>
+        <w:t xml:space="preserve"> 29, 114735. </w:t>
+      </w:r>
+      <w:proofErr w:type="gramStart"/>
+      <w:r>
+        <w:rPr>
+          <w:rFonts w:ascii="Times New Roman" w:hAnsi="Times New Roman" w:cs="Times New Roman"/>
+          <w:bCs/>
+        </w:rPr>
+        <w:t>doi:10.1016/j.isci</w:t>
+      </w:r>
+      <w:proofErr w:type="gramEnd"/>
+      <w:r>
+        <w:rPr>
+          <w:rFonts w:ascii="Times New Roman" w:hAnsi="Times New Roman" w:cs="Times New Roman"/>
+          <w:bCs/>
+        </w:rPr>
+        <w:t>.2026.114735</w:t>
+      </w:r>
+      <w:r>
+        <w:rPr>
+          <w:rFonts w:ascii="Times New Roman" w:hAnsi="Times New Roman" w:cs="Times New Roman"/>
+          <w:bCs/>
+        </w:rPr>
+        <w:t>.</w:t>
+      </w:r>
+    </w:p>
+    <w:p>
+      <w:pPr>
+        <w:pStyle w:val="Default"/>
+        <w:jc w:val="both"/>
+        <w:rPr>
+          <w:rFonts w:ascii="Times New Roman" w:hAnsi="Times New Roman" w:cs="Times New Roman"/>
+          <w:bCs/>
+        </w:rPr>
+      </w:pPr>
+    </w:p>
+    <w:p>
+      <w:pPr>
+        <w:pStyle w:val="Default"/>
+        <w:jc w:val="both"/>
+        <w:rPr>
+          <w:rFonts w:ascii="Times New Roman" w:hAnsi="Times New Roman" w:cs="Times New Roman"/>
+          <w:b/>
+        </w:rPr>
+      </w:pPr>
+      <w:r>
+        <w:rPr>
+          <w:rFonts w:ascii="Times New Roman" w:hAnsi="Times New Roman" w:cs="Times New Roman"/>
+          <w:b/>
+        </w:rPr>
+        <w:t>Banerjee TD</w:t>
+      </w:r>
+      <w:r>
+        <w:rPr>
+          <w:rFonts w:ascii="Times New Roman" w:hAnsi="Times New Roman" w:cs="Times New Roman"/>
           <w:b/>
           <w:vertAlign w:val="superscript"/>
         </w:rPr>
@@ -3425,7 +3804,21 @@
           <w:rFonts w:ascii="Times New Roman" w:hAnsi="Times New Roman" w:cs="Times New Roman"/>
           <w:bCs/>
         </w:rPr>
-        <w:t xml:space="preserve"> (2023).</w:t>
+        <w:t xml:space="preserve"> (202</w:t>
+      </w:r>
+      <w:r>
+        <w:rPr>
+          <w:rFonts w:ascii="Times New Roman" w:hAnsi="Times New Roman" w:cs="Times New Roman"/>
+          <w:bCs/>
+        </w:rPr>
+        <w:t>5</w:t>
+      </w:r>
+      <w:r>
+        <w:rPr>
+          <w:rFonts w:ascii="Times New Roman" w:hAnsi="Times New Roman" w:cs="Times New Roman"/>
+          <w:bCs/>
+        </w:rPr>
+        <w:t>).</w:t>
       </w:r>
       <w:r>
         <w:rPr>
@@ -3446,7 +3839,14 @@
           <w:rFonts w:ascii="Times New Roman" w:hAnsi="Times New Roman" w:cs="Times New Roman"/>
           <w:bCs/>
         </w:rPr>
-        <w:t>. Communications Biology.</w:t>
+        <w:t xml:space="preserve">. </w:t>
+      </w:r>
+      <w:r>
+        <w:rPr>
+          <w:rFonts w:ascii="Times New Roman" w:hAnsi="Times New Roman" w:cs="Times New Roman"/>
+          <w:b/>
+        </w:rPr>
+        <w:t>Communications Biology.</w:t>
       </w:r>
       <w:r>
         <w:rPr>
@@ -3491,6 +3891,13 @@
         </w:rPr>
         <w:t>10.1038/s42003-025-09356-2</w:t>
       </w:r>
+      <w:r>
+        <w:rPr>
+          <w:rFonts w:ascii="Times New Roman" w:hAnsi="Times New Roman" w:cs="Times New Roman"/>
+          <w:bCs/>
+        </w:rPr>
+        <w:t>. Featured article, Jan 2026.</w:t>
+      </w:r>
     </w:p>
     <w:p>
       <w:pPr>
@@ -3611,7 +4018,23 @@
           <w:rFonts w:ascii="Times New Roman" w:hAnsi="Times New Roman" w:cs="Times New Roman"/>
           <w:bCs/>
         </w:rPr>
-        <w:t>doi: 10.1126/sciadv.adg3877.</w:t>
+        <w:t>doi: 10.1126/</w:t>
+      </w:r>
+      <w:proofErr w:type="gramStart"/>
+      <w:r>
+        <w:rPr>
+          <w:rFonts w:ascii="Times New Roman" w:hAnsi="Times New Roman" w:cs="Times New Roman"/>
+          <w:bCs/>
+        </w:rPr>
+        <w:t>sciadv.adg</w:t>
+      </w:r>
+      <w:proofErr w:type="gramEnd"/>
+      <w:r>
+        <w:rPr>
+          <w:rFonts w:ascii="Times New Roman" w:hAnsi="Times New Roman" w:cs="Times New Roman"/>
+          <w:bCs/>
+        </w:rPr>
+        <w:t>3877.</w:t>
       </w:r>
     </w:p>
     <w:p>
@@ -3712,7 +4135,21 @@
         <w:rPr>
           <w:bCs/>
         </w:rPr>
-        <w:t xml:space="preserve">Raine, J., Kibat, C., </w:t>
+        <w:t xml:space="preserve">Raine, J., </w:t>
+      </w:r>
+      <w:proofErr w:type="spellStart"/>
+      <w:r>
+        <w:rPr>
+          <w:bCs/>
+        </w:rPr>
+        <w:t>Kibat</w:t>
+      </w:r>
+      <w:proofErr w:type="spellEnd"/>
+      <w:r>
+        <w:rPr>
+          <w:bCs/>
+        </w:rPr>
+        <w:t xml:space="preserve">, C., </w:t>
       </w:r>
       <w:r>
         <w:rPr>
@@ -3815,7 +4252,31 @@
         <w:rPr>
           <w:bCs/>
         </w:rPr>
-        <w:t>, Raine, J, Mathuru, A. S. and Chen, K. H.</w:t>
+        <w:t>, Raine</w:t>
+      </w:r>
+      <w:r>
+        <w:rPr>
+          <w:bCs/>
+        </w:rPr>
+        <w:t xml:space="preserve"> </w:t>
+      </w:r>
+      <w:r>
+        <w:rPr>
+          <w:bCs/>
+        </w:rPr>
+        <w:t>J, Mathuru, AS</w:t>
+      </w:r>
+      <w:r>
+        <w:rPr>
+          <w:bCs/>
+        </w:rPr>
+        <w:t>,</w:t>
+      </w:r>
+      <w:r>
+        <w:rPr>
+          <w:bCs/>
+        </w:rPr>
+        <w:t xml:space="preserve"> and Chen, KH</w:t>
       </w:r>
       <w:r>
         <w:rPr>
@@ -4016,7 +4477,21 @@
         <w:rPr>
           <w:b/>
         </w:rPr>
-        <w:t xml:space="preserve">Methods Protoc. </w:t>
+        <w:t xml:space="preserve">Methods </w:t>
+      </w:r>
+      <w:proofErr w:type="spellStart"/>
+      <w:r>
+        <w:rPr>
+          <w:b/>
+        </w:rPr>
+        <w:t>Protoc</w:t>
+      </w:r>
+      <w:proofErr w:type="spellEnd"/>
+      <w:r>
+        <w:rPr>
+          <w:b/>
+        </w:rPr>
+        <w:t xml:space="preserve">. </w:t>
       </w:r>
       <w:r>
         <w:rPr>
@@ -4193,21 +4668,74 @@
       </w:pPr>
       <w:r>
         <w:rPr>
-          <w:bCs/>
-        </w:rPr>
-        <w:t>Goel, T., Raine, J., Kibat, C., Collado, JW.,</w:t>
-      </w:r>
-      <w:r>
-        <w:rPr>
-          <w:b/>
-        </w:rPr>
-        <w:t xml:space="preserve"> Banerjee, TD</w:t>
-      </w:r>
-      <w:r>
-        <w:rPr>
-          <w:bCs/>
-        </w:rPr>
-        <w:t xml:space="preserve">, Ajay, S. (2025). Role of </w:t>
+          <w:b/>
+        </w:rPr>
+        <w:t>Banerjee TD</w:t>
+      </w:r>
+      <w:r>
+        <w:rPr>
+          <w:b/>
+          <w:vertAlign w:val="superscript"/>
+        </w:rPr>
+        <w:t>*#</w:t>
+      </w:r>
+      <w:r>
+        <w:rPr>
+          <w:b/>
+        </w:rPr>
+        <w:t xml:space="preserve">, </w:t>
+      </w:r>
+      <w:r>
+        <w:rPr>
+          <w:bCs/>
+        </w:rPr>
+        <w:t>Finet C</w:t>
+      </w:r>
+      <w:r>
+        <w:rPr>
+          <w:bCs/>
+          <w:vertAlign w:val="superscript"/>
+        </w:rPr>
+        <w:t>*</w:t>
+      </w:r>
+      <w:r>
+        <w:rPr>
+          <w:bCs/>
+          <w:vertAlign w:val="superscript"/>
+        </w:rPr>
+        <w:t>#</w:t>
+      </w:r>
+      <w:r>
+        <w:rPr>
+          <w:bCs/>
+        </w:rPr>
+        <w:t>, Seah KS, and Monteiro A</w:t>
+      </w:r>
+      <w:r>
+        <w:rPr>
+          <w:bCs/>
+          <w:vertAlign w:val="superscript"/>
+        </w:rPr>
+        <w:t>#</w:t>
+      </w:r>
+      <w:r>
+        <w:rPr>
+          <w:bCs/>
+          <w:vertAlign w:val="superscript"/>
+        </w:rPr>
+        <w:t xml:space="preserve"> </w:t>
+      </w:r>
+      <w:r>
+        <w:rPr>
+          <w:bCs/>
+        </w:rPr>
+        <w:t>(2024).</w:t>
+      </w:r>
+      <w:r>
+        <w:rPr>
+          <w:b/>
+        </w:rPr>
+        <w:t xml:space="preserve"> </w:t>
       </w:r>
       <w:r>
         <w:rPr>
@@ -4215,19 +4743,13 @@
           <w:i/>
           <w:iCs/>
         </w:rPr>
-        <w:t>chrna5</w:t>
-      </w:r>
-      <w:r>
-        <w:rPr>
-          <w:bCs/>
-        </w:rPr>
-        <w:t xml:space="preserve"> in multi-substance preference and phenotypes comorbid with the development of substance dependence. </w:t>
-      </w:r>
-      <w:r>
-        <w:rPr>
-          <w:b/>
-        </w:rPr>
-        <w:t>bioRxiv</w:t>
+        <w:t xml:space="preserve">Optix </w:t>
+      </w:r>
+      <w:r>
+        <w:rPr>
+          <w:bCs/>
+        </w:rPr>
+        <w:t>regulates nanomorphology of butterfly scales primarily via its effects on pigmentation</w:t>
       </w:r>
       <w:r>
         <w:rPr>
@@ -4239,13 +4761,80 @@
         <w:rPr>
           <w:bCs/>
         </w:rPr>
+        <w:t xml:space="preserve"> (</w:t>
+      </w:r>
+      <w:r>
+        <w:rPr>
+          <w:bCs/>
+        </w:rPr>
+        <w:t>S</w:t>
+      </w:r>
+      <w:r>
+        <w:rPr>
+          <w:bCs/>
+        </w:rPr>
+        <w:t xml:space="preserve">pecial issue on structural colors in </w:t>
+      </w:r>
+      <w:r>
+        <w:rPr>
+          <w:b/>
+        </w:rPr>
+        <w:t>Frontiers in Ecology and Evolution</w:t>
+      </w:r>
+      <w:r>
+        <w:rPr>
+          <w:bCs/>
+        </w:rPr>
+        <w:t>; *</w:t>
+      </w:r>
+      <w:r>
+        <w:rPr>
+          <w:bCs/>
+        </w:rPr>
+        <w:t xml:space="preserve">Co-first </w:t>
+      </w:r>
+      <w:r>
+        <w:rPr>
+          <w:bCs/>
+        </w:rPr>
+        <w:t xml:space="preserve">author and </w:t>
+      </w:r>
+      <w:r>
+        <w:rPr>
+          <w:bCs/>
+          <w:vertAlign w:val="superscript"/>
+        </w:rPr>
+        <w:t>#</w:t>
+      </w:r>
+      <w:r>
+        <w:rPr>
+          <w:bCs/>
+        </w:rPr>
+        <w:t>Co-corresponding author</w:t>
+      </w:r>
+      <w:r>
+        <w:rPr>
+          <w:bCs/>
+        </w:rPr>
+        <w:t>)</w:t>
+      </w:r>
+      <w:r>
+        <w:rPr>
+          <w:bCs/>
+        </w:rPr>
+        <w:t>.</w:t>
+      </w:r>
+      <w:r>
+        <w:rPr>
+          <w:bCs/>
+        </w:rPr>
         <w:t xml:space="preserve"> doi: </w:t>
       </w:r>
       <w:r>
         <w:rPr>
           <w:bCs/>
         </w:rPr>
-        <w:t xml:space="preserve">10.1101/2025.07.10.663858 </w:t>
+        <w:t>10.3389/fevo.2024.1392050</w:t>
       </w:r>
     </w:p>
     <w:p>
@@ -4260,230 +4849,70 @@
     </w:p>
     <w:p>
       <w:pPr>
-        <w:pStyle w:val="NormalWeb"/>
-        <w:spacing w:before="0" w:beforeAutospacing="0" w:after="0" w:afterAutospacing="0"/>
-        <w:jc w:val="both"/>
-        <w:rPr>
-          <w:bCs/>
-        </w:rPr>
-      </w:pPr>
-      <w:r>
-        <w:rPr>
+        <w:pStyle w:val="Default"/>
+        <w:jc w:val="both"/>
+        <w:rPr>
+          <w:rFonts w:ascii="Times New Roman" w:hAnsi="Times New Roman" w:cs="Times New Roman"/>
+          <w:bCs/>
+        </w:rPr>
+      </w:pPr>
+      <w:r>
+        <w:rPr>
+          <w:rFonts w:ascii="Times New Roman" w:hAnsi="Times New Roman" w:cs="Times New Roman"/>
+          <w:bCs/>
+        </w:rPr>
+        <w:t xml:space="preserve">Prakash A., Dion E., </w:t>
+      </w:r>
+      <w:r>
+        <w:rPr>
+          <w:rFonts w:ascii="Times New Roman" w:hAnsi="Times New Roman" w:cs="Times New Roman"/>
           <w:b/>
         </w:rPr>
         <w:t>Banerjee TD</w:t>
       </w:r>
       <w:r>
         <w:rPr>
-          <w:b/>
-          <w:vertAlign w:val="superscript"/>
-        </w:rPr>
-        <w:t>*#</w:t>
-      </w:r>
-      <w:r>
-        <w:rPr>
-          <w:b/>
-        </w:rPr>
-        <w:t xml:space="preserve">, </w:t>
-      </w:r>
-      <w:r>
-        <w:rPr>
-          <w:bCs/>
-        </w:rPr>
-        <w:t>Finet C</w:t>
-      </w:r>
-      <w:r>
-        <w:rPr>
-          <w:bCs/>
-          <w:vertAlign w:val="superscript"/>
-        </w:rPr>
-        <w:t>*</w:t>
-      </w:r>
-      <w:r>
-        <w:rPr>
-          <w:bCs/>
-          <w:vertAlign w:val="superscript"/>
-        </w:rPr>
-        <w:t>#</w:t>
-      </w:r>
-      <w:r>
-        <w:rPr>
-          <w:bCs/>
-        </w:rPr>
-        <w:t>, Seah KS, and Monteiro A</w:t>
-      </w:r>
-      <w:r>
-        <w:rPr>
-          <w:bCs/>
-          <w:vertAlign w:val="superscript"/>
-        </w:rPr>
-        <w:t>#</w:t>
-      </w:r>
-      <w:r>
-        <w:rPr>
-          <w:bCs/>
-          <w:vertAlign w:val="superscript"/>
-        </w:rPr>
-        <w:t xml:space="preserve"> </w:t>
-      </w:r>
-      <w:r>
-        <w:rPr>
-          <w:bCs/>
-        </w:rPr>
-        <w:t>(2024).</w:t>
-      </w:r>
-      <w:r>
-        <w:rPr>
-          <w:b/>
-        </w:rPr>
-        <w:t xml:space="preserve"> </w:t>
-      </w:r>
-      <w:r>
-        <w:rPr>
+          <w:rFonts w:ascii="Times New Roman" w:hAnsi="Times New Roman" w:cs="Times New Roman"/>
+          <w:bCs/>
+        </w:rPr>
+        <w:t>, and Monteiro A</w:t>
+      </w:r>
+      <w:r>
+        <w:rPr>
+          <w:rFonts w:ascii="Times New Roman" w:hAnsi="Times New Roman" w:cs="Times New Roman"/>
+          <w:bCs/>
+        </w:rPr>
+        <w:t xml:space="preserve"> (2024)</w:t>
+      </w:r>
+      <w:r>
+        <w:rPr>
+          <w:rFonts w:ascii="Times New Roman" w:hAnsi="Times New Roman" w:cs="Times New Roman"/>
+          <w:bCs/>
+        </w:rPr>
+        <w:t xml:space="preserve">. </w:t>
+      </w:r>
+      <w:r>
+        <w:rPr>
+          <w:rFonts w:ascii="Times New Roman" w:hAnsi="Times New Roman" w:cs="Times New Roman"/>
+          <w:bCs/>
+        </w:rPr>
+        <w:t xml:space="preserve">The molecular basis of scale development highlighted by a single-cell atlas of </w:t>
+      </w:r>
+      <w:r>
+        <w:rPr>
+          <w:rFonts w:ascii="Times New Roman" w:hAnsi="Times New Roman" w:cs="Times New Roman"/>
           <w:bCs/>
           <w:i/>
           <w:iCs/>
         </w:rPr>
-        <w:t xml:space="preserve">Optix </w:t>
-      </w:r>
-      <w:r>
-        <w:rPr>
-          <w:bCs/>
-        </w:rPr>
-        <w:t>regulates nanomorphology of butterfly scales primarily via its effects on pigmentation</w:t>
-      </w:r>
-      <w:r>
-        <w:rPr>
-          <w:bCs/>
-        </w:rPr>
-        <w:t>.</w:t>
-      </w:r>
-      <w:r>
-        <w:rPr>
-          <w:bCs/>
-        </w:rPr>
-        <w:t xml:space="preserve"> (</w:t>
-      </w:r>
-      <w:r>
-        <w:rPr>
-          <w:bCs/>
-        </w:rPr>
-        <w:t>S</w:t>
-      </w:r>
-      <w:r>
-        <w:rPr>
-          <w:bCs/>
-        </w:rPr>
-        <w:t xml:space="preserve">pecial issue on structural colors in </w:t>
-      </w:r>
-      <w:r>
-        <w:rPr>
-          <w:b/>
-        </w:rPr>
-        <w:t>Frontiers in Ecology and Evolution</w:t>
-      </w:r>
-      <w:r>
-        <w:rPr>
-          <w:bCs/>
-        </w:rPr>
-        <w:t>; *</w:t>
-      </w:r>
-      <w:r>
-        <w:rPr>
-          <w:bCs/>
-        </w:rPr>
-        <w:t xml:space="preserve">Co-first </w:t>
-      </w:r>
-      <w:r>
-        <w:rPr>
-          <w:bCs/>
-        </w:rPr>
-        <w:t xml:space="preserve">author and </w:t>
-      </w:r>
-      <w:r>
-        <w:rPr>
-          <w:bCs/>
-          <w:vertAlign w:val="superscript"/>
-        </w:rPr>
-        <w:t>#</w:t>
-      </w:r>
-      <w:r>
-        <w:rPr>
-          <w:bCs/>
-        </w:rPr>
-        <w:t>Co-corresponding author</w:t>
-      </w:r>
-      <w:r>
-        <w:rPr>
-          <w:bCs/>
-        </w:rPr>
-        <w:t>)</w:t>
-      </w:r>
-      <w:r>
-        <w:rPr>
-          <w:bCs/>
-        </w:rPr>
-        <w:t>.</w:t>
-      </w:r>
-      <w:r>
-        <w:rPr>
-          <w:bCs/>
-        </w:rPr>
-        <w:t xml:space="preserve"> doi: </w:t>
-      </w:r>
-      <w:r>
-        <w:rPr>
-          <w:bCs/>
-        </w:rPr>
-        <w:t>10.3389/fevo.2024.1392050</w:t>
-      </w:r>
-    </w:p>
-    <w:p>
-      <w:pPr>
-        <w:pStyle w:val="NormalWeb"/>
-        <w:spacing w:before="0" w:beforeAutospacing="0" w:after="0" w:afterAutospacing="0"/>
-        <w:jc w:val="both"/>
-        <w:rPr>
-          <w:bCs/>
-        </w:rPr>
-      </w:pPr>
-    </w:p>
-    <w:p>
-      <w:pPr>
-        <w:pStyle w:val="Default"/>
-        <w:jc w:val="both"/>
-        <w:rPr>
-          <w:rFonts w:ascii="Times New Roman" w:hAnsi="Times New Roman" w:cs="Times New Roman"/>
-          <w:bCs/>
-        </w:rPr>
-      </w:pPr>
-      <w:r>
-        <w:rPr>
-          <w:rFonts w:ascii="Times New Roman" w:hAnsi="Times New Roman" w:cs="Times New Roman"/>
-          <w:bCs/>
-        </w:rPr>
-        <w:t xml:space="preserve">Prakash A., Dion E., </w:t>
-      </w:r>
-      <w:r>
-        <w:rPr>
-          <w:rFonts w:ascii="Times New Roman" w:hAnsi="Times New Roman" w:cs="Times New Roman"/>
-          <w:b/>
-        </w:rPr>
-        <w:t>Banerjee TD</w:t>
-      </w:r>
-      <w:r>
-        <w:rPr>
-          <w:rFonts w:ascii="Times New Roman" w:hAnsi="Times New Roman" w:cs="Times New Roman"/>
-          <w:bCs/>
-        </w:rPr>
-        <w:t>, and Monteiro A</w:t>
-      </w:r>
-      <w:r>
-        <w:rPr>
-          <w:rFonts w:ascii="Times New Roman" w:hAnsi="Times New Roman" w:cs="Times New Roman"/>
-          <w:bCs/>
-        </w:rPr>
-        <w:t xml:space="preserve"> (2024)</w:t>
+        <w:t>Bicyclus anynana</w:t>
+      </w:r>
+      <w:r>
+        <w:rPr>
+          <w:rFonts w:ascii="Times New Roman" w:hAnsi="Times New Roman" w:cs="Times New Roman"/>
+          <w:bCs/>
+        </w:rPr>
+        <w:t xml:space="preserve"> butterfly pupal forewings</w:t>
       </w:r>
       <w:r>
         <w:rPr>
@@ -4495,50 +4924,20 @@
       <w:r>
         <w:rPr>
           <w:rFonts w:ascii="Times New Roman" w:hAnsi="Times New Roman" w:cs="Times New Roman"/>
-          <w:bCs/>
-        </w:rPr>
-        <w:t xml:space="preserve">The molecular basis of scale development highlighted by a single-cell atlas of </w:t>
-      </w:r>
-      <w:r>
-        <w:rPr>
-          <w:rFonts w:ascii="Times New Roman" w:hAnsi="Times New Roman" w:cs="Times New Roman"/>
-          <w:bCs/>
-          <w:i/>
-          <w:iCs/>
-        </w:rPr>
-        <w:t>Bicyclus anynana</w:t>
-      </w:r>
-      <w:r>
-        <w:rPr>
-          <w:rFonts w:ascii="Times New Roman" w:hAnsi="Times New Roman" w:cs="Times New Roman"/>
-          <w:bCs/>
-        </w:rPr>
-        <w:t xml:space="preserve"> butterfly pupal forewings</w:t>
-      </w:r>
-      <w:r>
-        <w:rPr>
-          <w:rFonts w:ascii="Times New Roman" w:hAnsi="Times New Roman" w:cs="Times New Roman"/>
-          <w:bCs/>
+          <w:b/>
+        </w:rPr>
+        <w:t>Cell Reports</w:t>
+      </w:r>
+      <w:r>
+        <w:rPr>
+          <w:rFonts w:ascii="Times New Roman" w:hAnsi="Times New Roman" w:cs="Times New Roman"/>
+          <w:b/>
         </w:rPr>
         <w:t xml:space="preserve">. </w:t>
       </w:r>
       <w:r>
         <w:rPr>
           <w:rFonts w:ascii="Times New Roman" w:hAnsi="Times New Roman" w:cs="Times New Roman"/>
-          <w:b/>
-        </w:rPr>
-        <w:t>Cell Reports</w:t>
-      </w:r>
-      <w:r>
-        <w:rPr>
-          <w:rFonts w:ascii="Times New Roman" w:hAnsi="Times New Roman" w:cs="Times New Roman"/>
-          <w:b/>
-        </w:rPr>
-        <w:t xml:space="preserve">. </w:t>
-      </w:r>
-      <w:r>
-        <w:rPr>
-          <w:rFonts w:ascii="Times New Roman" w:hAnsi="Times New Roman" w:cs="Times New Roman"/>
           <w:bCs/>
         </w:rPr>
         <w:t xml:space="preserve">doi: </w:t>
@@ -4575,7 +4974,6 @@
           <w:rFonts w:ascii="Times New Roman" w:hAnsi="Times New Roman" w:cs="Times New Roman"/>
           <w:b/>
         </w:rPr>
-        <w:lastRenderedPageBreak/>
         <w:t>Banerjee TD</w:t>
       </w:r>
       <w:r>
@@ -5225,6 +5623,7 @@
         </w:rPr>
         <w:t xml:space="preserve">. Distal-Less and Spalt Are Distal Organisers of Pierid Wing Patterns. </w:t>
       </w:r>
+      <w:proofErr w:type="spellStart"/>
       <w:r>
         <w:rPr>
           <w:rFonts w:ascii="Times New Roman" w:hAnsi="Times New Roman" w:cs="Times New Roman"/>
@@ -5246,6 +5645,7 @@
         </w:rPr>
         <w:t>evo</w:t>
       </w:r>
+      <w:proofErr w:type="spellEnd"/>
       <w:r>
         <w:rPr>
           <w:rFonts w:ascii="Times New Roman" w:hAnsi="Times New Roman" w:cs="Times New Roman"/>
@@ -5946,6 +6346,7 @@
         </w:rPr>
         <w:t xml:space="preserve">, Mohapatra B, Roy A, Manna R, Sar P and Kazy SK (2017). Genome analysis of crude oil degrading </w:t>
       </w:r>
+      <w:proofErr w:type="spellStart"/>
       <w:r>
         <w:rPr>
           <w:rFonts w:ascii="Times New Roman" w:hAnsi="Times New Roman" w:cs="Times New Roman"/>
@@ -5953,70 +6354,9 @@
           <w:i/>
           <w:iCs/>
         </w:rPr>
-        <w:t>Franconibacter pulveris</w:t>
-      </w:r>
-      <w:r>
-        <w:rPr>
-          <w:rFonts w:ascii="Times New Roman" w:hAnsi="Times New Roman" w:cs="Times New Roman"/>
-          <w:bCs/>
-        </w:rPr>
-        <w:t xml:space="preserve"> strain DJ34 revealed its genetic basis for hydrocarbon degradation and survival in oil contaminated environment. </w:t>
-      </w:r>
-      <w:r>
-        <w:rPr>
-          <w:rFonts w:ascii="Times New Roman" w:hAnsi="Times New Roman" w:cs="Times New Roman"/>
-          <w:b/>
-        </w:rPr>
-        <w:t>Genomics</w:t>
-      </w:r>
-      <w:r>
-        <w:rPr>
-          <w:rFonts w:ascii="Times New Roman" w:hAnsi="Times New Roman" w:cs="Times New Roman"/>
-          <w:bCs/>
-        </w:rPr>
-        <w:t xml:space="preserve"> 109, 374–382. doi: 10.1016/j.ygeno.2017.06.002</w:t>
-      </w:r>
-    </w:p>
-    <w:p>
-      <w:pPr>
-        <w:pStyle w:val="Default"/>
-        <w:jc w:val="both"/>
-        <w:rPr>
-          <w:rFonts w:ascii="Times New Roman" w:hAnsi="Times New Roman" w:cs="Times New Roman"/>
-          <w:bCs/>
-        </w:rPr>
-      </w:pPr>
-    </w:p>
-    <w:p>
-      <w:pPr>
-        <w:pStyle w:val="Default"/>
-        <w:jc w:val="both"/>
-        <w:rPr>
-          <w:rFonts w:ascii="Times New Roman" w:hAnsi="Times New Roman" w:cs="Times New Roman"/>
-          <w:bCs/>
-        </w:rPr>
-      </w:pPr>
-      <w:r>
-        <w:rPr>
-          <w:rFonts w:ascii="Times New Roman" w:hAnsi="Times New Roman" w:cs="Times New Roman"/>
-          <w:bCs/>
-        </w:rPr>
-        <w:t xml:space="preserve">Pal S, </w:t>
-      </w:r>
-      <w:r>
-        <w:rPr>
-          <w:rFonts w:ascii="Times New Roman" w:hAnsi="Times New Roman" w:cs="Times New Roman"/>
-          <w:b/>
-        </w:rPr>
-        <w:t>Banerjee TD</w:t>
-      </w:r>
-      <w:r>
-        <w:rPr>
-          <w:rFonts w:ascii="Times New Roman" w:hAnsi="Times New Roman" w:cs="Times New Roman"/>
-          <w:bCs/>
-        </w:rPr>
-        <w:t xml:space="preserve">, Roy A, Sar P and Kazy SK (2015) Genome Sequence of Hydrocarbon-Degrading </w:t>
-      </w:r>
+        <w:t>Franconibacter</w:t>
+      </w:r>
+      <w:proofErr w:type="spellEnd"/>
       <w:r>
         <w:rPr>
           <w:rFonts w:ascii="Times New Roman" w:hAnsi="Times New Roman" w:cs="Times New Roman"/>
@@ -6024,14 +6364,123 @@
           <w:i/>
           <w:iCs/>
         </w:rPr>
-        <w:t xml:space="preserve">Cronobacter sp. </w:t>
-      </w:r>
-      <w:r>
-        <w:rPr>
-          <w:rFonts w:ascii="Times New Roman" w:hAnsi="Times New Roman" w:cs="Times New Roman"/>
-          <w:bCs/>
-        </w:rPr>
-        <w:t xml:space="preserve">Strain DJ34 Isolated from Crude Oil-Containing Sludge from the Duliajan. </w:t>
+        <w:t xml:space="preserve"> </w:t>
+      </w:r>
+      <w:proofErr w:type="spellStart"/>
+      <w:r>
+        <w:rPr>
+          <w:rFonts w:ascii="Times New Roman" w:hAnsi="Times New Roman" w:cs="Times New Roman"/>
+          <w:bCs/>
+          <w:i/>
+          <w:iCs/>
+        </w:rPr>
+        <w:t>pulveris</w:t>
+      </w:r>
+      <w:proofErr w:type="spellEnd"/>
+      <w:r>
+        <w:rPr>
+          <w:rFonts w:ascii="Times New Roman" w:hAnsi="Times New Roman" w:cs="Times New Roman"/>
+          <w:bCs/>
+        </w:rPr>
+        <w:t xml:space="preserve"> strain DJ34 revealed its genetic basis for hydrocarbon degradation and survival in oil contaminated environment. </w:t>
+      </w:r>
+      <w:r>
+        <w:rPr>
+          <w:rFonts w:ascii="Times New Roman" w:hAnsi="Times New Roman" w:cs="Times New Roman"/>
+          <w:b/>
+        </w:rPr>
+        <w:t>Genomics</w:t>
+      </w:r>
+      <w:r>
+        <w:rPr>
+          <w:rFonts w:ascii="Times New Roman" w:hAnsi="Times New Roman" w:cs="Times New Roman"/>
+          <w:bCs/>
+        </w:rPr>
+        <w:t xml:space="preserve"> 109, 374–382. doi: 10.1016/j.ygeno.2017.06.002</w:t>
+      </w:r>
+    </w:p>
+    <w:p>
+      <w:pPr>
+        <w:pStyle w:val="Default"/>
+        <w:jc w:val="both"/>
+        <w:rPr>
+          <w:rFonts w:ascii="Times New Roman" w:hAnsi="Times New Roman" w:cs="Times New Roman"/>
+          <w:bCs/>
+        </w:rPr>
+      </w:pPr>
+    </w:p>
+    <w:p>
+      <w:pPr>
+        <w:pStyle w:val="Default"/>
+        <w:jc w:val="both"/>
+        <w:rPr>
+          <w:rFonts w:ascii="Times New Roman" w:hAnsi="Times New Roman" w:cs="Times New Roman"/>
+          <w:bCs/>
+        </w:rPr>
+      </w:pPr>
+      <w:r>
+        <w:rPr>
+          <w:rFonts w:ascii="Times New Roman" w:hAnsi="Times New Roman" w:cs="Times New Roman"/>
+          <w:bCs/>
+        </w:rPr>
+        <w:t xml:space="preserve">Pal S, </w:t>
+      </w:r>
+      <w:r>
+        <w:rPr>
+          <w:rFonts w:ascii="Times New Roman" w:hAnsi="Times New Roman" w:cs="Times New Roman"/>
+          <w:b/>
+        </w:rPr>
+        <w:t>Banerjee TD</w:t>
+      </w:r>
+      <w:r>
+        <w:rPr>
+          <w:rFonts w:ascii="Times New Roman" w:hAnsi="Times New Roman" w:cs="Times New Roman"/>
+          <w:bCs/>
+        </w:rPr>
+        <w:t xml:space="preserve">, Roy A, Sar P and Kazy SK (2015) Genome Sequence of Hydrocarbon-Degrading </w:t>
+      </w:r>
+      <w:proofErr w:type="spellStart"/>
+      <w:r>
+        <w:rPr>
+          <w:rFonts w:ascii="Times New Roman" w:hAnsi="Times New Roman" w:cs="Times New Roman"/>
+          <w:bCs/>
+          <w:i/>
+          <w:iCs/>
+        </w:rPr>
+        <w:t>Cronobacter</w:t>
+      </w:r>
+      <w:proofErr w:type="spellEnd"/>
+      <w:r>
+        <w:rPr>
+          <w:rFonts w:ascii="Times New Roman" w:hAnsi="Times New Roman" w:cs="Times New Roman"/>
+          <w:bCs/>
+          <w:i/>
+          <w:iCs/>
+        </w:rPr>
+        <w:t xml:space="preserve"> sp. </w:t>
+      </w:r>
+      <w:r>
+        <w:rPr>
+          <w:rFonts w:ascii="Times New Roman" w:hAnsi="Times New Roman" w:cs="Times New Roman"/>
+          <w:bCs/>
+        </w:rPr>
+        <w:t xml:space="preserve">Strain DJ34 Isolated from Crude Oil-Containing Sludge from the </w:t>
+      </w:r>
+      <w:proofErr w:type="spellStart"/>
+      <w:r>
+        <w:rPr>
+          <w:rFonts w:ascii="Times New Roman" w:hAnsi="Times New Roman" w:cs="Times New Roman"/>
+          <w:bCs/>
+        </w:rPr>
+        <w:t>Duliajan</w:t>
+      </w:r>
+      <w:proofErr w:type="spellEnd"/>
+      <w:r>
+        <w:rPr>
+          <w:rFonts w:ascii="Times New Roman" w:hAnsi="Times New Roman" w:cs="Times New Roman"/>
+          <w:bCs/>
+        </w:rPr>
+        <w:t xml:space="preserve">. </w:t>
       </w:r>
       <w:r>
         <w:rPr>
@@ -6140,6 +6589,16 @@
         <w:jc w:val="both"/>
         <w:rPr>
           <w:rFonts w:ascii="Times New Roman" w:hAnsi="Times New Roman" w:cs="Times New Roman"/>
+          <w:bCs/>
+        </w:rPr>
+      </w:pPr>
+    </w:p>
+    <w:p>
+      <w:pPr>
+        <w:pStyle w:val="Default"/>
+        <w:jc w:val="both"/>
+        <w:rPr>
+          <w:rFonts w:ascii="Times New Roman" w:hAnsi="Times New Roman" w:cs="Times New Roman"/>
           <w:b/>
           <w:u w:val="single"/>
         </w:rPr>
@@ -6150,6 +6609,7 @@
           <w:b/>
           <w:u w:val="single"/>
         </w:rPr>
+        <w:lastRenderedPageBreak/>
         <w:t>Reviewe</w:t>
       </w:r>
       <w:r>
@@ -6176,28 +6636,51 @@
         <w:rPr>
           <w:rFonts w:ascii="Times New Roman" w:hAnsi="Times New Roman" w:cs="Times New Roman"/>
           <w:bCs/>
-        </w:rPr>
-      </w:pPr>
-      <w:r>
-        <w:rPr>
-          <w:rFonts w:ascii="Times New Roman" w:hAnsi="Times New Roman" w:cs="Times New Roman"/>
-          <w:bCs/>
-        </w:rPr>
-        <w:t>PloS genetics, eLife,</w:t>
-      </w:r>
-      <w:r>
-        <w:rPr>
-          <w:rFonts w:ascii="Times New Roman" w:hAnsi="Times New Roman" w:cs="Times New Roman"/>
-          <w:bCs/>
-        </w:rPr>
-        <w:t xml:space="preserve"> BMC Biology, Cells, Journal of Insect Physiology, </w:t>
-      </w:r>
-      <w:r>
-        <w:rPr>
-          <w:rFonts w:ascii="Times New Roman" w:hAnsi="Times New Roman" w:cs="Times New Roman"/>
-          <w:bCs/>
-        </w:rPr>
-        <w:t>Insect sciences, Biology, and Molecules.</w:t>
+          <w:lang w:val="en-SG"/>
+        </w:rPr>
+      </w:pPr>
+      <w:proofErr w:type="spellStart"/>
+      <w:r>
+        <w:rPr>
+          <w:rFonts w:ascii="Times New Roman" w:hAnsi="Times New Roman" w:cs="Times New Roman"/>
+          <w:bCs/>
+          <w:lang w:val="en-SG"/>
+        </w:rPr>
+        <w:t>eLife</w:t>
+      </w:r>
+      <w:proofErr w:type="spellEnd"/>
+      <w:r>
+        <w:rPr>
+          <w:rFonts w:ascii="Times New Roman" w:hAnsi="Times New Roman" w:cs="Times New Roman"/>
+          <w:bCs/>
+          <w:lang w:val="en-SG"/>
+        </w:rPr>
+        <w:t xml:space="preserve">, BMC Biology, Annals of the Entomological Society of America, </w:t>
+      </w:r>
+      <w:proofErr w:type="spellStart"/>
+      <w:r>
+        <w:rPr>
+          <w:rFonts w:ascii="Times New Roman" w:hAnsi="Times New Roman" w:cs="Times New Roman"/>
+          <w:bCs/>
+          <w:lang w:val="en-SG"/>
+        </w:rPr>
+        <w:t>PloS</w:t>
+      </w:r>
+      <w:proofErr w:type="spellEnd"/>
+      <w:r>
+        <w:rPr>
+          <w:rFonts w:ascii="Times New Roman" w:hAnsi="Times New Roman" w:cs="Times New Roman"/>
+          <w:bCs/>
+          <w:lang w:val="en-SG"/>
+        </w:rPr>
+        <w:t xml:space="preserve"> genetics, Journal of Insect Physiology, Biology, Cells, Molecules, and Insect Sciences</w:t>
+      </w:r>
+      <w:r>
+        <w:rPr>
+          <w:rFonts w:ascii="Times New Roman" w:hAnsi="Times New Roman" w:cs="Times New Roman"/>
+          <w:bCs/>
+        </w:rPr>
+        <w:t>.</w:t>
       </w:r>
     </w:p>
     <w:p>
@@ -6242,7 +6725,6 @@
         <w:rPr>
           <w:bCs/>
         </w:rPr>
-        <w:lastRenderedPageBreak/>
         <w:t>14th Zebrafish conference, Singapore</w:t>
       </w:r>
       <w:r>
@@ -6285,7 +6767,19 @@
         <w:rPr>
           <w:bCs/>
         </w:rPr>
-        <w:t>-FISH (AAA-FISH)</w:t>
+        <w:t>-FISH (</w:t>
+      </w:r>
+      <w:r>
+        <w:rPr>
+          <w:bCs/>
+        </w:rPr>
+        <w:t>RAM</w:t>
+      </w:r>
+      <w:r>
+        <w:rPr>
+          <w:bCs/>
+        </w:rPr>
+        <w:t>-FISH)</w:t>
       </w:r>
     </w:p>
     <w:p>
@@ -6348,7 +6842,21 @@
           <w:rFonts w:ascii="Times New Roman" w:hAnsi="Times New Roman" w:cs="Times New Roman"/>
           <w:bCs/>
         </w:rPr>
-        <w:t>Amplification based multiplex-FISH (AAA-FISH)</w:t>
+        <w:t>Amplification based multiplex-FISH (</w:t>
+      </w:r>
+      <w:r>
+        <w:rPr>
+          <w:rFonts w:ascii="Times New Roman" w:hAnsi="Times New Roman" w:cs="Times New Roman"/>
+          <w:bCs/>
+        </w:rPr>
+        <w:t>RAM</w:t>
+      </w:r>
+      <w:r>
+        <w:rPr>
+          <w:rFonts w:ascii="Times New Roman" w:hAnsi="Times New Roman" w:cs="Times New Roman"/>
+          <w:bCs/>
+        </w:rPr>
+        <w:t>-FISH)</w:t>
       </w:r>
       <w:r>
         <w:rPr>
@@ -6783,7 +7291,23 @@
           <w:sz w:val="24"/>
           <w:szCs w:val="24"/>
         </w:rPr>
-        <w:t xml:space="preserve"> Github: </w:t>
+        <w:t xml:space="preserve"> Git</w:t>
+      </w:r>
+      <w:r>
+        <w:rPr>
+          <w:rFonts w:ascii="Times New Roman" w:hAnsi="Times New Roman" w:cs="Times New Roman"/>
+          <w:sz w:val="24"/>
+          <w:szCs w:val="24"/>
+        </w:rPr>
+        <w:t>H</w:t>
+      </w:r>
+      <w:r>
+        <w:rPr>
+          <w:rFonts w:ascii="Times New Roman" w:hAnsi="Times New Roman" w:cs="Times New Roman"/>
+          <w:sz w:val="24"/>
+          <w:szCs w:val="24"/>
+        </w:rPr>
+        <w:t xml:space="preserve">ub: </w:t>
       </w:r>
       <w:hyperlink r:id="rId20" w:history="1">
         <w:r>
@@ -6990,24 +7514,49 @@
           <w:rFonts w:ascii="Times New Roman" w:hAnsi="Times New Roman" w:cs="Times New Roman"/>
           <w:bCs/>
         </w:rPr>
-        <w:t>Javen Tan Yih Ruay</w:t>
-      </w:r>
-    </w:p>
-    <w:p>
-      <w:pPr>
-        <w:pStyle w:val="Default"/>
-        <w:jc w:val="both"/>
-        <w:rPr>
-          <w:rFonts w:ascii="Times New Roman" w:hAnsi="Times New Roman" w:cs="Times New Roman"/>
-          <w:bCs/>
-        </w:rPr>
-      </w:pPr>
-      <w:r>
-        <w:rPr>
-          <w:rFonts w:ascii="Times New Roman" w:hAnsi="Times New Roman" w:cs="Times New Roman"/>
-          <w:bCs/>
-        </w:rPr>
-        <w:t xml:space="preserve">Project: Modeling reaction-diffusion based mechanisms patterning the wing veins of </w:t>
+        <w:t xml:space="preserve">Javen Tan Yih </w:t>
+      </w:r>
+      <w:proofErr w:type="spellStart"/>
+      <w:r>
+        <w:rPr>
+          <w:rFonts w:ascii="Times New Roman" w:hAnsi="Times New Roman" w:cs="Times New Roman"/>
+          <w:bCs/>
+        </w:rPr>
+        <w:t>Ruay</w:t>
+      </w:r>
+      <w:proofErr w:type="spellEnd"/>
+    </w:p>
+    <w:p>
+      <w:pPr>
+        <w:pStyle w:val="Default"/>
+        <w:jc w:val="both"/>
+        <w:rPr>
+          <w:rFonts w:ascii="Times New Roman" w:hAnsi="Times New Roman" w:cs="Times New Roman"/>
+          <w:bCs/>
+        </w:rPr>
+      </w:pPr>
+      <w:r>
+        <w:rPr>
+          <w:rFonts w:ascii="Times New Roman" w:hAnsi="Times New Roman" w:cs="Times New Roman"/>
+          <w:bCs/>
+        </w:rPr>
+        <w:t xml:space="preserve">Project: </w:t>
+      </w:r>
+      <w:proofErr w:type="spellStart"/>
+      <w:r>
+        <w:rPr>
+          <w:rFonts w:ascii="Times New Roman" w:hAnsi="Times New Roman" w:cs="Times New Roman"/>
+          <w:bCs/>
+        </w:rPr>
+        <w:t>Modeling</w:t>
+      </w:r>
+      <w:proofErr w:type="spellEnd"/>
+      <w:r>
+        <w:rPr>
+          <w:rFonts w:ascii="Times New Roman" w:hAnsi="Times New Roman" w:cs="Times New Roman"/>
+          <w:bCs/>
+        </w:rPr>
+        <w:t xml:space="preserve"> reaction-diffusion based mechanisms patterning the wing veins of </w:t>
       </w:r>
       <w:r>
         <w:rPr>
@@ -7446,7 +7995,21 @@
           <w:rFonts w:ascii="Times New Roman" w:hAnsi="Times New Roman" w:cs="Times New Roman"/>
           <w:bCs/>
         </w:rPr>
-        <w:t>o-localization of multipleeyespot centre-specific m</w:t>
+        <w:t>o-localization of multiple</w:t>
+      </w:r>
+      <w:r>
+        <w:rPr>
+          <w:rFonts w:ascii="Times New Roman" w:hAnsi="Times New Roman" w:cs="Times New Roman"/>
+          <w:bCs/>
+        </w:rPr>
+        <w:t xml:space="preserve"> </w:t>
+      </w:r>
+      <w:r>
+        <w:rPr>
+          <w:rFonts w:ascii="Times New Roman" w:hAnsi="Times New Roman" w:cs="Times New Roman"/>
+          <w:bCs/>
+        </w:rPr>
+        <w:t>eyespot centre-specific m</w:t>
       </w:r>
       <w:r>
         <w:rPr>
@@ -7460,7 +8023,21 @@
           <w:rFonts w:ascii="Times New Roman" w:hAnsi="Times New Roman" w:cs="Times New Roman"/>
           <w:bCs/>
         </w:rPr>
-        <w:t xml:space="preserve"> andprotein targets in larval wings of</w:t>
+        <w:t xml:space="preserve"> and</w:t>
+      </w:r>
+      <w:r>
+        <w:rPr>
+          <w:rFonts w:ascii="Times New Roman" w:hAnsi="Times New Roman" w:cs="Times New Roman"/>
+          <w:bCs/>
+        </w:rPr>
+        <w:t xml:space="preserve"> </w:t>
+      </w:r>
+      <w:r>
+        <w:rPr>
+          <w:rFonts w:ascii="Times New Roman" w:hAnsi="Times New Roman" w:cs="Times New Roman"/>
+          <w:bCs/>
+        </w:rPr>
+        <w:t>protein targets in larval wings of</w:t>
       </w:r>
     </w:p>
     <w:p>
@@ -7571,24 +8148,39 @@
           <w:rFonts w:ascii="Times New Roman" w:hAnsi="Times New Roman" w:cs="Times New Roman"/>
           <w:bCs/>
         </w:rPr>
-        <w:t>Jeff Winxin Collado</w:t>
-      </w:r>
-    </w:p>
-    <w:p>
-      <w:pPr>
-        <w:pStyle w:val="Default"/>
-        <w:jc w:val="both"/>
-        <w:rPr>
-          <w:rFonts w:ascii="Times New Roman" w:hAnsi="Times New Roman" w:cs="Times New Roman"/>
-          <w:bCs/>
-        </w:rPr>
-      </w:pPr>
-      <w:r>
-        <w:rPr>
-          <w:rFonts w:ascii="Times New Roman" w:hAnsi="Times New Roman" w:cs="Times New Roman"/>
-          <w:bCs/>
-        </w:rPr>
-        <w:lastRenderedPageBreak/>
+        <w:t xml:space="preserve">Jeff </w:t>
+      </w:r>
+      <w:proofErr w:type="spellStart"/>
+      <w:r>
+        <w:rPr>
+          <w:rFonts w:ascii="Times New Roman" w:hAnsi="Times New Roman" w:cs="Times New Roman"/>
+          <w:bCs/>
+        </w:rPr>
+        <w:t>Winxin</w:t>
+      </w:r>
+      <w:proofErr w:type="spellEnd"/>
+      <w:r>
+        <w:rPr>
+          <w:rFonts w:ascii="Times New Roman" w:hAnsi="Times New Roman" w:cs="Times New Roman"/>
+          <w:bCs/>
+        </w:rPr>
+        <w:t xml:space="preserve"> Collado</w:t>
+      </w:r>
+    </w:p>
+    <w:p>
+      <w:pPr>
+        <w:pStyle w:val="Default"/>
+        <w:jc w:val="both"/>
+        <w:rPr>
+          <w:rFonts w:ascii="Times New Roman" w:hAnsi="Times New Roman" w:cs="Times New Roman"/>
+          <w:bCs/>
+        </w:rPr>
+      </w:pPr>
+      <w:r>
+        <w:rPr>
+          <w:rFonts w:ascii="Times New Roman" w:hAnsi="Times New Roman" w:cs="Times New Roman"/>
+          <w:bCs/>
+        </w:rPr>
         <w:t xml:space="preserve">Project: Implementation of automated fluidics system for in-situ hybridization experiments in the larval and adult brains of </w:t>
       </w:r>
       <w:r>
@@ -7656,7 +8248,23 @@
           <w:rFonts w:ascii="Times New Roman" w:hAnsi="Times New Roman" w:cs="Times New Roman"/>
           <w:bCs/>
         </w:rPr>
-        <w:t>Project: Designing an optimized autofeeder for behavioral experimentation in Zebrafish.</w:t>
+        <w:t xml:space="preserve">Project: Designing an optimized </w:t>
+      </w:r>
+      <w:proofErr w:type="spellStart"/>
+      <w:r>
+        <w:rPr>
+          <w:rFonts w:ascii="Times New Roman" w:hAnsi="Times New Roman" w:cs="Times New Roman"/>
+          <w:bCs/>
+        </w:rPr>
+        <w:t>autofeeder</w:t>
+      </w:r>
+      <w:proofErr w:type="spellEnd"/>
+      <w:r>
+        <w:rPr>
+          <w:rFonts w:ascii="Times New Roman" w:hAnsi="Times New Roman" w:cs="Times New Roman"/>
+          <w:bCs/>
+        </w:rPr>
+        <w:t xml:space="preserve"> for behavioral experimentation in Zebrafish.</w:t>
       </w:r>
     </w:p>
     <w:p>
@@ -7813,12 +8421,21 @@
         </w:rPr>
         <w:t xml:space="preserve">: </w:t>
       </w:r>
-      <w:r>
-        <w:rPr>
-          <w:rFonts w:ascii="Times New Roman" w:hAnsi="Times New Roman" w:cs="Times New Roman"/>
-          <w:bCs/>
-        </w:rPr>
-        <w:t xml:space="preserve">i) </w:t>
+      <w:proofErr w:type="spellStart"/>
+      <w:r>
+        <w:rPr>
+          <w:rFonts w:ascii="Times New Roman" w:hAnsi="Times New Roman" w:cs="Times New Roman"/>
+          <w:bCs/>
+        </w:rPr>
+        <w:t>i</w:t>
+      </w:r>
+      <w:proofErr w:type="spellEnd"/>
+      <w:r>
+        <w:rPr>
+          <w:rFonts w:ascii="Times New Roman" w:hAnsi="Times New Roman" w:cs="Times New Roman"/>
+          <w:bCs/>
+        </w:rPr>
+        <w:t xml:space="preserve">) </w:t>
       </w:r>
       <w:r>
         <w:rPr>
@@ -8036,24 +8653,56 @@
           <w:rFonts w:ascii="Times New Roman" w:hAnsi="Times New Roman" w:cs="Times New Roman"/>
           <w:bCs/>
         </w:rPr>
-        <w:t>Summer Intern: Ms. Tirunagari Praveenya</w:t>
-      </w:r>
-    </w:p>
-    <w:p>
-      <w:pPr>
-        <w:pStyle w:val="Default"/>
-        <w:jc w:val="both"/>
-        <w:rPr>
-          <w:rFonts w:ascii="Times New Roman" w:hAnsi="Times New Roman" w:cs="Times New Roman"/>
-          <w:bCs/>
-        </w:rPr>
-      </w:pPr>
-      <w:r>
-        <w:rPr>
-          <w:rFonts w:ascii="Times New Roman" w:hAnsi="Times New Roman" w:cs="Times New Roman"/>
-          <w:bCs/>
-        </w:rPr>
-        <w:t xml:space="preserve">Report: The role of Homothorax (Hth) and Dachshund (Dac) in the eyespot center formation in </w:t>
+        <w:t xml:space="preserve">Summer Intern: Ms. </w:t>
+      </w:r>
+      <w:proofErr w:type="spellStart"/>
+      <w:r>
+        <w:rPr>
+          <w:rFonts w:ascii="Times New Roman" w:hAnsi="Times New Roman" w:cs="Times New Roman"/>
+          <w:bCs/>
+        </w:rPr>
+        <w:t>Tirunagari</w:t>
+      </w:r>
+      <w:proofErr w:type="spellEnd"/>
+      <w:r>
+        <w:rPr>
+          <w:rFonts w:ascii="Times New Roman" w:hAnsi="Times New Roman" w:cs="Times New Roman"/>
+          <w:bCs/>
+        </w:rPr>
+        <w:t xml:space="preserve"> Praveenya</w:t>
+      </w:r>
+    </w:p>
+    <w:p>
+      <w:pPr>
+        <w:pStyle w:val="Default"/>
+        <w:jc w:val="both"/>
+        <w:rPr>
+          <w:rFonts w:ascii="Times New Roman" w:hAnsi="Times New Roman" w:cs="Times New Roman"/>
+          <w:bCs/>
+        </w:rPr>
+      </w:pPr>
+      <w:r>
+        <w:rPr>
+          <w:rFonts w:ascii="Times New Roman" w:hAnsi="Times New Roman" w:cs="Times New Roman"/>
+          <w:bCs/>
+        </w:rPr>
+        <w:t>Report: The role of Homothorax (</w:t>
+      </w:r>
+      <w:proofErr w:type="spellStart"/>
+      <w:r>
+        <w:rPr>
+          <w:rFonts w:ascii="Times New Roman" w:hAnsi="Times New Roman" w:cs="Times New Roman"/>
+          <w:bCs/>
+        </w:rPr>
+        <w:t>Hth</w:t>
+      </w:r>
+      <w:proofErr w:type="spellEnd"/>
+      <w:r>
+        <w:rPr>
+          <w:rFonts w:ascii="Times New Roman" w:hAnsi="Times New Roman" w:cs="Times New Roman"/>
+          <w:bCs/>
+        </w:rPr>
+        <w:t xml:space="preserve">) and Dachshund (Dac) in the eyespot center formation in </w:t>
       </w:r>
       <w:r>
         <w:rPr>
@@ -8131,7 +8780,23 @@
           <w:rFonts w:ascii="Times New Roman" w:hAnsi="Times New Roman" w:cs="Times New Roman"/>
           <w:bCs/>
         </w:rPr>
-        <w:t>. Project: Reaction diffusion modeling on wing patterns of butterflies.</w:t>
+        <w:t xml:space="preserve">. Project: Reaction diffusion </w:t>
+      </w:r>
+      <w:proofErr w:type="spellStart"/>
+      <w:r>
+        <w:rPr>
+          <w:rFonts w:ascii="Times New Roman" w:hAnsi="Times New Roman" w:cs="Times New Roman"/>
+          <w:bCs/>
+        </w:rPr>
+        <w:t>modeling</w:t>
+      </w:r>
+      <w:proofErr w:type="spellEnd"/>
+      <w:r>
+        <w:rPr>
+          <w:rFonts w:ascii="Times New Roman" w:hAnsi="Times New Roman" w:cs="Times New Roman"/>
+          <w:bCs/>
+        </w:rPr>
+        <w:t xml:space="preserve"> on wing patterns of butterflies.</w:t>
       </w:r>
     </w:p>
     <w:p>
@@ -8243,8 +8908,17 @@
           <w:rFonts w:ascii="Times New Roman" w:hAnsi="Times New Roman" w:cs="Times New Roman"/>
           <w:bCs/>
         </w:rPr>
-        <w:t>; and Asst. Prof. Nalini Puniamoorthy</w:t>
-      </w:r>
+        <w:t xml:space="preserve">; and Asst. Prof. Nalini </w:t>
+      </w:r>
+      <w:proofErr w:type="spellStart"/>
+      <w:r>
+        <w:rPr>
+          <w:rFonts w:ascii="Times New Roman" w:hAnsi="Times New Roman" w:cs="Times New Roman"/>
+          <w:bCs/>
+        </w:rPr>
+        <w:t>Puniamoorthy</w:t>
+      </w:r>
+      <w:proofErr w:type="spellEnd"/>
       <w:r>
         <w:rPr>
           <w:rFonts w:ascii="Times New Roman" w:hAnsi="Times New Roman" w:cs="Times New Roman"/>
@@ -8460,13 +9134,29 @@
           <w:rFonts w:ascii="Times New Roman" w:hAnsi="Times New Roman" w:cs="Times New Roman"/>
           <w:i/>
         </w:rPr>
-        <w:t>S. abony, E.</w:t>
-      </w:r>
+        <w:t xml:space="preserve">S. </w:t>
+      </w:r>
+      <w:proofErr w:type="spellStart"/>
       <w:r>
         <w:rPr>
           <w:rFonts w:ascii="Times New Roman" w:hAnsi="Times New Roman" w:cs="Times New Roman"/>
           <w:i/>
         </w:rPr>
+        <w:t>abony</w:t>
+      </w:r>
+      <w:proofErr w:type="spellEnd"/>
+      <w:r>
+        <w:rPr>
+          <w:rFonts w:ascii="Times New Roman" w:hAnsi="Times New Roman" w:cs="Times New Roman"/>
+          <w:i/>
+        </w:rPr>
+        <w:t>, E.</w:t>
+      </w:r>
+      <w:r>
+        <w:rPr>
+          <w:rFonts w:ascii="Times New Roman" w:hAnsi="Times New Roman" w:cs="Times New Roman"/>
+          <w:i/>
+        </w:rPr>
         <w:t xml:space="preserve"> </w:t>
       </w:r>
       <w:r>
@@ -8524,7 +9214,21 @@
         <w:rPr>
           <w:rFonts w:ascii="Times New Roman" w:hAnsi="Times New Roman" w:cs="Times New Roman"/>
         </w:rPr>
-        <w:t>Winter Research Intern 2013, Department of Biotechnology, Indian Institute of Technology – Kharagpur (2013-14). ‘Utilization of Petroleum Hydrocarbon and Oxidation of As(III) by Bacterial Strains Isolated from Arsenic Contaminated Sites in West Bengal (India)’.</w:t>
+        <w:t xml:space="preserve">Winter Research Intern 2013, Department of Biotechnology, Indian Institute of Technology – Kharagpur (2013-14). ‘Utilization of Petroleum Hydrocarbon and Oxidation of </w:t>
+      </w:r>
+      <w:proofErr w:type="gramStart"/>
+      <w:r>
+        <w:rPr>
+          <w:rFonts w:ascii="Times New Roman" w:hAnsi="Times New Roman" w:cs="Times New Roman"/>
+        </w:rPr>
+        <w:t>As(</w:t>
+      </w:r>
+      <w:proofErr w:type="gramEnd"/>
+      <w:r>
+        <w:rPr>
+          <w:rFonts w:ascii="Times New Roman" w:hAnsi="Times New Roman" w:cs="Times New Roman"/>
+        </w:rPr>
+        <w:t>III) by Bacterial Strains Isolated from Arsenic Contaminated Sites in West Bengal (India)’.</w:t>
       </w:r>
     </w:p>
     <w:p>
@@ -8756,11 +9460,20 @@
           <w:b/>
         </w:rPr>
       </w:pPr>
-      <w:r>
-        <w:rPr>
-          <w:rFonts w:ascii="Times New Roman" w:hAnsi="Times New Roman" w:cs="Times New Roman"/>
-        </w:rPr>
-        <w:t>EduHeal Foundation Interactive Olympiad</w:t>
+      <w:proofErr w:type="spellStart"/>
+      <w:r>
+        <w:rPr>
+          <w:rFonts w:ascii="Times New Roman" w:hAnsi="Times New Roman" w:cs="Times New Roman"/>
+        </w:rPr>
+        <w:lastRenderedPageBreak/>
+        <w:t>EduHeal</w:t>
+      </w:r>
+      <w:proofErr w:type="spellEnd"/>
+      <w:r>
+        <w:rPr>
+          <w:rFonts w:ascii="Times New Roman" w:hAnsi="Times New Roman" w:cs="Times New Roman"/>
+        </w:rPr>
+        <w:t xml:space="preserve"> Foundation Interactive Olympiad</w:t>
       </w:r>
       <w:r>
         <w:rPr>
@@ -8864,7 +9577,6 @@
         <w:rPr>
           <w:rFonts w:ascii="Times New Roman" w:hAnsi="Times New Roman" w:cs="Times New Roman"/>
         </w:rPr>
-        <w:lastRenderedPageBreak/>
         <w:t>Won numerous awards in academics during school days.</w:t>
       </w:r>
     </w:p>
@@ -9007,7 +9719,7 @@
           <w:sz w:val="24"/>
           <w:szCs w:val="24"/>
         </w:rPr>
-        <w:t>5</w:t>
+        <w:t>29</w:t>
       </w:r>
       <w:r>
         <w:rPr>
@@ -9035,7 +9747,16 @@
           <w:sz w:val="24"/>
           <w:szCs w:val="24"/>
         </w:rPr>
-        <w:t xml:space="preserve">Jan </w:t>
+        <w:t>Mar</w:t>
+      </w:r>
+      <w:r>
+        <w:rPr>
+          <w:rFonts w:ascii="Times New Roman" w:hAnsi="Times New Roman" w:cs="Times New Roman"/>
+          <w:b/>
+          <w:sz w:val="24"/>
+          <w:szCs w:val="24"/>
+        </w:rPr>
+        <w:t xml:space="preserve"> </w:t>
       </w:r>
       <w:r>
         <w:rPr>
@@ -13046,7 +13767,6 @@
   <w:style w:type="character" w:default="1" w:styleId="DefaultParagraphFont">
     <w:name w:val="Default Paragraph Font"/>
     <w:uiPriority w:val="1"/>
-    <w:semiHidden/>
     <w:unhideWhenUsed/>
   </w:style>
   <w:style w:type="table" w:default="1" w:styleId="TableNormal">

--- a/assets/pdfs/Tirtha_Das_Banerjee_CV.docx
+++ b/assets/pdfs/Tirtha_Das_Banerjee_CV.docx
@@ -2152,14 +2152,98 @@
           <w:rFonts w:ascii="Times New Roman" w:hAnsi="Times New Roman" w:cs="Times New Roman"/>
           <w:bCs/>
         </w:rPr>
-        <w:t xml:space="preserve">: A nanolitre scale microinjection system for CRISPR-Cas9 and embryonic research application. </w:t>
-      </w:r>
-      <w:r>
-        <w:rPr>
-          <w:rFonts w:ascii="Times New Roman" w:hAnsi="Times New Roman" w:cs="Times New Roman"/>
-          <w:bCs/>
-        </w:rPr>
-        <w:t xml:space="preserve">Developed in collaboration with </w:t>
+        <w:t>: A nanolitre scale microinjection system for CRISPR-Cas9 and embryonic research application. Developed in collaboration with J</w:t>
+      </w:r>
+      <w:r>
+        <w:rPr>
+          <w:rFonts w:ascii="Times New Roman" w:hAnsi="Times New Roman" w:cs="Times New Roman"/>
+          <w:bCs/>
+        </w:rPr>
+        <w:t>aya</w:t>
+      </w:r>
+      <w:r>
+        <w:rPr>
+          <w:rFonts w:ascii="Times New Roman" w:hAnsi="Times New Roman" w:cs="Times New Roman"/>
+          <w:bCs/>
+        </w:rPr>
+        <w:t>V</w:t>
+      </w:r>
+      <w:r>
+        <w:rPr>
+          <w:rFonts w:ascii="Times New Roman" w:hAnsi="Times New Roman" w:cs="Times New Roman"/>
+          <w:bCs/>
+        </w:rPr>
+        <w:t xml:space="preserve">ardhan </w:t>
+      </w:r>
+      <w:r>
+        <w:rPr>
+          <w:rFonts w:ascii="Times New Roman" w:hAnsi="Times New Roman" w:cs="Times New Roman"/>
+          <w:bCs/>
+        </w:rPr>
+        <w:t>H</w:t>
+      </w:r>
+      <w:r>
+        <w:rPr>
+          <w:rFonts w:ascii="Times New Roman" w:hAnsi="Times New Roman" w:cs="Times New Roman"/>
+          <w:bCs/>
+        </w:rPr>
+        <w:t xml:space="preserve">arihar </w:t>
+      </w:r>
+      <w:r>
+        <w:rPr>
+          <w:rFonts w:ascii="Times New Roman" w:hAnsi="Times New Roman" w:cs="Times New Roman"/>
+          <w:bCs/>
+        </w:rPr>
+        <w:t>P</w:t>
+      </w:r>
+      <w:r>
+        <w:rPr>
+          <w:rFonts w:ascii="Times New Roman" w:hAnsi="Times New Roman" w:cs="Times New Roman"/>
+          <w:bCs/>
+        </w:rPr>
+        <w:t>rasad</w:t>
+      </w:r>
+      <w:r>
+        <w:rPr>
+          <w:rFonts w:ascii="Times New Roman" w:hAnsi="Times New Roman" w:cs="Times New Roman"/>
+          <w:bCs/>
+        </w:rPr>
+        <w:t xml:space="preserve"> and C</w:t>
+      </w:r>
+      <w:r>
+        <w:rPr>
+          <w:rFonts w:ascii="Times New Roman" w:hAnsi="Times New Roman" w:cs="Times New Roman"/>
+          <w:bCs/>
+        </w:rPr>
+        <w:t xml:space="preserve">han </w:t>
+      </w:r>
+      <w:r>
+        <w:rPr>
+          <w:rFonts w:ascii="Times New Roman" w:hAnsi="Times New Roman" w:cs="Times New Roman"/>
+          <w:bCs/>
+        </w:rPr>
+        <w:t>S</w:t>
+      </w:r>
+      <w:r>
+        <w:rPr>
+          <w:rFonts w:ascii="Times New Roman" w:hAnsi="Times New Roman" w:cs="Times New Roman"/>
+          <w:bCs/>
+        </w:rPr>
+        <w:t xml:space="preserve">um </w:t>
+      </w:r>
+      <w:r>
+        <w:rPr>
+          <w:rFonts w:ascii="Times New Roman" w:hAnsi="Times New Roman" w:cs="Times New Roman"/>
+          <w:bCs/>
+        </w:rPr>
+        <w:t>N</w:t>
+      </w:r>
+      <w:r>
+        <w:rPr>
+          <w:rFonts w:ascii="Times New Roman" w:hAnsi="Times New Roman" w:cs="Times New Roman"/>
+          <w:bCs/>
+        </w:rPr>
+        <w:t xml:space="preserve">gai </w:t>
       </w:r>
       <w:r>
         <w:rPr>
@@ -2173,104 +2257,6 @@
           <w:rFonts w:ascii="Times New Roman" w:hAnsi="Times New Roman" w:cs="Times New Roman"/>
           <w:bCs/>
         </w:rPr>
-        <w:t>aya</w:t>
-      </w:r>
-      <w:r>
-        <w:rPr>
-          <w:rFonts w:ascii="Times New Roman" w:hAnsi="Times New Roman" w:cs="Times New Roman"/>
-          <w:bCs/>
-        </w:rPr>
-        <w:t>V</w:t>
-      </w:r>
-      <w:r>
-        <w:rPr>
-          <w:rFonts w:ascii="Times New Roman" w:hAnsi="Times New Roman" w:cs="Times New Roman"/>
-          <w:bCs/>
-        </w:rPr>
-        <w:t xml:space="preserve">ardhan </w:t>
-      </w:r>
-      <w:r>
-        <w:rPr>
-          <w:rFonts w:ascii="Times New Roman" w:hAnsi="Times New Roman" w:cs="Times New Roman"/>
-          <w:bCs/>
-        </w:rPr>
-        <w:t>H</w:t>
-      </w:r>
-      <w:r>
-        <w:rPr>
-          <w:rFonts w:ascii="Times New Roman" w:hAnsi="Times New Roman" w:cs="Times New Roman"/>
-          <w:bCs/>
-        </w:rPr>
-        <w:t xml:space="preserve">arihar </w:t>
-      </w:r>
-      <w:r>
-        <w:rPr>
-          <w:rFonts w:ascii="Times New Roman" w:hAnsi="Times New Roman" w:cs="Times New Roman"/>
-          <w:bCs/>
-        </w:rPr>
-        <w:t>P</w:t>
-      </w:r>
-      <w:r>
-        <w:rPr>
-          <w:rFonts w:ascii="Times New Roman" w:hAnsi="Times New Roman" w:cs="Times New Roman"/>
-          <w:bCs/>
-        </w:rPr>
-        <w:t>rasad</w:t>
-      </w:r>
-      <w:r>
-        <w:rPr>
-          <w:rFonts w:ascii="Times New Roman" w:hAnsi="Times New Roman" w:cs="Times New Roman"/>
-          <w:bCs/>
-        </w:rPr>
-        <w:t xml:space="preserve"> and C</w:t>
-      </w:r>
-      <w:r>
-        <w:rPr>
-          <w:rFonts w:ascii="Times New Roman" w:hAnsi="Times New Roman" w:cs="Times New Roman"/>
-          <w:bCs/>
-        </w:rPr>
-        <w:t xml:space="preserve">han </w:t>
-      </w:r>
-      <w:r>
-        <w:rPr>
-          <w:rFonts w:ascii="Times New Roman" w:hAnsi="Times New Roman" w:cs="Times New Roman"/>
-          <w:bCs/>
-        </w:rPr>
-        <w:t>S</w:t>
-      </w:r>
-      <w:r>
-        <w:rPr>
-          <w:rFonts w:ascii="Times New Roman" w:hAnsi="Times New Roman" w:cs="Times New Roman"/>
-          <w:bCs/>
-        </w:rPr>
-        <w:t xml:space="preserve">um </w:t>
-      </w:r>
-      <w:r>
-        <w:rPr>
-          <w:rFonts w:ascii="Times New Roman" w:hAnsi="Times New Roman" w:cs="Times New Roman"/>
-          <w:bCs/>
-        </w:rPr>
-        <w:t>N</w:t>
-      </w:r>
-      <w:r>
-        <w:rPr>
-          <w:rFonts w:ascii="Times New Roman" w:hAnsi="Times New Roman" w:cs="Times New Roman"/>
-          <w:bCs/>
-        </w:rPr>
-        <w:t xml:space="preserve">gai </w:t>
-      </w:r>
-      <w:r>
-        <w:rPr>
-          <w:rFonts w:ascii="Times New Roman" w:hAnsi="Times New Roman" w:cs="Times New Roman"/>
-          <w:bCs/>
-        </w:rPr>
-        <w:t>J</w:t>
-      </w:r>
-      <w:r>
-        <w:rPr>
-          <w:rFonts w:ascii="Times New Roman" w:hAnsi="Times New Roman" w:cs="Times New Roman"/>
-          <w:bCs/>
-        </w:rPr>
         <w:t>eff</w:t>
       </w:r>
       <w:r>
@@ -2278,35 +2264,7 @@
           <w:rFonts w:ascii="Times New Roman" w:hAnsi="Times New Roman" w:cs="Times New Roman"/>
           <w:bCs/>
         </w:rPr>
-        <w:t xml:space="preserve"> </w:t>
-      </w:r>
-      <w:r>
-        <w:rPr>
-          <w:rFonts w:ascii="Times New Roman" w:hAnsi="Times New Roman" w:cs="Times New Roman"/>
-          <w:bCs/>
-        </w:rPr>
-        <w:t xml:space="preserve">from </w:t>
-      </w:r>
-      <w:r>
-        <w:rPr>
-          <w:rFonts w:ascii="Times New Roman" w:hAnsi="Times New Roman" w:cs="Times New Roman"/>
-          <w:bCs/>
-        </w:rPr>
-        <w:t>Raffles</w:t>
-      </w:r>
-      <w:r>
-        <w:rPr>
-          <w:rFonts w:ascii="Times New Roman" w:hAnsi="Times New Roman" w:cs="Times New Roman"/>
-          <w:bCs/>
-        </w:rPr>
-        <w:t xml:space="preserve"> Institution, Singapore.</w:t>
-      </w:r>
-      <w:r>
-        <w:rPr>
-          <w:rFonts w:ascii="Times New Roman" w:hAnsi="Times New Roman" w:cs="Times New Roman"/>
-          <w:bCs/>
-        </w:rPr>
-        <w:t xml:space="preserve"> Awarded Silver at the 26</w:t>
+        <w:t xml:space="preserve"> from Raffles Institution, Singapore. Awarded Silver at the 26</w:t>
       </w:r>
       <w:r>
         <w:rPr>
@@ -2460,7 +2418,6 @@
           <w:bCs/>
         </w:rPr>
       </w:pPr>
-      <w:proofErr w:type="spellStart"/>
       <w:r>
         <w:rPr>
           <w:rFonts w:ascii="Times New Roman" w:hAnsi="Times New Roman" w:cs="Times New Roman"/>
@@ -2468,7 +2425,6 @@
         </w:rPr>
         <w:t>Multiplex_AI</w:t>
       </w:r>
-      <w:proofErr w:type="spellEnd"/>
       <w:r>
         <w:rPr>
           <w:rFonts w:ascii="Times New Roman" w:hAnsi="Times New Roman" w:cs="Times New Roman"/>
@@ -3627,23 +3583,7 @@
           <w:rFonts w:ascii="Times New Roman" w:hAnsi="Times New Roman" w:cs="Times New Roman"/>
           <w:bCs/>
         </w:rPr>
-        <w:t xml:space="preserve">Goel T, Raine J, </w:t>
-      </w:r>
-      <w:proofErr w:type="spellStart"/>
-      <w:r>
-        <w:rPr>
-          <w:rFonts w:ascii="Times New Roman" w:hAnsi="Times New Roman" w:cs="Times New Roman"/>
-          <w:bCs/>
-        </w:rPr>
-        <w:t>Kibat</w:t>
-      </w:r>
-      <w:proofErr w:type="spellEnd"/>
-      <w:r>
-        <w:rPr>
-          <w:rFonts w:ascii="Times New Roman" w:hAnsi="Times New Roman" w:cs="Times New Roman"/>
-          <w:bCs/>
-        </w:rPr>
-        <w:t xml:space="preserve"> C, Collado JW, </w:t>
+        <w:t xml:space="preserve">Goel T, Raine J, Kibat C, Collado JW, </w:t>
       </w:r>
       <w:r>
         <w:rPr>
@@ -3703,7 +3643,6 @@
         </w:rPr>
         <w:t xml:space="preserve"> blunts aversion and adaptive transcriptomic responses to nicotine and alcohol. </w:t>
       </w:r>
-      <w:proofErr w:type="spellStart"/>
       <w:r>
         <w:rPr>
           <w:rFonts w:ascii="Times New Roman" w:hAnsi="Times New Roman" w:cs="Times New Roman"/>
@@ -3711,29 +3650,12 @@
         </w:rPr>
         <w:t>iScience</w:t>
       </w:r>
-      <w:proofErr w:type="spellEnd"/>
-      <w:r>
-        <w:rPr>
-          <w:rFonts w:ascii="Times New Roman" w:hAnsi="Times New Roman" w:cs="Times New Roman"/>
-          <w:bCs/>
-        </w:rPr>
-        <w:t xml:space="preserve"> 29, 114735. </w:t>
-      </w:r>
-      <w:proofErr w:type="gramStart"/>
-      <w:r>
-        <w:rPr>
-          <w:rFonts w:ascii="Times New Roman" w:hAnsi="Times New Roman" w:cs="Times New Roman"/>
-          <w:bCs/>
-        </w:rPr>
-        <w:t>doi:10.1016/j.isci</w:t>
-      </w:r>
-      <w:proofErr w:type="gramEnd"/>
-      <w:r>
-        <w:rPr>
-          <w:rFonts w:ascii="Times New Roman" w:hAnsi="Times New Roman" w:cs="Times New Roman"/>
-          <w:bCs/>
-        </w:rPr>
-        <w:t>.2026.114735</w:t>
+      <w:r>
+        <w:rPr>
+          <w:rFonts w:ascii="Times New Roman" w:hAnsi="Times New Roman" w:cs="Times New Roman"/>
+          <w:bCs/>
+        </w:rPr>
+        <w:t xml:space="preserve"> 29, 114735. doi:10.1016/j.isci.2026.114735</w:t>
       </w:r>
       <w:r>
         <w:rPr>
@@ -4018,23 +3940,7 @@
           <w:rFonts w:ascii="Times New Roman" w:hAnsi="Times New Roman" w:cs="Times New Roman"/>
           <w:bCs/>
         </w:rPr>
-        <w:t>doi: 10.1126/</w:t>
-      </w:r>
-      <w:proofErr w:type="gramStart"/>
-      <w:r>
-        <w:rPr>
-          <w:rFonts w:ascii="Times New Roman" w:hAnsi="Times New Roman" w:cs="Times New Roman"/>
-          <w:bCs/>
-        </w:rPr>
-        <w:t>sciadv.adg</w:t>
-      </w:r>
-      <w:proofErr w:type="gramEnd"/>
-      <w:r>
-        <w:rPr>
-          <w:rFonts w:ascii="Times New Roman" w:hAnsi="Times New Roman" w:cs="Times New Roman"/>
-          <w:bCs/>
-        </w:rPr>
-        <w:t>3877.</w:t>
+        <w:t>doi: 10.1126/sciadv.adg3877.</w:t>
       </w:r>
     </w:p>
     <w:p>
@@ -4135,21 +4041,7 @@
         <w:rPr>
           <w:bCs/>
         </w:rPr>
-        <w:t xml:space="preserve">Raine, J., </w:t>
-      </w:r>
-      <w:proofErr w:type="spellStart"/>
-      <w:r>
-        <w:rPr>
-          <w:bCs/>
-        </w:rPr>
-        <w:t>Kibat</w:t>
-      </w:r>
-      <w:proofErr w:type="spellEnd"/>
-      <w:r>
-        <w:rPr>
-          <w:bCs/>
-        </w:rPr>
-        <w:t xml:space="preserve">, C., </w:t>
+        <w:t xml:space="preserve">Raine, J., Kibat, C., </w:t>
       </w:r>
       <w:r>
         <w:rPr>
@@ -4477,21 +4369,7 @@
         <w:rPr>
           <w:b/>
         </w:rPr>
-        <w:t xml:space="preserve">Methods </w:t>
-      </w:r>
-      <w:proofErr w:type="spellStart"/>
-      <w:r>
-        <w:rPr>
-          <w:b/>
-        </w:rPr>
-        <w:t>Protoc</w:t>
-      </w:r>
-      <w:proofErr w:type="spellEnd"/>
-      <w:r>
-        <w:rPr>
-          <w:b/>
-        </w:rPr>
-        <w:t xml:space="preserve">. </w:t>
+        <w:t xml:space="preserve">Methods Protoc. </w:t>
       </w:r>
       <w:r>
         <w:rPr>
@@ -5623,7 +5501,6 @@
         </w:rPr>
         <w:t xml:space="preserve">. Distal-Less and Spalt Are Distal Organisers of Pierid Wing Patterns. </w:t>
       </w:r>
-      <w:proofErr w:type="spellStart"/>
       <w:r>
         <w:rPr>
           <w:rFonts w:ascii="Times New Roman" w:hAnsi="Times New Roman" w:cs="Times New Roman"/>
@@ -5645,7 +5522,6 @@
         </w:rPr>
         <w:t>evo</w:t>
       </w:r>
-      <w:proofErr w:type="spellEnd"/>
       <w:r>
         <w:rPr>
           <w:rFonts w:ascii="Times New Roman" w:hAnsi="Times New Roman" w:cs="Times New Roman"/>
@@ -6346,7 +6222,6 @@
         </w:rPr>
         <w:t xml:space="preserve">, Mohapatra B, Roy A, Manna R, Sar P and Kazy SK (2017). Genome analysis of crude oil degrading </w:t>
       </w:r>
-      <w:proofErr w:type="spellStart"/>
       <w:r>
         <w:rPr>
           <w:rFonts w:ascii="Times New Roman" w:hAnsi="Times New Roman" w:cs="Times New Roman"/>
@@ -6354,9 +6229,70 @@
           <w:i/>
           <w:iCs/>
         </w:rPr>
-        <w:t>Franconibacter</w:t>
-      </w:r>
-      <w:proofErr w:type="spellEnd"/>
+        <w:t>Franconibacter pulveris</w:t>
+      </w:r>
+      <w:r>
+        <w:rPr>
+          <w:rFonts w:ascii="Times New Roman" w:hAnsi="Times New Roman" w:cs="Times New Roman"/>
+          <w:bCs/>
+        </w:rPr>
+        <w:t xml:space="preserve"> strain DJ34 revealed its genetic basis for hydrocarbon degradation and survival in oil contaminated environment. </w:t>
+      </w:r>
+      <w:r>
+        <w:rPr>
+          <w:rFonts w:ascii="Times New Roman" w:hAnsi="Times New Roman" w:cs="Times New Roman"/>
+          <w:b/>
+        </w:rPr>
+        <w:t>Genomics</w:t>
+      </w:r>
+      <w:r>
+        <w:rPr>
+          <w:rFonts w:ascii="Times New Roman" w:hAnsi="Times New Roman" w:cs="Times New Roman"/>
+          <w:bCs/>
+        </w:rPr>
+        <w:t xml:space="preserve"> 109, 374–382. doi: 10.1016/j.ygeno.2017.06.002</w:t>
+      </w:r>
+    </w:p>
+    <w:p>
+      <w:pPr>
+        <w:pStyle w:val="Default"/>
+        <w:jc w:val="both"/>
+        <w:rPr>
+          <w:rFonts w:ascii="Times New Roman" w:hAnsi="Times New Roman" w:cs="Times New Roman"/>
+          <w:bCs/>
+        </w:rPr>
+      </w:pPr>
+    </w:p>
+    <w:p>
+      <w:pPr>
+        <w:pStyle w:val="Default"/>
+        <w:jc w:val="both"/>
+        <w:rPr>
+          <w:rFonts w:ascii="Times New Roman" w:hAnsi="Times New Roman" w:cs="Times New Roman"/>
+          <w:bCs/>
+        </w:rPr>
+      </w:pPr>
+      <w:r>
+        <w:rPr>
+          <w:rFonts w:ascii="Times New Roman" w:hAnsi="Times New Roman" w:cs="Times New Roman"/>
+          <w:bCs/>
+        </w:rPr>
+        <w:t xml:space="preserve">Pal S, </w:t>
+      </w:r>
+      <w:r>
+        <w:rPr>
+          <w:rFonts w:ascii="Times New Roman" w:hAnsi="Times New Roman" w:cs="Times New Roman"/>
+          <w:b/>
+        </w:rPr>
+        <w:t>Banerjee TD</w:t>
+      </w:r>
+      <w:r>
+        <w:rPr>
+          <w:rFonts w:ascii="Times New Roman" w:hAnsi="Times New Roman" w:cs="Times New Roman"/>
+          <w:bCs/>
+        </w:rPr>
+        <w:t xml:space="preserve">, Roy A, Sar P and Kazy SK (2015) Genome Sequence of Hydrocarbon-Degrading </w:t>
+      </w:r>
       <w:r>
         <w:rPr>
           <w:rFonts w:ascii="Times New Roman" w:hAnsi="Times New Roman" w:cs="Times New Roman"/>
@@ -6364,123 +6300,14 @@
           <w:i/>
           <w:iCs/>
         </w:rPr>
-        <w:t xml:space="preserve"> </w:t>
-      </w:r>
-      <w:proofErr w:type="spellStart"/>
-      <w:r>
-        <w:rPr>
-          <w:rFonts w:ascii="Times New Roman" w:hAnsi="Times New Roman" w:cs="Times New Roman"/>
-          <w:bCs/>
-          <w:i/>
-          <w:iCs/>
-        </w:rPr>
-        <w:t>pulveris</w:t>
-      </w:r>
-      <w:proofErr w:type="spellEnd"/>
-      <w:r>
-        <w:rPr>
-          <w:rFonts w:ascii="Times New Roman" w:hAnsi="Times New Roman" w:cs="Times New Roman"/>
-          <w:bCs/>
-        </w:rPr>
-        <w:t xml:space="preserve"> strain DJ34 revealed its genetic basis for hydrocarbon degradation and survival in oil contaminated environment. </w:t>
-      </w:r>
-      <w:r>
-        <w:rPr>
-          <w:rFonts w:ascii="Times New Roman" w:hAnsi="Times New Roman" w:cs="Times New Roman"/>
-          <w:b/>
-        </w:rPr>
-        <w:t>Genomics</w:t>
-      </w:r>
-      <w:r>
-        <w:rPr>
-          <w:rFonts w:ascii="Times New Roman" w:hAnsi="Times New Roman" w:cs="Times New Roman"/>
-          <w:bCs/>
-        </w:rPr>
-        <w:t xml:space="preserve"> 109, 374–382. doi: 10.1016/j.ygeno.2017.06.002</w:t>
-      </w:r>
-    </w:p>
-    <w:p>
-      <w:pPr>
-        <w:pStyle w:val="Default"/>
-        <w:jc w:val="both"/>
-        <w:rPr>
-          <w:rFonts w:ascii="Times New Roman" w:hAnsi="Times New Roman" w:cs="Times New Roman"/>
-          <w:bCs/>
-        </w:rPr>
-      </w:pPr>
-    </w:p>
-    <w:p>
-      <w:pPr>
-        <w:pStyle w:val="Default"/>
-        <w:jc w:val="both"/>
-        <w:rPr>
-          <w:rFonts w:ascii="Times New Roman" w:hAnsi="Times New Roman" w:cs="Times New Roman"/>
-          <w:bCs/>
-        </w:rPr>
-      </w:pPr>
-      <w:r>
-        <w:rPr>
-          <w:rFonts w:ascii="Times New Roman" w:hAnsi="Times New Roman" w:cs="Times New Roman"/>
-          <w:bCs/>
-        </w:rPr>
-        <w:t xml:space="preserve">Pal S, </w:t>
-      </w:r>
-      <w:r>
-        <w:rPr>
-          <w:rFonts w:ascii="Times New Roman" w:hAnsi="Times New Roman" w:cs="Times New Roman"/>
-          <w:b/>
-        </w:rPr>
-        <w:t>Banerjee TD</w:t>
-      </w:r>
-      <w:r>
-        <w:rPr>
-          <w:rFonts w:ascii="Times New Roman" w:hAnsi="Times New Roman" w:cs="Times New Roman"/>
-          <w:bCs/>
-        </w:rPr>
-        <w:t xml:space="preserve">, Roy A, Sar P and Kazy SK (2015) Genome Sequence of Hydrocarbon-Degrading </w:t>
-      </w:r>
-      <w:proofErr w:type="spellStart"/>
-      <w:r>
-        <w:rPr>
-          <w:rFonts w:ascii="Times New Roman" w:hAnsi="Times New Roman" w:cs="Times New Roman"/>
-          <w:bCs/>
-          <w:i/>
-          <w:iCs/>
-        </w:rPr>
-        <w:t>Cronobacter</w:t>
-      </w:r>
-      <w:proofErr w:type="spellEnd"/>
-      <w:r>
-        <w:rPr>
-          <w:rFonts w:ascii="Times New Roman" w:hAnsi="Times New Roman" w:cs="Times New Roman"/>
-          <w:bCs/>
-          <w:i/>
-          <w:iCs/>
-        </w:rPr>
-        <w:t xml:space="preserve"> sp. </w:t>
-      </w:r>
-      <w:r>
-        <w:rPr>
-          <w:rFonts w:ascii="Times New Roman" w:hAnsi="Times New Roman" w:cs="Times New Roman"/>
-          <w:bCs/>
-        </w:rPr>
-        <w:t xml:space="preserve">Strain DJ34 Isolated from Crude Oil-Containing Sludge from the </w:t>
-      </w:r>
-      <w:proofErr w:type="spellStart"/>
-      <w:r>
-        <w:rPr>
-          <w:rFonts w:ascii="Times New Roman" w:hAnsi="Times New Roman" w:cs="Times New Roman"/>
-          <w:bCs/>
-        </w:rPr>
-        <w:t>Duliajan</w:t>
-      </w:r>
-      <w:proofErr w:type="spellEnd"/>
-      <w:r>
-        <w:rPr>
-          <w:rFonts w:ascii="Times New Roman" w:hAnsi="Times New Roman" w:cs="Times New Roman"/>
-          <w:bCs/>
-        </w:rPr>
-        <w:t xml:space="preserve">. </w:t>
+        <w:t xml:space="preserve">Cronobacter sp. </w:t>
+      </w:r>
+      <w:r>
+        <w:rPr>
+          <w:rFonts w:ascii="Times New Roman" w:hAnsi="Times New Roman" w:cs="Times New Roman"/>
+          <w:bCs/>
+        </w:rPr>
+        <w:t xml:space="preserve">Strain DJ34 Isolated from Crude Oil-Containing Sludge from the Duliajan. </w:t>
       </w:r>
       <w:r>
         <w:rPr>
@@ -6639,41 +6466,13 @@
           <w:lang w:val="en-SG"/>
         </w:rPr>
       </w:pPr>
-      <w:proofErr w:type="spellStart"/>
       <w:r>
         <w:rPr>
           <w:rFonts w:ascii="Times New Roman" w:hAnsi="Times New Roman" w:cs="Times New Roman"/>
           <w:bCs/>
           <w:lang w:val="en-SG"/>
         </w:rPr>
-        <w:t>eLife</w:t>
-      </w:r>
-      <w:proofErr w:type="spellEnd"/>
-      <w:r>
-        <w:rPr>
-          <w:rFonts w:ascii="Times New Roman" w:hAnsi="Times New Roman" w:cs="Times New Roman"/>
-          <w:bCs/>
-          <w:lang w:val="en-SG"/>
-        </w:rPr>
-        <w:t xml:space="preserve">, BMC Biology, Annals of the Entomological Society of America, </w:t>
-      </w:r>
-      <w:proofErr w:type="spellStart"/>
-      <w:r>
-        <w:rPr>
-          <w:rFonts w:ascii="Times New Roman" w:hAnsi="Times New Roman" w:cs="Times New Roman"/>
-          <w:bCs/>
-          <w:lang w:val="en-SG"/>
-        </w:rPr>
-        <w:t>PloS</w:t>
-      </w:r>
-      <w:proofErr w:type="spellEnd"/>
-      <w:r>
-        <w:rPr>
-          <w:rFonts w:ascii="Times New Roman" w:hAnsi="Times New Roman" w:cs="Times New Roman"/>
-          <w:bCs/>
-          <w:lang w:val="en-SG"/>
-        </w:rPr>
-        <w:t xml:space="preserve"> genetics, Journal of Insect Physiology, Biology, Cells, Molecules, and Insect Sciences</w:t>
+        <w:t>eLife, BMC Biology, Annals of the Entomological Society of America, PloS genetics, Journal of Insect Physiology, Biology, Cells, Molecules, and Insect Sciences</w:t>
       </w:r>
       <w:r>
         <w:rPr>
@@ -7514,49 +7313,24 @@
           <w:rFonts w:ascii="Times New Roman" w:hAnsi="Times New Roman" w:cs="Times New Roman"/>
           <w:bCs/>
         </w:rPr>
-        <w:t xml:space="preserve">Javen Tan Yih </w:t>
-      </w:r>
-      <w:proofErr w:type="spellStart"/>
-      <w:r>
-        <w:rPr>
-          <w:rFonts w:ascii="Times New Roman" w:hAnsi="Times New Roman" w:cs="Times New Roman"/>
-          <w:bCs/>
-        </w:rPr>
-        <w:t>Ruay</w:t>
-      </w:r>
-      <w:proofErr w:type="spellEnd"/>
-    </w:p>
-    <w:p>
-      <w:pPr>
-        <w:pStyle w:val="Default"/>
-        <w:jc w:val="both"/>
-        <w:rPr>
-          <w:rFonts w:ascii="Times New Roman" w:hAnsi="Times New Roman" w:cs="Times New Roman"/>
-          <w:bCs/>
-        </w:rPr>
-      </w:pPr>
-      <w:r>
-        <w:rPr>
-          <w:rFonts w:ascii="Times New Roman" w:hAnsi="Times New Roman" w:cs="Times New Roman"/>
-          <w:bCs/>
-        </w:rPr>
-        <w:t xml:space="preserve">Project: </w:t>
-      </w:r>
-      <w:proofErr w:type="spellStart"/>
-      <w:r>
-        <w:rPr>
-          <w:rFonts w:ascii="Times New Roman" w:hAnsi="Times New Roman" w:cs="Times New Roman"/>
-          <w:bCs/>
-        </w:rPr>
-        <w:t>Modeling</w:t>
-      </w:r>
-      <w:proofErr w:type="spellEnd"/>
-      <w:r>
-        <w:rPr>
-          <w:rFonts w:ascii="Times New Roman" w:hAnsi="Times New Roman" w:cs="Times New Roman"/>
-          <w:bCs/>
-        </w:rPr>
-        <w:t xml:space="preserve"> reaction-diffusion based mechanisms patterning the wing veins of </w:t>
+        <w:t>Javen Tan Yih Ruay</w:t>
+      </w:r>
+    </w:p>
+    <w:p>
+      <w:pPr>
+        <w:pStyle w:val="Default"/>
+        <w:jc w:val="both"/>
+        <w:rPr>
+          <w:rFonts w:ascii="Times New Roman" w:hAnsi="Times New Roman" w:cs="Times New Roman"/>
+          <w:bCs/>
+        </w:rPr>
+      </w:pPr>
+      <w:r>
+        <w:rPr>
+          <w:rFonts w:ascii="Times New Roman" w:hAnsi="Times New Roman" w:cs="Times New Roman"/>
+          <w:bCs/>
+        </w:rPr>
+        <w:t xml:space="preserve">Project: Modeling reaction-diffusion based mechanisms patterning the wing veins of </w:t>
       </w:r>
       <w:r>
         <w:rPr>
@@ -8148,23 +7922,7 @@
           <w:rFonts w:ascii="Times New Roman" w:hAnsi="Times New Roman" w:cs="Times New Roman"/>
           <w:bCs/>
         </w:rPr>
-        <w:t xml:space="preserve">Jeff </w:t>
-      </w:r>
-      <w:proofErr w:type="spellStart"/>
-      <w:r>
-        <w:rPr>
-          <w:rFonts w:ascii="Times New Roman" w:hAnsi="Times New Roman" w:cs="Times New Roman"/>
-          <w:bCs/>
-        </w:rPr>
-        <w:t>Winxin</w:t>
-      </w:r>
-      <w:proofErr w:type="spellEnd"/>
-      <w:r>
-        <w:rPr>
-          <w:rFonts w:ascii="Times New Roman" w:hAnsi="Times New Roman" w:cs="Times New Roman"/>
-          <w:bCs/>
-        </w:rPr>
-        <w:t xml:space="preserve"> Collado</w:t>
+        <w:t>Jeff Winxin Collado</w:t>
       </w:r>
     </w:p>
     <w:p>
@@ -8248,23 +8006,7 @@
           <w:rFonts w:ascii="Times New Roman" w:hAnsi="Times New Roman" w:cs="Times New Roman"/>
           <w:bCs/>
         </w:rPr>
-        <w:t xml:space="preserve">Project: Designing an optimized </w:t>
-      </w:r>
-      <w:proofErr w:type="spellStart"/>
-      <w:r>
-        <w:rPr>
-          <w:rFonts w:ascii="Times New Roman" w:hAnsi="Times New Roman" w:cs="Times New Roman"/>
-          <w:bCs/>
-        </w:rPr>
-        <w:t>autofeeder</w:t>
-      </w:r>
-      <w:proofErr w:type="spellEnd"/>
-      <w:r>
-        <w:rPr>
-          <w:rFonts w:ascii="Times New Roman" w:hAnsi="Times New Roman" w:cs="Times New Roman"/>
-          <w:bCs/>
-        </w:rPr>
-        <w:t xml:space="preserve"> for behavioral experimentation in Zebrafish.</w:t>
+        <w:t>Project: Designing an optimized autofeeder for behavioral experimentation in Zebrafish.</w:t>
       </w:r>
     </w:p>
     <w:p>
@@ -8421,21 +8163,12 @@
         </w:rPr>
         <w:t xml:space="preserve">: </w:t>
       </w:r>
-      <w:proofErr w:type="spellStart"/>
-      <w:r>
-        <w:rPr>
-          <w:rFonts w:ascii="Times New Roman" w:hAnsi="Times New Roman" w:cs="Times New Roman"/>
-          <w:bCs/>
-        </w:rPr>
-        <w:t>i</w:t>
-      </w:r>
-      <w:proofErr w:type="spellEnd"/>
-      <w:r>
-        <w:rPr>
-          <w:rFonts w:ascii="Times New Roman" w:hAnsi="Times New Roman" w:cs="Times New Roman"/>
-          <w:bCs/>
-        </w:rPr>
-        <w:t xml:space="preserve">) </w:t>
+      <w:r>
+        <w:rPr>
+          <w:rFonts w:ascii="Times New Roman" w:hAnsi="Times New Roman" w:cs="Times New Roman"/>
+          <w:bCs/>
+        </w:rPr>
+        <w:t xml:space="preserve">i) </w:t>
       </w:r>
       <w:r>
         <w:rPr>
@@ -8653,56 +8386,24 @@
           <w:rFonts w:ascii="Times New Roman" w:hAnsi="Times New Roman" w:cs="Times New Roman"/>
           <w:bCs/>
         </w:rPr>
-        <w:t xml:space="preserve">Summer Intern: Ms. </w:t>
-      </w:r>
-      <w:proofErr w:type="spellStart"/>
-      <w:r>
-        <w:rPr>
-          <w:rFonts w:ascii="Times New Roman" w:hAnsi="Times New Roman" w:cs="Times New Roman"/>
-          <w:bCs/>
-        </w:rPr>
-        <w:t>Tirunagari</w:t>
-      </w:r>
-      <w:proofErr w:type="spellEnd"/>
-      <w:r>
-        <w:rPr>
-          <w:rFonts w:ascii="Times New Roman" w:hAnsi="Times New Roman" w:cs="Times New Roman"/>
-          <w:bCs/>
-        </w:rPr>
-        <w:t xml:space="preserve"> Praveenya</w:t>
-      </w:r>
-    </w:p>
-    <w:p>
-      <w:pPr>
-        <w:pStyle w:val="Default"/>
-        <w:jc w:val="both"/>
-        <w:rPr>
-          <w:rFonts w:ascii="Times New Roman" w:hAnsi="Times New Roman" w:cs="Times New Roman"/>
-          <w:bCs/>
-        </w:rPr>
-      </w:pPr>
-      <w:r>
-        <w:rPr>
-          <w:rFonts w:ascii="Times New Roman" w:hAnsi="Times New Roman" w:cs="Times New Roman"/>
-          <w:bCs/>
-        </w:rPr>
-        <w:t>Report: The role of Homothorax (</w:t>
-      </w:r>
-      <w:proofErr w:type="spellStart"/>
-      <w:r>
-        <w:rPr>
-          <w:rFonts w:ascii="Times New Roman" w:hAnsi="Times New Roman" w:cs="Times New Roman"/>
-          <w:bCs/>
-        </w:rPr>
-        <w:t>Hth</w:t>
-      </w:r>
-      <w:proofErr w:type="spellEnd"/>
-      <w:r>
-        <w:rPr>
-          <w:rFonts w:ascii="Times New Roman" w:hAnsi="Times New Roman" w:cs="Times New Roman"/>
-          <w:bCs/>
-        </w:rPr>
-        <w:t xml:space="preserve">) and Dachshund (Dac) in the eyespot center formation in </w:t>
+        <w:t>Summer Intern: Ms. Tirunagari Praveenya</w:t>
+      </w:r>
+    </w:p>
+    <w:p>
+      <w:pPr>
+        <w:pStyle w:val="Default"/>
+        <w:jc w:val="both"/>
+        <w:rPr>
+          <w:rFonts w:ascii="Times New Roman" w:hAnsi="Times New Roman" w:cs="Times New Roman"/>
+          <w:bCs/>
+        </w:rPr>
+      </w:pPr>
+      <w:r>
+        <w:rPr>
+          <w:rFonts w:ascii="Times New Roman" w:hAnsi="Times New Roman" w:cs="Times New Roman"/>
+          <w:bCs/>
+        </w:rPr>
+        <w:t xml:space="preserve">Report: The role of Homothorax (Hth) and Dachshund (Dac) in the eyespot center formation in </w:t>
       </w:r>
       <w:r>
         <w:rPr>
@@ -8780,23 +8481,7 @@
           <w:rFonts w:ascii="Times New Roman" w:hAnsi="Times New Roman" w:cs="Times New Roman"/>
           <w:bCs/>
         </w:rPr>
-        <w:t xml:space="preserve">. Project: Reaction diffusion </w:t>
-      </w:r>
-      <w:proofErr w:type="spellStart"/>
-      <w:r>
-        <w:rPr>
-          <w:rFonts w:ascii="Times New Roman" w:hAnsi="Times New Roman" w:cs="Times New Roman"/>
-          <w:bCs/>
-        </w:rPr>
-        <w:t>modeling</w:t>
-      </w:r>
-      <w:proofErr w:type="spellEnd"/>
-      <w:r>
-        <w:rPr>
-          <w:rFonts w:ascii="Times New Roman" w:hAnsi="Times New Roman" w:cs="Times New Roman"/>
-          <w:bCs/>
-        </w:rPr>
-        <w:t xml:space="preserve"> on wing patterns of butterflies.</w:t>
+        <w:t>. Project: Reaction diffusion modeling on wing patterns of butterflies.</w:t>
       </w:r>
     </w:p>
     <w:p>
@@ -8908,17 +8593,8 @@
           <w:rFonts w:ascii="Times New Roman" w:hAnsi="Times New Roman" w:cs="Times New Roman"/>
           <w:bCs/>
         </w:rPr>
-        <w:t xml:space="preserve">; and Asst. Prof. Nalini </w:t>
-      </w:r>
-      <w:proofErr w:type="spellStart"/>
-      <w:r>
-        <w:rPr>
-          <w:rFonts w:ascii="Times New Roman" w:hAnsi="Times New Roman" w:cs="Times New Roman"/>
-          <w:bCs/>
-        </w:rPr>
-        <w:t>Puniamoorthy</w:t>
-      </w:r>
-      <w:proofErr w:type="spellEnd"/>
+        <w:t>; and Asst. Prof. Nalini Puniamoorthy</w:t>
+      </w:r>
       <w:r>
         <w:rPr>
           <w:rFonts w:ascii="Times New Roman" w:hAnsi="Times New Roman" w:cs="Times New Roman"/>
@@ -9134,182 +8810,258 @@
           <w:rFonts w:ascii="Times New Roman" w:hAnsi="Times New Roman" w:cs="Times New Roman"/>
           <w:i/>
         </w:rPr>
-        <w:t xml:space="preserve">S. </w:t>
-      </w:r>
-      <w:proofErr w:type="spellStart"/>
+        <w:t>S. abony, E.</w:t>
+      </w:r>
       <w:r>
         <w:rPr>
           <w:rFonts w:ascii="Times New Roman" w:hAnsi="Times New Roman" w:cs="Times New Roman"/>
           <w:i/>
         </w:rPr>
-        <w:t>abony</w:t>
-      </w:r>
-      <w:proofErr w:type="spellEnd"/>
+        <w:t xml:space="preserve"> </w:t>
+      </w:r>
       <w:r>
         <w:rPr>
           <w:rFonts w:ascii="Times New Roman" w:hAnsi="Times New Roman" w:cs="Times New Roman"/>
           <w:i/>
         </w:rPr>
-        <w:t>, E.</w:t>
+        <w:t>coli, P. aeruginosa</w:t>
       </w:r>
       <w:r>
         <w:rPr>
           <w:rFonts w:ascii="Times New Roman" w:hAnsi="Times New Roman" w:cs="Times New Roman"/>
           <w:i/>
         </w:rPr>
+        <w:t>,</w:t>
+      </w:r>
+      <w:r>
+        <w:rPr>
+          <w:rFonts w:ascii="Times New Roman" w:hAnsi="Times New Roman" w:cs="Times New Roman"/>
+        </w:rPr>
+        <w:t xml:space="preserve"> and </w:t>
+      </w:r>
+      <w:r>
+        <w:rPr>
+          <w:rFonts w:ascii="Times New Roman" w:hAnsi="Times New Roman" w:cs="Times New Roman"/>
+          <w:i/>
+        </w:rPr>
+        <w:t xml:space="preserve">S. aureus </w:t>
+      </w:r>
+      <w:r>
+        <w:rPr>
+          <w:rFonts w:ascii="Times New Roman" w:hAnsi="Times New Roman" w:cs="Times New Roman"/>
+        </w:rPr>
+        <w:t xml:space="preserve">in water samples. </w:t>
+      </w:r>
+    </w:p>
+    <w:p>
+      <w:pPr>
+        <w:pStyle w:val="Default"/>
+        <w:jc w:val="both"/>
+        <w:rPr>
+          <w:rFonts w:ascii="Times New Roman" w:hAnsi="Times New Roman" w:cs="Times New Roman"/>
+        </w:rPr>
+      </w:pPr>
+    </w:p>
+    <w:p>
+      <w:pPr>
+        <w:pStyle w:val="Default"/>
+        <w:jc w:val="both"/>
+        <w:rPr>
+          <w:rFonts w:ascii="Times New Roman" w:hAnsi="Times New Roman" w:cs="Times New Roman"/>
+        </w:rPr>
+      </w:pPr>
+      <w:r>
+        <w:rPr>
+          <w:rFonts w:ascii="Times New Roman" w:hAnsi="Times New Roman" w:cs="Times New Roman"/>
+        </w:rPr>
+        <w:t>Winter Research Intern 2013, Department of Biotechnology, Indian Institute of Technology – Kharagpur (2013-14). ‘Utilization of Petroleum Hydrocarbon and Oxidation of As(III) by Bacterial Strains Isolated from Arsenic Contaminated Sites in West Bengal (India)’.</w:t>
+      </w:r>
+    </w:p>
+    <w:p>
+      <w:pPr>
+        <w:pStyle w:val="Default"/>
+        <w:jc w:val="both"/>
+        <w:rPr>
+          <w:rFonts w:ascii="Times New Roman" w:hAnsi="Times New Roman" w:cs="Times New Roman"/>
+        </w:rPr>
+      </w:pPr>
+    </w:p>
+    <w:p>
+      <w:pPr>
+        <w:pStyle w:val="Default"/>
+        <w:jc w:val="both"/>
+        <w:rPr>
+          <w:rFonts w:ascii="Times New Roman" w:hAnsi="Times New Roman" w:cs="Times New Roman"/>
+        </w:rPr>
+      </w:pPr>
+      <w:r>
+        <w:rPr>
+          <w:rFonts w:ascii="Times New Roman" w:hAnsi="Times New Roman" w:cs="Times New Roman"/>
+        </w:rPr>
+        <w:t xml:space="preserve">Summer </w:t>
+      </w:r>
+      <w:r>
+        <w:rPr>
+          <w:rFonts w:ascii="Times New Roman" w:hAnsi="Times New Roman" w:cs="Times New Roman"/>
+        </w:rPr>
+        <w:t xml:space="preserve">Research </w:t>
+      </w:r>
+      <w:r>
+        <w:rPr>
+          <w:rFonts w:ascii="Times New Roman" w:hAnsi="Times New Roman" w:cs="Times New Roman"/>
+        </w:rPr>
+        <w:t>Intern 2014, Department of Biological Sciences, National University of Singapore. Project title</w:t>
+      </w:r>
+      <w:r>
+        <w:rPr>
+          <w:rFonts w:ascii="Times New Roman" w:hAnsi="Times New Roman" w:cs="Times New Roman"/>
+        </w:rPr>
+        <w:t xml:space="preserve"> ‘</w:t>
+      </w:r>
+      <w:r>
+        <w:rPr>
+          <w:rFonts w:ascii="Times New Roman" w:hAnsi="Times New Roman" w:cs="Times New Roman"/>
+        </w:rPr>
+        <w:t xml:space="preserve">A Study on Expression of </w:t>
+      </w:r>
+      <w:r>
+        <w:rPr>
+          <w:rFonts w:ascii="Times New Roman" w:hAnsi="Times New Roman" w:cs="Times New Roman"/>
+          <w:i/>
+        </w:rPr>
+        <w:t>engrailed</w:t>
+      </w:r>
+      <w:r>
+        <w:rPr>
+          <w:rFonts w:ascii="Times New Roman" w:hAnsi="Times New Roman" w:cs="Times New Roman"/>
+        </w:rPr>
+        <w:t xml:space="preserve"> and </w:t>
+      </w:r>
+      <w:r>
+        <w:rPr>
+          <w:rFonts w:ascii="Times New Roman" w:hAnsi="Times New Roman" w:cs="Times New Roman"/>
+          <w:i/>
+        </w:rPr>
+        <w:t>spalt</w:t>
+      </w:r>
+      <w:r>
+        <w:rPr>
+          <w:rFonts w:ascii="Times New Roman" w:hAnsi="Times New Roman" w:cs="Times New Roman"/>
+        </w:rPr>
+        <w:t xml:space="preserve"> in Developing Wings of African Butterfly </w:t>
+      </w:r>
+      <w:r>
+        <w:rPr>
+          <w:rFonts w:ascii="Times New Roman" w:hAnsi="Times New Roman" w:cs="Times New Roman"/>
+          <w:i/>
+        </w:rPr>
+        <w:t>Bicyclus anynana</w:t>
+      </w:r>
+      <w:r>
+        <w:rPr>
+          <w:rFonts w:ascii="Times New Roman" w:hAnsi="Times New Roman" w:cs="Times New Roman"/>
+        </w:rPr>
+        <w:t>’</w:t>
+      </w:r>
+      <w:r>
+        <w:rPr>
+          <w:rFonts w:ascii="Times New Roman" w:hAnsi="Times New Roman" w:cs="Times New Roman"/>
+        </w:rPr>
+        <w:t>.</w:t>
+      </w:r>
+    </w:p>
+    <w:p>
+      <w:pPr>
+        <w:pStyle w:val="Default"/>
+        <w:jc w:val="both"/>
+        <w:rPr>
+          <w:rFonts w:ascii="Times New Roman" w:hAnsi="Times New Roman" w:cs="Times New Roman"/>
+        </w:rPr>
+      </w:pPr>
+    </w:p>
+    <w:p>
+      <w:pPr>
+        <w:pStyle w:val="Default"/>
+        <w:jc w:val="both"/>
+        <w:rPr>
+          <w:rFonts w:ascii="Times New Roman" w:hAnsi="Times New Roman" w:cs="Times New Roman"/>
+          <w:b/>
+        </w:rPr>
+      </w:pPr>
+      <w:r>
+        <w:rPr>
+          <w:rFonts w:ascii="Times New Roman" w:hAnsi="Times New Roman" w:cs="Times New Roman"/>
+          <w:b/>
+          <w:u w:val="single"/>
+        </w:rPr>
+        <w:t>Other</w:t>
+      </w:r>
+      <w:r>
+        <w:rPr>
+          <w:rFonts w:ascii="Times New Roman" w:hAnsi="Times New Roman" w:cs="Times New Roman"/>
+          <w:b/>
+          <w:u w:val="single"/>
+        </w:rPr>
+        <w:t xml:space="preserve"> Participations</w:t>
+      </w:r>
+      <w:r>
+        <w:rPr>
+          <w:rFonts w:ascii="Times New Roman" w:hAnsi="Times New Roman" w:cs="Times New Roman"/>
+          <w:b/>
+          <w:u w:val="single"/>
+        </w:rPr>
+        <w:t xml:space="preserve"> and awards</w:t>
+      </w:r>
+    </w:p>
+    <w:p>
+      <w:pPr>
+        <w:pStyle w:val="Default"/>
+        <w:jc w:val="both"/>
+        <w:rPr>
+          <w:rFonts w:ascii="Times New Roman" w:hAnsi="Times New Roman" w:cs="Times New Roman"/>
+        </w:rPr>
+      </w:pPr>
+      <w:r>
+        <w:rPr>
+          <w:rFonts w:ascii="Times New Roman" w:hAnsi="Times New Roman" w:cs="Times New Roman"/>
+        </w:rPr>
+        <w:t>Genomics, Metagenomics and Metabolic Engineering</w:t>
+      </w:r>
+      <w:r>
+        <w:rPr>
+          <w:rFonts w:ascii="Times New Roman" w:hAnsi="Times New Roman" w:cs="Times New Roman"/>
+        </w:rPr>
+        <w:t>:</w:t>
+      </w:r>
+      <w:r>
+        <w:rPr>
+          <w:rFonts w:ascii="Times New Roman" w:hAnsi="Times New Roman" w:cs="Times New Roman"/>
+        </w:rPr>
         <w:t xml:space="preserve"> </w:t>
       </w:r>
       <w:r>
         <w:rPr>
           <w:rFonts w:ascii="Times New Roman" w:hAnsi="Times New Roman" w:cs="Times New Roman"/>
-          <w:i/>
-        </w:rPr>
-        <w:t>coli, P. aeruginosa</w:t>
-      </w:r>
-      <w:r>
-        <w:rPr>
-          <w:rFonts w:ascii="Times New Roman" w:hAnsi="Times New Roman" w:cs="Times New Roman"/>
-          <w:i/>
-        </w:rPr>
-        <w:t>,</w:t>
-      </w:r>
-      <w:r>
-        <w:rPr>
-          <w:rFonts w:ascii="Times New Roman" w:hAnsi="Times New Roman" w:cs="Times New Roman"/>
-        </w:rPr>
-        <w:t xml:space="preserve"> and </w:t>
-      </w:r>
-      <w:r>
-        <w:rPr>
-          <w:rFonts w:ascii="Times New Roman" w:hAnsi="Times New Roman" w:cs="Times New Roman"/>
-          <w:i/>
-        </w:rPr>
-        <w:t xml:space="preserve">S. aureus </w:t>
-      </w:r>
-      <w:r>
-        <w:rPr>
-          <w:rFonts w:ascii="Times New Roman" w:hAnsi="Times New Roman" w:cs="Times New Roman"/>
-        </w:rPr>
-        <w:t xml:space="preserve">in water samples. </w:t>
-      </w:r>
-    </w:p>
-    <w:p>
-      <w:pPr>
-        <w:pStyle w:val="Default"/>
-        <w:jc w:val="both"/>
-        <w:rPr>
-          <w:rFonts w:ascii="Times New Roman" w:hAnsi="Times New Roman" w:cs="Times New Roman"/>
-        </w:rPr>
-      </w:pPr>
-    </w:p>
-    <w:p>
-      <w:pPr>
-        <w:pStyle w:val="Default"/>
-        <w:jc w:val="both"/>
-        <w:rPr>
-          <w:rFonts w:ascii="Times New Roman" w:hAnsi="Times New Roman" w:cs="Times New Roman"/>
-        </w:rPr>
-      </w:pPr>
-      <w:r>
-        <w:rPr>
-          <w:rFonts w:ascii="Times New Roman" w:hAnsi="Times New Roman" w:cs="Times New Roman"/>
-        </w:rPr>
-        <w:t xml:space="preserve">Winter Research Intern 2013, Department of Biotechnology, Indian Institute of Technology – Kharagpur (2013-14). ‘Utilization of Petroleum Hydrocarbon and Oxidation of </w:t>
-      </w:r>
-      <w:proofErr w:type="gramStart"/>
-      <w:r>
-        <w:rPr>
-          <w:rFonts w:ascii="Times New Roman" w:hAnsi="Times New Roman" w:cs="Times New Roman"/>
-        </w:rPr>
-        <w:t>As(</w:t>
-      </w:r>
-      <w:proofErr w:type="gramEnd"/>
-      <w:r>
-        <w:rPr>
-          <w:rFonts w:ascii="Times New Roman" w:hAnsi="Times New Roman" w:cs="Times New Roman"/>
-        </w:rPr>
-        <w:t>III) by Bacterial Strains Isolated from Arsenic Contaminated Sites in West Bengal (India)’.</w:t>
-      </w:r>
-    </w:p>
-    <w:p>
-      <w:pPr>
-        <w:pStyle w:val="Default"/>
-        <w:jc w:val="both"/>
-        <w:rPr>
-          <w:rFonts w:ascii="Times New Roman" w:hAnsi="Times New Roman" w:cs="Times New Roman"/>
-        </w:rPr>
-      </w:pPr>
-    </w:p>
-    <w:p>
-      <w:pPr>
-        <w:pStyle w:val="Default"/>
-        <w:jc w:val="both"/>
-        <w:rPr>
-          <w:rFonts w:ascii="Times New Roman" w:hAnsi="Times New Roman" w:cs="Times New Roman"/>
-        </w:rPr>
-      </w:pPr>
-      <w:r>
-        <w:rPr>
-          <w:rFonts w:ascii="Times New Roman" w:hAnsi="Times New Roman" w:cs="Times New Roman"/>
-        </w:rPr>
-        <w:t xml:space="preserve">Summer </w:t>
-      </w:r>
-      <w:r>
-        <w:rPr>
-          <w:rFonts w:ascii="Times New Roman" w:hAnsi="Times New Roman" w:cs="Times New Roman"/>
-        </w:rPr>
-        <w:t xml:space="preserve">Research </w:t>
-      </w:r>
-      <w:r>
-        <w:rPr>
-          <w:rFonts w:ascii="Times New Roman" w:hAnsi="Times New Roman" w:cs="Times New Roman"/>
-        </w:rPr>
-        <w:t>Intern 2014, Department of Biological Sciences, National University of Singapore. Project title</w:t>
-      </w:r>
-      <w:r>
-        <w:rPr>
-          <w:rFonts w:ascii="Times New Roman" w:hAnsi="Times New Roman" w:cs="Times New Roman"/>
-        </w:rPr>
-        <w:t xml:space="preserve"> ‘</w:t>
-      </w:r>
-      <w:r>
-        <w:rPr>
-          <w:rFonts w:ascii="Times New Roman" w:hAnsi="Times New Roman" w:cs="Times New Roman"/>
-        </w:rPr>
-        <w:t xml:space="preserve">A Study on Expression of </w:t>
-      </w:r>
-      <w:r>
-        <w:rPr>
-          <w:rFonts w:ascii="Times New Roman" w:hAnsi="Times New Roman" w:cs="Times New Roman"/>
-          <w:i/>
-        </w:rPr>
-        <w:t>engrailed</w:t>
-      </w:r>
-      <w:r>
-        <w:rPr>
-          <w:rFonts w:ascii="Times New Roman" w:hAnsi="Times New Roman" w:cs="Times New Roman"/>
-        </w:rPr>
-        <w:t xml:space="preserve"> and </w:t>
-      </w:r>
-      <w:r>
-        <w:rPr>
-          <w:rFonts w:ascii="Times New Roman" w:hAnsi="Times New Roman" w:cs="Times New Roman"/>
-          <w:i/>
-        </w:rPr>
-        <w:t>spalt</w:t>
-      </w:r>
-      <w:r>
-        <w:rPr>
-          <w:rFonts w:ascii="Times New Roman" w:hAnsi="Times New Roman" w:cs="Times New Roman"/>
-        </w:rPr>
-        <w:t xml:space="preserve"> in Developing Wings of African Butterfly </w:t>
-      </w:r>
-      <w:r>
-        <w:rPr>
-          <w:rFonts w:ascii="Times New Roman" w:hAnsi="Times New Roman" w:cs="Times New Roman"/>
-          <w:i/>
-        </w:rPr>
-        <w:t>Bicyclus anynana</w:t>
+        </w:rPr>
+        <w:t>W</w:t>
+      </w:r>
+      <w:r>
+        <w:rPr>
+          <w:rFonts w:ascii="Times New Roman" w:hAnsi="Times New Roman" w:cs="Times New Roman"/>
+        </w:rPr>
+        <w:t xml:space="preserve">orkshop </w:t>
+      </w:r>
+      <w:r>
+        <w:rPr>
+          <w:rFonts w:ascii="Times New Roman" w:hAnsi="Times New Roman" w:cs="Times New Roman"/>
+        </w:rPr>
+        <w:t>organized by Indian Institute of Technology – Kharagpur</w:t>
+      </w:r>
+      <w:r>
+        <w:rPr>
+          <w:rFonts w:ascii="Times New Roman" w:hAnsi="Times New Roman" w:cs="Times New Roman"/>
+        </w:rPr>
+        <w:t>, India</w:t>
       </w:r>
       <w:r>
         <w:rPr>
@@ -9321,159 +9073,45 @@
         <w:rPr>
           <w:rFonts w:ascii="Times New Roman" w:hAnsi="Times New Roman" w:cs="Times New Roman"/>
         </w:rPr>
-        <w:t>.</w:t>
-      </w:r>
-    </w:p>
-    <w:p>
-      <w:pPr>
-        <w:pStyle w:val="Default"/>
-        <w:jc w:val="both"/>
-        <w:rPr>
-          <w:rFonts w:ascii="Times New Roman" w:hAnsi="Times New Roman" w:cs="Times New Roman"/>
-        </w:rPr>
-      </w:pPr>
-    </w:p>
-    <w:p>
-      <w:pPr>
-        <w:pStyle w:val="Default"/>
-        <w:jc w:val="both"/>
-        <w:rPr>
-          <w:rFonts w:ascii="Times New Roman" w:hAnsi="Times New Roman" w:cs="Times New Roman"/>
-          <w:b/>
-        </w:rPr>
-      </w:pPr>
-      <w:r>
-        <w:rPr>
-          <w:rFonts w:ascii="Times New Roman" w:hAnsi="Times New Roman" w:cs="Times New Roman"/>
-          <w:b/>
-          <w:u w:val="single"/>
-        </w:rPr>
-        <w:t>Other</w:t>
-      </w:r>
-      <w:r>
-        <w:rPr>
-          <w:rFonts w:ascii="Times New Roman" w:hAnsi="Times New Roman" w:cs="Times New Roman"/>
-          <w:b/>
-          <w:u w:val="single"/>
-        </w:rPr>
-        <w:t xml:space="preserve"> Participations</w:t>
-      </w:r>
-      <w:r>
-        <w:rPr>
-          <w:rFonts w:ascii="Times New Roman" w:hAnsi="Times New Roman" w:cs="Times New Roman"/>
-          <w:b/>
-          <w:u w:val="single"/>
-        </w:rPr>
-        <w:t xml:space="preserve"> and awards</w:t>
-      </w:r>
-    </w:p>
-    <w:p>
-      <w:pPr>
-        <w:pStyle w:val="Default"/>
-        <w:jc w:val="both"/>
-        <w:rPr>
-          <w:rFonts w:ascii="Times New Roman" w:hAnsi="Times New Roman" w:cs="Times New Roman"/>
-        </w:rPr>
-      </w:pPr>
-      <w:r>
-        <w:rPr>
-          <w:rFonts w:ascii="Times New Roman" w:hAnsi="Times New Roman" w:cs="Times New Roman"/>
-        </w:rPr>
-        <w:t>Genomics, Metagenomics and Metabolic Engineering</w:t>
-      </w:r>
-      <w:r>
-        <w:rPr>
-          <w:rFonts w:ascii="Times New Roman" w:hAnsi="Times New Roman" w:cs="Times New Roman"/>
-        </w:rPr>
-        <w:t>:</w:t>
-      </w:r>
+        <w:t xml:space="preserve">; </w:t>
+      </w:r>
+      <w:r>
+        <w:rPr>
+          <w:rFonts w:ascii="Times New Roman" w:hAnsi="Times New Roman" w:cs="Times New Roman"/>
+        </w:rPr>
+        <w:t xml:space="preserve">December 2014. </w:t>
+      </w:r>
+    </w:p>
+    <w:p>
+      <w:pPr>
+        <w:pStyle w:val="Default"/>
+        <w:jc w:val="both"/>
+        <w:rPr>
+          <w:rFonts w:ascii="Times New Roman" w:hAnsi="Times New Roman" w:cs="Times New Roman"/>
+        </w:rPr>
+      </w:pPr>
       <w:r>
         <w:rPr>
           <w:rFonts w:ascii="Times New Roman" w:hAnsi="Times New Roman" w:cs="Times New Roman"/>
         </w:rPr>
         <w:t xml:space="preserve"> </w:t>
       </w:r>
-      <w:r>
-        <w:rPr>
-          <w:rFonts w:ascii="Times New Roman" w:hAnsi="Times New Roman" w:cs="Times New Roman"/>
-        </w:rPr>
-        <w:t>W</w:t>
-      </w:r>
-      <w:r>
-        <w:rPr>
-          <w:rFonts w:ascii="Times New Roman" w:hAnsi="Times New Roman" w:cs="Times New Roman"/>
-        </w:rPr>
-        <w:t xml:space="preserve">orkshop </w:t>
-      </w:r>
-      <w:r>
-        <w:rPr>
-          <w:rFonts w:ascii="Times New Roman" w:hAnsi="Times New Roman" w:cs="Times New Roman"/>
-        </w:rPr>
-        <w:t>organized by Indian Institute of Technology – Kharagpur</w:t>
-      </w:r>
-      <w:r>
-        <w:rPr>
-          <w:rFonts w:ascii="Times New Roman" w:hAnsi="Times New Roman" w:cs="Times New Roman"/>
-        </w:rPr>
-        <w:t>, India</w:t>
-      </w:r>
-      <w:r>
-        <w:rPr>
-          <w:rFonts w:ascii="Times New Roman" w:hAnsi="Times New Roman" w:cs="Times New Roman"/>
-        </w:rPr>
-        <w:t>’</w:t>
-      </w:r>
-      <w:r>
-        <w:rPr>
-          <w:rFonts w:ascii="Times New Roman" w:hAnsi="Times New Roman" w:cs="Times New Roman"/>
-        </w:rPr>
-        <w:t xml:space="preserve">; </w:t>
-      </w:r>
-      <w:r>
-        <w:rPr>
-          <w:rFonts w:ascii="Times New Roman" w:hAnsi="Times New Roman" w:cs="Times New Roman"/>
-        </w:rPr>
-        <w:t xml:space="preserve">December 2014. </w:t>
-      </w:r>
-    </w:p>
-    <w:p>
-      <w:pPr>
-        <w:pStyle w:val="Default"/>
-        <w:jc w:val="both"/>
-        <w:rPr>
-          <w:rFonts w:ascii="Times New Roman" w:hAnsi="Times New Roman" w:cs="Times New Roman"/>
-        </w:rPr>
-      </w:pPr>
-      <w:r>
-        <w:rPr>
-          <w:rFonts w:ascii="Times New Roman" w:hAnsi="Times New Roman" w:cs="Times New Roman"/>
-        </w:rPr>
-        <w:t xml:space="preserve"> </w:t>
-      </w:r>
-    </w:p>
-    <w:p>
-      <w:pPr>
-        <w:pStyle w:val="Default"/>
-        <w:jc w:val="both"/>
-        <w:rPr>
-          <w:rFonts w:ascii="Times New Roman" w:hAnsi="Times New Roman" w:cs="Times New Roman"/>
-          <w:b/>
-        </w:rPr>
-      </w:pPr>
-      <w:proofErr w:type="spellStart"/>
+    </w:p>
+    <w:p>
+      <w:pPr>
+        <w:pStyle w:val="Default"/>
+        <w:jc w:val="both"/>
+        <w:rPr>
+          <w:rFonts w:ascii="Times New Roman" w:hAnsi="Times New Roman" w:cs="Times New Roman"/>
+          <w:b/>
+        </w:rPr>
+      </w:pPr>
       <w:r>
         <w:rPr>
           <w:rFonts w:ascii="Times New Roman" w:hAnsi="Times New Roman" w:cs="Times New Roman"/>
         </w:rPr>
         <w:lastRenderedPageBreak/>
-        <w:t>EduHeal</w:t>
-      </w:r>
-      <w:proofErr w:type="spellEnd"/>
-      <w:r>
-        <w:rPr>
-          <w:rFonts w:ascii="Times New Roman" w:hAnsi="Times New Roman" w:cs="Times New Roman"/>
-        </w:rPr>
-        <w:t xml:space="preserve"> Foundation Interactive Olympiad</w:t>
+        <w:t>EduHeal Foundation Interactive Olympiad</w:t>
       </w:r>
       <w:r>
         <w:rPr>
@@ -13767,6 +13405,7 @@
   <w:style w:type="character" w:default="1" w:styleId="DefaultParagraphFont">
     <w:name w:val="Default Paragraph Font"/>
     <w:uiPriority w:val="1"/>
+    <w:semiHidden/>
     <w:unhideWhenUsed/>
   </w:style>
   <w:style w:type="table" w:default="1" w:styleId="TableNormal">

--- a/assets/pdfs/Tirtha_Das_Banerjee_CV.docx
+++ b/assets/pdfs/Tirtha_Das_Banerjee_CV.docx
@@ -257,6 +257,12 @@
         </w:rPr>
         <w:t>- Singapore</w:t>
       </w:r>
+      <w:r>
+        <w:rPr>
+          <w:rFonts w:ascii="Times New Roman" w:hAnsi="Times New Roman" w:cs="Times New Roman"/>
+        </w:rPr>
+        <w:t xml:space="preserve"> (SPR)</w:t>
+      </w:r>
     </w:p>
     <w:p>
       <w:pPr>
@@ -693,22 +699,46 @@
         <w:rPr>
           <w:rFonts w:ascii="Times New Roman" w:hAnsi="Times New Roman" w:cs="Times New Roman"/>
         </w:rPr>
-        <w:t>: 1) Development of HCR based spatial antibody-CRE detection technology.</w:t>
-      </w:r>
-    </w:p>
-    <w:p>
-      <w:pPr>
-        <w:pStyle w:val="Default"/>
-        <w:jc w:val="both"/>
-        <w:rPr>
-          <w:rFonts w:ascii="Times New Roman" w:hAnsi="Times New Roman" w:cs="Times New Roman"/>
-        </w:rPr>
-      </w:pPr>
-      <w:r>
-        <w:rPr>
-          <w:rFonts w:ascii="Times New Roman" w:hAnsi="Times New Roman" w:cs="Times New Roman"/>
-        </w:rPr>
-        <w:t>2) Integration of single cell, LCM-seq, and spatial mRNA technologies to answer the development and evolution of serial homologs.</w:t>
+        <w:t xml:space="preserve">: </w:t>
+      </w:r>
+      <w:r>
+        <w:rPr>
+          <w:rFonts w:ascii="Times New Roman" w:hAnsi="Times New Roman" w:cs="Times New Roman"/>
+        </w:rPr>
+        <w:t>1</w:t>
+      </w:r>
+      <w:r>
+        <w:rPr>
+          <w:rFonts w:ascii="Times New Roman" w:hAnsi="Times New Roman" w:cs="Times New Roman"/>
+        </w:rPr>
+        <w:t>) Integration of single cell, LCM-seq, and spatial mRNA technologies to answer the development and evolution of serial homologs.</w:t>
+      </w:r>
+    </w:p>
+    <w:p>
+      <w:pPr>
+        <w:pStyle w:val="Default"/>
+        <w:jc w:val="both"/>
+        <w:rPr>
+          <w:rFonts w:ascii="Times New Roman" w:hAnsi="Times New Roman" w:cs="Times New Roman"/>
+        </w:rPr>
+      </w:pPr>
+      <w:r>
+        <w:rPr>
+          <w:rFonts w:ascii="Times New Roman" w:hAnsi="Times New Roman" w:cs="Times New Roman"/>
+        </w:rPr>
+        <w:t>2)</w:t>
+      </w:r>
+      <w:r>
+        <w:rPr>
+          <w:rFonts w:ascii="Times New Roman" w:hAnsi="Times New Roman" w:cs="Times New Roman"/>
+        </w:rPr>
+        <w:t xml:space="preserve"> </w:t>
+      </w:r>
+      <w:r>
+        <w:rPr>
+          <w:rFonts w:ascii="Times New Roman" w:hAnsi="Times New Roman" w:cs="Times New Roman"/>
+        </w:rPr>
+        <w:t>Development of CORN-DRIVE system and insect colony optimization for insectary (Evo-Devo Lab).</w:t>
       </w:r>
     </w:p>
     <w:p>
@@ -739,27 +769,6 @@
           <w:rFonts w:ascii="Times New Roman" w:hAnsi="Times New Roman" w:cs="Times New Roman"/>
         </w:rPr>
         <w:t>4) Identify the key Wnt signaling network genes in pattern formation during different stages of insect wing development.</w:t>
-      </w:r>
-    </w:p>
-    <w:p>
-      <w:pPr>
-        <w:pStyle w:val="Default"/>
-        <w:jc w:val="both"/>
-        <w:rPr>
-          <w:rFonts w:ascii="Times New Roman" w:hAnsi="Times New Roman" w:cs="Times New Roman"/>
-        </w:rPr>
-      </w:pPr>
-      <w:r>
-        <w:rPr>
-          <w:rFonts w:ascii="Times New Roman" w:hAnsi="Times New Roman" w:cs="Times New Roman"/>
-        </w:rPr>
-        <w:t>5</w:t>
-      </w:r>
-      <w:r>
-        <w:rPr>
-          <w:rFonts w:ascii="Times New Roman" w:hAnsi="Times New Roman" w:cs="Times New Roman"/>
-        </w:rPr>
-        <w:t>) Development of CORN-DRIVE.</w:t>
       </w:r>
     </w:p>
     <w:p>
@@ -2032,7 +2041,6 @@
           <w:rFonts w:ascii="Times New Roman" w:hAnsi="Times New Roman" w:cs="Times New Roman"/>
           <w:bCs/>
         </w:rPr>
-        <w:lastRenderedPageBreak/>
         <w:t>*</w:t>
       </w:r>
       <w:r>
@@ -2305,6 +2313,72 @@
           <w:bCs/>
         </w:rPr>
       </w:pPr>
+      <w:r>
+        <w:rPr>
+          <w:rFonts w:ascii="Times New Roman" w:hAnsi="Times New Roman" w:cs="Times New Roman"/>
+          <w:b/>
+        </w:rPr>
+        <w:t>FISHER</w:t>
+      </w:r>
+      <w:r>
+        <w:rPr>
+          <w:rFonts w:ascii="Times New Roman" w:hAnsi="Times New Roman" w:cs="Times New Roman"/>
+          <w:bCs/>
+        </w:rPr>
+        <w:t xml:space="preserve">: </w:t>
+      </w:r>
+      <w:r>
+        <w:rPr>
+          <w:rFonts w:ascii="Times New Roman" w:hAnsi="Times New Roman" w:cs="Times New Roman"/>
+          <w:bCs/>
+        </w:rPr>
+        <w:t>Flexible Instrument for Stimulus-controlled Habituation and Experimental Reinforcement</w:t>
+      </w:r>
+      <w:r>
+        <w:rPr>
+          <w:rFonts w:ascii="Times New Roman" w:hAnsi="Times New Roman" w:cs="Times New Roman"/>
+          <w:bCs/>
+        </w:rPr>
+        <w:t xml:space="preserve"> </w:t>
+      </w:r>
+      <w:r>
+        <w:rPr>
+          <w:rFonts w:ascii="Times New Roman" w:hAnsi="Times New Roman" w:cs="Times New Roman"/>
+          <w:bCs/>
+        </w:rPr>
+        <w:t>for neurobehavioral assays, associative learning, and drug delivery.</w:t>
+      </w:r>
+      <w:r>
+        <w:rPr>
+          <w:rFonts w:ascii="Times New Roman" w:hAnsi="Times New Roman" w:cs="Times New Roman"/>
+          <w:bCs/>
+        </w:rPr>
+        <w:t xml:space="preserve"> Four variants: FISHER_mini (mini version of FISHER for tight spaces), FISHER_delta (for high and low standard diet), and FISHER_Cam (</w:t>
+      </w:r>
+      <w:r>
+        <w:rPr>
+          <w:rFonts w:ascii="Times New Roman" w:hAnsi="Times New Roman" w:cs="Times New Roman"/>
+          <w:bCs/>
+        </w:rPr>
+        <w:t>a</w:t>
+      </w:r>
+      <w:r>
+        <w:rPr>
+          <w:rFonts w:ascii="Times New Roman" w:hAnsi="Times New Roman" w:cs="Times New Roman"/>
+          <w:bCs/>
+        </w:rPr>
+        <w:t xml:space="preserve"> camera powered system to perform recordings while the experiments are being conducted). </w:t>
+      </w:r>
+    </w:p>
+    <w:p>
+      <w:pPr>
+        <w:pStyle w:val="Default"/>
+        <w:jc w:val="both"/>
+        <w:rPr>
+          <w:rFonts w:ascii="Times New Roman" w:hAnsi="Times New Roman" w:cs="Times New Roman"/>
+          <w:bCs/>
+        </w:rPr>
+      </w:pPr>
     </w:p>
     <w:p>
       <w:pPr>
@@ -2354,52 +2428,56 @@
           <w:rFonts w:ascii="Times New Roman" w:hAnsi="Times New Roman" w:cs="Times New Roman"/>
           <w:bCs/>
         </w:rPr>
-        <w:t>: A computer vision and AI powered system for smart crop system for maximum yield.</w:t>
-      </w:r>
-    </w:p>
-    <w:p>
-      <w:pPr>
-        <w:pStyle w:val="Default"/>
-        <w:jc w:val="both"/>
-        <w:rPr>
-          <w:rFonts w:ascii="Times New Roman" w:hAnsi="Times New Roman" w:cs="Times New Roman"/>
-          <w:bCs/>
-        </w:rPr>
-      </w:pPr>
-      <w:r>
-        <w:rPr>
-          <w:rFonts w:ascii="Times New Roman" w:hAnsi="Times New Roman" w:cs="Times New Roman"/>
-          <w:b/>
-        </w:rPr>
-        <w:t>FISHER</w:t>
-      </w:r>
-      <w:r>
-        <w:rPr>
-          <w:rFonts w:ascii="Times New Roman" w:hAnsi="Times New Roman" w:cs="Times New Roman"/>
-          <w:bCs/>
-        </w:rPr>
-        <w:t xml:space="preserve">: </w:t>
-      </w:r>
-      <w:r>
-        <w:rPr>
-          <w:rFonts w:ascii="Times New Roman" w:hAnsi="Times New Roman" w:cs="Times New Roman"/>
-          <w:bCs/>
-        </w:rPr>
-        <w:t>C</w:t>
-      </w:r>
-      <w:r>
-        <w:rPr>
-          <w:rFonts w:ascii="Times New Roman" w:hAnsi="Times New Roman" w:cs="Times New Roman"/>
-          <w:bCs/>
-        </w:rPr>
-        <w:t>omputer vision powered closed loop hardware system for neurobehavioral assays</w:t>
-      </w:r>
-      <w:r>
-        <w:rPr>
-          <w:rFonts w:ascii="Times New Roman" w:hAnsi="Times New Roman" w:cs="Times New Roman"/>
-          <w:bCs/>
-        </w:rPr>
-        <w:t>, associative learning, and drug delivery</w:t>
+        <w:t xml:space="preserve">: A </w:t>
+      </w:r>
+      <w:r>
+        <w:rPr>
+          <w:rFonts w:ascii="Times New Roman" w:hAnsi="Times New Roman" w:cs="Times New Roman"/>
+          <w:bCs/>
+        </w:rPr>
+        <w:t xml:space="preserve">multi-sensor and </w:t>
+      </w:r>
+      <w:r>
+        <w:rPr>
+          <w:rFonts w:ascii="Times New Roman" w:hAnsi="Times New Roman" w:cs="Times New Roman"/>
+          <w:bCs/>
+        </w:rPr>
+        <w:t xml:space="preserve">computer vision powered system for smart crop </w:t>
+      </w:r>
+      <w:r>
+        <w:rPr>
+          <w:rFonts w:ascii="Times New Roman" w:hAnsi="Times New Roman" w:cs="Times New Roman"/>
+          <w:bCs/>
+        </w:rPr>
+        <w:t>growth</w:t>
+      </w:r>
+      <w:r>
+        <w:rPr>
+          <w:rFonts w:ascii="Times New Roman" w:hAnsi="Times New Roman" w:cs="Times New Roman"/>
+          <w:bCs/>
+        </w:rPr>
+        <w:t xml:space="preserve"> maxim</w:t>
+      </w:r>
+      <w:r>
+        <w:rPr>
+          <w:rFonts w:ascii="Times New Roman" w:hAnsi="Times New Roman" w:cs="Times New Roman"/>
+          <w:bCs/>
+        </w:rPr>
+        <w:t xml:space="preserve">izing </w:t>
+      </w:r>
+      <w:r>
+        <w:rPr>
+          <w:rFonts w:ascii="Times New Roman" w:hAnsi="Times New Roman" w:cs="Times New Roman"/>
+          <w:bCs/>
+        </w:rPr>
+        <w:t>yield</w:t>
+      </w:r>
+      <w:r>
+        <w:rPr>
+          <w:rFonts w:ascii="Times New Roman" w:hAnsi="Times New Roman" w:cs="Times New Roman"/>
+          <w:bCs/>
+        </w:rPr>
+        <w:t>, efficiency and energy</w:t>
       </w:r>
       <w:r>
         <w:rPr>
@@ -2781,41 +2859,7 @@
         </w:rPr>
         <w:t>Programming language</w:t>
       </w:r>
-    </w:p>
-    <w:p>
-      <w:pPr>
-        <w:pStyle w:val="NoSpacing"/>
-        <w:jc w:val="both"/>
-        <w:rPr>
-          <w:rFonts w:ascii="Times New Roman" w:hAnsi="Times New Roman" w:cs="Times New Roman"/>
-          <w:sz w:val="24"/>
-          <w:szCs w:val="24"/>
-        </w:rPr>
-      </w:pPr>
-      <w:r>
-        <w:rPr>
-          <w:rFonts w:ascii="Times New Roman" w:hAnsi="Times New Roman" w:cs="Times New Roman"/>
-          <w:sz w:val="24"/>
-          <w:szCs w:val="24"/>
-        </w:rPr>
-        <w:t>C++, html, and Python</w:t>
-      </w:r>
-    </w:p>
-    <w:p>
-      <w:pPr>
-        <w:pStyle w:val="NoSpacing"/>
-        <w:jc w:val="both"/>
-        <w:rPr>
-          <w:rFonts w:ascii="Times New Roman" w:hAnsi="Times New Roman" w:cs="Times New Roman"/>
-          <w:sz w:val="24"/>
-          <w:szCs w:val="24"/>
-        </w:rPr>
-      </w:pPr>
-    </w:p>
-    <w:p>
-      <w:pPr>
-        <w:pStyle w:val="NoSpacing"/>
-        <w:jc w:val="both"/>
+      <w:r>
         <w:rPr>
           <w:rFonts w:ascii="Times New Roman" w:hAnsi="Times New Roman" w:cs="Times New Roman"/>
           <w:b/>
@@ -2824,8 +2868,59 @@
           <w:szCs w:val="24"/>
           <w:u w:val="single"/>
         </w:rPr>
-      </w:pPr>
-      <w:r>
+        <w:t>s I use</w:t>
+      </w:r>
+    </w:p>
+    <w:p>
+      <w:pPr>
+        <w:pStyle w:val="NoSpacing"/>
+        <w:jc w:val="both"/>
+        <w:rPr>
+          <w:rFonts w:ascii="Times New Roman" w:hAnsi="Times New Roman" w:cs="Times New Roman"/>
+          <w:sz w:val="24"/>
+          <w:szCs w:val="24"/>
+        </w:rPr>
+      </w:pPr>
+      <w:r>
+        <w:rPr>
+          <w:rFonts w:ascii="Times New Roman" w:hAnsi="Times New Roman" w:cs="Times New Roman"/>
+          <w:sz w:val="24"/>
+          <w:szCs w:val="24"/>
+        </w:rPr>
+        <w:t xml:space="preserve">C++, html, </w:t>
+      </w:r>
+      <w:r>
+        <w:rPr>
+          <w:rFonts w:ascii="Times New Roman" w:hAnsi="Times New Roman" w:cs="Times New Roman"/>
+          <w:sz w:val="24"/>
+          <w:szCs w:val="24"/>
+        </w:rPr>
+        <w:t xml:space="preserve">R, </w:t>
+      </w:r>
+      <w:r>
+        <w:rPr>
+          <w:rFonts w:ascii="Times New Roman" w:hAnsi="Times New Roman" w:cs="Times New Roman"/>
+          <w:sz w:val="24"/>
+          <w:szCs w:val="24"/>
+        </w:rPr>
+        <w:t>and Python</w:t>
+      </w:r>
+    </w:p>
+    <w:p>
+      <w:pPr>
+        <w:pStyle w:val="NoSpacing"/>
+        <w:jc w:val="both"/>
+        <w:rPr>
+          <w:rFonts w:ascii="Times New Roman" w:hAnsi="Times New Roman" w:cs="Times New Roman"/>
+          <w:sz w:val="24"/>
+          <w:szCs w:val="24"/>
+        </w:rPr>
+      </w:pPr>
+    </w:p>
+    <w:p>
+      <w:pPr>
+        <w:pStyle w:val="NoSpacing"/>
+        <w:jc w:val="both"/>
         <w:rPr>
           <w:rFonts w:ascii="Times New Roman" w:hAnsi="Times New Roman" w:cs="Times New Roman"/>
           <w:b/>
@@ -2834,60 +2929,61 @@
           <w:szCs w:val="24"/>
           <w:u w:val="single"/>
         </w:rPr>
-        <w:t>Hardware and Microcontrollers</w:t>
-      </w:r>
-    </w:p>
-    <w:p>
-      <w:pPr>
-        <w:pStyle w:val="NoSpacing"/>
-        <w:jc w:val="both"/>
-        <w:rPr>
-          <w:rFonts w:ascii="Times New Roman" w:hAnsi="Times New Roman" w:cs="Times New Roman"/>
-          <w:sz w:val="24"/>
-          <w:szCs w:val="24"/>
-        </w:rPr>
-      </w:pPr>
-      <w:r>
-        <w:rPr>
-          <w:rFonts w:ascii="Times New Roman" w:hAnsi="Times New Roman" w:cs="Times New Roman"/>
-          <w:sz w:val="24"/>
-          <w:szCs w:val="24"/>
-        </w:rPr>
-        <w:t xml:space="preserve">Arduino (ATMega2560, ATMega328p), Esp32, AMB82-mini, </w:t>
-      </w:r>
-      <w:r>
-        <w:rPr>
-          <w:rFonts w:ascii="Times New Roman" w:hAnsi="Times New Roman" w:cs="Times New Roman"/>
-          <w:sz w:val="24"/>
-          <w:szCs w:val="24"/>
-        </w:rPr>
-        <w:t>STM32</w:t>
-      </w:r>
-    </w:p>
-    <w:p>
-      <w:pPr>
-        <w:pStyle w:val="NoSpacing"/>
-        <w:jc w:val="both"/>
-        <w:rPr>
-          <w:rFonts w:ascii="Times New Roman" w:hAnsi="Times New Roman" w:cs="Times New Roman"/>
-          <w:sz w:val="24"/>
-          <w:szCs w:val="24"/>
-        </w:rPr>
-      </w:pPr>
-    </w:p>
-    <w:p>
-      <w:pPr>
-        <w:pStyle w:val="NoSpacing"/>
-        <w:jc w:val="both"/>
-        <w:rPr>
-          <w:rFonts w:ascii="Times New Roman" w:hAnsi="Times New Roman" w:cs="Times New Roman"/>
-          <w:b/>
+      </w:pPr>
+      <w:r>
+        <w:rPr>
+          <w:rFonts w:ascii="Times New Roman" w:hAnsi="Times New Roman" w:cs="Times New Roman"/>
+          <w:b/>
+          <w:bCs/>
           <w:sz w:val="24"/>
           <w:szCs w:val="24"/>
           <w:u w:val="single"/>
         </w:rPr>
-      </w:pPr>
-      <w:r>
+        <w:t>Hardware and Microcontrollers</w:t>
+      </w:r>
+    </w:p>
+    <w:p>
+      <w:pPr>
+        <w:pStyle w:val="NoSpacing"/>
+        <w:jc w:val="both"/>
+        <w:rPr>
+          <w:rFonts w:ascii="Times New Roman" w:hAnsi="Times New Roman" w:cs="Times New Roman"/>
+          <w:sz w:val="24"/>
+          <w:szCs w:val="24"/>
+        </w:rPr>
+      </w:pPr>
+      <w:r>
+        <w:rPr>
+          <w:rFonts w:ascii="Times New Roman" w:hAnsi="Times New Roman" w:cs="Times New Roman"/>
+          <w:sz w:val="24"/>
+          <w:szCs w:val="24"/>
+        </w:rPr>
+        <w:t xml:space="preserve">Arduino (ATMega2560, ATMega328p), Esp32, AMB82-mini, </w:t>
+      </w:r>
+      <w:r>
+        <w:rPr>
+          <w:rFonts w:ascii="Times New Roman" w:hAnsi="Times New Roman" w:cs="Times New Roman"/>
+          <w:sz w:val="24"/>
+          <w:szCs w:val="24"/>
+        </w:rPr>
+        <w:t>STM32</w:t>
+      </w:r>
+    </w:p>
+    <w:p>
+      <w:pPr>
+        <w:pStyle w:val="NoSpacing"/>
+        <w:jc w:val="both"/>
+        <w:rPr>
+          <w:rFonts w:ascii="Times New Roman" w:hAnsi="Times New Roman" w:cs="Times New Roman"/>
+          <w:sz w:val="24"/>
+          <w:szCs w:val="24"/>
+        </w:rPr>
+      </w:pPr>
+    </w:p>
+    <w:p>
+      <w:pPr>
+        <w:pStyle w:val="NoSpacing"/>
+        <w:jc w:val="both"/>
         <w:rPr>
           <w:rFonts w:ascii="Times New Roman" w:hAnsi="Times New Roman" w:cs="Times New Roman"/>
           <w:b/>
@@ -2895,6 +2991,15 @@
           <w:szCs w:val="24"/>
           <w:u w:val="single"/>
         </w:rPr>
+      </w:pPr>
+      <w:r>
+        <w:rPr>
+          <w:rFonts w:ascii="Times New Roman" w:hAnsi="Times New Roman" w:cs="Times New Roman"/>
+          <w:b/>
+          <w:sz w:val="24"/>
+          <w:szCs w:val="24"/>
+          <w:u w:val="single"/>
+        </w:rPr>
         <w:t xml:space="preserve">Area of Interest </w:t>
       </w:r>
     </w:p>
@@ -2912,7 +3017,35 @@
           <w:rFonts w:ascii="Times New Roman" w:hAnsi="Times New Roman" w:cs="Times New Roman"/>
           <w:bCs/>
         </w:rPr>
-        <w:t>Developmental Biology, Evolutionary Biology,</w:t>
+        <w:t>Developmental Biology,</w:t>
+      </w:r>
+      <w:r>
+        <w:rPr>
+          <w:rFonts w:ascii="Times New Roman" w:hAnsi="Times New Roman" w:cs="Times New Roman"/>
+          <w:bCs/>
+        </w:rPr>
+        <w:t xml:space="preserve"> </w:t>
+      </w:r>
+      <w:r>
+        <w:rPr>
+          <w:rFonts w:ascii="Times New Roman" w:hAnsi="Times New Roman" w:cs="Times New Roman"/>
+          <w:bCs/>
+        </w:rPr>
+        <w:t>Molecular Biology</w:t>
+      </w:r>
+      <w:r>
+        <w:rPr>
+          <w:rFonts w:ascii="Times New Roman" w:hAnsi="Times New Roman" w:cs="Times New Roman"/>
+          <w:bCs/>
+        </w:rPr>
+        <w:t>,</w:t>
+      </w:r>
+      <w:r>
+        <w:rPr>
+          <w:rFonts w:ascii="Times New Roman" w:hAnsi="Times New Roman" w:cs="Times New Roman"/>
+          <w:bCs/>
+        </w:rPr>
+        <w:t xml:space="preserve"> Evolutionary Biology,</w:t>
       </w:r>
       <w:r>
         <w:rPr>
@@ -2947,7 +3080,7 @@
           <w:rFonts w:ascii="Times New Roman" w:hAnsi="Times New Roman" w:cs="Times New Roman"/>
           <w:bCs/>
         </w:rPr>
-        <w:t xml:space="preserve"> Molecular Biology, </w:t>
+        <w:t xml:space="preserve"> </w:t>
       </w:r>
       <w:r>
         <w:rPr>
@@ -3081,6 +3214,7 @@
           <w:color w:val="auto"/>
           <w:shd w:val="clear" w:color="auto" w:fill="FFFFFF"/>
         </w:rPr>
+        <w:lastRenderedPageBreak/>
         <w:t>Field of research: Large scale bacteria-based enzyme production</w:t>
       </w:r>
       <w:r>
@@ -3581,6 +3715,82 @@
       <w:r>
         <w:rPr>
           <w:rFonts w:ascii="Times New Roman" w:hAnsi="Times New Roman" w:cs="Times New Roman"/>
+          <w:b/>
+        </w:rPr>
+        <w:t>Banerjee TD</w:t>
+      </w:r>
+      <w:r>
+        <w:rPr>
+          <w:rFonts w:ascii="Times New Roman" w:hAnsi="Times New Roman" w:cs="Times New Roman"/>
+          <w:bCs/>
+        </w:rPr>
+        <w:t xml:space="preserve">, Raine J, Mathuru AS, Monteiro A. </w:t>
+      </w:r>
+      <w:r>
+        <w:rPr>
+          <w:rFonts w:ascii="Times New Roman" w:hAnsi="Times New Roman" w:cs="Times New Roman"/>
+          <w:bCs/>
+        </w:rPr>
+        <w:t>(</w:t>
+      </w:r>
+      <w:r>
+        <w:rPr>
+          <w:rFonts w:ascii="Times New Roman" w:hAnsi="Times New Roman" w:cs="Times New Roman"/>
+          <w:bCs/>
+        </w:rPr>
+        <w:t>2026</w:t>
+      </w:r>
+      <w:r>
+        <w:rPr>
+          <w:rFonts w:ascii="Times New Roman" w:hAnsi="Times New Roman" w:cs="Times New Roman"/>
+          <w:bCs/>
+        </w:rPr>
+        <w:t>)</w:t>
+      </w:r>
+      <w:r>
+        <w:rPr>
+          <w:rFonts w:ascii="Times New Roman" w:hAnsi="Times New Roman" w:cs="Times New Roman"/>
+          <w:bCs/>
+        </w:rPr>
+        <w:t xml:space="preserve"> Modular fluidic automation platform with integrated thermal control for multi-step molecular imaging workflows.</w:t>
+      </w:r>
+      <w:r>
+        <w:rPr>
+          <w:rFonts w:ascii="Times New Roman" w:hAnsi="Times New Roman" w:cs="Times New Roman"/>
+          <w:bCs/>
+        </w:rPr>
+        <w:t xml:space="preserve"> bioRxiv, </w:t>
+      </w:r>
+      <w:r>
+        <w:rPr>
+          <w:rFonts w:ascii="Times New Roman" w:hAnsi="Times New Roman" w:cs="Times New Roman"/>
+          <w:bCs/>
+        </w:rPr>
+        <w:t>https://doi.org/10.64898/2026.04.17.713973</w:t>
+      </w:r>
+    </w:p>
+    <w:p>
+      <w:pPr>
+        <w:pStyle w:val="Default"/>
+        <w:jc w:val="both"/>
+        <w:rPr>
+          <w:rFonts w:ascii="Times New Roman" w:hAnsi="Times New Roman" w:cs="Times New Roman"/>
+          <w:bCs/>
+        </w:rPr>
+      </w:pPr>
+    </w:p>
+    <w:p>
+      <w:pPr>
+        <w:pStyle w:val="Default"/>
+        <w:jc w:val="both"/>
+        <w:rPr>
+          <w:rFonts w:ascii="Times New Roman" w:hAnsi="Times New Roman" w:cs="Times New Roman"/>
+          <w:bCs/>
+        </w:rPr>
+      </w:pPr>
+      <w:r>
+        <w:rPr>
+          <w:rFonts w:ascii="Times New Roman" w:hAnsi="Times New Roman" w:cs="Times New Roman"/>
           <w:bCs/>
         </w:rPr>
         <w:t xml:space="preserve">Goel T, Raine J, Kibat C, Collado JW, </w:t>
@@ -4462,6 +4672,7 @@
         <w:rPr>
           <w:bCs/>
         </w:rPr>
+        <w:lastRenderedPageBreak/>
         <w:t>Tian, S., Asano, Y.,</w:t>
       </w:r>
       <w:r>
@@ -6277,6 +6488,7 @@
           <w:rFonts w:ascii="Times New Roman" w:hAnsi="Times New Roman" w:cs="Times New Roman"/>
           <w:bCs/>
         </w:rPr>
+        <w:lastRenderedPageBreak/>
         <w:t xml:space="preserve">Pal S, </w:t>
       </w:r>
       <w:r>
@@ -6416,16 +6628,6 @@
         <w:jc w:val="both"/>
         <w:rPr>
           <w:rFonts w:ascii="Times New Roman" w:hAnsi="Times New Roman" w:cs="Times New Roman"/>
-          <w:bCs/>
-        </w:rPr>
-      </w:pPr>
-    </w:p>
-    <w:p>
-      <w:pPr>
-        <w:pStyle w:val="Default"/>
-        <w:jc w:val="both"/>
-        <w:rPr>
-          <w:rFonts w:ascii="Times New Roman" w:hAnsi="Times New Roman" w:cs="Times New Roman"/>
           <w:b/>
           <w:u w:val="single"/>
         </w:rPr>
@@ -6436,7 +6638,6 @@
           <w:b/>
           <w:u w:val="single"/>
         </w:rPr>
-        <w:lastRenderedPageBreak/>
         <w:t>Reviewe</w:t>
       </w:r>
       <w:r>
@@ -6472,7 +6673,31 @@
           <w:bCs/>
           <w:lang w:val="en-SG"/>
         </w:rPr>
-        <w:t>eLife, BMC Biology, Annals of the Entomological Society of America, PloS genetics, Journal of Insect Physiology, Biology, Cells, Molecules, and Insect Sciences</w:t>
+        <w:t xml:space="preserve">eLife, BMC Biology, Annals of the Entomological Society of America, </w:t>
+      </w:r>
+      <w:r>
+        <w:rPr>
+          <w:rFonts w:ascii="Times New Roman" w:hAnsi="Times New Roman" w:cs="Times New Roman"/>
+          <w:bCs/>
+          <w:lang w:val="en-SG"/>
+        </w:rPr>
+        <w:t>Cellular and Molecular Life Sciences</w:t>
+      </w:r>
+      <w:r>
+        <w:rPr>
+          <w:rFonts w:ascii="Times New Roman" w:hAnsi="Times New Roman" w:cs="Times New Roman"/>
+          <w:bCs/>
+          <w:lang w:val="en-SG"/>
+        </w:rPr>
+        <w:t xml:space="preserve">, </w:t>
+      </w:r>
+      <w:r>
+        <w:rPr>
+          <w:rFonts w:ascii="Times New Roman" w:hAnsi="Times New Roman" w:cs="Times New Roman"/>
+          <w:bCs/>
+          <w:lang w:val="en-SG"/>
+        </w:rPr>
+        <w:t>PloS genetics, Journal of Insect Physiology, Biology, Cells, Molecules, and Insect Sciences</w:t>
       </w:r>
       <w:r>
         <w:rPr>
@@ -7082,7 +7307,25 @@
           <w:sz w:val="24"/>
           <w:szCs w:val="24"/>
         </w:rPr>
-        <w:t>Merge: A python based tool to create composite 2D images of z-slices or maximum projection of in-situ data for multiplex-FISH applications.</w:t>
+        <w:t xml:space="preserve">Merge: A python based tool to create composite 2D images of z-slices or maximum projection of </w:t>
+      </w:r>
+      <w:r>
+        <w:rPr>
+          <w:rFonts w:ascii="Times New Roman" w:hAnsi="Times New Roman" w:cs="Times New Roman"/>
+          <w:i/>
+          <w:iCs/>
+          <w:sz w:val="24"/>
+          <w:szCs w:val="24"/>
+        </w:rPr>
+        <w:t>in-situ</w:t>
+      </w:r>
+      <w:r>
+        <w:rPr>
+          <w:rFonts w:ascii="Times New Roman" w:hAnsi="Times New Roman" w:cs="Times New Roman"/>
+          <w:sz w:val="24"/>
+          <w:szCs w:val="24"/>
+        </w:rPr>
+        <w:t xml:space="preserve"> data for multiplex-FISH applications.</w:t>
       </w:r>
       <w:r>
         <w:rPr>
@@ -7368,6 +7611,35 @@
           <w:bCs/>
         </w:rPr>
       </w:pPr>
+    </w:p>
+    <w:p>
+      <w:pPr>
+        <w:pStyle w:val="Default"/>
+        <w:jc w:val="both"/>
+        <w:rPr>
+          <w:rFonts w:ascii="Times New Roman" w:hAnsi="Times New Roman" w:cs="Times New Roman"/>
+          <w:bCs/>
+          <w:u w:val="single"/>
+        </w:rPr>
+      </w:pPr>
+      <w:r>
+        <w:rPr>
+          <w:rFonts w:ascii="Times New Roman" w:hAnsi="Times New Roman" w:cs="Times New Roman"/>
+          <w:bCs/>
+          <w:u w:val="single"/>
+        </w:rPr>
+        <w:t>Past students</w:t>
+      </w:r>
+    </w:p>
+    <w:p>
+      <w:pPr>
+        <w:pStyle w:val="Default"/>
+        <w:jc w:val="both"/>
+        <w:rPr>
+          <w:rFonts w:ascii="Times New Roman" w:hAnsi="Times New Roman" w:cs="Times New Roman"/>
+          <w:bCs/>
+        </w:rPr>
+      </w:pPr>
       <w:r>
         <w:rPr>
           <w:rFonts w:ascii="Times New Roman" w:hAnsi="Times New Roman" w:cs="Times New Roman"/>
@@ -7380,7 +7652,98 @@
           <w:rFonts w:ascii="Times New Roman" w:hAnsi="Times New Roman" w:cs="Times New Roman"/>
           <w:bCs/>
         </w:rPr>
-        <w:t xml:space="preserve">. </w:t>
+        <w:t>. J</w:t>
+      </w:r>
+      <w:r>
+        <w:rPr>
+          <w:rFonts w:ascii="Times New Roman" w:hAnsi="Times New Roman" w:cs="Times New Roman"/>
+          <w:bCs/>
+        </w:rPr>
+        <w:t>aya</w:t>
+      </w:r>
+      <w:r>
+        <w:rPr>
+          <w:rFonts w:ascii="Times New Roman" w:hAnsi="Times New Roman" w:cs="Times New Roman"/>
+          <w:bCs/>
+        </w:rPr>
+        <w:t>V</w:t>
+      </w:r>
+      <w:r>
+        <w:rPr>
+          <w:rFonts w:ascii="Times New Roman" w:hAnsi="Times New Roman" w:cs="Times New Roman"/>
+          <w:bCs/>
+        </w:rPr>
+        <w:t xml:space="preserve">ardhan </w:t>
+      </w:r>
+      <w:r>
+        <w:rPr>
+          <w:rFonts w:ascii="Times New Roman" w:hAnsi="Times New Roman" w:cs="Times New Roman"/>
+          <w:bCs/>
+        </w:rPr>
+        <w:t>H</w:t>
+      </w:r>
+      <w:r>
+        <w:rPr>
+          <w:rFonts w:ascii="Times New Roman" w:hAnsi="Times New Roman" w:cs="Times New Roman"/>
+          <w:bCs/>
+        </w:rPr>
+        <w:t xml:space="preserve">arihar </w:t>
+      </w:r>
+      <w:r>
+        <w:rPr>
+          <w:rFonts w:ascii="Times New Roman" w:hAnsi="Times New Roman" w:cs="Times New Roman"/>
+          <w:bCs/>
+        </w:rPr>
+        <w:t>P</w:t>
+      </w:r>
+      <w:r>
+        <w:rPr>
+          <w:rFonts w:ascii="Times New Roman" w:hAnsi="Times New Roman" w:cs="Times New Roman"/>
+          <w:bCs/>
+        </w:rPr>
+        <w:t>rasad</w:t>
+      </w:r>
+      <w:r>
+        <w:rPr>
+          <w:rFonts w:ascii="Times New Roman" w:hAnsi="Times New Roman" w:cs="Times New Roman"/>
+          <w:bCs/>
+        </w:rPr>
+        <w:t xml:space="preserve"> and C</w:t>
+      </w:r>
+      <w:r>
+        <w:rPr>
+          <w:rFonts w:ascii="Times New Roman" w:hAnsi="Times New Roman" w:cs="Times New Roman"/>
+          <w:bCs/>
+        </w:rPr>
+        <w:t xml:space="preserve">han </w:t>
+      </w:r>
+      <w:r>
+        <w:rPr>
+          <w:rFonts w:ascii="Times New Roman" w:hAnsi="Times New Roman" w:cs="Times New Roman"/>
+          <w:bCs/>
+        </w:rPr>
+        <w:t>S</w:t>
+      </w:r>
+      <w:r>
+        <w:rPr>
+          <w:rFonts w:ascii="Times New Roman" w:hAnsi="Times New Roman" w:cs="Times New Roman"/>
+          <w:bCs/>
+        </w:rPr>
+        <w:t xml:space="preserve">um </w:t>
+      </w:r>
+      <w:r>
+        <w:rPr>
+          <w:rFonts w:ascii="Times New Roman" w:hAnsi="Times New Roman" w:cs="Times New Roman"/>
+          <w:bCs/>
+        </w:rPr>
+        <w:t>N</w:t>
+      </w:r>
+      <w:r>
+        <w:rPr>
+          <w:rFonts w:ascii="Times New Roman" w:hAnsi="Times New Roman" w:cs="Times New Roman"/>
+          <w:bCs/>
+        </w:rPr>
+        <w:t xml:space="preserve">gai </w:t>
       </w:r>
       <w:r>
         <w:rPr>
@@ -7394,111 +7757,6 @@
           <w:rFonts w:ascii="Times New Roman" w:hAnsi="Times New Roman" w:cs="Times New Roman"/>
           <w:bCs/>
         </w:rPr>
-        <w:t>aya</w:t>
-      </w:r>
-      <w:r>
-        <w:rPr>
-          <w:rFonts w:ascii="Times New Roman" w:hAnsi="Times New Roman" w:cs="Times New Roman"/>
-          <w:bCs/>
-        </w:rPr>
-        <w:t>V</w:t>
-      </w:r>
-      <w:r>
-        <w:rPr>
-          <w:rFonts w:ascii="Times New Roman" w:hAnsi="Times New Roman" w:cs="Times New Roman"/>
-          <w:bCs/>
-        </w:rPr>
-        <w:t xml:space="preserve">ardhan </w:t>
-      </w:r>
-      <w:r>
-        <w:rPr>
-          <w:rFonts w:ascii="Times New Roman" w:hAnsi="Times New Roman" w:cs="Times New Roman"/>
-          <w:bCs/>
-        </w:rPr>
-        <w:t>H</w:t>
-      </w:r>
-      <w:r>
-        <w:rPr>
-          <w:rFonts w:ascii="Times New Roman" w:hAnsi="Times New Roman" w:cs="Times New Roman"/>
-          <w:bCs/>
-        </w:rPr>
-        <w:t xml:space="preserve">arihar </w:t>
-      </w:r>
-      <w:r>
-        <w:rPr>
-          <w:rFonts w:ascii="Times New Roman" w:hAnsi="Times New Roman" w:cs="Times New Roman"/>
-          <w:bCs/>
-        </w:rPr>
-        <w:t>P</w:t>
-      </w:r>
-      <w:r>
-        <w:rPr>
-          <w:rFonts w:ascii="Times New Roman" w:hAnsi="Times New Roman" w:cs="Times New Roman"/>
-          <w:bCs/>
-        </w:rPr>
-        <w:t>rasad</w:t>
-      </w:r>
-      <w:r>
-        <w:rPr>
-          <w:rFonts w:ascii="Times New Roman" w:hAnsi="Times New Roman" w:cs="Times New Roman"/>
-          <w:bCs/>
-        </w:rPr>
-        <w:t xml:space="preserve"> and </w:t>
-      </w:r>
-      <w:r>
-        <w:rPr>
-          <w:rFonts w:ascii="Times New Roman" w:hAnsi="Times New Roman" w:cs="Times New Roman"/>
-          <w:bCs/>
-        </w:rPr>
-        <w:t>C</w:t>
-      </w:r>
-      <w:r>
-        <w:rPr>
-          <w:rFonts w:ascii="Times New Roman" w:hAnsi="Times New Roman" w:cs="Times New Roman"/>
-          <w:bCs/>
-        </w:rPr>
-        <w:t xml:space="preserve">han </w:t>
-      </w:r>
-      <w:r>
-        <w:rPr>
-          <w:rFonts w:ascii="Times New Roman" w:hAnsi="Times New Roman" w:cs="Times New Roman"/>
-          <w:bCs/>
-        </w:rPr>
-        <w:t>S</w:t>
-      </w:r>
-      <w:r>
-        <w:rPr>
-          <w:rFonts w:ascii="Times New Roman" w:hAnsi="Times New Roman" w:cs="Times New Roman"/>
-          <w:bCs/>
-        </w:rPr>
-        <w:t xml:space="preserve">um </w:t>
-      </w:r>
-      <w:r>
-        <w:rPr>
-          <w:rFonts w:ascii="Times New Roman" w:hAnsi="Times New Roman" w:cs="Times New Roman"/>
-          <w:bCs/>
-        </w:rPr>
-        <w:t>N</w:t>
-      </w:r>
-      <w:r>
-        <w:rPr>
-          <w:rFonts w:ascii="Times New Roman" w:hAnsi="Times New Roman" w:cs="Times New Roman"/>
-          <w:bCs/>
-        </w:rPr>
-        <w:t xml:space="preserve">gai </w:t>
-      </w:r>
-      <w:r>
-        <w:rPr>
-          <w:rFonts w:ascii="Times New Roman" w:hAnsi="Times New Roman" w:cs="Times New Roman"/>
-          <w:bCs/>
-        </w:rPr>
-        <w:t>J</w:t>
-      </w:r>
-      <w:r>
-        <w:rPr>
-          <w:rFonts w:ascii="Times New Roman" w:hAnsi="Times New Roman" w:cs="Times New Roman"/>
-          <w:bCs/>
-        </w:rPr>
         <w:t>eff</w:t>
       </w:r>
       <w:r>
@@ -7506,25 +7764,8 @@
           <w:rFonts w:ascii="Times New Roman" w:hAnsi="Times New Roman" w:cs="Times New Roman"/>
           <w:bCs/>
         </w:rPr>
-        <w:t>. Project: Design and implementation of nanolitre scale microinjector for CRISPR-Cas9 injection on embryos.</w:t>
-      </w:r>
-      <w:r>
-        <w:rPr>
-          <w:rFonts w:ascii="Times New Roman" w:hAnsi="Times New Roman" w:cs="Times New Roman"/>
-          <w:bCs/>
-        </w:rPr>
-        <w:t xml:space="preserve"> Project under MOE.</w:t>
-      </w:r>
-    </w:p>
-    <w:p>
-      <w:pPr>
-        <w:pStyle w:val="Default"/>
-        <w:jc w:val="both"/>
-        <w:rPr>
-          <w:rFonts w:ascii="Times New Roman" w:hAnsi="Times New Roman" w:cs="Times New Roman"/>
-          <w:bCs/>
-        </w:rPr>
-      </w:pPr>
+        <w:t>. Project: Design and implementation of nanolitre scale microinjector for CRISPR-Cas9 injection on embryos. Project under MOE.</w:t>
+      </w:r>
     </w:p>
     <w:p>
       <w:pPr>
@@ -7536,29 +7777,22 @@
           <w:u w:val="single"/>
         </w:rPr>
       </w:pPr>
-      <w:r>
-        <w:rPr>
-          <w:rFonts w:ascii="Times New Roman" w:hAnsi="Times New Roman" w:cs="Times New Roman"/>
-          <w:bCs/>
-          <w:u w:val="single"/>
-        </w:rPr>
-        <w:t>Past students</w:t>
-      </w:r>
-    </w:p>
-    <w:p>
-      <w:pPr>
-        <w:pStyle w:val="Default"/>
-        <w:jc w:val="both"/>
-        <w:rPr>
-          <w:rFonts w:ascii="Times New Roman" w:hAnsi="Times New Roman" w:cs="Times New Roman"/>
-          <w:bCs/>
-        </w:rPr>
-      </w:pPr>
-      <w:r>
-        <w:rPr>
-          <w:rFonts w:ascii="Times New Roman" w:hAnsi="Times New Roman" w:cs="Times New Roman"/>
-          <w:bCs/>
-        </w:rPr>
+    </w:p>
+    <w:p>
+      <w:pPr>
+        <w:pStyle w:val="Default"/>
+        <w:jc w:val="both"/>
+        <w:rPr>
+          <w:rFonts w:ascii="Times New Roman" w:hAnsi="Times New Roman" w:cs="Times New Roman"/>
+          <w:bCs/>
+        </w:rPr>
+      </w:pPr>
+      <w:r>
+        <w:rPr>
+          <w:rFonts w:ascii="Times New Roman" w:hAnsi="Times New Roman" w:cs="Times New Roman"/>
+          <w:bCs/>
+        </w:rPr>
+        <w:lastRenderedPageBreak/>
         <w:t>UROPS: Ms. Gianella Pacho</w:t>
       </w:r>
     </w:p>
@@ -9110,7 +9344,6 @@
         <w:rPr>
           <w:rFonts w:ascii="Times New Roman" w:hAnsi="Times New Roman" w:cs="Times New Roman"/>
         </w:rPr>
-        <w:lastRenderedPageBreak/>
         <w:t>EduHeal Foundation Interactive Olympiad</w:t>
       </w:r>
       <w:r>
@@ -9357,7 +9590,7 @@
           <w:sz w:val="24"/>
           <w:szCs w:val="24"/>
         </w:rPr>
-        <w:t>29</w:t>
+        <w:t>4</w:t>
       </w:r>
       <w:r>
         <w:rPr>
@@ -9385,7 +9618,7 @@
           <w:sz w:val="24"/>
           <w:szCs w:val="24"/>
         </w:rPr>
-        <w:t>Mar</w:t>
+        <w:t>May</w:t>
       </w:r>
       <w:r>
         <w:rPr>

--- a/assets/pdfs/Tirtha_Das_Banerjee_CV.docx
+++ b/assets/pdfs/Tirtha_Das_Banerjee_CV.docx
@@ -444,35 +444,26 @@
         </w:rPr>
         <w:t xml:space="preserve">Orchid: </w:t>
       </w:r>
+    </w:p>
+    <w:p>
+      <w:pPr>
+        <w:pStyle w:val="Default"/>
+        <w:jc w:val="both"/>
+        <w:rPr>
+          <w:rFonts w:ascii="Times New Roman" w:hAnsi="Times New Roman" w:cs="Times New Roman"/>
+          <w:b/>
+          <w:bCs/>
+        </w:rPr>
+      </w:pPr>
+      <w:r>
+        <w:rPr>
+          <w:rFonts w:ascii="Times New Roman" w:hAnsi="Times New Roman" w:cs="Times New Roman"/>
+          <w:b/>
+          <w:bCs/>
+        </w:rPr>
+        <w:t xml:space="preserve">GitHub: </w:t>
+      </w:r>
       <w:hyperlink r:id="rId13" w:history="1">
-        <w:r>
-          <w:rPr>
-            <w:rStyle w:val="Hyperlink"/>
-            <w:rFonts w:ascii="Times New Roman" w:hAnsi="Times New Roman" w:cs="Times New Roman"/>
-          </w:rPr>
-          <w:t>https://orcid.org/0000-0002-6092-0824</w:t>
-        </w:r>
-      </w:hyperlink>
-    </w:p>
-    <w:p>
-      <w:pPr>
-        <w:pStyle w:val="Default"/>
-        <w:jc w:val="both"/>
-        <w:rPr>
-          <w:rFonts w:ascii="Times New Roman" w:hAnsi="Times New Roman" w:cs="Times New Roman"/>
-          <w:b/>
-          <w:bCs/>
-        </w:rPr>
-      </w:pPr>
-      <w:r>
-        <w:rPr>
-          <w:rFonts w:ascii="Times New Roman" w:hAnsi="Times New Roman" w:cs="Times New Roman"/>
-          <w:b/>
-          <w:bCs/>
-        </w:rPr>
-        <w:t xml:space="preserve">GitHub: </w:t>
-      </w:r>
-      <w:hyperlink r:id="rId14" w:history="1">
         <w:r>
           <w:rPr>
             <w:rStyle w:val="Hyperlink"/>
@@ -500,7 +491,7 @@
         </w:rPr>
         <w:t xml:space="preserve">Website: </w:t>
       </w:r>
-      <w:hyperlink r:id="rId15" w:history="1">
+      <w:hyperlink r:id="rId14" w:history="1">
         <w:r>
           <w:rPr>
             <w:rStyle w:val="Hyperlink"/>
@@ -1033,7 +1024,7 @@
         </w:rPr>
         <w:t xml:space="preserve"> (2020). </w:t>
       </w:r>
-      <w:hyperlink r:id="rId16" w:history="1">
+      <w:hyperlink r:id="rId15" w:history="1">
         <w:r>
           <w:rPr>
             <w:rStyle w:val="Hyperlink"/>
@@ -2353,7 +2344,55 @@
           <w:rFonts w:ascii="Times New Roman" w:hAnsi="Times New Roman" w:cs="Times New Roman"/>
           <w:bCs/>
         </w:rPr>
-        <w:t xml:space="preserve"> Four variants: FISHER_mini (mini version of FISHER for tight spaces), FISHER_delta (for high and low standard diet), and FISHER_Cam (</w:t>
+        <w:t xml:space="preserve"> Four variants: </w:t>
+      </w:r>
+      <w:proofErr w:type="spellStart"/>
+      <w:r>
+        <w:rPr>
+          <w:rFonts w:ascii="Times New Roman" w:hAnsi="Times New Roman" w:cs="Times New Roman"/>
+          <w:bCs/>
+        </w:rPr>
+        <w:t>FISHER_mini</w:t>
+      </w:r>
+      <w:proofErr w:type="spellEnd"/>
+      <w:r>
+        <w:rPr>
+          <w:rFonts w:ascii="Times New Roman" w:hAnsi="Times New Roman" w:cs="Times New Roman"/>
+          <w:bCs/>
+        </w:rPr>
+        <w:t xml:space="preserve"> (mini version of FISHER for tight spaces), </w:t>
+      </w:r>
+      <w:proofErr w:type="spellStart"/>
+      <w:r>
+        <w:rPr>
+          <w:rFonts w:ascii="Times New Roman" w:hAnsi="Times New Roman" w:cs="Times New Roman"/>
+          <w:bCs/>
+        </w:rPr>
+        <w:t>FISHER_delta</w:t>
+      </w:r>
+      <w:proofErr w:type="spellEnd"/>
+      <w:r>
+        <w:rPr>
+          <w:rFonts w:ascii="Times New Roman" w:hAnsi="Times New Roman" w:cs="Times New Roman"/>
+          <w:bCs/>
+        </w:rPr>
+        <w:t xml:space="preserve"> (for high and low standard diet), and </w:t>
+      </w:r>
+      <w:proofErr w:type="spellStart"/>
+      <w:r>
+        <w:rPr>
+          <w:rFonts w:ascii="Times New Roman" w:hAnsi="Times New Roman" w:cs="Times New Roman"/>
+          <w:bCs/>
+        </w:rPr>
+        <w:t>FISHER_Cam</w:t>
+      </w:r>
+      <w:proofErr w:type="spellEnd"/>
+      <w:r>
+        <w:rPr>
+          <w:rFonts w:ascii="Times New Roman" w:hAnsi="Times New Roman" w:cs="Times New Roman"/>
+          <w:bCs/>
+        </w:rPr>
+        <w:t xml:space="preserve"> (</w:t>
       </w:r>
       <w:r>
         <w:rPr>
@@ -2496,6 +2535,7 @@
           <w:bCs/>
         </w:rPr>
       </w:pPr>
+      <w:proofErr w:type="spellStart"/>
       <w:r>
         <w:rPr>
           <w:rFonts w:ascii="Times New Roman" w:hAnsi="Times New Roman" w:cs="Times New Roman"/>
@@ -2503,6 +2543,7 @@
         </w:rPr>
         <w:t>Multiplex_AI</w:t>
       </w:r>
+      <w:proofErr w:type="spellEnd"/>
       <w:r>
         <w:rPr>
           <w:rFonts w:ascii="Times New Roman" w:hAnsi="Times New Roman" w:cs="Times New Roman"/>
@@ -3793,7 +3834,23 @@
           <w:rFonts w:ascii="Times New Roman" w:hAnsi="Times New Roman" w:cs="Times New Roman"/>
           <w:bCs/>
         </w:rPr>
-        <w:t xml:space="preserve">Goel T, Raine J, Kibat C, Collado JW, </w:t>
+        <w:t xml:space="preserve">Goel T, Raine J, </w:t>
+      </w:r>
+      <w:proofErr w:type="spellStart"/>
+      <w:r>
+        <w:rPr>
+          <w:rFonts w:ascii="Times New Roman" w:hAnsi="Times New Roman" w:cs="Times New Roman"/>
+          <w:bCs/>
+        </w:rPr>
+        <w:t>Kibat</w:t>
+      </w:r>
+      <w:proofErr w:type="spellEnd"/>
+      <w:r>
+        <w:rPr>
+          <w:rFonts w:ascii="Times New Roman" w:hAnsi="Times New Roman" w:cs="Times New Roman"/>
+          <w:bCs/>
+        </w:rPr>
+        <w:t xml:space="preserve"> C, Collado JW, </w:t>
       </w:r>
       <w:r>
         <w:rPr>
@@ -3853,6 +3910,7 @@
         </w:rPr>
         <w:t xml:space="preserve"> blunts aversion and adaptive transcriptomic responses to nicotine and alcohol. </w:t>
       </w:r>
+      <w:proofErr w:type="spellStart"/>
       <w:r>
         <w:rPr>
           <w:rFonts w:ascii="Times New Roman" w:hAnsi="Times New Roman" w:cs="Times New Roman"/>
@@ -3860,12 +3918,29 @@
         </w:rPr>
         <w:t>iScience</w:t>
       </w:r>
-      <w:r>
-        <w:rPr>
-          <w:rFonts w:ascii="Times New Roman" w:hAnsi="Times New Roman" w:cs="Times New Roman"/>
-          <w:bCs/>
-        </w:rPr>
-        <w:t xml:space="preserve"> 29, 114735. doi:10.1016/j.isci.2026.114735</w:t>
+      <w:proofErr w:type="spellEnd"/>
+      <w:r>
+        <w:rPr>
+          <w:rFonts w:ascii="Times New Roman" w:hAnsi="Times New Roman" w:cs="Times New Roman"/>
+          <w:bCs/>
+        </w:rPr>
+        <w:t xml:space="preserve"> 29, 114735. </w:t>
+      </w:r>
+      <w:proofErr w:type="gramStart"/>
+      <w:r>
+        <w:rPr>
+          <w:rFonts w:ascii="Times New Roman" w:hAnsi="Times New Roman" w:cs="Times New Roman"/>
+          <w:bCs/>
+        </w:rPr>
+        <w:t>doi:10.1016/j.isci</w:t>
+      </w:r>
+      <w:proofErr w:type="gramEnd"/>
+      <w:r>
+        <w:rPr>
+          <w:rFonts w:ascii="Times New Roman" w:hAnsi="Times New Roman" w:cs="Times New Roman"/>
+          <w:bCs/>
+        </w:rPr>
+        <w:t>.2026.114735</w:t>
       </w:r>
       <w:r>
         <w:rPr>
@@ -4150,7 +4225,23 @@
           <w:rFonts w:ascii="Times New Roman" w:hAnsi="Times New Roman" w:cs="Times New Roman"/>
           <w:bCs/>
         </w:rPr>
-        <w:t>doi: 10.1126/sciadv.adg3877.</w:t>
+        <w:t>doi: 10.1126/</w:t>
+      </w:r>
+      <w:proofErr w:type="gramStart"/>
+      <w:r>
+        <w:rPr>
+          <w:rFonts w:ascii="Times New Roman" w:hAnsi="Times New Roman" w:cs="Times New Roman"/>
+          <w:bCs/>
+        </w:rPr>
+        <w:t>sciadv.adg</w:t>
+      </w:r>
+      <w:proofErr w:type="gramEnd"/>
+      <w:r>
+        <w:rPr>
+          <w:rFonts w:ascii="Times New Roman" w:hAnsi="Times New Roman" w:cs="Times New Roman"/>
+          <w:bCs/>
+        </w:rPr>
+        <w:t>3877.</w:t>
       </w:r>
     </w:p>
     <w:p>
@@ -4251,7 +4342,21 @@
         <w:rPr>
           <w:bCs/>
         </w:rPr>
-        <w:t xml:space="preserve">Raine, J., Kibat, C., </w:t>
+        <w:t xml:space="preserve">Raine, J., </w:t>
+      </w:r>
+      <w:proofErr w:type="spellStart"/>
+      <w:r>
+        <w:rPr>
+          <w:bCs/>
+        </w:rPr>
+        <w:t>Kibat</w:t>
+      </w:r>
+      <w:proofErr w:type="spellEnd"/>
+      <w:r>
+        <w:rPr>
+          <w:bCs/>
+        </w:rPr>
+        <w:t xml:space="preserve">, C., </w:t>
       </w:r>
       <w:r>
         <w:rPr>
@@ -4579,7 +4684,21 @@
         <w:rPr>
           <w:b/>
         </w:rPr>
-        <w:t xml:space="preserve">Methods Protoc. </w:t>
+        <w:t xml:space="preserve">Methods </w:t>
+      </w:r>
+      <w:proofErr w:type="spellStart"/>
+      <w:r>
+        <w:rPr>
+          <w:b/>
+        </w:rPr>
+        <w:t>Protoc</w:t>
+      </w:r>
+      <w:proofErr w:type="spellEnd"/>
+      <w:r>
+        <w:rPr>
+          <w:b/>
+        </w:rPr>
+        <w:t xml:space="preserve">. </w:t>
       </w:r>
       <w:r>
         <w:rPr>
@@ -5153,7 +5272,7 @@
         </w:rPr>
         <w:t xml:space="preserve"> </w:t>
       </w:r>
-      <w:hyperlink r:id="rId17" w:history="1">
+      <w:hyperlink r:id="rId16" w:history="1">
         <w:r>
           <w:rPr>
             <w:rStyle w:val="Hyperlink"/>
@@ -5712,6 +5831,7 @@
         </w:rPr>
         <w:t xml:space="preserve">. Distal-Less and Spalt Are Distal Organisers of Pierid Wing Patterns. </w:t>
       </w:r>
+      <w:proofErr w:type="spellStart"/>
       <w:r>
         <w:rPr>
           <w:rFonts w:ascii="Times New Roman" w:hAnsi="Times New Roman" w:cs="Times New Roman"/>
@@ -5733,6 +5853,7 @@
         </w:rPr>
         <w:t>evo</w:t>
       </w:r>
+      <w:proofErr w:type="spellEnd"/>
       <w:r>
         <w:rPr>
           <w:rFonts w:ascii="Times New Roman" w:hAnsi="Times New Roman" w:cs="Times New Roman"/>
@@ -6433,6 +6554,7 @@
         </w:rPr>
         <w:t xml:space="preserve">, Mohapatra B, Roy A, Manna R, Sar P and Kazy SK (2017). Genome analysis of crude oil degrading </w:t>
       </w:r>
+      <w:proofErr w:type="spellStart"/>
       <w:r>
         <w:rPr>
           <w:rFonts w:ascii="Times New Roman" w:hAnsi="Times New Roman" w:cs="Times New Roman"/>
@@ -6440,8 +6562,29 @@
           <w:i/>
           <w:iCs/>
         </w:rPr>
-        <w:t>Franconibacter pulveris</w:t>
-      </w:r>
+        <w:t>Franconibacter</w:t>
+      </w:r>
+      <w:proofErr w:type="spellEnd"/>
+      <w:r>
+        <w:rPr>
+          <w:rFonts w:ascii="Times New Roman" w:hAnsi="Times New Roman" w:cs="Times New Roman"/>
+          <w:bCs/>
+          <w:i/>
+          <w:iCs/>
+        </w:rPr>
+        <w:t xml:space="preserve"> </w:t>
+      </w:r>
+      <w:proofErr w:type="spellStart"/>
+      <w:r>
+        <w:rPr>
+          <w:rFonts w:ascii="Times New Roman" w:hAnsi="Times New Roman" w:cs="Times New Roman"/>
+          <w:bCs/>
+          <w:i/>
+          <w:iCs/>
+        </w:rPr>
+        <w:t>pulveris</w:t>
+      </w:r>
+      <w:proofErr w:type="spellEnd"/>
       <w:r>
         <w:rPr>
           <w:rFonts w:ascii="Times New Roman" w:hAnsi="Times New Roman" w:cs="Times New Roman"/>
@@ -6505,6 +6648,7 @@
         </w:rPr>
         <w:t xml:space="preserve">, Roy A, Sar P and Kazy SK (2015) Genome Sequence of Hydrocarbon-Degrading </w:t>
       </w:r>
+      <w:proofErr w:type="spellStart"/>
       <w:r>
         <w:rPr>
           <w:rFonts w:ascii="Times New Roman" w:hAnsi="Times New Roman" w:cs="Times New Roman"/>
@@ -6512,14 +6656,40 @@
           <w:i/>
           <w:iCs/>
         </w:rPr>
-        <w:t xml:space="preserve">Cronobacter sp. </w:t>
-      </w:r>
-      <w:r>
-        <w:rPr>
-          <w:rFonts w:ascii="Times New Roman" w:hAnsi="Times New Roman" w:cs="Times New Roman"/>
-          <w:bCs/>
-        </w:rPr>
-        <w:t xml:space="preserve">Strain DJ34 Isolated from Crude Oil-Containing Sludge from the Duliajan. </w:t>
+        <w:t>Cronobacter</w:t>
+      </w:r>
+      <w:proofErr w:type="spellEnd"/>
+      <w:r>
+        <w:rPr>
+          <w:rFonts w:ascii="Times New Roman" w:hAnsi="Times New Roman" w:cs="Times New Roman"/>
+          <w:bCs/>
+          <w:i/>
+          <w:iCs/>
+        </w:rPr>
+        <w:t xml:space="preserve"> sp. </w:t>
+      </w:r>
+      <w:r>
+        <w:rPr>
+          <w:rFonts w:ascii="Times New Roman" w:hAnsi="Times New Roman" w:cs="Times New Roman"/>
+          <w:bCs/>
+        </w:rPr>
+        <w:t xml:space="preserve">Strain DJ34 Isolated from Crude Oil-Containing Sludge from the </w:t>
+      </w:r>
+      <w:proofErr w:type="spellStart"/>
+      <w:r>
+        <w:rPr>
+          <w:rFonts w:ascii="Times New Roman" w:hAnsi="Times New Roman" w:cs="Times New Roman"/>
+          <w:bCs/>
+        </w:rPr>
+        <w:t>Duliajan</w:t>
+      </w:r>
+      <w:proofErr w:type="spellEnd"/>
+      <w:r>
+        <w:rPr>
+          <w:rFonts w:ascii="Times New Roman" w:hAnsi="Times New Roman" w:cs="Times New Roman"/>
+          <w:bCs/>
+        </w:rPr>
+        <w:t xml:space="preserve">. </w:t>
       </w:r>
       <w:r>
         <w:rPr>
@@ -6667,20 +6837,30 @@
           <w:lang w:val="en-SG"/>
         </w:rPr>
       </w:pPr>
+      <w:proofErr w:type="spellStart"/>
       <w:r>
         <w:rPr>
           <w:rFonts w:ascii="Times New Roman" w:hAnsi="Times New Roman" w:cs="Times New Roman"/>
           <w:bCs/>
           <w:lang w:val="en-SG"/>
         </w:rPr>
-        <w:t xml:space="preserve">eLife, BMC Biology, Annals of the Entomological Society of America, </w:t>
-      </w:r>
+        <w:t>eLife</w:t>
+      </w:r>
+      <w:proofErr w:type="spellEnd"/>
       <w:r>
         <w:rPr>
           <w:rFonts w:ascii="Times New Roman" w:hAnsi="Times New Roman" w:cs="Times New Roman"/>
           <w:bCs/>
           <w:lang w:val="en-SG"/>
         </w:rPr>
+        <w:t xml:space="preserve">, BMC Biology, Annals of the Entomological Society of America, </w:t>
+      </w:r>
+      <w:r>
+        <w:rPr>
+          <w:rFonts w:ascii="Times New Roman" w:hAnsi="Times New Roman" w:cs="Times New Roman"/>
+          <w:bCs/>
+          <w:lang w:val="en-SG"/>
+        </w:rPr>
         <w:t>Cellular and Molecular Life Sciences</w:t>
       </w:r>
       <w:r>
@@ -6691,13 +6871,23 @@
         </w:rPr>
         <w:t xml:space="preserve">, </w:t>
       </w:r>
+      <w:proofErr w:type="spellStart"/>
       <w:r>
         <w:rPr>
           <w:rFonts w:ascii="Times New Roman" w:hAnsi="Times New Roman" w:cs="Times New Roman"/>
           <w:bCs/>
           <w:lang w:val="en-SG"/>
         </w:rPr>
-        <w:t>PloS genetics, Journal of Insect Physiology, Biology, Cells, Molecules, and Insect Sciences</w:t>
+        <w:t>PloS</w:t>
+      </w:r>
+      <w:proofErr w:type="spellEnd"/>
+      <w:r>
+        <w:rPr>
+          <w:rFonts w:ascii="Times New Roman" w:hAnsi="Times New Roman" w:cs="Times New Roman"/>
+          <w:bCs/>
+          <w:lang w:val="en-SG"/>
+        </w:rPr>
+        <w:t xml:space="preserve"> genetics, Journal of Insect Physiology, Biology, Cells, Molecules, and Insect Sciences</w:t>
       </w:r>
       <w:r>
         <w:rPr>
@@ -7257,7 +7447,7 @@
           <w:szCs w:val="24"/>
         </w:rPr>
       </w:pPr>
-      <w:hyperlink r:id="rId18" w:history="1">
+      <w:hyperlink r:id="rId17" w:history="1">
         <w:r>
           <w:rPr>
             <w:rStyle w:val="Hyperlink"/>
@@ -7279,7 +7469,7 @@
           <w:szCs w:val="24"/>
         </w:rPr>
       </w:pPr>
-      <w:hyperlink r:id="rId19" w:history="1">
+      <w:hyperlink r:id="rId18" w:history="1">
         <w:r>
           <w:rPr>
             <w:rStyle w:val="Hyperlink"/>
@@ -7351,7 +7541,7 @@
         </w:rPr>
         <w:t xml:space="preserve">ub: </w:t>
       </w:r>
-      <w:hyperlink r:id="rId20" w:history="1">
+      <w:hyperlink r:id="rId19" w:history="1">
         <w:r>
           <w:rPr>
             <w:rStyle w:val="Hyperlink"/>
@@ -7556,24 +7746,49 @@
           <w:rFonts w:ascii="Times New Roman" w:hAnsi="Times New Roman" w:cs="Times New Roman"/>
           <w:bCs/>
         </w:rPr>
-        <w:t>Javen Tan Yih Ruay</w:t>
-      </w:r>
-    </w:p>
-    <w:p>
-      <w:pPr>
-        <w:pStyle w:val="Default"/>
-        <w:jc w:val="both"/>
-        <w:rPr>
-          <w:rFonts w:ascii="Times New Roman" w:hAnsi="Times New Roman" w:cs="Times New Roman"/>
-          <w:bCs/>
-        </w:rPr>
-      </w:pPr>
-      <w:r>
-        <w:rPr>
-          <w:rFonts w:ascii="Times New Roman" w:hAnsi="Times New Roman" w:cs="Times New Roman"/>
-          <w:bCs/>
-        </w:rPr>
-        <w:t xml:space="preserve">Project: Modeling reaction-diffusion based mechanisms patterning the wing veins of </w:t>
+        <w:t xml:space="preserve">Javen Tan Yih </w:t>
+      </w:r>
+      <w:proofErr w:type="spellStart"/>
+      <w:r>
+        <w:rPr>
+          <w:rFonts w:ascii="Times New Roman" w:hAnsi="Times New Roman" w:cs="Times New Roman"/>
+          <w:bCs/>
+        </w:rPr>
+        <w:t>Ruay</w:t>
+      </w:r>
+      <w:proofErr w:type="spellEnd"/>
+    </w:p>
+    <w:p>
+      <w:pPr>
+        <w:pStyle w:val="Default"/>
+        <w:jc w:val="both"/>
+        <w:rPr>
+          <w:rFonts w:ascii="Times New Roman" w:hAnsi="Times New Roman" w:cs="Times New Roman"/>
+          <w:bCs/>
+        </w:rPr>
+      </w:pPr>
+      <w:r>
+        <w:rPr>
+          <w:rFonts w:ascii="Times New Roman" w:hAnsi="Times New Roman" w:cs="Times New Roman"/>
+          <w:bCs/>
+        </w:rPr>
+        <w:t xml:space="preserve">Project: </w:t>
+      </w:r>
+      <w:proofErr w:type="spellStart"/>
+      <w:r>
+        <w:rPr>
+          <w:rFonts w:ascii="Times New Roman" w:hAnsi="Times New Roman" w:cs="Times New Roman"/>
+          <w:bCs/>
+        </w:rPr>
+        <w:t>Modeling</w:t>
+      </w:r>
+      <w:proofErr w:type="spellEnd"/>
+      <w:r>
+        <w:rPr>
+          <w:rFonts w:ascii="Times New Roman" w:hAnsi="Times New Roman" w:cs="Times New Roman"/>
+          <w:bCs/>
+        </w:rPr>
+        <w:t xml:space="preserve"> reaction-diffusion based mechanisms patterning the wing veins of </w:t>
       </w:r>
       <w:r>
         <w:rPr>
@@ -8156,7 +8371,23 @@
           <w:rFonts w:ascii="Times New Roman" w:hAnsi="Times New Roman" w:cs="Times New Roman"/>
           <w:bCs/>
         </w:rPr>
-        <w:t>Jeff Winxin Collado</w:t>
+        <w:t xml:space="preserve">Jeff </w:t>
+      </w:r>
+      <w:proofErr w:type="spellStart"/>
+      <w:r>
+        <w:rPr>
+          <w:rFonts w:ascii="Times New Roman" w:hAnsi="Times New Roman" w:cs="Times New Roman"/>
+          <w:bCs/>
+        </w:rPr>
+        <w:t>Winxin</w:t>
+      </w:r>
+      <w:proofErr w:type="spellEnd"/>
+      <w:r>
+        <w:rPr>
+          <w:rFonts w:ascii="Times New Roman" w:hAnsi="Times New Roman" w:cs="Times New Roman"/>
+          <w:bCs/>
+        </w:rPr>
+        <w:t xml:space="preserve"> Collado</w:t>
       </w:r>
     </w:p>
     <w:p>
@@ -8240,7 +8471,23 @@
           <w:rFonts w:ascii="Times New Roman" w:hAnsi="Times New Roman" w:cs="Times New Roman"/>
           <w:bCs/>
         </w:rPr>
-        <w:t>Project: Designing an optimized autofeeder for behavioral experimentation in Zebrafish.</w:t>
+        <w:t xml:space="preserve">Project: Designing an optimized </w:t>
+      </w:r>
+      <w:proofErr w:type="spellStart"/>
+      <w:r>
+        <w:rPr>
+          <w:rFonts w:ascii="Times New Roman" w:hAnsi="Times New Roman" w:cs="Times New Roman"/>
+          <w:bCs/>
+        </w:rPr>
+        <w:t>autofeeder</w:t>
+      </w:r>
+      <w:proofErr w:type="spellEnd"/>
+      <w:r>
+        <w:rPr>
+          <w:rFonts w:ascii="Times New Roman" w:hAnsi="Times New Roman" w:cs="Times New Roman"/>
+          <w:bCs/>
+        </w:rPr>
+        <w:t xml:space="preserve"> for behavioral experimentation in Zebrafish.</w:t>
       </w:r>
     </w:p>
     <w:p>
@@ -8397,12 +8644,21 @@
         </w:rPr>
         <w:t xml:space="preserve">: </w:t>
       </w:r>
-      <w:r>
-        <w:rPr>
-          <w:rFonts w:ascii="Times New Roman" w:hAnsi="Times New Roman" w:cs="Times New Roman"/>
-          <w:bCs/>
-        </w:rPr>
-        <w:t xml:space="preserve">i) </w:t>
+      <w:proofErr w:type="spellStart"/>
+      <w:r>
+        <w:rPr>
+          <w:rFonts w:ascii="Times New Roman" w:hAnsi="Times New Roman" w:cs="Times New Roman"/>
+          <w:bCs/>
+        </w:rPr>
+        <w:t>i</w:t>
+      </w:r>
+      <w:proofErr w:type="spellEnd"/>
+      <w:r>
+        <w:rPr>
+          <w:rFonts w:ascii="Times New Roman" w:hAnsi="Times New Roman" w:cs="Times New Roman"/>
+          <w:bCs/>
+        </w:rPr>
+        <w:t xml:space="preserve">) </w:t>
       </w:r>
       <w:r>
         <w:rPr>
@@ -8620,24 +8876,56 @@
           <w:rFonts w:ascii="Times New Roman" w:hAnsi="Times New Roman" w:cs="Times New Roman"/>
           <w:bCs/>
         </w:rPr>
-        <w:t>Summer Intern: Ms. Tirunagari Praveenya</w:t>
-      </w:r>
-    </w:p>
-    <w:p>
-      <w:pPr>
-        <w:pStyle w:val="Default"/>
-        <w:jc w:val="both"/>
-        <w:rPr>
-          <w:rFonts w:ascii="Times New Roman" w:hAnsi="Times New Roman" w:cs="Times New Roman"/>
-          <w:bCs/>
-        </w:rPr>
-      </w:pPr>
-      <w:r>
-        <w:rPr>
-          <w:rFonts w:ascii="Times New Roman" w:hAnsi="Times New Roman" w:cs="Times New Roman"/>
-          <w:bCs/>
-        </w:rPr>
-        <w:t xml:space="preserve">Report: The role of Homothorax (Hth) and Dachshund (Dac) in the eyespot center formation in </w:t>
+        <w:t xml:space="preserve">Summer Intern: Ms. </w:t>
+      </w:r>
+      <w:proofErr w:type="spellStart"/>
+      <w:r>
+        <w:rPr>
+          <w:rFonts w:ascii="Times New Roman" w:hAnsi="Times New Roman" w:cs="Times New Roman"/>
+          <w:bCs/>
+        </w:rPr>
+        <w:t>Tirunagari</w:t>
+      </w:r>
+      <w:proofErr w:type="spellEnd"/>
+      <w:r>
+        <w:rPr>
+          <w:rFonts w:ascii="Times New Roman" w:hAnsi="Times New Roman" w:cs="Times New Roman"/>
+          <w:bCs/>
+        </w:rPr>
+        <w:t xml:space="preserve"> Praveenya</w:t>
+      </w:r>
+    </w:p>
+    <w:p>
+      <w:pPr>
+        <w:pStyle w:val="Default"/>
+        <w:jc w:val="both"/>
+        <w:rPr>
+          <w:rFonts w:ascii="Times New Roman" w:hAnsi="Times New Roman" w:cs="Times New Roman"/>
+          <w:bCs/>
+        </w:rPr>
+      </w:pPr>
+      <w:r>
+        <w:rPr>
+          <w:rFonts w:ascii="Times New Roman" w:hAnsi="Times New Roman" w:cs="Times New Roman"/>
+          <w:bCs/>
+        </w:rPr>
+        <w:t>Report: The role of Homothorax (</w:t>
+      </w:r>
+      <w:proofErr w:type="spellStart"/>
+      <w:r>
+        <w:rPr>
+          <w:rFonts w:ascii="Times New Roman" w:hAnsi="Times New Roman" w:cs="Times New Roman"/>
+          <w:bCs/>
+        </w:rPr>
+        <w:t>Hth</w:t>
+      </w:r>
+      <w:proofErr w:type="spellEnd"/>
+      <w:r>
+        <w:rPr>
+          <w:rFonts w:ascii="Times New Roman" w:hAnsi="Times New Roman" w:cs="Times New Roman"/>
+          <w:bCs/>
+        </w:rPr>
+        <w:t xml:space="preserve">) and Dachshund (Dac) in the eyespot center formation in </w:t>
       </w:r>
       <w:r>
         <w:rPr>
@@ -8715,7 +9003,23 @@
           <w:rFonts w:ascii="Times New Roman" w:hAnsi="Times New Roman" w:cs="Times New Roman"/>
           <w:bCs/>
         </w:rPr>
-        <w:t>. Project: Reaction diffusion modeling on wing patterns of butterflies.</w:t>
+        <w:t xml:space="preserve">. Project: Reaction diffusion </w:t>
+      </w:r>
+      <w:proofErr w:type="spellStart"/>
+      <w:r>
+        <w:rPr>
+          <w:rFonts w:ascii="Times New Roman" w:hAnsi="Times New Roman" w:cs="Times New Roman"/>
+          <w:bCs/>
+        </w:rPr>
+        <w:t>modeling</w:t>
+      </w:r>
+      <w:proofErr w:type="spellEnd"/>
+      <w:r>
+        <w:rPr>
+          <w:rFonts w:ascii="Times New Roman" w:hAnsi="Times New Roman" w:cs="Times New Roman"/>
+          <w:bCs/>
+        </w:rPr>
+        <w:t xml:space="preserve"> on wing patterns of butterflies.</w:t>
       </w:r>
     </w:p>
     <w:p>
@@ -8827,8 +9131,17 @@
           <w:rFonts w:ascii="Times New Roman" w:hAnsi="Times New Roman" w:cs="Times New Roman"/>
           <w:bCs/>
         </w:rPr>
-        <w:t>; and Asst. Prof. Nalini Puniamoorthy</w:t>
-      </w:r>
+        <w:t xml:space="preserve">; and Asst. Prof. Nalini </w:t>
+      </w:r>
+      <w:proofErr w:type="spellStart"/>
+      <w:r>
+        <w:rPr>
+          <w:rFonts w:ascii="Times New Roman" w:hAnsi="Times New Roman" w:cs="Times New Roman"/>
+          <w:bCs/>
+        </w:rPr>
+        <w:t>Puniamoorthy</w:t>
+      </w:r>
+      <w:proofErr w:type="spellEnd"/>
       <w:r>
         <w:rPr>
           <w:rFonts w:ascii="Times New Roman" w:hAnsi="Times New Roman" w:cs="Times New Roman"/>
@@ -9044,13 +9357,29 @@
           <w:rFonts w:ascii="Times New Roman" w:hAnsi="Times New Roman" w:cs="Times New Roman"/>
           <w:i/>
         </w:rPr>
-        <w:t>S. abony, E.</w:t>
-      </w:r>
+        <w:t xml:space="preserve">S. </w:t>
+      </w:r>
+      <w:proofErr w:type="spellStart"/>
       <w:r>
         <w:rPr>
           <w:rFonts w:ascii="Times New Roman" w:hAnsi="Times New Roman" w:cs="Times New Roman"/>
           <w:i/>
         </w:rPr>
+        <w:t>abony</w:t>
+      </w:r>
+      <w:proofErr w:type="spellEnd"/>
+      <w:r>
+        <w:rPr>
+          <w:rFonts w:ascii="Times New Roman" w:hAnsi="Times New Roman" w:cs="Times New Roman"/>
+          <w:i/>
+        </w:rPr>
+        <w:t>, E.</w:t>
+      </w:r>
+      <w:r>
+        <w:rPr>
+          <w:rFonts w:ascii="Times New Roman" w:hAnsi="Times New Roman" w:cs="Times New Roman"/>
+          <w:i/>
+        </w:rPr>
         <w:t xml:space="preserve"> </w:t>
       </w:r>
       <w:r>
@@ -9108,7 +9437,21 @@
         <w:rPr>
           <w:rFonts w:ascii="Times New Roman" w:hAnsi="Times New Roman" w:cs="Times New Roman"/>
         </w:rPr>
-        <w:t>Winter Research Intern 2013, Department of Biotechnology, Indian Institute of Technology – Kharagpur (2013-14). ‘Utilization of Petroleum Hydrocarbon and Oxidation of As(III) by Bacterial Strains Isolated from Arsenic Contaminated Sites in West Bengal (India)’.</w:t>
+        <w:t xml:space="preserve">Winter Research Intern 2013, Department of Biotechnology, Indian Institute of Technology – Kharagpur (2013-14). ‘Utilization of Petroleum Hydrocarbon and Oxidation of </w:t>
+      </w:r>
+      <w:proofErr w:type="gramStart"/>
+      <w:r>
+        <w:rPr>
+          <w:rFonts w:ascii="Times New Roman" w:hAnsi="Times New Roman" w:cs="Times New Roman"/>
+        </w:rPr>
+        <w:t>As(</w:t>
+      </w:r>
+      <w:proofErr w:type="gramEnd"/>
+      <w:r>
+        <w:rPr>
+          <w:rFonts w:ascii="Times New Roman" w:hAnsi="Times New Roman" w:cs="Times New Roman"/>
+        </w:rPr>
+        <w:t>III) by Bacterial Strains Isolated from Arsenic Contaminated Sites in West Bengal (India)’.</w:t>
       </w:r>
     </w:p>
     <w:p>
@@ -9340,11 +9683,19 @@
           <w:b/>
         </w:rPr>
       </w:pPr>
-      <w:r>
-        <w:rPr>
-          <w:rFonts w:ascii="Times New Roman" w:hAnsi="Times New Roman" w:cs="Times New Roman"/>
-        </w:rPr>
-        <w:t>EduHeal Foundation Interactive Olympiad</w:t>
+      <w:proofErr w:type="spellStart"/>
+      <w:r>
+        <w:rPr>
+          <w:rFonts w:ascii="Times New Roman" w:hAnsi="Times New Roman" w:cs="Times New Roman"/>
+        </w:rPr>
+        <w:t>EduHeal</w:t>
+      </w:r>
+      <w:proofErr w:type="spellEnd"/>
+      <w:r>
+        <w:rPr>
+          <w:rFonts w:ascii="Times New Roman" w:hAnsi="Times New Roman" w:cs="Times New Roman"/>
+        </w:rPr>
+        <w:t xml:space="preserve"> Foundation Interactive Olympiad</w:t>
       </w:r>
       <w:r>
         <w:rPr>

--- a/assets/pdfs/Tirtha_Das_Banerjee_CV.docx
+++ b/assets/pdfs/Tirtha_Das_Banerjee_CV.docx
@@ -702,34 +702,34 @@
         <w:rPr>
           <w:rFonts w:ascii="Times New Roman" w:hAnsi="Times New Roman" w:cs="Times New Roman"/>
         </w:rPr>
-        <w:t>) Integration of single cell, LCM-seq, and spatial mRNA technologies to answer the development and evolution of serial homologs.</w:t>
-      </w:r>
-    </w:p>
-    <w:p>
-      <w:pPr>
-        <w:pStyle w:val="Default"/>
-        <w:jc w:val="both"/>
-        <w:rPr>
-          <w:rFonts w:ascii="Times New Roman" w:hAnsi="Times New Roman" w:cs="Times New Roman"/>
-        </w:rPr>
-      </w:pPr>
-      <w:r>
-        <w:rPr>
-          <w:rFonts w:ascii="Times New Roman" w:hAnsi="Times New Roman" w:cs="Times New Roman"/>
-        </w:rPr>
-        <w:t>2)</w:t>
-      </w:r>
-      <w:r>
-        <w:rPr>
-          <w:rFonts w:ascii="Times New Roman" w:hAnsi="Times New Roman" w:cs="Times New Roman"/>
-        </w:rPr>
-        <w:t xml:space="preserve"> </w:t>
+        <w:t xml:space="preserve">) </w:t>
       </w:r>
       <w:r>
         <w:rPr>
           <w:rFonts w:ascii="Times New Roman" w:hAnsi="Times New Roman" w:cs="Times New Roman"/>
         </w:rPr>
         <w:t>Development of CORN-DRIVE system and insect colony optimization for insectary (Evo-Devo Lab).</w:t>
+      </w:r>
+    </w:p>
+    <w:p>
+      <w:pPr>
+        <w:pStyle w:val="Default"/>
+        <w:jc w:val="both"/>
+        <w:rPr>
+          <w:rFonts w:ascii="Times New Roman" w:hAnsi="Times New Roman" w:cs="Times New Roman"/>
+        </w:rPr>
+      </w:pPr>
+      <w:r>
+        <w:rPr>
+          <w:rFonts w:ascii="Times New Roman" w:hAnsi="Times New Roman" w:cs="Times New Roman"/>
+        </w:rPr>
+        <w:t xml:space="preserve">2) </w:t>
+      </w:r>
+      <w:r>
+        <w:rPr>
+          <w:rFonts w:ascii="Times New Roman" w:hAnsi="Times New Roman" w:cs="Times New Roman"/>
+        </w:rPr>
+        <w:t>Integration of single cell, LCM-seq, and spatial mRNA technologies to answer the development and evolution of serial homologs.</w:t>
       </w:r>
     </w:p>
     <w:p>
@@ -2032,6 +2032,7 @@
           <w:rFonts w:ascii="Times New Roman" w:hAnsi="Times New Roman" w:cs="Times New Roman"/>
           <w:bCs/>
         </w:rPr>
+        <w:lastRenderedPageBreak/>
         <w:t>*</w:t>
       </w:r>
       <w:r>
@@ -2054,759 +2055,6 @@
           <w:bCs/>
         </w:rPr>
         <w:t xml:space="preserve"> in Science Stream.</w:t>
-      </w:r>
-    </w:p>
-    <w:p>
-      <w:pPr>
-        <w:pStyle w:val="Default"/>
-        <w:jc w:val="both"/>
-        <w:rPr>
-          <w:rFonts w:ascii="Times New Roman" w:hAnsi="Times New Roman" w:cs="Times New Roman"/>
-          <w:bCs/>
-        </w:rPr>
-      </w:pPr>
-    </w:p>
-    <w:p>
-      <w:pPr>
-        <w:pStyle w:val="Default"/>
-        <w:jc w:val="both"/>
-        <w:rPr>
-          <w:rFonts w:ascii="Times New Roman" w:hAnsi="Times New Roman" w:cs="Times New Roman"/>
-          <w:b/>
-          <w:u w:val="single"/>
-        </w:rPr>
-      </w:pPr>
-      <w:r>
-        <w:rPr>
-          <w:rFonts w:ascii="Times New Roman" w:hAnsi="Times New Roman" w:cs="Times New Roman"/>
-          <w:b/>
-          <w:u w:val="single"/>
-        </w:rPr>
-        <w:t>Technologies developed</w:t>
-      </w:r>
-    </w:p>
-    <w:p>
-      <w:pPr>
-        <w:pStyle w:val="Default"/>
-        <w:jc w:val="both"/>
-        <w:rPr>
-          <w:rFonts w:ascii="Times New Roman" w:hAnsi="Times New Roman" w:cs="Times New Roman"/>
-          <w:bCs/>
-        </w:rPr>
-      </w:pPr>
-      <w:r>
-        <w:rPr>
-          <w:rFonts w:ascii="Times New Roman" w:hAnsi="Times New Roman" w:cs="Times New Roman"/>
-          <w:b/>
-        </w:rPr>
-        <w:t>RAM-FISH</w:t>
-      </w:r>
-      <w:r>
-        <w:rPr>
-          <w:rFonts w:ascii="Times New Roman" w:hAnsi="Times New Roman" w:cs="Times New Roman"/>
-          <w:bCs/>
-        </w:rPr>
-        <w:t xml:space="preserve">: </w:t>
-      </w:r>
-      <w:r>
-        <w:rPr>
-          <w:rFonts w:ascii="Times New Roman" w:hAnsi="Times New Roman" w:cs="Times New Roman"/>
-          <w:bCs/>
-        </w:rPr>
-        <w:t xml:space="preserve">Spatial mRNA profiling </w:t>
-      </w:r>
-      <w:r>
-        <w:rPr>
-          <w:rFonts w:ascii="Times New Roman" w:hAnsi="Times New Roman" w:cs="Times New Roman"/>
-          <w:bCs/>
-        </w:rPr>
-        <w:t>technology that allows multiplexing (~30 genes) in complex biological systems such as whole mount organs of butterflies and zebrafish.</w:t>
-      </w:r>
-      <w:r>
-        <w:rPr>
-          <w:rFonts w:ascii="Times New Roman" w:hAnsi="Times New Roman" w:cs="Times New Roman"/>
-          <w:bCs/>
-        </w:rPr>
-        <w:t xml:space="preserve"> Current users of systems: Monteiro Lab, Mathuru Lab, and Cheng Lab.</w:t>
-      </w:r>
-    </w:p>
-    <w:p>
-      <w:pPr>
-        <w:pStyle w:val="Default"/>
-        <w:jc w:val="both"/>
-        <w:rPr>
-          <w:rFonts w:ascii="Times New Roman" w:hAnsi="Times New Roman" w:cs="Times New Roman"/>
-          <w:bCs/>
-        </w:rPr>
-      </w:pPr>
-      <w:r>
-        <w:rPr>
-          <w:rFonts w:ascii="Times New Roman" w:hAnsi="Times New Roman" w:cs="Times New Roman"/>
-          <w:b/>
-        </w:rPr>
-        <w:t>NanoPulse</w:t>
-      </w:r>
-      <w:r>
-        <w:rPr>
-          <w:rFonts w:ascii="Times New Roman" w:hAnsi="Times New Roman" w:cs="Times New Roman"/>
-          <w:bCs/>
-        </w:rPr>
-        <w:t>: A nanolitre scale microinjection system for CRISPR-Cas9 and embryonic research application. Developed in collaboration with J</w:t>
-      </w:r>
-      <w:r>
-        <w:rPr>
-          <w:rFonts w:ascii="Times New Roman" w:hAnsi="Times New Roman" w:cs="Times New Roman"/>
-          <w:bCs/>
-        </w:rPr>
-        <w:t>aya</w:t>
-      </w:r>
-      <w:r>
-        <w:rPr>
-          <w:rFonts w:ascii="Times New Roman" w:hAnsi="Times New Roman" w:cs="Times New Roman"/>
-          <w:bCs/>
-        </w:rPr>
-        <w:t>V</w:t>
-      </w:r>
-      <w:r>
-        <w:rPr>
-          <w:rFonts w:ascii="Times New Roman" w:hAnsi="Times New Roman" w:cs="Times New Roman"/>
-          <w:bCs/>
-        </w:rPr>
-        <w:t xml:space="preserve">ardhan </w:t>
-      </w:r>
-      <w:r>
-        <w:rPr>
-          <w:rFonts w:ascii="Times New Roman" w:hAnsi="Times New Roman" w:cs="Times New Roman"/>
-          <w:bCs/>
-        </w:rPr>
-        <w:t>H</w:t>
-      </w:r>
-      <w:r>
-        <w:rPr>
-          <w:rFonts w:ascii="Times New Roman" w:hAnsi="Times New Roman" w:cs="Times New Roman"/>
-          <w:bCs/>
-        </w:rPr>
-        <w:t xml:space="preserve">arihar </w:t>
-      </w:r>
-      <w:r>
-        <w:rPr>
-          <w:rFonts w:ascii="Times New Roman" w:hAnsi="Times New Roman" w:cs="Times New Roman"/>
-          <w:bCs/>
-        </w:rPr>
-        <w:t>P</w:t>
-      </w:r>
-      <w:r>
-        <w:rPr>
-          <w:rFonts w:ascii="Times New Roman" w:hAnsi="Times New Roman" w:cs="Times New Roman"/>
-          <w:bCs/>
-        </w:rPr>
-        <w:t>rasad</w:t>
-      </w:r>
-      <w:r>
-        <w:rPr>
-          <w:rFonts w:ascii="Times New Roman" w:hAnsi="Times New Roman" w:cs="Times New Roman"/>
-          <w:bCs/>
-        </w:rPr>
-        <w:t xml:space="preserve"> and C</w:t>
-      </w:r>
-      <w:r>
-        <w:rPr>
-          <w:rFonts w:ascii="Times New Roman" w:hAnsi="Times New Roman" w:cs="Times New Roman"/>
-          <w:bCs/>
-        </w:rPr>
-        <w:t xml:space="preserve">han </w:t>
-      </w:r>
-      <w:r>
-        <w:rPr>
-          <w:rFonts w:ascii="Times New Roman" w:hAnsi="Times New Roman" w:cs="Times New Roman"/>
-          <w:bCs/>
-        </w:rPr>
-        <w:t>S</w:t>
-      </w:r>
-      <w:r>
-        <w:rPr>
-          <w:rFonts w:ascii="Times New Roman" w:hAnsi="Times New Roman" w:cs="Times New Roman"/>
-          <w:bCs/>
-        </w:rPr>
-        <w:t xml:space="preserve">um </w:t>
-      </w:r>
-      <w:r>
-        <w:rPr>
-          <w:rFonts w:ascii="Times New Roman" w:hAnsi="Times New Roman" w:cs="Times New Roman"/>
-          <w:bCs/>
-        </w:rPr>
-        <w:t>N</w:t>
-      </w:r>
-      <w:r>
-        <w:rPr>
-          <w:rFonts w:ascii="Times New Roman" w:hAnsi="Times New Roman" w:cs="Times New Roman"/>
-          <w:bCs/>
-        </w:rPr>
-        <w:t xml:space="preserve">gai </w:t>
-      </w:r>
-      <w:r>
-        <w:rPr>
-          <w:rFonts w:ascii="Times New Roman" w:hAnsi="Times New Roman" w:cs="Times New Roman"/>
-          <w:bCs/>
-        </w:rPr>
-        <w:t>J</w:t>
-      </w:r>
-      <w:r>
-        <w:rPr>
-          <w:rFonts w:ascii="Times New Roman" w:hAnsi="Times New Roman" w:cs="Times New Roman"/>
-          <w:bCs/>
-        </w:rPr>
-        <w:t>eff</w:t>
-      </w:r>
-      <w:r>
-        <w:rPr>
-          <w:rFonts w:ascii="Times New Roman" w:hAnsi="Times New Roman" w:cs="Times New Roman"/>
-          <w:bCs/>
-        </w:rPr>
-        <w:t xml:space="preserve"> from Raffles Institution, Singapore. Awarded Silver at the 26</w:t>
-      </w:r>
-      <w:r>
-        <w:rPr>
-          <w:rFonts w:ascii="Times New Roman" w:hAnsi="Times New Roman" w:cs="Times New Roman"/>
-          <w:bCs/>
-          <w:vertAlign w:val="superscript"/>
-        </w:rPr>
-        <w:t>th</w:t>
-      </w:r>
-      <w:r>
-        <w:rPr>
-          <w:rFonts w:ascii="Times New Roman" w:hAnsi="Times New Roman" w:cs="Times New Roman"/>
-          <w:bCs/>
-        </w:rPr>
-        <w:t xml:space="preserve"> Science and Engineering Fair, Singapore </w:t>
-      </w:r>
-      <w:r>
-        <w:rPr>
-          <w:rFonts w:ascii="Times New Roman" w:hAnsi="Times New Roman" w:cs="Times New Roman"/>
-          <w:bCs/>
-        </w:rPr>
-        <w:t>-</w:t>
-      </w:r>
-      <w:r>
-        <w:rPr>
-          <w:rFonts w:ascii="Times New Roman" w:hAnsi="Times New Roman" w:cs="Times New Roman"/>
-          <w:bCs/>
-        </w:rPr>
-        <w:t xml:space="preserve"> 2026.</w:t>
-      </w:r>
-    </w:p>
-    <w:p>
-      <w:pPr>
-        <w:pStyle w:val="Default"/>
-        <w:jc w:val="both"/>
-        <w:rPr>
-          <w:rFonts w:ascii="Times New Roman" w:hAnsi="Times New Roman" w:cs="Times New Roman"/>
-          <w:bCs/>
-        </w:rPr>
-      </w:pPr>
-      <w:r>
-        <w:rPr>
-          <w:rFonts w:ascii="Times New Roman" w:hAnsi="Times New Roman" w:cs="Times New Roman"/>
-          <w:b/>
-        </w:rPr>
-        <w:t>FISHER</w:t>
-      </w:r>
-      <w:r>
-        <w:rPr>
-          <w:rFonts w:ascii="Times New Roman" w:hAnsi="Times New Roman" w:cs="Times New Roman"/>
-          <w:bCs/>
-        </w:rPr>
-        <w:t xml:space="preserve">: </w:t>
-      </w:r>
-      <w:r>
-        <w:rPr>
-          <w:rFonts w:ascii="Times New Roman" w:hAnsi="Times New Roman" w:cs="Times New Roman"/>
-          <w:bCs/>
-        </w:rPr>
-        <w:t>Flexible Instrument for Stimulus-controlled Habituation and Experimental Reinforcement</w:t>
-      </w:r>
-      <w:r>
-        <w:rPr>
-          <w:rFonts w:ascii="Times New Roman" w:hAnsi="Times New Roman" w:cs="Times New Roman"/>
-          <w:bCs/>
-        </w:rPr>
-        <w:t xml:space="preserve"> </w:t>
-      </w:r>
-      <w:r>
-        <w:rPr>
-          <w:rFonts w:ascii="Times New Roman" w:hAnsi="Times New Roman" w:cs="Times New Roman"/>
-          <w:bCs/>
-        </w:rPr>
-        <w:t>for neurobehavioral assays, associative learning, and drug delivery.</w:t>
-      </w:r>
-      <w:r>
-        <w:rPr>
-          <w:rFonts w:ascii="Times New Roman" w:hAnsi="Times New Roman" w:cs="Times New Roman"/>
-          <w:bCs/>
-        </w:rPr>
-        <w:t xml:space="preserve"> Four variants: </w:t>
-      </w:r>
-      <w:proofErr w:type="spellStart"/>
-      <w:r>
-        <w:rPr>
-          <w:rFonts w:ascii="Times New Roman" w:hAnsi="Times New Roman" w:cs="Times New Roman"/>
-          <w:bCs/>
-        </w:rPr>
-        <w:t>FISHER_mini</w:t>
-      </w:r>
-      <w:proofErr w:type="spellEnd"/>
-      <w:r>
-        <w:rPr>
-          <w:rFonts w:ascii="Times New Roman" w:hAnsi="Times New Roman" w:cs="Times New Roman"/>
-          <w:bCs/>
-        </w:rPr>
-        <w:t xml:space="preserve"> (mini version of FISHER for tight spaces), </w:t>
-      </w:r>
-      <w:proofErr w:type="spellStart"/>
-      <w:r>
-        <w:rPr>
-          <w:rFonts w:ascii="Times New Roman" w:hAnsi="Times New Roman" w:cs="Times New Roman"/>
-          <w:bCs/>
-        </w:rPr>
-        <w:t>FISHER_delta</w:t>
-      </w:r>
-      <w:proofErr w:type="spellEnd"/>
-      <w:r>
-        <w:rPr>
-          <w:rFonts w:ascii="Times New Roman" w:hAnsi="Times New Roman" w:cs="Times New Roman"/>
-          <w:bCs/>
-        </w:rPr>
-        <w:t xml:space="preserve"> (for high and low standard diet), and </w:t>
-      </w:r>
-      <w:proofErr w:type="spellStart"/>
-      <w:r>
-        <w:rPr>
-          <w:rFonts w:ascii="Times New Roman" w:hAnsi="Times New Roman" w:cs="Times New Roman"/>
-          <w:bCs/>
-        </w:rPr>
-        <w:t>FISHER_Cam</w:t>
-      </w:r>
-      <w:proofErr w:type="spellEnd"/>
-      <w:r>
-        <w:rPr>
-          <w:rFonts w:ascii="Times New Roman" w:hAnsi="Times New Roman" w:cs="Times New Roman"/>
-          <w:bCs/>
-        </w:rPr>
-        <w:t xml:space="preserve"> (</w:t>
-      </w:r>
-      <w:r>
-        <w:rPr>
-          <w:rFonts w:ascii="Times New Roman" w:hAnsi="Times New Roman" w:cs="Times New Roman"/>
-          <w:bCs/>
-        </w:rPr>
-        <w:t>a</w:t>
-      </w:r>
-      <w:r>
-        <w:rPr>
-          <w:rFonts w:ascii="Times New Roman" w:hAnsi="Times New Roman" w:cs="Times New Roman"/>
-          <w:bCs/>
-        </w:rPr>
-        <w:t xml:space="preserve"> camera powered system to perform recordings while the experiments are being conducted). </w:t>
-      </w:r>
-    </w:p>
-    <w:p>
-      <w:pPr>
-        <w:pStyle w:val="Default"/>
-        <w:jc w:val="both"/>
-        <w:rPr>
-          <w:rFonts w:ascii="Times New Roman" w:hAnsi="Times New Roman" w:cs="Times New Roman"/>
-          <w:bCs/>
-        </w:rPr>
-      </w:pPr>
-    </w:p>
-    <w:p>
-      <w:pPr>
-        <w:pStyle w:val="Default"/>
-        <w:jc w:val="both"/>
-        <w:rPr>
-          <w:rFonts w:ascii="Times New Roman" w:hAnsi="Times New Roman" w:cs="Times New Roman"/>
-          <w:b/>
-          <w:u w:val="single"/>
-        </w:rPr>
-      </w:pPr>
-      <w:r>
-        <w:rPr>
-          <w:rFonts w:ascii="Times New Roman" w:hAnsi="Times New Roman" w:cs="Times New Roman"/>
-          <w:b/>
-          <w:u w:val="single"/>
-        </w:rPr>
-        <w:t xml:space="preserve">Technologies currently under </w:t>
-      </w:r>
-      <w:r>
-        <w:rPr>
-          <w:rFonts w:ascii="Times New Roman" w:hAnsi="Times New Roman" w:cs="Times New Roman"/>
-          <w:b/>
-          <w:u w:val="single"/>
-        </w:rPr>
-        <w:t>development</w:t>
-      </w:r>
-    </w:p>
-    <w:p>
-      <w:pPr>
-        <w:pStyle w:val="Default"/>
-        <w:jc w:val="both"/>
-        <w:rPr>
-          <w:rFonts w:ascii="Times New Roman" w:hAnsi="Times New Roman" w:cs="Times New Roman"/>
-          <w:bCs/>
-        </w:rPr>
-      </w:pPr>
-      <w:r>
-        <w:rPr>
-          <w:rFonts w:ascii="Times New Roman" w:hAnsi="Times New Roman" w:cs="Times New Roman"/>
-          <w:b/>
-        </w:rPr>
-        <w:t>CORN-DRIVE</w:t>
-      </w:r>
-      <w:r>
-        <w:rPr>
-          <w:rFonts w:ascii="Times New Roman" w:hAnsi="Times New Roman" w:cs="Times New Roman"/>
-          <w:bCs/>
-        </w:rPr>
-        <w:t xml:space="preserve">: A </w:t>
-      </w:r>
-      <w:r>
-        <w:rPr>
-          <w:rFonts w:ascii="Times New Roman" w:hAnsi="Times New Roman" w:cs="Times New Roman"/>
-          <w:bCs/>
-        </w:rPr>
-        <w:t xml:space="preserve">multi-sensor and </w:t>
-      </w:r>
-      <w:r>
-        <w:rPr>
-          <w:rFonts w:ascii="Times New Roman" w:hAnsi="Times New Roman" w:cs="Times New Roman"/>
-          <w:bCs/>
-        </w:rPr>
-        <w:t xml:space="preserve">computer vision powered system for smart crop </w:t>
-      </w:r>
-      <w:r>
-        <w:rPr>
-          <w:rFonts w:ascii="Times New Roman" w:hAnsi="Times New Roman" w:cs="Times New Roman"/>
-          <w:bCs/>
-        </w:rPr>
-        <w:t>growth</w:t>
-      </w:r>
-      <w:r>
-        <w:rPr>
-          <w:rFonts w:ascii="Times New Roman" w:hAnsi="Times New Roman" w:cs="Times New Roman"/>
-          <w:bCs/>
-        </w:rPr>
-        <w:t xml:space="preserve"> maxim</w:t>
-      </w:r>
-      <w:r>
-        <w:rPr>
-          <w:rFonts w:ascii="Times New Roman" w:hAnsi="Times New Roman" w:cs="Times New Roman"/>
-          <w:bCs/>
-        </w:rPr>
-        <w:t xml:space="preserve">izing </w:t>
-      </w:r>
-      <w:r>
-        <w:rPr>
-          <w:rFonts w:ascii="Times New Roman" w:hAnsi="Times New Roman" w:cs="Times New Roman"/>
-          <w:bCs/>
-        </w:rPr>
-        <w:t>yield</w:t>
-      </w:r>
-      <w:r>
-        <w:rPr>
-          <w:rFonts w:ascii="Times New Roman" w:hAnsi="Times New Roman" w:cs="Times New Roman"/>
-          <w:bCs/>
-        </w:rPr>
-        <w:t>, efficiency and energy</w:t>
-      </w:r>
-      <w:r>
-        <w:rPr>
-          <w:rFonts w:ascii="Times New Roman" w:hAnsi="Times New Roman" w:cs="Times New Roman"/>
-          <w:bCs/>
-        </w:rPr>
-        <w:t>.</w:t>
-      </w:r>
-    </w:p>
-    <w:p>
-      <w:pPr>
-        <w:pStyle w:val="Default"/>
-        <w:jc w:val="both"/>
-        <w:rPr>
-          <w:rFonts w:ascii="Times New Roman" w:hAnsi="Times New Roman" w:cs="Times New Roman"/>
-          <w:bCs/>
-        </w:rPr>
-      </w:pPr>
-      <w:proofErr w:type="spellStart"/>
-      <w:r>
-        <w:rPr>
-          <w:rFonts w:ascii="Times New Roman" w:hAnsi="Times New Roman" w:cs="Times New Roman"/>
-          <w:b/>
-        </w:rPr>
-        <w:t>Multiplex_AI</w:t>
-      </w:r>
-      <w:proofErr w:type="spellEnd"/>
-      <w:r>
-        <w:rPr>
-          <w:rFonts w:ascii="Times New Roman" w:hAnsi="Times New Roman" w:cs="Times New Roman"/>
-          <w:bCs/>
-        </w:rPr>
-        <w:t>: An AI pipeline to process multiplex-FISH data to detect signal quality, non-specific signals, and signals in abnormal tissue types.</w:t>
-      </w:r>
-    </w:p>
-    <w:p>
-      <w:pPr>
-        <w:pStyle w:val="Default"/>
-        <w:jc w:val="both"/>
-        <w:rPr>
-          <w:rFonts w:ascii="Times New Roman" w:hAnsi="Times New Roman" w:cs="Times New Roman"/>
-          <w:bCs/>
-        </w:rPr>
-      </w:pPr>
-    </w:p>
-    <w:p>
-      <w:pPr>
-        <w:pStyle w:val="Default"/>
-        <w:jc w:val="both"/>
-        <w:rPr>
-          <w:rFonts w:ascii="Times New Roman" w:hAnsi="Times New Roman" w:cs="Times New Roman"/>
-          <w:b/>
-          <w:u w:val="single"/>
-        </w:rPr>
-      </w:pPr>
-      <w:r>
-        <w:rPr>
-          <w:rFonts w:ascii="Times New Roman" w:hAnsi="Times New Roman" w:cs="Times New Roman"/>
-          <w:b/>
-          <w:u w:val="single"/>
-        </w:rPr>
-        <w:t>Awards and Scholarships</w:t>
-      </w:r>
-    </w:p>
-    <w:p>
-      <w:pPr>
-        <w:pStyle w:val="Default"/>
-        <w:jc w:val="both"/>
-        <w:rPr>
-          <w:rFonts w:ascii="Times New Roman" w:hAnsi="Times New Roman" w:cs="Times New Roman"/>
-          <w:bCs/>
-        </w:rPr>
-      </w:pPr>
-      <w:r>
-        <w:rPr>
-          <w:rFonts w:ascii="Times New Roman" w:hAnsi="Times New Roman" w:cs="Times New Roman"/>
-          <w:bCs/>
-        </w:rPr>
-        <w:t>Inspiring Research Mentor Award, 2025. Awarded by NUS High School of Math and Science.</w:t>
-      </w:r>
-    </w:p>
-    <w:p>
-      <w:pPr>
-        <w:pStyle w:val="Default"/>
-        <w:jc w:val="both"/>
-        <w:rPr>
-          <w:rFonts w:ascii="Times New Roman" w:hAnsi="Times New Roman" w:cs="Times New Roman"/>
-          <w:bCs/>
-        </w:rPr>
-      </w:pPr>
-      <w:r>
-        <w:rPr>
-          <w:rFonts w:ascii="Times New Roman" w:hAnsi="Times New Roman" w:cs="Times New Roman"/>
-          <w:bCs/>
-        </w:rPr>
-        <w:t>Young Researcher Award, Asia Evo-Devo-2021</w:t>
-      </w:r>
-      <w:r>
-        <w:rPr>
-          <w:rFonts w:ascii="Times New Roman" w:hAnsi="Times New Roman" w:cs="Times New Roman"/>
-          <w:bCs/>
-        </w:rPr>
-        <w:t>. Awarded by Asia Evo-devo 2021.</w:t>
-      </w:r>
-    </w:p>
-    <w:p>
-      <w:pPr>
-        <w:pStyle w:val="Default"/>
-        <w:jc w:val="both"/>
-        <w:rPr>
-          <w:rFonts w:ascii="Times New Roman" w:hAnsi="Times New Roman" w:cs="Times New Roman"/>
-          <w:bCs/>
-        </w:rPr>
-      </w:pPr>
-      <w:r>
-        <w:rPr>
-          <w:rFonts w:ascii="Times New Roman" w:hAnsi="Times New Roman" w:cs="Times New Roman"/>
-          <w:bCs/>
-        </w:rPr>
-        <w:t>Yale-NUS scholarship (2016-2020)</w:t>
-      </w:r>
-      <w:r>
-        <w:rPr>
-          <w:rFonts w:ascii="Times New Roman" w:hAnsi="Times New Roman" w:cs="Times New Roman"/>
-          <w:bCs/>
-        </w:rPr>
-        <w:t>. Awarded by Yale University and NUS.</w:t>
-      </w:r>
-    </w:p>
-    <w:p>
-      <w:pPr>
-        <w:pStyle w:val="Default"/>
-        <w:jc w:val="both"/>
-        <w:rPr>
-          <w:rFonts w:ascii="Times New Roman" w:hAnsi="Times New Roman" w:cs="Times New Roman"/>
-          <w:bCs/>
-        </w:rPr>
-      </w:pPr>
-    </w:p>
-    <w:p>
-      <w:pPr>
-        <w:pStyle w:val="Default"/>
-        <w:jc w:val="both"/>
-        <w:rPr>
-          <w:rFonts w:ascii="Times New Roman" w:hAnsi="Times New Roman" w:cs="Times New Roman"/>
-          <w:b/>
-          <w:u w:val="single"/>
-        </w:rPr>
-      </w:pPr>
-      <w:r>
-        <w:rPr>
-          <w:rFonts w:ascii="Times New Roman" w:hAnsi="Times New Roman" w:cs="Times New Roman"/>
-          <w:b/>
-          <w:u w:val="single"/>
-        </w:rPr>
-        <w:t xml:space="preserve">Grants </w:t>
-      </w:r>
-      <w:r>
-        <w:rPr>
-          <w:rFonts w:ascii="Times New Roman" w:hAnsi="Times New Roman" w:cs="Times New Roman"/>
-          <w:b/>
-          <w:u w:val="single"/>
-        </w:rPr>
-        <w:t>Awarded</w:t>
-      </w:r>
-    </w:p>
-    <w:p>
-      <w:pPr>
-        <w:pStyle w:val="Default"/>
-        <w:jc w:val="both"/>
-        <w:rPr>
-          <w:rFonts w:ascii="Times New Roman" w:hAnsi="Times New Roman" w:cs="Times New Roman"/>
-          <w:b/>
-          <w:u w:val="single"/>
-        </w:rPr>
-      </w:pPr>
-      <w:r>
-        <w:rPr>
-          <w:rFonts w:ascii="Times New Roman" w:hAnsi="Times New Roman" w:cs="Times New Roman"/>
-        </w:rPr>
-        <w:t xml:space="preserve">Integrating Reaction-Diffusion and Positional-Information in patterning the wing veins of </w:t>
-      </w:r>
-      <w:r>
-        <w:rPr>
-          <w:rFonts w:ascii="Times New Roman" w:hAnsi="Times New Roman" w:cs="Times New Roman"/>
-          <w:i/>
-          <w:iCs/>
-        </w:rPr>
-        <w:t>Bicyclus anynana</w:t>
-      </w:r>
-      <w:r>
-        <w:rPr>
-          <w:rFonts w:ascii="Times New Roman" w:hAnsi="Times New Roman" w:cs="Times New Roman"/>
-        </w:rPr>
-        <w:t xml:space="preserve"> butterflies.</w:t>
-      </w:r>
-      <w:r>
-        <w:rPr>
-          <w:rFonts w:ascii="Times New Roman" w:hAnsi="Times New Roman" w:cs="Times New Roman"/>
-        </w:rPr>
-        <w:t xml:space="preserve"> (MOE Tier 1, primarily written, PI: </w:t>
-      </w:r>
-      <w:r>
-        <w:rPr>
-          <w:rFonts w:ascii="Times New Roman" w:hAnsi="Times New Roman" w:cs="Times New Roman"/>
-          <w:bCs/>
-        </w:rPr>
-        <w:t>Antόnia Monteiro).</w:t>
-      </w:r>
-    </w:p>
-    <w:p>
-      <w:pPr>
-        <w:pStyle w:val="Default"/>
-        <w:jc w:val="both"/>
-        <w:rPr>
-          <w:rFonts w:ascii="Times New Roman" w:hAnsi="Times New Roman" w:cs="Times New Roman"/>
-          <w:bCs/>
-        </w:rPr>
-      </w:pPr>
-    </w:p>
-    <w:p>
-      <w:pPr>
-        <w:pStyle w:val="Default"/>
-        <w:jc w:val="both"/>
-        <w:rPr>
-          <w:rFonts w:ascii="Times New Roman" w:hAnsi="Times New Roman" w:cs="Times New Roman"/>
-          <w:bCs/>
-        </w:rPr>
-      </w:pPr>
-      <w:r>
-        <w:rPr>
-          <w:rFonts w:ascii="Times New Roman" w:hAnsi="Times New Roman" w:cs="Times New Roman"/>
-          <w:bCs/>
-        </w:rPr>
-        <w:t>Investigating a transcriptional role of primary cilia in striatal neural computation</w:t>
-      </w:r>
-      <w:r>
-        <w:rPr>
-          <w:rFonts w:ascii="Times New Roman" w:hAnsi="Times New Roman" w:cs="Times New Roman"/>
-          <w:bCs/>
-        </w:rPr>
-        <w:t xml:space="preserve"> </w:t>
-      </w:r>
-      <w:r>
-        <w:rPr>
-          <w:rFonts w:ascii="Times New Roman" w:hAnsi="Times New Roman" w:cs="Times New Roman"/>
-          <w:bCs/>
-        </w:rPr>
-        <w:t>mediating cognitive flexibility</w:t>
-      </w:r>
-      <w:r>
-        <w:rPr>
-          <w:rFonts w:ascii="Times New Roman" w:hAnsi="Times New Roman" w:cs="Times New Roman"/>
-          <w:bCs/>
-        </w:rPr>
-        <w:t>. (MOE Tier 2, as collaborator, PI: Siew Cheng Phua).</w:t>
-      </w:r>
-    </w:p>
-    <w:p>
-      <w:pPr>
-        <w:pStyle w:val="Default"/>
-        <w:jc w:val="both"/>
-        <w:rPr>
-          <w:rFonts w:ascii="Times New Roman" w:hAnsi="Times New Roman" w:cs="Times New Roman"/>
-          <w:bCs/>
-        </w:rPr>
-      </w:pPr>
-    </w:p>
-    <w:p>
-      <w:pPr>
-        <w:pStyle w:val="Default"/>
-        <w:jc w:val="both"/>
-        <w:rPr>
-          <w:rFonts w:ascii="Times New Roman" w:hAnsi="Times New Roman" w:cs="Times New Roman"/>
-          <w:bCs/>
-        </w:rPr>
-      </w:pPr>
-      <w:r>
-        <w:rPr>
-          <w:rFonts w:ascii="Times New Roman" w:hAnsi="Times New Roman" w:cs="Times New Roman"/>
-          <w:bCs/>
-        </w:rPr>
-        <w:t>The evolution of novel complex traits from preexisting traits: Identifying shared cellular identities and gene regulation across traits</w:t>
-      </w:r>
-      <w:r>
-        <w:rPr>
-          <w:rFonts w:ascii="Times New Roman" w:hAnsi="Times New Roman" w:cs="Times New Roman"/>
-          <w:bCs/>
-        </w:rPr>
-        <w:t>. (MOE Tier 2, co-written with Antόnia Monteiro and Suriya Narayanan Murugeshan).</w:t>
       </w:r>
     </w:p>
     <w:p>
@@ -2928,23 +2176,7 @@
           <w:sz w:val="24"/>
           <w:szCs w:val="24"/>
         </w:rPr>
-        <w:t xml:space="preserve">C++, html, </w:t>
-      </w:r>
-      <w:r>
-        <w:rPr>
-          <w:rFonts w:ascii="Times New Roman" w:hAnsi="Times New Roman" w:cs="Times New Roman"/>
-          <w:sz w:val="24"/>
-          <w:szCs w:val="24"/>
-        </w:rPr>
-        <w:t xml:space="preserve">R, </w:t>
-      </w:r>
-      <w:r>
-        <w:rPr>
-          <w:rFonts w:ascii="Times New Roman" w:hAnsi="Times New Roman" w:cs="Times New Roman"/>
-          <w:sz w:val="24"/>
-          <w:szCs w:val="24"/>
-        </w:rPr>
-        <w:t>and Python</w:t>
+        <w:t>C++, html, R, and Python</w:t>
       </w:r>
     </w:p>
     <w:p>
@@ -2999,15 +2231,7 @@
           <w:sz w:val="24"/>
           <w:szCs w:val="24"/>
         </w:rPr>
-        <w:t xml:space="preserve">Arduino (ATMega2560, ATMega328p), Esp32, AMB82-mini, </w:t>
-      </w:r>
-      <w:r>
-        <w:rPr>
-          <w:rFonts w:ascii="Times New Roman" w:hAnsi="Times New Roman" w:cs="Times New Roman"/>
-          <w:sz w:val="24"/>
-          <w:szCs w:val="24"/>
-        </w:rPr>
-        <w:t>STM32</w:t>
+        <w:t>Arduino (ATMega2560, ATMega328p), Esp32, AMB82-mini, STM32</w:t>
       </w:r>
     </w:p>
     <w:p>
@@ -3058,7 +2282,21 @@
           <w:rFonts w:ascii="Times New Roman" w:hAnsi="Times New Roman" w:cs="Times New Roman"/>
           <w:bCs/>
         </w:rPr>
-        <w:t>Developmental Biology,</w:t>
+        <w:t>Molecular Biology</w:t>
+      </w:r>
+      <w:r>
+        <w:rPr>
+          <w:rFonts w:ascii="Times New Roman" w:hAnsi="Times New Roman" w:cs="Times New Roman"/>
+          <w:bCs/>
+        </w:rPr>
+        <w:t>,</w:t>
+      </w:r>
+      <w:r>
+        <w:rPr>
+          <w:rFonts w:ascii="Times New Roman" w:hAnsi="Times New Roman" w:cs="Times New Roman"/>
+          <w:bCs/>
+        </w:rPr>
+        <w:t xml:space="preserve"> Developmental Biology,</w:t>
       </w:r>
       <w:r>
         <w:rPr>
@@ -3072,49 +2310,21 @@
           <w:rFonts w:ascii="Times New Roman" w:hAnsi="Times New Roman" w:cs="Times New Roman"/>
           <w:bCs/>
         </w:rPr>
-        <w:t>Molecular Biology</w:t>
-      </w:r>
-      <w:r>
-        <w:rPr>
-          <w:rFonts w:ascii="Times New Roman" w:hAnsi="Times New Roman" w:cs="Times New Roman"/>
-          <w:bCs/>
-        </w:rPr>
-        <w:t>,</w:t>
-      </w:r>
-      <w:r>
-        <w:rPr>
-          <w:rFonts w:ascii="Times New Roman" w:hAnsi="Times New Roman" w:cs="Times New Roman"/>
-          <w:bCs/>
-        </w:rPr>
-        <w:t xml:space="preserve"> Evolutionary Biology,</w:t>
-      </w:r>
-      <w:r>
-        <w:rPr>
-          <w:rFonts w:ascii="Times New Roman" w:hAnsi="Times New Roman" w:cs="Times New Roman"/>
-          <w:bCs/>
-        </w:rPr>
-        <w:t xml:space="preserve"> Robotics,</w:t>
-      </w:r>
-      <w:r>
-        <w:rPr>
-          <w:rFonts w:ascii="Times New Roman" w:hAnsi="Times New Roman" w:cs="Times New Roman"/>
-          <w:bCs/>
-        </w:rPr>
-        <w:t xml:space="preserve"> Microbiology,</w:t>
-      </w:r>
-      <w:r>
-        <w:rPr>
-          <w:rFonts w:ascii="Times New Roman" w:hAnsi="Times New Roman" w:cs="Times New Roman"/>
-          <w:bCs/>
-        </w:rPr>
-        <w:t xml:space="preserve"> Artificial Intelligence, </w:t>
-      </w:r>
-      <w:r>
-        <w:rPr>
-          <w:rFonts w:ascii="Times New Roman" w:hAnsi="Times New Roman" w:cs="Times New Roman"/>
-          <w:bCs/>
-        </w:rPr>
-        <w:t>Computer Vision,</w:t>
+        <w:t>Evolutionary Biology,</w:t>
+      </w:r>
+      <w:r>
+        <w:rPr>
+          <w:rFonts w:ascii="Times New Roman" w:hAnsi="Times New Roman" w:cs="Times New Roman"/>
+          <w:bCs/>
+        </w:rPr>
+        <w:t xml:space="preserve"> Insect Biology,</w:t>
+      </w:r>
+      <w:r>
+        <w:rPr>
+          <w:rFonts w:ascii="Times New Roman" w:hAnsi="Times New Roman" w:cs="Times New Roman"/>
+          <w:bCs/>
+        </w:rPr>
+        <w:t xml:space="preserve"> Robotics, Microbiology, Artificial Intelligence, Computer Vision,</w:t>
       </w:r>
       <w:r>
         <w:rPr>
@@ -3137,6 +2347,769 @@
         </w:rPr>
         <w:t>.</w:t>
       </w:r>
+    </w:p>
+    <w:p>
+      <w:pPr>
+        <w:pStyle w:val="Default"/>
+        <w:jc w:val="both"/>
+        <w:rPr>
+          <w:rFonts w:ascii="Times New Roman" w:hAnsi="Times New Roman" w:cs="Times New Roman"/>
+          <w:bCs/>
+        </w:rPr>
+      </w:pPr>
+    </w:p>
+    <w:p>
+      <w:pPr>
+        <w:pStyle w:val="Default"/>
+        <w:jc w:val="both"/>
+        <w:rPr>
+          <w:rFonts w:ascii="Times New Roman" w:hAnsi="Times New Roman" w:cs="Times New Roman"/>
+          <w:b/>
+          <w:u w:val="single"/>
+        </w:rPr>
+      </w:pPr>
+      <w:r>
+        <w:rPr>
+          <w:rFonts w:ascii="Times New Roman" w:hAnsi="Times New Roman" w:cs="Times New Roman"/>
+          <w:b/>
+          <w:u w:val="single"/>
+        </w:rPr>
+        <w:t>Awards and Scholarships</w:t>
+      </w:r>
+    </w:p>
+    <w:p>
+      <w:pPr>
+        <w:pStyle w:val="Default"/>
+        <w:jc w:val="both"/>
+        <w:rPr>
+          <w:rFonts w:ascii="Times New Roman" w:hAnsi="Times New Roman" w:cs="Times New Roman"/>
+          <w:bCs/>
+        </w:rPr>
+      </w:pPr>
+      <w:r>
+        <w:rPr>
+          <w:rFonts w:ascii="Times New Roman" w:hAnsi="Times New Roman" w:cs="Times New Roman"/>
+          <w:bCs/>
+        </w:rPr>
+        <w:t>Inspiring Research Mentor Award, 2025. Awarded by NUS High School of Math and Science.</w:t>
+      </w:r>
+    </w:p>
+    <w:p>
+      <w:pPr>
+        <w:pStyle w:val="Default"/>
+        <w:jc w:val="both"/>
+        <w:rPr>
+          <w:rFonts w:ascii="Times New Roman" w:hAnsi="Times New Roman" w:cs="Times New Roman"/>
+          <w:bCs/>
+        </w:rPr>
+      </w:pPr>
+      <w:r>
+        <w:rPr>
+          <w:rFonts w:ascii="Times New Roman" w:hAnsi="Times New Roman" w:cs="Times New Roman"/>
+          <w:bCs/>
+        </w:rPr>
+        <w:t>Young Researcher Award, Asia Evo-Devo-2021</w:t>
+      </w:r>
+      <w:r>
+        <w:rPr>
+          <w:rFonts w:ascii="Times New Roman" w:hAnsi="Times New Roman" w:cs="Times New Roman"/>
+          <w:bCs/>
+        </w:rPr>
+        <w:t>. Awarded by Asia Evo-devo 2021.</w:t>
+      </w:r>
+    </w:p>
+    <w:p>
+      <w:pPr>
+        <w:pStyle w:val="Default"/>
+        <w:jc w:val="both"/>
+        <w:rPr>
+          <w:rFonts w:ascii="Times New Roman" w:hAnsi="Times New Roman" w:cs="Times New Roman"/>
+          <w:bCs/>
+        </w:rPr>
+      </w:pPr>
+      <w:r>
+        <w:rPr>
+          <w:rFonts w:ascii="Times New Roman" w:hAnsi="Times New Roman" w:cs="Times New Roman"/>
+          <w:bCs/>
+        </w:rPr>
+        <w:t>Yale-NUS scholarship (2016-2020)</w:t>
+      </w:r>
+      <w:r>
+        <w:rPr>
+          <w:rFonts w:ascii="Times New Roman" w:hAnsi="Times New Roman" w:cs="Times New Roman"/>
+          <w:bCs/>
+        </w:rPr>
+        <w:t>. Awarded by Yale University and NUS.</w:t>
+      </w:r>
+    </w:p>
+    <w:p>
+      <w:pPr>
+        <w:pStyle w:val="Default"/>
+        <w:jc w:val="both"/>
+        <w:rPr>
+          <w:rFonts w:ascii="Times New Roman" w:hAnsi="Times New Roman" w:cs="Times New Roman"/>
+          <w:bCs/>
+        </w:rPr>
+      </w:pPr>
+    </w:p>
+    <w:p>
+      <w:pPr>
+        <w:pStyle w:val="Default"/>
+        <w:jc w:val="both"/>
+        <w:rPr>
+          <w:rFonts w:ascii="Times New Roman" w:hAnsi="Times New Roman" w:cs="Times New Roman"/>
+          <w:b/>
+          <w:u w:val="single"/>
+        </w:rPr>
+      </w:pPr>
+      <w:r>
+        <w:rPr>
+          <w:rFonts w:ascii="Times New Roman" w:hAnsi="Times New Roman" w:cs="Times New Roman"/>
+          <w:b/>
+          <w:u w:val="single"/>
+        </w:rPr>
+        <w:t xml:space="preserve">Grants </w:t>
+      </w:r>
+      <w:r>
+        <w:rPr>
+          <w:rFonts w:ascii="Times New Roman" w:hAnsi="Times New Roman" w:cs="Times New Roman"/>
+          <w:b/>
+          <w:u w:val="single"/>
+        </w:rPr>
+        <w:t>Awarded</w:t>
+      </w:r>
+    </w:p>
+    <w:p>
+      <w:pPr>
+        <w:pStyle w:val="Default"/>
+        <w:jc w:val="both"/>
+        <w:rPr>
+          <w:rFonts w:ascii="Times New Roman" w:hAnsi="Times New Roman" w:cs="Times New Roman"/>
+          <w:b/>
+          <w:u w:val="single"/>
+        </w:rPr>
+      </w:pPr>
+      <w:r>
+        <w:rPr>
+          <w:rFonts w:ascii="Times New Roman" w:hAnsi="Times New Roman" w:cs="Times New Roman"/>
+        </w:rPr>
+        <w:t xml:space="preserve">Integrating Reaction-Diffusion and Positional-Information in patterning the wing veins of </w:t>
+      </w:r>
+      <w:r>
+        <w:rPr>
+          <w:rFonts w:ascii="Times New Roman" w:hAnsi="Times New Roman" w:cs="Times New Roman"/>
+          <w:i/>
+          <w:iCs/>
+        </w:rPr>
+        <w:t>Bicyclus anynana</w:t>
+      </w:r>
+      <w:r>
+        <w:rPr>
+          <w:rFonts w:ascii="Times New Roman" w:hAnsi="Times New Roman" w:cs="Times New Roman"/>
+        </w:rPr>
+        <w:t xml:space="preserve"> butterflies.</w:t>
+      </w:r>
+      <w:r>
+        <w:rPr>
+          <w:rFonts w:ascii="Times New Roman" w:hAnsi="Times New Roman" w:cs="Times New Roman"/>
+        </w:rPr>
+        <w:t xml:space="preserve"> (MOE Tier 1, primarily written, PI: </w:t>
+      </w:r>
+      <w:r>
+        <w:rPr>
+          <w:rFonts w:ascii="Times New Roman" w:hAnsi="Times New Roman" w:cs="Times New Roman"/>
+          <w:bCs/>
+        </w:rPr>
+        <w:t>Antόnia Monteiro).</w:t>
+      </w:r>
+    </w:p>
+    <w:p>
+      <w:pPr>
+        <w:pStyle w:val="Default"/>
+        <w:jc w:val="both"/>
+        <w:rPr>
+          <w:rFonts w:ascii="Times New Roman" w:hAnsi="Times New Roman" w:cs="Times New Roman"/>
+          <w:bCs/>
+        </w:rPr>
+      </w:pPr>
+    </w:p>
+    <w:p>
+      <w:pPr>
+        <w:pStyle w:val="Default"/>
+        <w:jc w:val="both"/>
+        <w:rPr>
+          <w:rFonts w:ascii="Times New Roman" w:hAnsi="Times New Roman" w:cs="Times New Roman"/>
+          <w:bCs/>
+        </w:rPr>
+      </w:pPr>
+      <w:r>
+        <w:rPr>
+          <w:rFonts w:ascii="Times New Roman" w:hAnsi="Times New Roman" w:cs="Times New Roman"/>
+          <w:bCs/>
+        </w:rPr>
+        <w:t>Investigating a transcriptional role of primary cilia in striatal neural computation</w:t>
+      </w:r>
+      <w:r>
+        <w:rPr>
+          <w:rFonts w:ascii="Times New Roman" w:hAnsi="Times New Roman" w:cs="Times New Roman"/>
+          <w:bCs/>
+        </w:rPr>
+        <w:t xml:space="preserve"> </w:t>
+      </w:r>
+      <w:r>
+        <w:rPr>
+          <w:rFonts w:ascii="Times New Roman" w:hAnsi="Times New Roman" w:cs="Times New Roman"/>
+          <w:bCs/>
+        </w:rPr>
+        <w:t>mediating cognitive flexibility</w:t>
+      </w:r>
+      <w:r>
+        <w:rPr>
+          <w:rFonts w:ascii="Times New Roman" w:hAnsi="Times New Roman" w:cs="Times New Roman"/>
+          <w:bCs/>
+        </w:rPr>
+        <w:t>. (MOE Tier 2, as collaborator, PI: Siew Cheng Phua).</w:t>
+      </w:r>
+    </w:p>
+    <w:p>
+      <w:pPr>
+        <w:pStyle w:val="Default"/>
+        <w:jc w:val="both"/>
+        <w:rPr>
+          <w:rFonts w:ascii="Times New Roman" w:hAnsi="Times New Roman" w:cs="Times New Roman"/>
+          <w:bCs/>
+        </w:rPr>
+      </w:pPr>
+    </w:p>
+    <w:p>
+      <w:pPr>
+        <w:pStyle w:val="Default"/>
+        <w:jc w:val="both"/>
+        <w:rPr>
+          <w:rFonts w:ascii="Times New Roman" w:hAnsi="Times New Roman" w:cs="Times New Roman"/>
+          <w:bCs/>
+        </w:rPr>
+      </w:pPr>
+      <w:r>
+        <w:rPr>
+          <w:rFonts w:ascii="Times New Roman" w:hAnsi="Times New Roman" w:cs="Times New Roman"/>
+          <w:bCs/>
+        </w:rPr>
+        <w:t>The evolution of novel complex traits from preexisting traits: Identifying shared cellular identities and gene regulation across traits</w:t>
+      </w:r>
+      <w:r>
+        <w:rPr>
+          <w:rFonts w:ascii="Times New Roman" w:hAnsi="Times New Roman" w:cs="Times New Roman"/>
+          <w:bCs/>
+        </w:rPr>
+        <w:t>. (MOE Tier 2, co-written with Antόnia Monteiro and Suriya Narayanan Murugeshan).</w:t>
+      </w:r>
+    </w:p>
+    <w:p>
+      <w:pPr>
+        <w:pStyle w:val="Default"/>
+        <w:jc w:val="both"/>
+        <w:rPr>
+          <w:rFonts w:ascii="Times New Roman" w:hAnsi="Times New Roman" w:cs="Times New Roman"/>
+          <w:bCs/>
+        </w:rPr>
+      </w:pPr>
+    </w:p>
+    <w:p>
+      <w:pPr>
+        <w:pStyle w:val="Default"/>
+        <w:jc w:val="both"/>
+        <w:rPr>
+          <w:rFonts w:ascii="Times New Roman" w:hAnsi="Times New Roman" w:cs="Times New Roman"/>
+          <w:b/>
+          <w:u w:val="single"/>
+        </w:rPr>
+      </w:pPr>
+      <w:r>
+        <w:rPr>
+          <w:rFonts w:ascii="Times New Roman" w:hAnsi="Times New Roman" w:cs="Times New Roman"/>
+          <w:b/>
+          <w:u w:val="single"/>
+        </w:rPr>
+        <w:t>Technologies developed</w:t>
+      </w:r>
+    </w:p>
+    <w:p>
+      <w:pPr>
+        <w:pStyle w:val="Default"/>
+        <w:jc w:val="both"/>
+        <w:rPr>
+          <w:rFonts w:ascii="Times New Roman" w:hAnsi="Times New Roman" w:cs="Times New Roman"/>
+          <w:bCs/>
+        </w:rPr>
+      </w:pPr>
+      <w:r>
+        <w:rPr>
+          <w:rFonts w:ascii="Times New Roman" w:hAnsi="Times New Roman" w:cs="Times New Roman"/>
+          <w:b/>
+        </w:rPr>
+        <w:t>RAM-FISH</w:t>
+      </w:r>
+      <w:r>
+        <w:rPr>
+          <w:rFonts w:ascii="Times New Roman" w:hAnsi="Times New Roman" w:cs="Times New Roman"/>
+          <w:bCs/>
+        </w:rPr>
+        <w:t xml:space="preserve">: </w:t>
+      </w:r>
+      <w:r>
+        <w:rPr>
+          <w:rFonts w:ascii="Times New Roman" w:hAnsi="Times New Roman" w:cs="Times New Roman"/>
+          <w:bCs/>
+        </w:rPr>
+        <w:t xml:space="preserve">Spatial mRNA profiling </w:t>
+      </w:r>
+      <w:r>
+        <w:rPr>
+          <w:rFonts w:ascii="Times New Roman" w:hAnsi="Times New Roman" w:cs="Times New Roman"/>
+          <w:bCs/>
+        </w:rPr>
+        <w:t>technology that allows multiplexing (~30 genes) in complex biological systems such as whole mount organs of butterflies and zebrafish.</w:t>
+      </w:r>
+      <w:r>
+        <w:rPr>
+          <w:rFonts w:ascii="Times New Roman" w:hAnsi="Times New Roman" w:cs="Times New Roman"/>
+          <w:bCs/>
+        </w:rPr>
+        <w:t xml:space="preserve"> Current users of systems: Monteiro Lab, Mathuru Lab, and Cheng Lab.</w:t>
+      </w:r>
+    </w:p>
+    <w:p>
+      <w:pPr>
+        <w:pStyle w:val="Default"/>
+        <w:jc w:val="both"/>
+        <w:rPr>
+          <w:rFonts w:ascii="Times New Roman" w:hAnsi="Times New Roman" w:cs="Times New Roman"/>
+          <w:bCs/>
+        </w:rPr>
+      </w:pPr>
+      <w:r>
+        <w:rPr>
+          <w:rFonts w:ascii="Times New Roman" w:hAnsi="Times New Roman" w:cs="Times New Roman"/>
+          <w:b/>
+        </w:rPr>
+        <w:t>NanoPulse</w:t>
+      </w:r>
+      <w:r>
+        <w:rPr>
+          <w:rFonts w:ascii="Times New Roman" w:hAnsi="Times New Roman" w:cs="Times New Roman"/>
+          <w:bCs/>
+        </w:rPr>
+        <w:t>: A nanolitre scale microinjection system for CRISPR-Cas9 and embryonic research application. Developed in collaboration with J</w:t>
+      </w:r>
+      <w:r>
+        <w:rPr>
+          <w:rFonts w:ascii="Times New Roman" w:hAnsi="Times New Roman" w:cs="Times New Roman"/>
+          <w:bCs/>
+        </w:rPr>
+        <w:t>aya</w:t>
+      </w:r>
+      <w:r>
+        <w:rPr>
+          <w:rFonts w:ascii="Times New Roman" w:hAnsi="Times New Roman" w:cs="Times New Roman"/>
+          <w:bCs/>
+        </w:rPr>
+        <w:t>V</w:t>
+      </w:r>
+      <w:r>
+        <w:rPr>
+          <w:rFonts w:ascii="Times New Roman" w:hAnsi="Times New Roman" w:cs="Times New Roman"/>
+          <w:bCs/>
+        </w:rPr>
+        <w:t xml:space="preserve">ardhan </w:t>
+      </w:r>
+      <w:r>
+        <w:rPr>
+          <w:rFonts w:ascii="Times New Roman" w:hAnsi="Times New Roman" w:cs="Times New Roman"/>
+          <w:bCs/>
+        </w:rPr>
+        <w:t>H</w:t>
+      </w:r>
+      <w:r>
+        <w:rPr>
+          <w:rFonts w:ascii="Times New Roman" w:hAnsi="Times New Roman" w:cs="Times New Roman"/>
+          <w:bCs/>
+        </w:rPr>
+        <w:t xml:space="preserve">arihar </w:t>
+      </w:r>
+      <w:r>
+        <w:rPr>
+          <w:rFonts w:ascii="Times New Roman" w:hAnsi="Times New Roman" w:cs="Times New Roman"/>
+          <w:bCs/>
+        </w:rPr>
+        <w:t>P</w:t>
+      </w:r>
+      <w:r>
+        <w:rPr>
+          <w:rFonts w:ascii="Times New Roman" w:hAnsi="Times New Roman" w:cs="Times New Roman"/>
+          <w:bCs/>
+        </w:rPr>
+        <w:t>rasad</w:t>
+      </w:r>
+      <w:r>
+        <w:rPr>
+          <w:rFonts w:ascii="Times New Roman" w:hAnsi="Times New Roman" w:cs="Times New Roman"/>
+          <w:bCs/>
+        </w:rPr>
+        <w:t xml:space="preserve"> and C</w:t>
+      </w:r>
+      <w:r>
+        <w:rPr>
+          <w:rFonts w:ascii="Times New Roman" w:hAnsi="Times New Roman" w:cs="Times New Roman"/>
+          <w:bCs/>
+        </w:rPr>
+        <w:t xml:space="preserve">han </w:t>
+      </w:r>
+      <w:r>
+        <w:rPr>
+          <w:rFonts w:ascii="Times New Roman" w:hAnsi="Times New Roman" w:cs="Times New Roman"/>
+          <w:bCs/>
+        </w:rPr>
+        <w:t>S</w:t>
+      </w:r>
+      <w:r>
+        <w:rPr>
+          <w:rFonts w:ascii="Times New Roman" w:hAnsi="Times New Roman" w:cs="Times New Roman"/>
+          <w:bCs/>
+        </w:rPr>
+        <w:t xml:space="preserve">um </w:t>
+      </w:r>
+      <w:r>
+        <w:rPr>
+          <w:rFonts w:ascii="Times New Roman" w:hAnsi="Times New Roman" w:cs="Times New Roman"/>
+          <w:bCs/>
+        </w:rPr>
+        <w:t>N</w:t>
+      </w:r>
+      <w:r>
+        <w:rPr>
+          <w:rFonts w:ascii="Times New Roman" w:hAnsi="Times New Roman" w:cs="Times New Roman"/>
+          <w:bCs/>
+        </w:rPr>
+        <w:t xml:space="preserve">gai </w:t>
+      </w:r>
+      <w:r>
+        <w:rPr>
+          <w:rFonts w:ascii="Times New Roman" w:hAnsi="Times New Roman" w:cs="Times New Roman"/>
+          <w:bCs/>
+        </w:rPr>
+        <w:t>J</w:t>
+      </w:r>
+      <w:r>
+        <w:rPr>
+          <w:rFonts w:ascii="Times New Roman" w:hAnsi="Times New Roman" w:cs="Times New Roman"/>
+          <w:bCs/>
+        </w:rPr>
+        <w:t>eff</w:t>
+      </w:r>
+      <w:r>
+        <w:rPr>
+          <w:rFonts w:ascii="Times New Roman" w:hAnsi="Times New Roman" w:cs="Times New Roman"/>
+          <w:bCs/>
+        </w:rPr>
+        <w:t xml:space="preserve"> from Raffles Institution, Singapore. Awarded Silver at the 26</w:t>
+      </w:r>
+      <w:r>
+        <w:rPr>
+          <w:rFonts w:ascii="Times New Roman" w:hAnsi="Times New Roman" w:cs="Times New Roman"/>
+          <w:bCs/>
+          <w:vertAlign w:val="superscript"/>
+        </w:rPr>
+        <w:t>th</w:t>
+      </w:r>
+      <w:r>
+        <w:rPr>
+          <w:rFonts w:ascii="Times New Roman" w:hAnsi="Times New Roman" w:cs="Times New Roman"/>
+          <w:bCs/>
+        </w:rPr>
+        <w:t xml:space="preserve"> Science and Engineering Fair, Singapore </w:t>
+      </w:r>
+      <w:r>
+        <w:rPr>
+          <w:rFonts w:ascii="Times New Roman" w:hAnsi="Times New Roman" w:cs="Times New Roman"/>
+          <w:bCs/>
+        </w:rPr>
+        <w:t>-</w:t>
+      </w:r>
+      <w:r>
+        <w:rPr>
+          <w:rFonts w:ascii="Times New Roman" w:hAnsi="Times New Roman" w:cs="Times New Roman"/>
+          <w:bCs/>
+        </w:rPr>
+        <w:t xml:space="preserve"> 2026.</w:t>
+      </w:r>
+    </w:p>
+    <w:p>
+      <w:pPr>
+        <w:pStyle w:val="Default"/>
+        <w:jc w:val="both"/>
+        <w:rPr>
+          <w:rFonts w:ascii="Times New Roman" w:hAnsi="Times New Roman" w:cs="Times New Roman"/>
+          <w:bCs/>
+        </w:rPr>
+      </w:pPr>
+      <w:r>
+        <w:rPr>
+          <w:rFonts w:ascii="Times New Roman" w:hAnsi="Times New Roman" w:cs="Times New Roman"/>
+          <w:b/>
+        </w:rPr>
+        <w:t>FISHER</w:t>
+      </w:r>
+      <w:r>
+        <w:rPr>
+          <w:rFonts w:ascii="Times New Roman" w:hAnsi="Times New Roman" w:cs="Times New Roman"/>
+          <w:bCs/>
+        </w:rPr>
+        <w:t xml:space="preserve">: </w:t>
+      </w:r>
+      <w:r>
+        <w:rPr>
+          <w:rFonts w:ascii="Times New Roman" w:hAnsi="Times New Roman" w:cs="Times New Roman"/>
+          <w:bCs/>
+        </w:rPr>
+        <w:t>Flexible Instrument for Stimulus-controlled Habituation and Experimental Reinforcement</w:t>
+      </w:r>
+      <w:r>
+        <w:rPr>
+          <w:rFonts w:ascii="Times New Roman" w:hAnsi="Times New Roman" w:cs="Times New Roman"/>
+          <w:bCs/>
+        </w:rPr>
+        <w:t xml:space="preserve"> </w:t>
+      </w:r>
+      <w:r>
+        <w:rPr>
+          <w:rFonts w:ascii="Times New Roman" w:hAnsi="Times New Roman" w:cs="Times New Roman"/>
+          <w:bCs/>
+        </w:rPr>
+        <w:t>for neurobehavioral assays, associative learning, and drug delivery.</w:t>
+      </w:r>
+      <w:r>
+        <w:rPr>
+          <w:rFonts w:ascii="Times New Roman" w:hAnsi="Times New Roman" w:cs="Times New Roman"/>
+          <w:bCs/>
+        </w:rPr>
+        <w:t xml:space="preserve"> Four variants: </w:t>
+      </w:r>
+      <w:proofErr w:type="spellStart"/>
+      <w:r>
+        <w:rPr>
+          <w:rFonts w:ascii="Times New Roman" w:hAnsi="Times New Roman" w:cs="Times New Roman"/>
+          <w:bCs/>
+        </w:rPr>
+        <w:t>FISHER_mini</w:t>
+      </w:r>
+      <w:proofErr w:type="spellEnd"/>
+      <w:r>
+        <w:rPr>
+          <w:rFonts w:ascii="Times New Roman" w:hAnsi="Times New Roman" w:cs="Times New Roman"/>
+          <w:bCs/>
+        </w:rPr>
+        <w:t xml:space="preserve"> (mini version of FISHER for tight spaces), </w:t>
+      </w:r>
+      <w:proofErr w:type="spellStart"/>
+      <w:r>
+        <w:rPr>
+          <w:rFonts w:ascii="Times New Roman" w:hAnsi="Times New Roman" w:cs="Times New Roman"/>
+          <w:bCs/>
+        </w:rPr>
+        <w:t>FISHER_delta</w:t>
+      </w:r>
+      <w:proofErr w:type="spellEnd"/>
+      <w:r>
+        <w:rPr>
+          <w:rFonts w:ascii="Times New Roman" w:hAnsi="Times New Roman" w:cs="Times New Roman"/>
+          <w:bCs/>
+        </w:rPr>
+        <w:t xml:space="preserve"> (for high and low standard diet), and </w:t>
+      </w:r>
+      <w:proofErr w:type="spellStart"/>
+      <w:r>
+        <w:rPr>
+          <w:rFonts w:ascii="Times New Roman" w:hAnsi="Times New Roman" w:cs="Times New Roman"/>
+          <w:bCs/>
+        </w:rPr>
+        <w:t>FISHER_Cam</w:t>
+      </w:r>
+      <w:proofErr w:type="spellEnd"/>
+      <w:r>
+        <w:rPr>
+          <w:rFonts w:ascii="Times New Roman" w:hAnsi="Times New Roman" w:cs="Times New Roman"/>
+          <w:bCs/>
+        </w:rPr>
+        <w:t xml:space="preserve"> (</w:t>
+      </w:r>
+      <w:r>
+        <w:rPr>
+          <w:rFonts w:ascii="Times New Roman" w:hAnsi="Times New Roman" w:cs="Times New Roman"/>
+          <w:bCs/>
+        </w:rPr>
+        <w:t>a</w:t>
+      </w:r>
+      <w:r>
+        <w:rPr>
+          <w:rFonts w:ascii="Times New Roman" w:hAnsi="Times New Roman" w:cs="Times New Roman"/>
+          <w:bCs/>
+        </w:rPr>
+        <w:t xml:space="preserve"> camera powered system to perform recordings while the experiments are being conducted). </w:t>
+      </w:r>
+    </w:p>
+    <w:p>
+      <w:pPr>
+        <w:pStyle w:val="Default"/>
+        <w:jc w:val="both"/>
+        <w:rPr>
+          <w:rFonts w:ascii="Times New Roman" w:hAnsi="Times New Roman" w:cs="Times New Roman"/>
+          <w:bCs/>
+        </w:rPr>
+      </w:pPr>
+    </w:p>
+    <w:p>
+      <w:pPr>
+        <w:pStyle w:val="Default"/>
+        <w:jc w:val="both"/>
+        <w:rPr>
+          <w:rFonts w:ascii="Times New Roman" w:hAnsi="Times New Roman" w:cs="Times New Roman"/>
+          <w:b/>
+          <w:u w:val="single"/>
+        </w:rPr>
+      </w:pPr>
+      <w:r>
+        <w:rPr>
+          <w:rFonts w:ascii="Times New Roman" w:hAnsi="Times New Roman" w:cs="Times New Roman"/>
+          <w:b/>
+          <w:u w:val="single"/>
+        </w:rPr>
+        <w:t xml:space="preserve">Technologies currently under </w:t>
+      </w:r>
+      <w:r>
+        <w:rPr>
+          <w:rFonts w:ascii="Times New Roman" w:hAnsi="Times New Roman" w:cs="Times New Roman"/>
+          <w:b/>
+          <w:u w:val="single"/>
+        </w:rPr>
+        <w:t>development</w:t>
+      </w:r>
+    </w:p>
+    <w:p>
+      <w:pPr>
+        <w:pStyle w:val="Default"/>
+        <w:jc w:val="both"/>
+        <w:rPr>
+          <w:rFonts w:ascii="Times New Roman" w:hAnsi="Times New Roman" w:cs="Times New Roman"/>
+          <w:bCs/>
+        </w:rPr>
+      </w:pPr>
+      <w:r>
+        <w:rPr>
+          <w:rFonts w:ascii="Times New Roman" w:hAnsi="Times New Roman" w:cs="Times New Roman"/>
+          <w:b/>
+        </w:rPr>
+        <w:t>CORN-DRIVE</w:t>
+      </w:r>
+      <w:r>
+        <w:rPr>
+          <w:rFonts w:ascii="Times New Roman" w:hAnsi="Times New Roman" w:cs="Times New Roman"/>
+          <w:bCs/>
+        </w:rPr>
+        <w:t xml:space="preserve">: A </w:t>
+      </w:r>
+      <w:r>
+        <w:rPr>
+          <w:rFonts w:ascii="Times New Roman" w:hAnsi="Times New Roman" w:cs="Times New Roman"/>
+          <w:bCs/>
+        </w:rPr>
+        <w:t xml:space="preserve">multi-sensor and </w:t>
+      </w:r>
+      <w:r>
+        <w:rPr>
+          <w:rFonts w:ascii="Times New Roman" w:hAnsi="Times New Roman" w:cs="Times New Roman"/>
+          <w:bCs/>
+        </w:rPr>
+        <w:t xml:space="preserve">computer vision powered system for smart crop </w:t>
+      </w:r>
+      <w:r>
+        <w:rPr>
+          <w:rFonts w:ascii="Times New Roman" w:hAnsi="Times New Roman" w:cs="Times New Roman"/>
+          <w:bCs/>
+        </w:rPr>
+        <w:t>growth</w:t>
+      </w:r>
+      <w:r>
+        <w:rPr>
+          <w:rFonts w:ascii="Times New Roman" w:hAnsi="Times New Roman" w:cs="Times New Roman"/>
+          <w:bCs/>
+        </w:rPr>
+        <w:t xml:space="preserve"> maxim</w:t>
+      </w:r>
+      <w:r>
+        <w:rPr>
+          <w:rFonts w:ascii="Times New Roman" w:hAnsi="Times New Roman" w:cs="Times New Roman"/>
+          <w:bCs/>
+        </w:rPr>
+        <w:t xml:space="preserve">izing </w:t>
+      </w:r>
+      <w:r>
+        <w:rPr>
+          <w:rFonts w:ascii="Times New Roman" w:hAnsi="Times New Roman" w:cs="Times New Roman"/>
+          <w:bCs/>
+        </w:rPr>
+        <w:t>yield</w:t>
+      </w:r>
+      <w:r>
+        <w:rPr>
+          <w:rFonts w:ascii="Times New Roman" w:hAnsi="Times New Roman" w:cs="Times New Roman"/>
+          <w:bCs/>
+        </w:rPr>
+        <w:t>, efficiency and energy</w:t>
+      </w:r>
+      <w:r>
+        <w:rPr>
+          <w:rFonts w:ascii="Times New Roman" w:hAnsi="Times New Roman" w:cs="Times New Roman"/>
+          <w:bCs/>
+        </w:rPr>
+        <w:t>.</w:t>
+      </w:r>
+    </w:p>
+    <w:p>
+      <w:pPr>
+        <w:pStyle w:val="Default"/>
+        <w:jc w:val="both"/>
+        <w:rPr>
+          <w:rFonts w:ascii="Times New Roman" w:hAnsi="Times New Roman" w:cs="Times New Roman"/>
+          <w:bCs/>
+        </w:rPr>
+      </w:pPr>
+      <w:proofErr w:type="spellStart"/>
+      <w:r>
+        <w:rPr>
+          <w:rFonts w:ascii="Times New Roman" w:hAnsi="Times New Roman" w:cs="Times New Roman"/>
+          <w:b/>
+        </w:rPr>
+        <w:t>Multiplex_AI</w:t>
+      </w:r>
+      <w:proofErr w:type="spellEnd"/>
+      <w:r>
+        <w:rPr>
+          <w:rFonts w:ascii="Times New Roman" w:hAnsi="Times New Roman" w:cs="Times New Roman"/>
+          <w:bCs/>
+        </w:rPr>
+        <w:t>: An AI pipeline to process multiplex-FISH data to detect signal quality, non-specific signals, and signals in abnormal tissue types.</w:t>
+      </w:r>
+    </w:p>
+    <w:p>
+      <w:pPr>
+        <w:pStyle w:val="Default"/>
+        <w:jc w:val="both"/>
+        <w:rPr>
+          <w:rFonts w:ascii="Times New Roman" w:hAnsi="Times New Roman" w:cs="Times New Roman"/>
+          <w:bCs/>
+        </w:rPr>
+      </w:pPr>
     </w:p>
     <w:p>
       <w:pPr>
@@ -3220,6 +3193,7 @@
           <w:color w:val="auto"/>
           <w:shd w:val="clear" w:color="auto" w:fill="FFFFFF"/>
         </w:rPr>
+        <w:lastRenderedPageBreak/>
         <w:t>Orchid Chemicals and Pharmaceuticals Ltd., R&amp;D Center, Sholinganallur, Chennai, India</w:t>
       </w:r>
       <w:r>
@@ -3255,7 +3229,6 @@
           <w:color w:val="auto"/>
           <w:shd w:val="clear" w:color="auto" w:fill="FFFFFF"/>
         </w:rPr>
-        <w:lastRenderedPageBreak/>
         <w:t>Field of research: Large scale bacteria-based enzyme production</w:t>
       </w:r>
       <w:r>
@@ -4613,6 +4586,7 @@
         <w:rPr>
           <w:b/>
         </w:rPr>
+        <w:lastRenderedPageBreak/>
         <w:t>Banerjee, T</w:t>
       </w:r>
       <w:r>
@@ -4791,7 +4765,6 @@
         <w:rPr>
           <w:bCs/>
         </w:rPr>
-        <w:lastRenderedPageBreak/>
         <w:t>Tian, S., Asano, Y.,</w:t>
       </w:r>
       <w:r>
@@ -6590,7 +6563,15 @@
           <w:rFonts w:ascii="Times New Roman" w:hAnsi="Times New Roman" w:cs="Times New Roman"/>
           <w:bCs/>
         </w:rPr>
-        <w:t xml:space="preserve"> strain DJ34 revealed its genetic basis for hydrocarbon degradation and survival in oil contaminated environment. </w:t>
+        <w:t xml:space="preserve"> strain DJ34 revealed its genetic basis for hydrocarbon </w:t>
+      </w:r>
+      <w:r>
+        <w:rPr>
+          <w:rFonts w:ascii="Times New Roman" w:hAnsi="Times New Roman" w:cs="Times New Roman"/>
+          <w:bCs/>
+        </w:rPr>
+        <w:lastRenderedPageBreak/>
+        <w:t xml:space="preserve">degradation and survival in oil contaminated environment. </w:t>
       </w:r>
       <w:r>
         <w:rPr>
@@ -6631,7 +6612,6 @@
           <w:rFonts w:ascii="Times New Roman" w:hAnsi="Times New Roman" w:cs="Times New Roman"/>
           <w:bCs/>
         </w:rPr>
-        <w:lastRenderedPageBreak/>
         <w:t xml:space="preserve">Pal S, </w:t>
       </w:r>
       <w:r>
@@ -7860,6 +7840,7 @@
           <w:rFonts w:ascii="Times New Roman" w:hAnsi="Times New Roman" w:cs="Times New Roman"/>
           <w:bCs/>
         </w:rPr>
+        <w:lastRenderedPageBreak/>
         <w:t>Raffles Institution</w:t>
       </w:r>
       <w:r>
@@ -8007,7 +7988,6 @@
           <w:rFonts w:ascii="Times New Roman" w:hAnsi="Times New Roman" w:cs="Times New Roman"/>
           <w:bCs/>
         </w:rPr>
-        <w:lastRenderedPageBreak/>
         <w:t>UROPS: Ms. Gianella Pacho</w:t>
       </w:r>
     </w:p>
@@ -9437,6 +9417,7 @@
         <w:rPr>
           <w:rFonts w:ascii="Times New Roman" w:hAnsi="Times New Roman" w:cs="Times New Roman"/>
         </w:rPr>
+        <w:lastRenderedPageBreak/>
         <w:t xml:space="preserve">Winter Research Intern 2013, Department of Biotechnology, Indian Institute of Technology – Kharagpur (2013-14). ‘Utilization of Petroleum Hydrocarbon and Oxidation of </w:t>
       </w:r>
       <w:proofErr w:type="gramStart"/>

--- a/assets/pdfs/Tirtha_Das_Banerjee_CV.docx
+++ b/assets/pdfs/Tirtha_Das_Banerjee_CV.docx
@@ -444,6 +444,21 @@
         </w:rPr>
         <w:t xml:space="preserve">Orchid: </w:t>
       </w:r>
+      <w:hyperlink r:id="rId13" w:history="1">
+        <w:r>
+          <w:rPr>
+            <w:rStyle w:val="Hyperlink"/>
+            <w:rFonts w:ascii="Times New Roman" w:hAnsi="Times New Roman" w:cs="Times New Roman"/>
+          </w:rPr>
+          <w:t>https://orcid.org/0000-0002-6092-0824</w:t>
+        </w:r>
+      </w:hyperlink>
+      <w:r>
+        <w:rPr>
+          <w:rFonts w:ascii="Times New Roman" w:hAnsi="Times New Roman" w:cs="Times New Roman"/>
+        </w:rPr>
+        <w:t xml:space="preserve"> </w:t>
+      </w:r>
     </w:p>
     <w:p>
       <w:pPr>
@@ -463,7 +478,7 @@
         </w:rPr>
         <w:t xml:space="preserve">GitHub: </w:t>
       </w:r>
-      <w:hyperlink r:id="rId13" w:history="1">
+      <w:hyperlink r:id="rId14" w:history="1">
         <w:r>
           <w:rPr>
             <w:rStyle w:val="Hyperlink"/>
@@ -491,7 +506,7 @@
         </w:rPr>
         <w:t xml:space="preserve">Website: </w:t>
       </w:r>
-      <w:hyperlink r:id="rId14" w:history="1">
+      <w:hyperlink r:id="rId15" w:history="1">
         <w:r>
           <w:rPr>
             <w:rStyle w:val="Hyperlink"/>
@@ -820,19 +835,7 @@
         <w:rPr>
           <w:rFonts w:ascii="Times New Roman" w:hAnsi="Times New Roman" w:cs="Times New Roman"/>
         </w:rPr>
-        <w:t xml:space="preserve">: </w:t>
-      </w:r>
-      <w:r>
-        <w:rPr>
-          <w:rFonts w:ascii="Times New Roman" w:hAnsi="Times New Roman" w:cs="Times New Roman"/>
-        </w:rPr>
-        <w:t>Institute of Digital Medicine</w:t>
-      </w:r>
-      <w:r>
-        <w:rPr>
-          <w:rFonts w:ascii="Times New Roman" w:hAnsi="Times New Roman" w:cs="Times New Roman"/>
-        </w:rPr>
-        <w:t>,</w:t>
+        <w:t>:</w:t>
       </w:r>
       <w:r>
         <w:rPr>
@@ -884,6 +887,35 @@
           <w:rFonts w:ascii="Times New Roman" w:hAnsi="Times New Roman" w:cs="Times New Roman"/>
         </w:rPr>
         <w:t xml:space="preserve"> for neurobehavioral assays.</w:t>
+      </w:r>
+    </w:p>
+    <w:p>
+      <w:pPr>
+        <w:pStyle w:val="Default"/>
+        <w:jc w:val="both"/>
+        <w:rPr>
+          <w:rFonts w:ascii="Times New Roman" w:hAnsi="Times New Roman" w:cs="Times New Roman"/>
+        </w:rPr>
+      </w:pPr>
+      <w:r>
+        <w:rPr>
+          <w:rFonts w:ascii="Times New Roman" w:hAnsi="Times New Roman" w:cs="Times New Roman"/>
+        </w:rPr>
+        <w:t xml:space="preserve">2)Development of user friendly </w:t>
+      </w:r>
+      <w:proofErr w:type="spellStart"/>
+      <w:r>
+        <w:rPr>
+          <w:rFonts w:ascii="Times New Roman" w:hAnsi="Times New Roman" w:cs="Times New Roman"/>
+        </w:rPr>
+        <w:t>RNAseq</w:t>
+      </w:r>
+      <w:proofErr w:type="spellEnd"/>
+      <w:r>
+        <w:rPr>
+          <w:rFonts w:ascii="Times New Roman" w:hAnsi="Times New Roman" w:cs="Times New Roman"/>
+        </w:rPr>
+        <w:t xml:space="preserve"> pipeline for implementation if zebrafish and killifish models.</w:t>
       </w:r>
     </w:p>
     <w:p>
@@ -1024,7 +1056,7 @@
         </w:rPr>
         <w:t xml:space="preserve"> (2020). </w:t>
       </w:r>
-      <w:hyperlink r:id="rId15" w:history="1">
+      <w:hyperlink r:id="rId16" w:history="1">
         <w:r>
           <w:rPr>
             <w:rStyle w:val="Hyperlink"/>
@@ -2102,7 +2134,7 @@
           <w:sz w:val="24"/>
           <w:szCs w:val="24"/>
         </w:rPr>
-        <w:t xml:space="preserve">Spatial biology, </w:t>
+        <w:t xml:space="preserve">Single cell and bulk RNA-Seq, </w:t>
       </w:r>
       <w:r>
         <w:rPr>
@@ -2110,19 +2142,40 @@
           <w:sz w:val="24"/>
           <w:szCs w:val="24"/>
         </w:rPr>
-        <w:t>Laser Capture Microdissection, Multiplex-FISH, Single cell and bulk RNA-Seq, CRISPR-Cas9, immunohistochemistry, qPCR, gene cloning, western blotting, microbial gene and protein expression, and advanced bioinformatics.</w:t>
-      </w:r>
-    </w:p>
-    <w:p>
-      <w:pPr>
-        <w:pStyle w:val="NoSpacing"/>
-        <w:jc w:val="both"/>
+        <w:t>m</w:t>
+      </w:r>
+      <w:r>
         <w:rPr>
           <w:rFonts w:ascii="Times New Roman" w:hAnsi="Times New Roman" w:cs="Times New Roman"/>
           <w:sz w:val="24"/>
           <w:szCs w:val="24"/>
         </w:rPr>
-      </w:pPr>
+        <w:t xml:space="preserve">ultiplex-FISH, </w:t>
+      </w:r>
+      <w:r>
+        <w:rPr>
+          <w:rFonts w:ascii="Times New Roman" w:hAnsi="Times New Roman" w:cs="Times New Roman"/>
+          <w:sz w:val="24"/>
+          <w:szCs w:val="24"/>
+        </w:rPr>
+        <w:t xml:space="preserve">colony optimization and automation, </w:t>
+      </w:r>
+      <w:r>
+        <w:rPr>
+          <w:rFonts w:ascii="Times New Roman" w:hAnsi="Times New Roman" w:cs="Times New Roman"/>
+          <w:sz w:val="24"/>
+          <w:szCs w:val="24"/>
+        </w:rPr>
+        <w:t xml:space="preserve">Spatial biology, </w:t>
+      </w:r>
+      <w:r>
+        <w:rPr>
+          <w:rFonts w:ascii="Times New Roman" w:hAnsi="Times New Roman" w:cs="Times New Roman"/>
+          <w:sz w:val="24"/>
+          <w:szCs w:val="24"/>
+        </w:rPr>
+        <w:t>Laser Capture Microdissection, CRISPR-Cas9, immunohistochemistry, qPCR, gene cloning, western blotting, microbial gene and protein expression, and advanced bioinformatics.</w:t>
+      </w:r>
     </w:p>
     <w:p>
       <w:pPr>
@@ -2130,8 +2183,18 @@
         <w:jc w:val="both"/>
         <w:rPr>
           <w:rFonts w:ascii="Times New Roman" w:hAnsi="Times New Roman" w:cs="Times New Roman"/>
-          <w:b/>
-          <w:bCs/>
+          <w:sz w:val="24"/>
+          <w:szCs w:val="24"/>
+        </w:rPr>
+      </w:pPr>
+    </w:p>
+    <w:p>
+      <w:pPr>
+        <w:pStyle w:val="NoSpacing"/>
+        <w:jc w:val="both"/>
+        <w:rPr>
+          <w:rFonts w:ascii="Times New Roman" w:hAnsi="Times New Roman" w:cs="Times New Roman"/>
+          <w:b/>
           <w:sz w:val="24"/>
           <w:szCs w:val="24"/>
           <w:u w:val="single"/>
@@ -2141,14 +2204,101 @@
         <w:rPr>
           <w:rFonts w:ascii="Times New Roman" w:hAnsi="Times New Roman" w:cs="Times New Roman"/>
           <w:b/>
-          <w:bCs/>
           <w:sz w:val="24"/>
           <w:szCs w:val="24"/>
           <w:u w:val="single"/>
         </w:rPr>
-        <w:t>Programming language</w:t>
-      </w:r>
-      <w:r>
+        <w:t xml:space="preserve">Area of Interest </w:t>
+      </w:r>
+    </w:p>
+    <w:p>
+      <w:pPr>
+        <w:pStyle w:val="Default"/>
+        <w:jc w:val="both"/>
+        <w:rPr>
+          <w:rFonts w:ascii="Times New Roman" w:hAnsi="Times New Roman" w:cs="Times New Roman"/>
+          <w:bCs/>
+        </w:rPr>
+      </w:pPr>
+      <w:r>
+        <w:rPr>
+          <w:rFonts w:ascii="Times New Roman" w:hAnsi="Times New Roman" w:cs="Times New Roman"/>
+          <w:bCs/>
+        </w:rPr>
+        <w:t>Molecular Biology</w:t>
+      </w:r>
+      <w:r>
+        <w:rPr>
+          <w:rFonts w:ascii="Times New Roman" w:hAnsi="Times New Roman" w:cs="Times New Roman"/>
+          <w:bCs/>
+        </w:rPr>
+        <w:t>,</w:t>
+      </w:r>
+      <w:r>
+        <w:rPr>
+          <w:rFonts w:ascii="Times New Roman" w:hAnsi="Times New Roman" w:cs="Times New Roman"/>
+          <w:bCs/>
+        </w:rPr>
+        <w:t xml:space="preserve"> Developmental Biology,</w:t>
+      </w:r>
+      <w:r>
+        <w:rPr>
+          <w:rFonts w:ascii="Times New Roman" w:hAnsi="Times New Roman" w:cs="Times New Roman"/>
+          <w:bCs/>
+        </w:rPr>
+        <w:t xml:space="preserve"> </w:t>
+      </w:r>
+      <w:r>
+        <w:rPr>
+          <w:rFonts w:ascii="Times New Roman" w:hAnsi="Times New Roman" w:cs="Times New Roman"/>
+          <w:bCs/>
+        </w:rPr>
+        <w:t>Evolutionary Biology,</w:t>
+      </w:r>
+      <w:r>
+        <w:rPr>
+          <w:rFonts w:ascii="Times New Roman" w:hAnsi="Times New Roman" w:cs="Times New Roman"/>
+          <w:bCs/>
+        </w:rPr>
+        <w:t xml:space="preserve"> Insect Biology, Robotics, Microbiology, Artificial Intelligence, Computer Vision,</w:t>
+      </w:r>
+      <w:r>
+        <w:rPr>
+          <w:rFonts w:ascii="Times New Roman" w:hAnsi="Times New Roman" w:cs="Times New Roman"/>
+          <w:bCs/>
+        </w:rPr>
+        <w:t xml:space="preserve"> </w:t>
+      </w:r>
+      <w:r>
+        <w:rPr>
+          <w:rFonts w:ascii="Times New Roman" w:hAnsi="Times New Roman" w:cs="Times New Roman"/>
+          <w:bCs/>
+        </w:rPr>
+        <w:t>and Spatial Biology</w:t>
+      </w:r>
+      <w:r>
+        <w:rPr>
+          <w:rFonts w:ascii="Times New Roman" w:hAnsi="Times New Roman" w:cs="Times New Roman"/>
+          <w:bCs/>
+        </w:rPr>
+        <w:t>.</w:t>
+      </w:r>
+    </w:p>
+    <w:p>
+      <w:pPr>
+        <w:pStyle w:val="NoSpacing"/>
+        <w:jc w:val="both"/>
+        <w:rPr>
+          <w:rFonts w:ascii="Times New Roman" w:hAnsi="Times New Roman" w:cs="Times New Roman"/>
+          <w:sz w:val="24"/>
+          <w:szCs w:val="24"/>
+        </w:rPr>
+      </w:pPr>
+    </w:p>
+    <w:p>
+      <w:pPr>
+        <w:pStyle w:val="NoSpacing"/>
+        <w:jc w:val="both"/>
         <w:rPr>
           <w:rFonts w:ascii="Times New Roman" w:hAnsi="Times New Roman" w:cs="Times New Roman"/>
           <w:b/>
@@ -2157,43 +2307,8 @@
           <w:szCs w:val="24"/>
           <w:u w:val="single"/>
         </w:rPr>
-        <w:t>s I use</w:t>
-      </w:r>
-    </w:p>
-    <w:p>
-      <w:pPr>
-        <w:pStyle w:val="NoSpacing"/>
-        <w:jc w:val="both"/>
-        <w:rPr>
-          <w:rFonts w:ascii="Times New Roman" w:hAnsi="Times New Roman" w:cs="Times New Roman"/>
-          <w:sz w:val="24"/>
-          <w:szCs w:val="24"/>
-        </w:rPr>
-      </w:pPr>
-      <w:r>
-        <w:rPr>
-          <w:rFonts w:ascii="Times New Roman" w:hAnsi="Times New Roman" w:cs="Times New Roman"/>
-          <w:sz w:val="24"/>
-          <w:szCs w:val="24"/>
-        </w:rPr>
-        <w:t>C++, html, R, and Python</w:t>
-      </w:r>
-    </w:p>
-    <w:p>
-      <w:pPr>
-        <w:pStyle w:val="NoSpacing"/>
-        <w:jc w:val="both"/>
-        <w:rPr>
-          <w:rFonts w:ascii="Times New Roman" w:hAnsi="Times New Roman" w:cs="Times New Roman"/>
-          <w:sz w:val="24"/>
-          <w:szCs w:val="24"/>
-        </w:rPr>
-      </w:pPr>
-    </w:p>
-    <w:p>
-      <w:pPr>
-        <w:pStyle w:val="NoSpacing"/>
-        <w:jc w:val="both"/>
+      </w:pPr>
+      <w:r>
         <w:rPr>
           <w:rFonts w:ascii="Times New Roman" w:hAnsi="Times New Roman" w:cs="Times New Roman"/>
           <w:b/>
@@ -2202,7 +2317,8 @@
           <w:szCs w:val="24"/>
           <w:u w:val="single"/>
         </w:rPr>
-      </w:pPr>
+        <w:t>Programming language</w:t>
+      </w:r>
       <w:r>
         <w:rPr>
           <w:rFonts w:ascii="Times New Roman" w:hAnsi="Times New Roman" w:cs="Times New Roman"/>
@@ -2212,7 +2328,7 @@
           <w:szCs w:val="24"/>
           <w:u w:val="single"/>
         </w:rPr>
-        <w:t>Hardware and Microcontrollers</w:t>
+        <w:t>s I use</w:t>
       </w:r>
     </w:p>
     <w:p>
@@ -2231,7 +2347,7 @@
           <w:sz w:val="24"/>
           <w:szCs w:val="24"/>
         </w:rPr>
-        <w:t>Arduino (ATMega2560, ATMega328p), Esp32, AMB82-mini, STM32</w:t>
+        <w:t>C++, html, R, and Python</w:t>
       </w:r>
     </w:p>
     <w:p>
@@ -2252,6 +2368,7 @@
         <w:rPr>
           <w:rFonts w:ascii="Times New Roman" w:hAnsi="Times New Roman" w:cs="Times New Roman"/>
           <w:b/>
+          <w:bCs/>
           <w:sz w:val="24"/>
           <w:szCs w:val="24"/>
           <w:u w:val="single"/>
@@ -2261,91 +2378,31 @@
         <w:rPr>
           <w:rFonts w:ascii="Times New Roman" w:hAnsi="Times New Roman" w:cs="Times New Roman"/>
           <w:b/>
+          <w:bCs/>
           <w:sz w:val="24"/>
           <w:szCs w:val="24"/>
           <w:u w:val="single"/>
         </w:rPr>
-        <w:t xml:space="preserve">Area of Interest </w:t>
-      </w:r>
-    </w:p>
-    <w:p>
-      <w:pPr>
-        <w:pStyle w:val="Default"/>
-        <w:jc w:val="both"/>
-        <w:rPr>
-          <w:rFonts w:ascii="Times New Roman" w:hAnsi="Times New Roman" w:cs="Times New Roman"/>
-          <w:bCs/>
-        </w:rPr>
-      </w:pPr>
-      <w:r>
-        <w:rPr>
-          <w:rFonts w:ascii="Times New Roman" w:hAnsi="Times New Roman" w:cs="Times New Roman"/>
-          <w:bCs/>
-        </w:rPr>
-        <w:t>Molecular Biology</w:t>
-      </w:r>
-      <w:r>
-        <w:rPr>
-          <w:rFonts w:ascii="Times New Roman" w:hAnsi="Times New Roman" w:cs="Times New Roman"/>
-          <w:bCs/>
-        </w:rPr>
-        <w:t>,</w:t>
-      </w:r>
-      <w:r>
-        <w:rPr>
-          <w:rFonts w:ascii="Times New Roman" w:hAnsi="Times New Roman" w:cs="Times New Roman"/>
-          <w:bCs/>
-        </w:rPr>
-        <w:t xml:space="preserve"> Developmental Biology,</w:t>
-      </w:r>
-      <w:r>
-        <w:rPr>
-          <w:rFonts w:ascii="Times New Roman" w:hAnsi="Times New Roman" w:cs="Times New Roman"/>
-          <w:bCs/>
-        </w:rPr>
-        <w:t xml:space="preserve"> </w:t>
-      </w:r>
-      <w:r>
-        <w:rPr>
-          <w:rFonts w:ascii="Times New Roman" w:hAnsi="Times New Roman" w:cs="Times New Roman"/>
-          <w:bCs/>
-        </w:rPr>
-        <w:t>Evolutionary Biology,</w:t>
-      </w:r>
-      <w:r>
-        <w:rPr>
-          <w:rFonts w:ascii="Times New Roman" w:hAnsi="Times New Roman" w:cs="Times New Roman"/>
-          <w:bCs/>
-        </w:rPr>
-        <w:t xml:space="preserve"> Insect Biology,</w:t>
-      </w:r>
-      <w:r>
-        <w:rPr>
-          <w:rFonts w:ascii="Times New Roman" w:hAnsi="Times New Roman" w:cs="Times New Roman"/>
-          <w:bCs/>
-        </w:rPr>
-        <w:t xml:space="preserve"> Robotics, Microbiology, Artificial Intelligence, Computer Vision,</w:t>
-      </w:r>
-      <w:r>
-        <w:rPr>
-          <w:rFonts w:ascii="Times New Roman" w:hAnsi="Times New Roman" w:cs="Times New Roman"/>
-          <w:bCs/>
-        </w:rPr>
-        <w:t xml:space="preserve"> </w:t>
-      </w:r>
-      <w:r>
-        <w:rPr>
-          <w:rFonts w:ascii="Times New Roman" w:hAnsi="Times New Roman" w:cs="Times New Roman"/>
-          <w:bCs/>
-        </w:rPr>
-        <w:t>and Spatial Biology</w:t>
-      </w:r>
-      <w:r>
-        <w:rPr>
-          <w:rFonts w:ascii="Times New Roman" w:hAnsi="Times New Roman" w:cs="Times New Roman"/>
-          <w:bCs/>
-        </w:rPr>
-        <w:t>.</w:t>
+        <w:t>Hardware and Microcontrollers</w:t>
+      </w:r>
+    </w:p>
+    <w:p>
+      <w:pPr>
+        <w:pStyle w:val="NoSpacing"/>
+        <w:jc w:val="both"/>
+        <w:rPr>
+          <w:rFonts w:ascii="Times New Roman" w:hAnsi="Times New Roman" w:cs="Times New Roman"/>
+          <w:sz w:val="24"/>
+          <w:szCs w:val="24"/>
+        </w:rPr>
+      </w:pPr>
+      <w:r>
+        <w:rPr>
+          <w:rFonts w:ascii="Times New Roman" w:hAnsi="Times New Roman" w:cs="Times New Roman"/>
+          <w:sz w:val="24"/>
+          <w:szCs w:val="24"/>
+        </w:rPr>
+        <w:t>Arduino (ATMega2560, ATMega328p), Esp32, AMB82-mini, STM32</w:t>
       </w:r>
     </w:p>
     <w:p>
@@ -5245,7 +5302,7 @@
         </w:rPr>
         <w:t xml:space="preserve"> </w:t>
       </w:r>
-      <w:hyperlink r:id="rId16" w:history="1">
+      <w:hyperlink r:id="rId17" w:history="1">
         <w:r>
           <w:rPr>
             <w:rStyle w:val="Hyperlink"/>
@@ -7427,7 +7484,7 @@
           <w:szCs w:val="24"/>
         </w:rPr>
       </w:pPr>
-      <w:hyperlink r:id="rId17" w:history="1">
+      <w:hyperlink r:id="rId18" w:history="1">
         <w:r>
           <w:rPr>
             <w:rStyle w:val="Hyperlink"/>
@@ -7449,7 +7506,7 @@
           <w:szCs w:val="24"/>
         </w:rPr>
       </w:pPr>
-      <w:hyperlink r:id="rId18" w:history="1">
+      <w:hyperlink r:id="rId19" w:history="1">
         <w:r>
           <w:rPr>
             <w:rStyle w:val="Hyperlink"/>
@@ -7521,7 +7578,7 @@
         </w:rPr>
         <w:t xml:space="preserve">ub: </w:t>
       </w:r>
-      <w:hyperlink r:id="rId19" w:history="1">
+      <w:hyperlink r:id="rId20" w:history="1">
         <w:r>
           <w:rPr>
             <w:rStyle w:val="Hyperlink"/>

--- a/assets/pdfs/Tirtha_Das_Banerjee_CV.docx
+++ b/assets/pdfs/Tirtha_Das_Banerjee_CV.docx
@@ -3223,12 +3223,16 @@
         <w:jc w:val="both"/>
         <w:rPr>
           <w:rFonts w:ascii="Times New Roman" w:hAnsi="Times New Roman" w:cs="Times New Roman"/>
+          <w:b/>
+          <w:bCs/>
           <w:u w:val="single"/>
         </w:rPr>
       </w:pPr>
       <w:r>
         <w:rPr>
           <w:rFonts w:ascii="Times New Roman" w:hAnsi="Times New Roman" w:cs="Times New Roman"/>
+          <w:b/>
+          <w:bCs/>
           <w:u w:val="single"/>
         </w:rPr>
         <w:t>Industrial</w:t>
@@ -3349,6 +3353,8 @@
         <w:jc w:val="both"/>
         <w:rPr>
           <w:rFonts w:ascii="Times New Roman" w:hAnsi="Times New Roman" w:cs="Times New Roman"/>
+          <w:b/>
+          <w:bCs/>
           <w:color w:val="auto"/>
           <w:u w:val="single"/>
           <w:shd w:val="clear" w:color="auto" w:fill="FFFFFF"/>
@@ -3357,6 +3363,8 @@
       <w:r>
         <w:rPr>
           <w:rFonts w:ascii="Times New Roman" w:hAnsi="Times New Roman" w:cs="Times New Roman"/>
+          <w:b/>
+          <w:bCs/>
           <w:color w:val="auto"/>
           <w:u w:val="single"/>
           <w:shd w:val="clear" w:color="auto" w:fill="FFFFFF"/>
@@ -3378,142 +3386,56 @@
         <w:rPr>
           <w:rFonts w:ascii="Times New Roman" w:hAnsi="Times New Roman" w:cs="Times New Roman"/>
           <w:color w:val="auto"/>
+          <w:u w:val="single"/>
           <w:shd w:val="clear" w:color="auto" w:fill="FFFFFF"/>
         </w:rPr>
-        <w:t xml:space="preserve">Research Scholar: Department of Civil Engineering, Curtin University, Perth, Western Australia. </w:t>
-      </w:r>
-    </w:p>
-    <w:p>
-      <w:pPr>
-        <w:pStyle w:val="Default"/>
-        <w:jc w:val="both"/>
+        <w:t>Research Scholar</w:t>
+      </w:r>
+      <w:r>
         <w:rPr>
           <w:rFonts w:ascii="Times New Roman" w:hAnsi="Times New Roman" w:cs="Times New Roman"/>
           <w:color w:val="auto"/>
           <w:shd w:val="clear" w:color="auto" w:fill="FFFFFF"/>
         </w:rPr>
-      </w:pPr>
-      <w:r>
+        <w:t xml:space="preserve">: Department of Civil Engineering, Curtin University, Perth, Western Australia. </w:t>
+      </w:r>
+    </w:p>
+    <w:p>
+      <w:pPr>
+        <w:pStyle w:val="Default"/>
+        <w:jc w:val="both"/>
         <w:rPr>
           <w:rFonts w:ascii="Times New Roman" w:hAnsi="Times New Roman" w:cs="Times New Roman"/>
           <w:color w:val="auto"/>
           <w:shd w:val="clear" w:color="auto" w:fill="FFFFFF"/>
         </w:rPr>
-        <w:t>Project: Development of self-healing concrete using cyanobacteria.</w:t>
-      </w:r>
-    </w:p>
-    <w:p>
-      <w:pPr>
-        <w:pStyle w:val="Default"/>
-        <w:jc w:val="both"/>
+      </w:pPr>
+      <w:r>
         <w:rPr>
           <w:rFonts w:ascii="Times New Roman" w:hAnsi="Times New Roman" w:cs="Times New Roman"/>
           <w:color w:val="auto"/>
           <w:shd w:val="clear" w:color="auto" w:fill="FFFFFF"/>
         </w:rPr>
-      </w:pPr>
-      <w:r>
+        <w:t>Project: Development of self-healing concrete using cyanobacteria.</w:t>
+      </w:r>
+    </w:p>
+    <w:p>
+      <w:pPr>
+        <w:pStyle w:val="Default"/>
+        <w:jc w:val="both"/>
         <w:rPr>
           <w:rFonts w:ascii="Times New Roman" w:hAnsi="Times New Roman" w:cs="Times New Roman"/>
           <w:color w:val="auto"/>
           <w:shd w:val="clear" w:color="auto" w:fill="FFFFFF"/>
         </w:rPr>
-        <w:t>Date: January 2016-July 2016</w:t>
-      </w:r>
-    </w:p>
-    <w:p>
-      <w:pPr>
-        <w:pStyle w:val="Default"/>
-        <w:jc w:val="both"/>
+      </w:pPr>
+      <w:r>
         <w:rPr>
           <w:rFonts w:ascii="Times New Roman" w:hAnsi="Times New Roman" w:cs="Times New Roman"/>
           <w:color w:val="auto"/>
           <w:shd w:val="clear" w:color="auto" w:fill="FFFFFF"/>
         </w:rPr>
-      </w:pPr>
-    </w:p>
-    <w:p>
-      <w:pPr>
-        <w:pStyle w:val="Default"/>
-        <w:jc w:val="both"/>
-        <w:rPr>
-          <w:rFonts w:ascii="Times New Roman" w:hAnsi="Times New Roman" w:cs="Times New Roman"/>
-        </w:rPr>
-      </w:pPr>
-      <w:r>
-        <w:rPr>
-          <w:rFonts w:ascii="Times New Roman" w:hAnsi="Times New Roman" w:cs="Times New Roman"/>
-        </w:rPr>
-        <w:t>Postdoctoral research Fellow: Department of Biological Sciences, National University of Singapore.</w:t>
-      </w:r>
-      <w:r>
-        <w:rPr>
-          <w:rFonts w:ascii="Times New Roman" w:hAnsi="Times New Roman" w:cs="Times New Roman"/>
-        </w:rPr>
-        <w:t xml:space="preserve"> </w:t>
-      </w:r>
-    </w:p>
-    <w:p>
-      <w:pPr>
-        <w:pStyle w:val="Default"/>
-        <w:jc w:val="both"/>
-        <w:rPr>
-          <w:rFonts w:ascii="Times New Roman" w:hAnsi="Times New Roman" w:cs="Times New Roman"/>
-        </w:rPr>
-      </w:pPr>
-      <w:r>
-        <w:rPr>
-          <w:rFonts w:ascii="Times New Roman" w:hAnsi="Times New Roman" w:cs="Times New Roman"/>
-        </w:rPr>
-        <w:t>Projects: 1) Evolution and Development of novel complex traits.</w:t>
-      </w:r>
-    </w:p>
-    <w:p>
-      <w:pPr>
-        <w:pStyle w:val="Default"/>
-        <w:jc w:val="both"/>
-        <w:rPr>
-          <w:rFonts w:ascii="Times New Roman" w:hAnsi="Times New Roman" w:cs="Times New Roman"/>
-        </w:rPr>
-      </w:pPr>
-      <w:r>
-        <w:rPr>
-          <w:rFonts w:ascii="Times New Roman" w:hAnsi="Times New Roman" w:cs="Times New Roman"/>
-        </w:rPr>
-        <w:t xml:space="preserve">               2) Development</w:t>
-      </w:r>
-      <w:r>
-        <w:rPr>
-          <w:rFonts w:ascii="Times New Roman" w:hAnsi="Times New Roman" w:cs="Times New Roman"/>
-        </w:rPr>
-        <w:t xml:space="preserve"> and application</w:t>
-      </w:r>
-      <w:r>
-        <w:rPr>
-          <w:rFonts w:ascii="Times New Roman" w:hAnsi="Times New Roman" w:cs="Times New Roman"/>
-        </w:rPr>
-        <w:t xml:space="preserve"> of spatial transcriptomics technologies (in collaboration with GIS-Singapore).</w:t>
-      </w:r>
-    </w:p>
-    <w:p>
-      <w:pPr>
-        <w:pStyle w:val="Default"/>
-        <w:jc w:val="both"/>
-        <w:rPr>
-          <w:rFonts w:ascii="Times New Roman" w:hAnsi="Times New Roman" w:cs="Times New Roman"/>
-        </w:rPr>
-      </w:pPr>
-      <w:r>
-        <w:rPr>
-          <w:rFonts w:ascii="Times New Roman" w:hAnsi="Times New Roman" w:cs="Times New Roman"/>
-        </w:rPr>
-        <w:t>Date: November 2020</w:t>
-      </w:r>
-      <w:r>
-        <w:rPr>
-          <w:rFonts w:ascii="Times New Roman" w:hAnsi="Times New Roman" w:cs="Times New Roman"/>
-        </w:rPr>
-        <w:t>-June 2024</w:t>
+        <w:t>Date: January 2016-July 2016</w:t>
       </w:r>
     </w:p>
     <w:p>
@@ -3538,14 +3460,15 @@
       <w:r>
         <w:rPr>
           <w:rFonts w:ascii="Times New Roman" w:hAnsi="Times New Roman" w:cs="Times New Roman"/>
-        </w:rPr>
-        <w:t xml:space="preserve">Senior </w:t>
-      </w:r>
-      <w:r>
-        <w:rPr>
-          <w:rFonts w:ascii="Times New Roman" w:hAnsi="Times New Roman" w:cs="Times New Roman"/>
-        </w:rPr>
-        <w:t>Postdoctoral research Fellow: Department of Biological Sciences, National University of Singapore.</w:t>
+          <w:u w:val="single"/>
+        </w:rPr>
+        <w:t>Postdoctoral research Fellow</w:t>
+      </w:r>
+      <w:r>
+        <w:rPr>
+          <w:rFonts w:ascii="Times New Roman" w:hAnsi="Times New Roman" w:cs="Times New Roman"/>
+        </w:rPr>
+        <w:t>: Department of Biological Sciences, National University of Singapore.</w:t>
       </w:r>
       <w:r>
         <w:rPr>
@@ -3566,7 +3489,22 @@
         <w:rPr>
           <w:rFonts w:ascii="Times New Roman" w:hAnsi="Times New Roman" w:cs="Times New Roman"/>
         </w:rPr>
-        <w:t>Project: Development</w:t>
+        <w:t>Projects: 1) Evolution and Development of novel complex traits.</w:t>
+      </w:r>
+    </w:p>
+    <w:p>
+      <w:pPr>
+        <w:pStyle w:val="Default"/>
+        <w:jc w:val="both"/>
+        <w:rPr>
+          <w:rFonts w:ascii="Times New Roman" w:hAnsi="Times New Roman" w:cs="Times New Roman"/>
+        </w:rPr>
+      </w:pPr>
+      <w:r>
+        <w:rPr>
+          <w:rFonts w:ascii="Times New Roman" w:hAnsi="Times New Roman" w:cs="Times New Roman"/>
+        </w:rPr>
+        <w:t xml:space="preserve">               2) Development</w:t>
       </w:r>
       <w:r>
         <w:rPr>
@@ -3578,52 +3516,28 @@
         <w:rPr>
           <w:rFonts w:ascii="Times New Roman" w:hAnsi="Times New Roman" w:cs="Times New Roman"/>
         </w:rPr>
-        <w:t xml:space="preserve"> of</w:t>
-      </w:r>
-      <w:r>
-        <w:rPr>
-          <w:rFonts w:ascii="Times New Roman" w:hAnsi="Times New Roman" w:cs="Times New Roman"/>
-        </w:rPr>
-        <w:t xml:space="preserve"> next generation</w:t>
-      </w:r>
-      <w:r>
-        <w:rPr>
-          <w:rFonts w:ascii="Times New Roman" w:hAnsi="Times New Roman" w:cs="Times New Roman"/>
-        </w:rPr>
-        <w:t xml:space="preserve"> spatial transcriptomics technologies.</w:t>
-      </w:r>
-    </w:p>
-    <w:p>
-      <w:pPr>
-        <w:pStyle w:val="Default"/>
-        <w:jc w:val="both"/>
-        <w:rPr>
-          <w:rFonts w:ascii="Times New Roman" w:hAnsi="Times New Roman" w:cs="Times New Roman"/>
-        </w:rPr>
-      </w:pPr>
-      <w:r>
-        <w:rPr>
-          <w:rFonts w:ascii="Times New Roman" w:hAnsi="Times New Roman" w:cs="Times New Roman"/>
-        </w:rPr>
-        <w:t xml:space="preserve">Date: </w:t>
-      </w:r>
-      <w:r>
-        <w:rPr>
-          <w:rFonts w:ascii="Times New Roman" w:hAnsi="Times New Roman" w:cs="Times New Roman"/>
-        </w:rPr>
-        <w:t>June</w:t>
-      </w:r>
-      <w:r>
-        <w:rPr>
-          <w:rFonts w:ascii="Times New Roman" w:hAnsi="Times New Roman" w:cs="Times New Roman"/>
-        </w:rPr>
-        <w:t xml:space="preserve"> 202</w:t>
-      </w:r>
-      <w:r>
-        <w:rPr>
-          <w:rFonts w:ascii="Times New Roman" w:hAnsi="Times New Roman" w:cs="Times New Roman"/>
-        </w:rPr>
-        <w:t>4-October 2024</w:t>
+        <w:t xml:space="preserve"> of spatial transcriptomics technologies (in collaboration with GIS-Singapore).</w:t>
+      </w:r>
+    </w:p>
+    <w:p>
+      <w:pPr>
+        <w:pStyle w:val="Default"/>
+        <w:jc w:val="both"/>
+        <w:rPr>
+          <w:rFonts w:ascii="Times New Roman" w:hAnsi="Times New Roman" w:cs="Times New Roman"/>
+        </w:rPr>
+      </w:pPr>
+      <w:r>
+        <w:rPr>
+          <w:rFonts w:ascii="Times New Roman" w:hAnsi="Times New Roman" w:cs="Times New Roman"/>
+        </w:rPr>
+        <w:t>Date: November 2020</w:t>
+      </w:r>
+      <w:r>
+        <w:rPr>
+          <w:rFonts w:ascii="Times New Roman" w:hAnsi="Times New Roman" w:cs="Times New Roman"/>
+        </w:rPr>
+        <w:t>-June 2024</w:t>
       </w:r>
     </w:p>
     <w:p>
@@ -3648,41 +3562,87 @@
       <w:r>
         <w:rPr>
           <w:rFonts w:ascii="Times New Roman" w:hAnsi="Times New Roman" w:cs="Times New Roman"/>
-        </w:rPr>
-        <w:t xml:space="preserve">Senior </w:t>
-      </w:r>
-      <w:r>
-        <w:rPr>
-          <w:rFonts w:ascii="Times New Roman" w:hAnsi="Times New Roman" w:cs="Times New Roman"/>
-        </w:rPr>
-        <w:t xml:space="preserve">Postdoctoral research Fellow: </w:t>
-      </w:r>
-      <w:r>
-        <w:rPr>
-          <w:rFonts w:ascii="Times New Roman" w:hAnsi="Times New Roman" w:cs="Times New Roman"/>
-        </w:rPr>
-        <w:t>Center for Life</w:t>
-      </w:r>
-      <w:r>
-        <w:rPr>
-          <w:rFonts w:ascii="Times New Roman" w:hAnsi="Times New Roman" w:cs="Times New Roman"/>
-        </w:rPr>
-        <w:t xml:space="preserve"> Sciences, National University of Singapore.</w:t>
-      </w:r>
-    </w:p>
-    <w:p>
-      <w:pPr>
-        <w:pStyle w:val="Default"/>
-        <w:jc w:val="both"/>
-        <w:rPr>
-          <w:rFonts w:ascii="Times New Roman" w:hAnsi="Times New Roman" w:cs="Times New Roman"/>
-        </w:rPr>
-      </w:pPr>
-      <w:r>
-        <w:rPr>
-          <w:rFonts w:ascii="Times New Roman" w:hAnsi="Times New Roman" w:cs="Times New Roman"/>
-        </w:rPr>
-        <w:t xml:space="preserve">Project: </w:t>
+          <w:u w:val="single"/>
+        </w:rPr>
+        <w:t>Senior Postdoctoral research Fellow</w:t>
+      </w:r>
+      <w:r>
+        <w:rPr>
+          <w:rFonts w:ascii="Times New Roman" w:hAnsi="Times New Roman" w:cs="Times New Roman"/>
+        </w:rPr>
+        <w:t>: Department of Biological Sciences</w:t>
+      </w:r>
+      <w:r>
+        <w:rPr>
+          <w:rFonts w:ascii="Times New Roman" w:hAnsi="Times New Roman" w:cs="Times New Roman"/>
+        </w:rPr>
+        <w:t xml:space="preserve"> and Center for Life Sciences</w:t>
+      </w:r>
+      <w:r>
+        <w:rPr>
+          <w:rFonts w:ascii="Times New Roman" w:hAnsi="Times New Roman" w:cs="Times New Roman"/>
+        </w:rPr>
+        <w:t>, National University of Singapore.</w:t>
+      </w:r>
+      <w:r>
+        <w:rPr>
+          <w:rFonts w:ascii="Times New Roman" w:hAnsi="Times New Roman" w:cs="Times New Roman"/>
+        </w:rPr>
+        <w:t xml:space="preserve"> </w:t>
+      </w:r>
+    </w:p>
+    <w:p>
+      <w:pPr>
+        <w:pStyle w:val="Default"/>
+        <w:jc w:val="both"/>
+        <w:rPr>
+          <w:rFonts w:ascii="Times New Roman" w:hAnsi="Times New Roman" w:cs="Times New Roman"/>
+        </w:rPr>
+      </w:pPr>
+      <w:r>
+        <w:rPr>
+          <w:rFonts w:ascii="Times New Roman" w:hAnsi="Times New Roman" w:cs="Times New Roman"/>
+        </w:rPr>
+        <w:t>Project: Development</w:t>
+      </w:r>
+      <w:r>
+        <w:rPr>
+          <w:rFonts w:ascii="Times New Roman" w:hAnsi="Times New Roman" w:cs="Times New Roman"/>
+        </w:rPr>
+        <w:t xml:space="preserve"> and application</w:t>
+      </w:r>
+      <w:r>
+        <w:rPr>
+          <w:rFonts w:ascii="Times New Roman" w:hAnsi="Times New Roman" w:cs="Times New Roman"/>
+        </w:rPr>
+        <w:t xml:space="preserve"> of</w:t>
+      </w:r>
+      <w:r>
+        <w:rPr>
+          <w:rFonts w:ascii="Times New Roman" w:hAnsi="Times New Roman" w:cs="Times New Roman"/>
+        </w:rPr>
+        <w:t xml:space="preserve"> next generation</w:t>
+      </w:r>
+      <w:r>
+        <w:rPr>
+          <w:rFonts w:ascii="Times New Roman" w:hAnsi="Times New Roman" w:cs="Times New Roman"/>
+        </w:rPr>
+        <w:t xml:space="preserve"> spatial transcriptomics technologies.</w:t>
+      </w:r>
+    </w:p>
+    <w:p>
+      <w:pPr>
+        <w:pStyle w:val="Default"/>
+        <w:jc w:val="both"/>
+        <w:rPr>
+          <w:rFonts w:ascii="Times New Roman" w:hAnsi="Times New Roman" w:cs="Times New Roman"/>
+        </w:rPr>
+      </w:pPr>
+      <w:r>
+        <w:rPr>
+          <w:rFonts w:ascii="Times New Roman" w:hAnsi="Times New Roman" w:cs="Times New Roman"/>
+        </w:rPr>
+        <w:t xml:space="preserve">             </w:t>
       </w:r>
       <w:r>
         <w:rPr>
@@ -3723,7 +3683,7 @@
         <w:rPr>
           <w:rFonts w:ascii="Times New Roman" w:hAnsi="Times New Roman" w:cs="Times New Roman"/>
         </w:rPr>
-        <w:t>October</w:t>
+        <w:t>June</w:t>
       </w:r>
       <w:r>
         <w:rPr>
@@ -3735,8 +3695,37 @@
         <w:rPr>
           <w:rFonts w:ascii="Times New Roman" w:hAnsi="Times New Roman" w:cs="Times New Roman"/>
         </w:rPr>
-        <w:t>4- January 2025</w:t>
-      </w:r>
+        <w:t>4-</w:t>
+      </w:r>
+      <w:r>
+        <w:rPr>
+          <w:rFonts w:ascii="Times New Roman" w:hAnsi="Times New Roman" w:cs="Times New Roman"/>
+        </w:rPr>
+        <w:t>January</w:t>
+      </w:r>
+      <w:r>
+        <w:rPr>
+          <w:rFonts w:ascii="Times New Roman" w:hAnsi="Times New Roman" w:cs="Times New Roman"/>
+        </w:rPr>
+        <w:t xml:space="preserve"> 202</w:t>
+      </w:r>
+      <w:r>
+        <w:rPr>
+          <w:rFonts w:ascii="Times New Roman" w:hAnsi="Times New Roman" w:cs="Times New Roman"/>
+        </w:rPr>
+        <w:t>5</w:t>
+      </w:r>
+    </w:p>
+    <w:p>
+      <w:pPr>
+        <w:pStyle w:val="Default"/>
+        <w:jc w:val="both"/>
+        <w:rPr>
+          <w:rFonts w:ascii="Times New Roman" w:hAnsi="Times New Roman" w:cs="Times New Roman"/>
+          <w:color w:val="auto"/>
+          <w:shd w:val="clear" w:color="auto" w:fill="FFFFFF"/>
+        </w:rPr>
+      </w:pPr>
     </w:p>
     <w:p>
       <w:pPr>
@@ -3954,23 +3943,7 @@
           <w:rFonts w:ascii="Times New Roman" w:hAnsi="Times New Roman" w:cs="Times New Roman"/>
           <w:bCs/>
         </w:rPr>
-        <w:t xml:space="preserve"> 29, 114735. </w:t>
-      </w:r>
-      <w:proofErr w:type="gramStart"/>
-      <w:r>
-        <w:rPr>
-          <w:rFonts w:ascii="Times New Roman" w:hAnsi="Times New Roman" w:cs="Times New Roman"/>
-          <w:bCs/>
-        </w:rPr>
-        <w:t>doi:10.1016/j.isci</w:t>
-      </w:r>
-      <w:proofErr w:type="gramEnd"/>
-      <w:r>
-        <w:rPr>
-          <w:rFonts w:ascii="Times New Roman" w:hAnsi="Times New Roman" w:cs="Times New Roman"/>
-          <w:bCs/>
-        </w:rPr>
-        <w:t>.2026.114735</w:t>
+        <w:t xml:space="preserve"> 29, 114735. doi:10.1016/j.isci.2026.114735</w:t>
       </w:r>
       <w:r>
         <w:rPr>
@@ -4255,23 +4228,7 @@
           <w:rFonts w:ascii="Times New Roman" w:hAnsi="Times New Roman" w:cs="Times New Roman"/>
           <w:bCs/>
         </w:rPr>
-        <w:t>doi: 10.1126/</w:t>
-      </w:r>
-      <w:proofErr w:type="gramStart"/>
-      <w:r>
-        <w:rPr>
-          <w:rFonts w:ascii="Times New Roman" w:hAnsi="Times New Roman" w:cs="Times New Roman"/>
-          <w:bCs/>
-        </w:rPr>
-        <w:t>sciadv.adg</w:t>
-      </w:r>
-      <w:proofErr w:type="gramEnd"/>
-      <w:r>
-        <w:rPr>
-          <w:rFonts w:ascii="Times New Roman" w:hAnsi="Times New Roman" w:cs="Times New Roman"/>
-          <w:bCs/>
-        </w:rPr>
-        <w:t>3877.</w:t>
+        <w:t>doi: 10.1126/sciadv.adg3877.</w:t>
       </w:r>
     </w:p>
     <w:p>
@@ -4643,7 +4600,6 @@
         <w:rPr>
           <w:b/>
         </w:rPr>
-        <w:lastRenderedPageBreak/>
         <w:t>Banerjee, T</w:t>
       </w:r>
       <w:r>
@@ -6620,55 +6576,48 @@
           <w:rFonts w:ascii="Times New Roman" w:hAnsi="Times New Roman" w:cs="Times New Roman"/>
           <w:bCs/>
         </w:rPr>
-        <w:t xml:space="preserve"> strain DJ34 revealed its genetic basis for hydrocarbon </w:t>
-      </w:r>
+        <w:t xml:space="preserve"> strain DJ34 revealed its genetic basis for hydrocarbon degradation and survival in oil contaminated environment. </w:t>
+      </w:r>
+      <w:r>
+        <w:rPr>
+          <w:rFonts w:ascii="Times New Roman" w:hAnsi="Times New Roman" w:cs="Times New Roman"/>
+          <w:b/>
+        </w:rPr>
+        <w:t>Genomics</w:t>
+      </w:r>
+      <w:r>
+        <w:rPr>
+          <w:rFonts w:ascii="Times New Roman" w:hAnsi="Times New Roman" w:cs="Times New Roman"/>
+          <w:bCs/>
+        </w:rPr>
+        <w:t xml:space="preserve"> 109, 374–382. doi: 10.1016/j.ygeno.2017.06.002</w:t>
+      </w:r>
+    </w:p>
+    <w:p>
+      <w:pPr>
+        <w:pStyle w:val="Default"/>
+        <w:jc w:val="both"/>
+        <w:rPr>
+          <w:rFonts w:ascii="Times New Roman" w:hAnsi="Times New Roman" w:cs="Times New Roman"/>
+          <w:bCs/>
+        </w:rPr>
+      </w:pPr>
+    </w:p>
+    <w:p>
+      <w:pPr>
+        <w:pStyle w:val="Default"/>
+        <w:jc w:val="both"/>
+        <w:rPr>
+          <w:rFonts w:ascii="Times New Roman" w:hAnsi="Times New Roman" w:cs="Times New Roman"/>
+          <w:bCs/>
+        </w:rPr>
+      </w:pPr>
       <w:r>
         <w:rPr>
           <w:rFonts w:ascii="Times New Roman" w:hAnsi="Times New Roman" w:cs="Times New Roman"/>
           <w:bCs/>
         </w:rPr>
         <w:lastRenderedPageBreak/>
-        <w:t xml:space="preserve">degradation and survival in oil contaminated environment. </w:t>
-      </w:r>
-      <w:r>
-        <w:rPr>
-          <w:rFonts w:ascii="Times New Roman" w:hAnsi="Times New Roman" w:cs="Times New Roman"/>
-          <w:b/>
-        </w:rPr>
-        <w:t>Genomics</w:t>
-      </w:r>
-      <w:r>
-        <w:rPr>
-          <w:rFonts w:ascii="Times New Roman" w:hAnsi="Times New Roman" w:cs="Times New Roman"/>
-          <w:bCs/>
-        </w:rPr>
-        <w:t xml:space="preserve"> 109, 374–382. doi: 10.1016/j.ygeno.2017.06.002</w:t>
-      </w:r>
-    </w:p>
-    <w:p>
-      <w:pPr>
-        <w:pStyle w:val="Default"/>
-        <w:jc w:val="both"/>
-        <w:rPr>
-          <w:rFonts w:ascii="Times New Roman" w:hAnsi="Times New Roman" w:cs="Times New Roman"/>
-          <w:bCs/>
-        </w:rPr>
-      </w:pPr>
-    </w:p>
-    <w:p>
-      <w:pPr>
-        <w:pStyle w:val="Default"/>
-        <w:jc w:val="both"/>
-        <w:rPr>
-          <w:rFonts w:ascii="Times New Roman" w:hAnsi="Times New Roman" w:cs="Times New Roman"/>
-          <w:bCs/>
-        </w:rPr>
-      </w:pPr>
-      <w:r>
-        <w:rPr>
-          <w:rFonts w:ascii="Times New Roman" w:hAnsi="Times New Roman" w:cs="Times New Roman"/>
-          <w:bCs/>
-        </w:rPr>
         <w:t xml:space="preserve">Pal S, </w:t>
       </w:r>
       <w:r>
@@ -7897,154 +7846,154 @@
           <w:rFonts w:ascii="Times New Roman" w:hAnsi="Times New Roman" w:cs="Times New Roman"/>
           <w:bCs/>
         </w:rPr>
+        <w:t>Raffles Institution</w:t>
+      </w:r>
+      <w:r>
+        <w:rPr>
+          <w:rFonts w:ascii="Times New Roman" w:hAnsi="Times New Roman" w:cs="Times New Roman"/>
+          <w:bCs/>
+        </w:rPr>
+        <w:t>. J</w:t>
+      </w:r>
+      <w:r>
+        <w:rPr>
+          <w:rFonts w:ascii="Times New Roman" w:hAnsi="Times New Roman" w:cs="Times New Roman"/>
+          <w:bCs/>
+        </w:rPr>
+        <w:t>aya</w:t>
+      </w:r>
+      <w:r>
+        <w:rPr>
+          <w:rFonts w:ascii="Times New Roman" w:hAnsi="Times New Roman" w:cs="Times New Roman"/>
+          <w:bCs/>
+        </w:rPr>
+        <w:t>V</w:t>
+      </w:r>
+      <w:r>
+        <w:rPr>
+          <w:rFonts w:ascii="Times New Roman" w:hAnsi="Times New Roman" w:cs="Times New Roman"/>
+          <w:bCs/>
+        </w:rPr>
+        <w:t xml:space="preserve">ardhan </w:t>
+      </w:r>
+      <w:r>
+        <w:rPr>
+          <w:rFonts w:ascii="Times New Roman" w:hAnsi="Times New Roman" w:cs="Times New Roman"/>
+          <w:bCs/>
+        </w:rPr>
+        <w:t>H</w:t>
+      </w:r>
+      <w:r>
+        <w:rPr>
+          <w:rFonts w:ascii="Times New Roman" w:hAnsi="Times New Roman" w:cs="Times New Roman"/>
+          <w:bCs/>
+        </w:rPr>
+        <w:t xml:space="preserve">arihar </w:t>
+      </w:r>
+      <w:r>
+        <w:rPr>
+          <w:rFonts w:ascii="Times New Roman" w:hAnsi="Times New Roman" w:cs="Times New Roman"/>
+          <w:bCs/>
+        </w:rPr>
+        <w:t>P</w:t>
+      </w:r>
+      <w:r>
+        <w:rPr>
+          <w:rFonts w:ascii="Times New Roman" w:hAnsi="Times New Roman" w:cs="Times New Roman"/>
+          <w:bCs/>
+        </w:rPr>
+        <w:t>rasad</w:t>
+      </w:r>
+      <w:r>
+        <w:rPr>
+          <w:rFonts w:ascii="Times New Roman" w:hAnsi="Times New Roman" w:cs="Times New Roman"/>
+          <w:bCs/>
+        </w:rPr>
+        <w:t xml:space="preserve"> and C</w:t>
+      </w:r>
+      <w:r>
+        <w:rPr>
+          <w:rFonts w:ascii="Times New Roman" w:hAnsi="Times New Roman" w:cs="Times New Roman"/>
+          <w:bCs/>
+        </w:rPr>
+        <w:t xml:space="preserve">han </w:t>
+      </w:r>
+      <w:r>
+        <w:rPr>
+          <w:rFonts w:ascii="Times New Roman" w:hAnsi="Times New Roman" w:cs="Times New Roman"/>
+          <w:bCs/>
+        </w:rPr>
+        <w:t>S</w:t>
+      </w:r>
+      <w:r>
+        <w:rPr>
+          <w:rFonts w:ascii="Times New Roman" w:hAnsi="Times New Roman" w:cs="Times New Roman"/>
+          <w:bCs/>
+        </w:rPr>
+        <w:t xml:space="preserve">um </w:t>
+      </w:r>
+      <w:r>
+        <w:rPr>
+          <w:rFonts w:ascii="Times New Roman" w:hAnsi="Times New Roman" w:cs="Times New Roman"/>
+          <w:bCs/>
+        </w:rPr>
+        <w:t>N</w:t>
+      </w:r>
+      <w:r>
+        <w:rPr>
+          <w:rFonts w:ascii="Times New Roman" w:hAnsi="Times New Roman" w:cs="Times New Roman"/>
+          <w:bCs/>
+        </w:rPr>
+        <w:t xml:space="preserve">gai </w:t>
+      </w:r>
+      <w:r>
+        <w:rPr>
+          <w:rFonts w:ascii="Times New Roman" w:hAnsi="Times New Roman" w:cs="Times New Roman"/>
+          <w:bCs/>
+        </w:rPr>
+        <w:t>J</w:t>
+      </w:r>
+      <w:r>
+        <w:rPr>
+          <w:rFonts w:ascii="Times New Roman" w:hAnsi="Times New Roman" w:cs="Times New Roman"/>
+          <w:bCs/>
+        </w:rPr>
+        <w:t>eff</w:t>
+      </w:r>
+      <w:r>
+        <w:rPr>
+          <w:rFonts w:ascii="Times New Roman" w:hAnsi="Times New Roman" w:cs="Times New Roman"/>
+          <w:bCs/>
+        </w:rPr>
+        <w:t>. Project: Design and implementation of nanolitre scale microinjector for CRISPR-Cas9 injection on embryos. Project under MOE.</w:t>
+      </w:r>
+    </w:p>
+    <w:p>
+      <w:pPr>
+        <w:pStyle w:val="Default"/>
+        <w:jc w:val="both"/>
+        <w:rPr>
+          <w:rFonts w:ascii="Times New Roman" w:hAnsi="Times New Roman" w:cs="Times New Roman"/>
+          <w:bCs/>
+          <w:u w:val="single"/>
+        </w:rPr>
+      </w:pPr>
+    </w:p>
+    <w:p>
+      <w:pPr>
+        <w:pStyle w:val="Default"/>
+        <w:jc w:val="both"/>
+        <w:rPr>
+          <w:rFonts w:ascii="Times New Roman" w:hAnsi="Times New Roman" w:cs="Times New Roman"/>
+          <w:bCs/>
+        </w:rPr>
+      </w:pPr>
+      <w:r>
+        <w:rPr>
+          <w:rFonts w:ascii="Times New Roman" w:hAnsi="Times New Roman" w:cs="Times New Roman"/>
+          <w:bCs/>
+        </w:rPr>
         <w:lastRenderedPageBreak/>
-        <w:t>Raffles Institution</w:t>
-      </w:r>
-      <w:r>
-        <w:rPr>
-          <w:rFonts w:ascii="Times New Roman" w:hAnsi="Times New Roman" w:cs="Times New Roman"/>
-          <w:bCs/>
-        </w:rPr>
-        <w:t>. J</w:t>
-      </w:r>
-      <w:r>
-        <w:rPr>
-          <w:rFonts w:ascii="Times New Roman" w:hAnsi="Times New Roman" w:cs="Times New Roman"/>
-          <w:bCs/>
-        </w:rPr>
-        <w:t>aya</w:t>
-      </w:r>
-      <w:r>
-        <w:rPr>
-          <w:rFonts w:ascii="Times New Roman" w:hAnsi="Times New Roman" w:cs="Times New Roman"/>
-          <w:bCs/>
-        </w:rPr>
-        <w:t>V</w:t>
-      </w:r>
-      <w:r>
-        <w:rPr>
-          <w:rFonts w:ascii="Times New Roman" w:hAnsi="Times New Roman" w:cs="Times New Roman"/>
-          <w:bCs/>
-        </w:rPr>
-        <w:t xml:space="preserve">ardhan </w:t>
-      </w:r>
-      <w:r>
-        <w:rPr>
-          <w:rFonts w:ascii="Times New Roman" w:hAnsi="Times New Roman" w:cs="Times New Roman"/>
-          <w:bCs/>
-        </w:rPr>
-        <w:t>H</w:t>
-      </w:r>
-      <w:r>
-        <w:rPr>
-          <w:rFonts w:ascii="Times New Roman" w:hAnsi="Times New Roman" w:cs="Times New Roman"/>
-          <w:bCs/>
-        </w:rPr>
-        <w:t xml:space="preserve">arihar </w:t>
-      </w:r>
-      <w:r>
-        <w:rPr>
-          <w:rFonts w:ascii="Times New Roman" w:hAnsi="Times New Roman" w:cs="Times New Roman"/>
-          <w:bCs/>
-        </w:rPr>
-        <w:t>P</w:t>
-      </w:r>
-      <w:r>
-        <w:rPr>
-          <w:rFonts w:ascii="Times New Roman" w:hAnsi="Times New Roman" w:cs="Times New Roman"/>
-          <w:bCs/>
-        </w:rPr>
-        <w:t>rasad</w:t>
-      </w:r>
-      <w:r>
-        <w:rPr>
-          <w:rFonts w:ascii="Times New Roman" w:hAnsi="Times New Roman" w:cs="Times New Roman"/>
-          <w:bCs/>
-        </w:rPr>
-        <w:t xml:space="preserve"> and C</w:t>
-      </w:r>
-      <w:r>
-        <w:rPr>
-          <w:rFonts w:ascii="Times New Roman" w:hAnsi="Times New Roman" w:cs="Times New Roman"/>
-          <w:bCs/>
-        </w:rPr>
-        <w:t xml:space="preserve">han </w:t>
-      </w:r>
-      <w:r>
-        <w:rPr>
-          <w:rFonts w:ascii="Times New Roman" w:hAnsi="Times New Roman" w:cs="Times New Roman"/>
-          <w:bCs/>
-        </w:rPr>
-        <w:t>S</w:t>
-      </w:r>
-      <w:r>
-        <w:rPr>
-          <w:rFonts w:ascii="Times New Roman" w:hAnsi="Times New Roman" w:cs="Times New Roman"/>
-          <w:bCs/>
-        </w:rPr>
-        <w:t xml:space="preserve">um </w:t>
-      </w:r>
-      <w:r>
-        <w:rPr>
-          <w:rFonts w:ascii="Times New Roman" w:hAnsi="Times New Roman" w:cs="Times New Roman"/>
-          <w:bCs/>
-        </w:rPr>
-        <w:t>N</w:t>
-      </w:r>
-      <w:r>
-        <w:rPr>
-          <w:rFonts w:ascii="Times New Roman" w:hAnsi="Times New Roman" w:cs="Times New Roman"/>
-          <w:bCs/>
-        </w:rPr>
-        <w:t xml:space="preserve">gai </w:t>
-      </w:r>
-      <w:r>
-        <w:rPr>
-          <w:rFonts w:ascii="Times New Roman" w:hAnsi="Times New Roman" w:cs="Times New Roman"/>
-          <w:bCs/>
-        </w:rPr>
-        <w:t>J</w:t>
-      </w:r>
-      <w:r>
-        <w:rPr>
-          <w:rFonts w:ascii="Times New Roman" w:hAnsi="Times New Roman" w:cs="Times New Roman"/>
-          <w:bCs/>
-        </w:rPr>
-        <w:t>eff</w:t>
-      </w:r>
-      <w:r>
-        <w:rPr>
-          <w:rFonts w:ascii="Times New Roman" w:hAnsi="Times New Roman" w:cs="Times New Roman"/>
-          <w:bCs/>
-        </w:rPr>
-        <w:t>. Project: Design and implementation of nanolitre scale microinjector for CRISPR-Cas9 injection on embryos. Project under MOE.</w:t>
-      </w:r>
-    </w:p>
-    <w:p>
-      <w:pPr>
-        <w:pStyle w:val="Default"/>
-        <w:jc w:val="both"/>
-        <w:rPr>
-          <w:rFonts w:ascii="Times New Roman" w:hAnsi="Times New Roman" w:cs="Times New Roman"/>
-          <w:bCs/>
-          <w:u w:val="single"/>
-        </w:rPr>
-      </w:pPr>
-    </w:p>
-    <w:p>
-      <w:pPr>
-        <w:pStyle w:val="Default"/>
-        <w:jc w:val="both"/>
-        <w:rPr>
-          <w:rFonts w:ascii="Times New Roman" w:hAnsi="Times New Roman" w:cs="Times New Roman"/>
-          <w:bCs/>
-        </w:rPr>
-      </w:pPr>
-      <w:r>
-        <w:rPr>
-          <w:rFonts w:ascii="Times New Roman" w:hAnsi="Times New Roman" w:cs="Times New Roman"/>
-          <w:bCs/>
-        </w:rPr>
         <w:t>UROPS: Ms. Gianella Pacho</w:t>
       </w:r>
     </w:p>
@@ -9474,22 +9423,7 @@
         <w:rPr>
           <w:rFonts w:ascii="Times New Roman" w:hAnsi="Times New Roman" w:cs="Times New Roman"/>
         </w:rPr>
-        <w:lastRenderedPageBreak/>
-        <w:t xml:space="preserve">Winter Research Intern 2013, Department of Biotechnology, Indian Institute of Technology – Kharagpur (2013-14). ‘Utilization of Petroleum Hydrocarbon and Oxidation of </w:t>
-      </w:r>
-      <w:proofErr w:type="gramStart"/>
-      <w:r>
-        <w:rPr>
-          <w:rFonts w:ascii="Times New Roman" w:hAnsi="Times New Roman" w:cs="Times New Roman"/>
-        </w:rPr>
-        <w:t>As(</w:t>
-      </w:r>
-      <w:proofErr w:type="gramEnd"/>
-      <w:r>
-        <w:rPr>
-          <w:rFonts w:ascii="Times New Roman" w:hAnsi="Times New Roman" w:cs="Times New Roman"/>
-        </w:rPr>
-        <w:t>III) by Bacterial Strains Isolated from Arsenic Contaminated Sites in West Bengal (India)’.</w:t>
+        <w:t>Winter Research Intern 2013, Department of Biotechnology, Indian Institute of Technology – Kharagpur (2013-14). ‘Utilization of Petroleum Hydrocarbon and Oxidation of As(III) by Bacterial Strains Isolated from Arsenic Contaminated Sites in West Bengal (India)’.</w:t>
       </w:r>
     </w:p>
     <w:p>

--- a/assets/pdfs/Tirtha_Das_Banerjee_CV.docx
+++ b/assets/pdfs/Tirtha_Das_Banerjee_CV.docx
@@ -4478,27 +4478,7 @@
           <w:sz w:val="22"/>
           <w:szCs w:val="22"/>
         </w:rPr>
-        <w:t xml:space="preserve"> 29, 114735. </w:t>
-      </w:r>
-      <w:proofErr w:type="gramStart"/>
-      <w:r>
-        <w:rPr>
-          <w:rFonts w:ascii="Times New Roman" w:hAnsi="Times New Roman" w:cs="Times New Roman"/>
-          <w:bCs/>
-          <w:sz w:val="22"/>
-          <w:szCs w:val="22"/>
-        </w:rPr>
-        <w:t>doi:10.1016/j.isci</w:t>
-      </w:r>
-      <w:proofErr w:type="gramEnd"/>
-      <w:r>
-        <w:rPr>
-          <w:rFonts w:ascii="Times New Roman" w:hAnsi="Times New Roman" w:cs="Times New Roman"/>
-          <w:bCs/>
-          <w:sz w:val="22"/>
-          <w:szCs w:val="22"/>
-        </w:rPr>
-        <w:t>.2026.114735</w:t>
+        <w:t xml:space="preserve"> 29, 114735. doi:10.1016/j.isci.2026.114735</w:t>
       </w:r>
       <w:r>
         <w:rPr>
@@ -4787,27 +4767,7 @@
           <w:sz w:val="22"/>
           <w:szCs w:val="22"/>
         </w:rPr>
-        <w:t xml:space="preserve"> July 2023 issue. doi: 10.1126/</w:t>
-      </w:r>
-      <w:proofErr w:type="gramStart"/>
-      <w:r>
-        <w:rPr>
-          <w:rFonts w:ascii="Times New Roman" w:hAnsi="Times New Roman" w:cs="Times New Roman"/>
-          <w:bCs/>
-          <w:sz w:val="22"/>
-          <w:szCs w:val="22"/>
-        </w:rPr>
-        <w:t>sciadv.adg</w:t>
-      </w:r>
-      <w:proofErr w:type="gramEnd"/>
-      <w:r>
-        <w:rPr>
-          <w:rFonts w:ascii="Times New Roman" w:hAnsi="Times New Roman" w:cs="Times New Roman"/>
-          <w:bCs/>
-          <w:sz w:val="22"/>
-          <w:szCs w:val="22"/>
-        </w:rPr>
-        <w:t>3877.</w:t>
+        <w:t xml:space="preserve"> July 2023 issue. doi: 10.1126/sciadv.adg3877.</w:t>
       </w:r>
     </w:p>
     <w:p>
@@ -9370,7 +9330,6 @@
         </w:rPr>
         <w:t xml:space="preserve">Lee Cheng </w:t>
       </w:r>
-      <w:proofErr w:type="gramStart"/>
       <w:r>
         <w:rPr>
           <w:rFonts w:ascii="Times New Roman" w:hAnsi="Times New Roman" w:cs="Times New Roman"/>
@@ -9389,7 +9348,6 @@
         </w:rPr>
         <w:t>(</w:t>
       </w:r>
-      <w:proofErr w:type="gramEnd"/>
       <w:r>
         <w:rPr>
           <w:rFonts w:ascii="Times New Roman" w:hAnsi="Times New Roman" w:cs="Times New Roman"/>
@@ -10139,7 +10097,7 @@
             <w:rStyle w:val="Hyperlink"/>
             <w:rFonts w:ascii="Times New Roman" w:hAnsi="Times New Roman" w:cs="Times New Roman"/>
           </w:rPr>
-          <w:t>https://tdblab.github.io/hcrprobedesigner/hcr_22.1.html</w:t>
+          <w:t>https://tirthadasbanerjee.com/hcrprobedesigner/hcr_22.1.html</w:t>
         </w:r>
       </w:hyperlink>
     </w:p>
@@ -10157,7 +10115,7 @@
             <w:rStyle w:val="Hyperlink"/>
             <w:rFonts w:ascii="Times New Roman" w:hAnsi="Times New Roman" w:cs="Times New Roman"/>
           </w:rPr>
-          <w:t>https://tdblab.github.io/rgbhcr/rgb_2.html</w:t>
+          <w:t>https://tirthadasbanerjee.com/rgbhcr/rgb_2.html</w:t>
         </w:r>
       </w:hyperlink>
     </w:p>
@@ -10166,39 +10124,45 @@
         <w:pStyle w:val="NoSpacing"/>
         <w:jc w:val="both"/>
         <w:rPr>
-          <w:sz w:val="20"/>
-          <w:szCs w:val="20"/>
-        </w:rPr>
-      </w:pPr>
-      <w:r>
-        <w:rPr>
-          <w:rFonts w:ascii="Times New Roman" w:hAnsi="Times New Roman" w:cs="Times New Roman"/>
-        </w:rPr>
-        <w:t xml:space="preserve">Merge: A python based tool to create composite 2D images of z-slices or maximum projection of </w:t>
-      </w:r>
-      <w:r>
-        <w:rPr>
-          <w:rFonts w:ascii="Times New Roman" w:hAnsi="Times New Roman" w:cs="Times New Roman"/>
-          <w:i/>
-          <w:iCs/>
-        </w:rPr>
-        <w:t>in-situ</w:t>
-      </w:r>
-      <w:r>
-        <w:rPr>
-          <w:rFonts w:ascii="Times New Roman" w:hAnsi="Times New Roman" w:cs="Times New Roman"/>
-        </w:rPr>
-        <w:t xml:space="preserve"> data for multiplex-FISH applications. GitHub: </w:t>
-      </w:r>
+          <w:rFonts w:ascii="Times New Roman" w:hAnsi="Times New Roman" w:cs="Times New Roman"/>
+        </w:rPr>
+      </w:pPr>
       <w:hyperlink r:id="rId19" w:history="1">
         <w:r>
           <w:rPr>
             <w:rStyle w:val="Hyperlink"/>
             <w:rFonts w:ascii="Times New Roman" w:hAnsi="Times New Roman" w:cs="Times New Roman"/>
           </w:rPr>
-          <w:t>https://github.com/tdblab/RAMFISH</w:t>
+          <w:t>https://tirthadasbanerjee.com/assets/tools/ramfishmerger.html</w:t>
         </w:r>
       </w:hyperlink>
+    </w:p>
+    <w:p>
+      <w:pPr>
+        <w:pStyle w:val="NoSpacing"/>
+        <w:jc w:val="both"/>
+        <w:rPr>
+          <w:rFonts w:ascii="Times New Roman" w:hAnsi="Times New Roman" w:cs="Times New Roman"/>
+        </w:rPr>
+      </w:pPr>
+      <w:hyperlink r:id="rId20" w:history="1">
+        <w:r>
+          <w:rPr>
+            <w:rStyle w:val="Hyperlink"/>
+            <w:rFonts w:ascii="Times New Roman" w:hAnsi="Times New Roman" w:cs="Times New Roman"/>
+          </w:rPr>
+          <w:t>https://tirthadasbanerjee.com/assets/tools/alignment.html</w:t>
+        </w:r>
+      </w:hyperlink>
+    </w:p>
+    <w:p>
+      <w:pPr>
+        <w:pStyle w:val="NoSpacing"/>
+        <w:jc w:val="both"/>
+        <w:rPr>
+          <w:rFonts w:ascii="Times New Roman" w:hAnsi="Times New Roman" w:cs="Times New Roman"/>
+        </w:rPr>
+      </w:pPr>
     </w:p>
     <w:p>
       <w:pPr>
@@ -10510,25 +10474,7 @@
           <w:sz w:val="22"/>
           <w:szCs w:val="22"/>
         </w:rPr>
-        <w:t xml:space="preserve">Winter Research Intern 2013, Department of Biotechnology, Indian Institute of Technology – Kharagpur (2013-14). ‘Utilization of Petroleum Hydrocarbon and Oxidation of </w:t>
-      </w:r>
-      <w:proofErr w:type="gramStart"/>
-      <w:r>
-        <w:rPr>
-          <w:rFonts w:ascii="Times New Roman" w:hAnsi="Times New Roman" w:cs="Times New Roman"/>
-          <w:sz w:val="22"/>
-          <w:szCs w:val="22"/>
-        </w:rPr>
-        <w:t>As(</w:t>
-      </w:r>
-      <w:proofErr w:type="gramEnd"/>
-      <w:r>
-        <w:rPr>
-          <w:rFonts w:ascii="Times New Roman" w:hAnsi="Times New Roman" w:cs="Times New Roman"/>
-          <w:sz w:val="22"/>
-          <w:szCs w:val="22"/>
-        </w:rPr>
-        <w:t>III) by Bacterial Strains Isolated from Arsenic Contaminated Sites in West Bengal (India)’.</w:t>
+        <w:t>Winter Research Intern 2013, Department of Biotechnology, Indian Institute of Technology – Kharagpur (2013-14). ‘Utilization of Petroleum Hydrocarbon and Oxidation of As(III) by Bacterial Strains Isolated from Arsenic Contaminated Sites in West Bengal (India)’.</w:t>
       </w:r>
     </w:p>
     <w:p>
